--- a/40_DOCS/Supervisor_Drafts/Pricing, Control Years, and Contract Value.docx
+++ b/40_DOCS/Supervisor_Drafts/Pricing, Control Years, and Contract Value.docx
@@ -5,688 +5,2501 @@
     <w:p>
       <w:pPr>
         <w:pStyle w:val="Title"/>
+      </w:pPr>
+      <w:r>
+        <w:t>Pricing, Control Years, and Contract Value</w:t>
+      </w:r>
+    </w:p>
+    <w:p>
+      <w:pPr/>
+      <w:r>
+        <w:t>This document covers the first version of the player model (xNPV 0). It explains how the model turns a skater's projected production into dollars, and how it adds those dollars up over a contract and the restricted years that follow it.</w:t>
+      </w:r>
+    </w:p>
+    <w:p>
+      <w:pPr>
+        <w:pStyle w:val="Heading1"/>
+      </w:pPr>
+      <w:r>
+        <w:t>1. The Problem and the Approach</w:t>
+      </w:r>
+    </w:p>
+    <w:p>
+      <w:pPr/>
+      <w:r>
+        <w:t>A club that acquires a player acquires the seasons left on his contract. Those seasons have not been played, so the club cannot observe what they are worth. What it needs is an estimate of their surplus, which is the market value of the player's production minus the cap hit the club pays for him. If the contract ends with the player still a restricted free agent, the club also keeps his rights for a few more years, and those years carry surplus too.</w:t>
+      </w:r>
+    </w:p>
+    <w:p>
+      <w:pPr/>
+      <w:r>
+        <w:t>The model builds that estimate season by season. The Data, Production, and Aging document projects the player's wins above replacement (WAR) for each remaining season. This document picks up from there, in the order the code works:</w:t>
+      </w:r>
+    </w:p>
+    <w:p>
+      <w:pPr>
+        <w:ind w:left="720" w:hanging="360"/>
+      </w:pPr>
+      <w:r>
+        <w:t>1.</w:t>
+        <w:tab/>
+        <w:t>It prices each projected season with a price line fitted on real contracts (Section 2).</w:t>
+      </w:r>
+    </w:p>
+    <w:p>
+      <w:pPr>
+        <w:ind w:left="720" w:hanging="360"/>
+      </w:pPr>
+      <w:r>
+        <w:t>2.</w:t>
+        <w:tab/>
+        <w:t>It allows for the league-minimum salary and for uncertainty in the projection (Section 3).</w:t>
+      </w:r>
+    </w:p>
+    <w:p>
+      <w:pPr>
+        <w:ind w:left="720" w:hanging="360"/>
+      </w:pPr>
+      <w:r>
+        <w:t>3.</w:t>
+        <w:tab/>
+        <w:t>It weights each future season by the chance the player is still in the NHL to play it (Section 4).</w:t>
+      </w:r>
+    </w:p>
+    <w:p>
+      <w:pPr>
+        <w:ind w:left="720" w:hanging="360"/>
+      </w:pPr>
+      <w:r>
+        <w:t>4.</w:t>
+        <w:tab/>
+        <w:t>It discounts each season's surplus and adds the seasons up (Section 5).</w:t>
+      </w:r>
+    </w:p>
+    <w:p>
+      <w:pPr>
+        <w:ind w:left="720" w:hanging="360"/>
+      </w:pPr>
+      <w:r>
+        <w:t>5.</w:t>
+        <w:tab/>
+        <w:t>It adds the surplus from the restricted years after the contract ends (Section 6).</w:t>
+      </w:r>
+    </w:p>
+    <w:p>
+      <w:pPr/>
+      <w:r>
+        <w:t>Section 7 walks one contract through each step. Goaltenders use a simpler version of the same chain (Section 8).</w:t>
+      </w:r>
+    </w:p>
+    <w:p>
+      <w:pPr>
+        <w:pStyle w:val="Heading1"/>
+      </w:pPr>
+      <w:r>
+        <w:t>2. Turning Wins into Dollars</w:t>
+      </w:r>
+    </w:p>
+    <w:p>
+      <w:pPr>
+        <w:pStyle w:val="Heading2"/>
+      </w:pPr>
+      <w:r>
+        <w:t>The price line</w:t>
+      </w:r>
+    </w:p>
+    <w:p>
+      <w:pPr/>
+      <w:r>
+        <w:t>The model needs a dollar value for a win, and it takes that value from what clubs pay. It fits a price line, which is the relationship between a skater's trailing production and his cap hit, on 2,349 skater contracts that started from 2018 through 2025. Trailing production is the weighted average of a player's Bacon WAR in the two seasons before the contract, 60% on the more recent season and 40% on the one before. It is the same quantity the model later prices, so the line and the inputs it is applied to are in the same units.</w:t>
+      </w:r>
+    </w:p>
+    <w:p>
+      <w:pPr/>
+      <w:r>
+        <w:t>Both salary and the league minimum are measured as shares of that season's salary cap. A $5 million contract meant more under a $79.5 million cap than under a $95.5 million one, and cap shares put contracts from different seasons on one scale.</w:t>
+      </w:r>
+    </w:p>
+    <w:p>
+      <w:pPr/>
+      <w:r>
+        <w:t>The fitted line is:</w:t>
+      </w:r>
+    </w:p>
+    <w:p>
+      <w:pPr>
+        <w:ind w:left="720"/>
+      </w:pPr>
+      <w:r>
         <w:rPr>
-          <w:rFonts w:asciiTheme="minorHAnsi" w:hAnsiTheme="minorHAnsi" w:cstheme="minorHAnsi"/>
+          <w:rFonts w:ascii="Cambria Math" w:hAnsi="Cambria Math"/>
         </w:rPr>
+        <w:t>cap share = 0.0132478 + 0.0212323 × WAR, for a forward</w:t>
+      </w:r>
+    </w:p>
+    <w:p>
+      <w:pPr>
+        <w:ind w:left="720"/>
       </w:pPr>
       <w:r>
         <w:rPr>
-          <w:rFonts w:asciiTheme="minorHAnsi" w:hAnsiTheme="minorHAnsi" w:cstheme="minorHAnsi"/>
+          <w:rFonts w:ascii="Cambria Math" w:hAnsi="Cambria Math"/>
         </w:rPr>
-        <w:t>Pricing, Control Years, and Contract Value</w:t>
-      </w:r>
-    </w:p>
-    <w:p>
-      <w:pPr>
+        <w:t>cap share = 0.0132478 + 0.0241026 × WAR, for a defenceman</w:t>
+      </w:r>
+    </w:p>
+    <w:p>
+      <w:pPr/>
+      <w:r>
+        <w:t>At the 2025-26 cap of $95.5 million, a player at zero WAR is priced at $1.265 million. Each projected win adds $2.028 million for a forward and $2.302 million for a defenceman. A two-win forward is priced at $1.265 million plus two wins at $2.028 million, about $5.32 million. A two-win defenceman is priced at about $5.87 million. The two positions share one intercept because, at zero trailing wins, forwards and defencemen are paid the same median salary, $0.886 million.</w:t>
+      </w:r>
+    </w:p>
+    <w:p>
+      <w:pPr>
+        <w:pStyle w:val="Heading2"/>
+      </w:pPr>
+      <w:r>
+        <w:t>Why a censored regression</w:t>
+      </w:r>
+    </w:p>
+    <w:p>
+      <w:pPr/>
+      <w:r>
+        <w:t>Of the 2,349 contracts, 529 pay exactly the league minimum. A player cannot be paid less, even if his production would command less, so those salaries are a floor and not a negotiated price. An ordinary regression would treat them as market prices and flatten the line. The model instead uses a censored regression, also called a Tobit model. For a salary above the minimum, it asks how close the line comes to the observed pay. For a minimum salary, it asks how likely the line is to place the player at or below the minimum. This keeps those 529 contracts in the fit without treating the floor as a price. The method assumes that the price rises in a straight line with production and that the unexplained differences around the line follow a bell-shaped distribution.</w:t>
+      </w:r>
+    </w:p>
+    <w:p>
+      <w:pPr>
+        <w:pStyle w:val="Heading2"/>
+      </w:pPr>
+      <w:r>
+        <w:t>What else was tried</w:t>
+      </w:r>
+    </w:p>
+    <w:p>
+      <w:pPr/>
+      <w:r>
+        <w:t>Each choice in the price line was tested against an alternative.</w:t>
+      </w:r>
+    </w:p>
+    <w:p>
+      <w:pPr>
+        <w:pStyle w:val="ListParagraph"/>
+        <w:numPr>
+          <w:ilvl w:val="0"/>
+          <w:numId w:val="1"/>
+        </w:numPr>
+      </w:pPr>
+      <w:r>
+        <w:t>Shape. A line that let the price per win change with production fitted the observed salaries better but predicted held-out salaries less accurately. The straight line was kept.</w:t>
+      </w:r>
+    </w:p>
+    <w:p>
+      <w:pPr>
+        <w:pStyle w:val="ListParagraph"/>
+        <w:numPr>
+          <w:ilvl w:val="0"/>
+          <w:numId w:val="1"/>
+        </w:numPr>
+      </w:pPr>
+      <w:r>
+        <w:t>Contract length. A longer contract might signal that a club expects more than recent production shows. The test asked whether term predicts later production after accounting for trailing production. Production was measured as average annual GV-adj, converted to wins, over the three seasons after signing, for 1,781 contracts. GV-adj contains no Bacon input (see the Circularity and Game Value document). Each extra contract year went with -0.0135 wins a season, with a 95% interval from -0.0360 to +0.0089. The interval includes zero, so length is left out of the price line. For forwards alone, the estimate was +0.0273, with an interval from +0.0028 to +0.0518. That subgroup result has not been adopted.</w:t>
+      </w:r>
+    </w:p>
+    <w:p>
+      <w:pPr>
+        <w:pStyle w:val="ListParagraph"/>
+        <w:numPr>
+          <w:ilvl w:val="0"/>
+          <w:numId w:val="1"/>
+        </w:numPr>
+      </w:pPr>
+      <w:r>
+        <w:t>Restricted and unrestricted free agents. One price line or two? The difference between the two markets was not detectable (F = 0.12, p = 0.887), so one line prices both.</w:t>
+      </w:r>
+    </w:p>
+    <w:p>
+      <w:pPr>
+        <w:pStyle w:val="ListParagraph"/>
+        <w:numPr>
+          <w:ilvl w:val="0"/>
+          <w:numId w:val="1"/>
+        </w:numPr>
+      </w:pPr>
+      <w:r>
+        <w:t>Stability over time. The line holds the relationship between production and cap share fixed across the sample. Cap shares remove the cap's size but do not prove that the relationship is stable. A test comparing 2018-19 with the flat-cap seasons found no detectable break (p = 0.75). A marginal cheapening after 2023 (p = 0.044) is treated as noise.</w:t>
+      </w:r>
+    </w:p>
+    <w:p>
+      <w:pPr>
+        <w:pStyle w:val="ListParagraph"/>
+        <w:numPr>
+          <w:ilvl w:val="0"/>
+          <w:numId w:val="1"/>
+        </w:numPr>
+      </w:pPr>
+      <w:r>
+        <w:t>Sample window. The sample starts in 2018 because earlier coverage is thin and selected: 63, 223, and 452 contracts start in 2015, 2016, and 2017, against roughly 700 a year afterward.</w:t>
+      </w:r>
+    </w:p>
+    <w:p>
+      <w:pPr/>
+      <w:r>
+        <w:t>The take-away is that the model prices a win at what clubs paid for one from 2018 to 2025, and the price line survives each test of its shape.</w:t>
+      </w:r>
+    </w:p>
+    <w:p>
+      <w:pPr>
+        <w:pStyle w:val="Heading1"/>
+      </w:pPr>
+      <w:r>
+        <w:t>3. The League Minimum and Forecast Uncertainty</w:t>
+      </w:r>
+    </w:p>
+    <w:p>
+      <w:pPr>
+        <w:pStyle w:val="Heading2"/>
+      </w:pPr>
+      <w:r>
+        <w:t>The floor</w:t>
+      </w:r>
+    </w:p>
+    <w:p>
+      <w:pPr/>
+      <w:r>
+        <w:t>A replacement-level player can always be signed at the league minimum, so no season is valued below it. The valuation season is priced on trailing production itself, and its value is raised to the minimum if the price line puts it lower. At the 2025-26 cap, the line reaches the minimum ($775,000) only below about -0.24 wins, so the floor binds only on players whose trailing production is about a quarter of a win below replacement or worse.</w:t>
+      </w:r>
+    </w:p>
+    <w:p>
+      <w:pPr>
+        <w:pStyle w:val="Heading2"/>
+      </w:pPr>
+      <w:r>
+        <w:t>Pricing the range of outcomes in future seasons</w:t>
+      </w:r>
+    </w:p>
+    <w:p>
+      <w:pPr/>
+      <w:r>
+        <w:t>A projection is a best guess, and the actual season can land above or below it. If the price were a straight line all the way down, pricing the best guess would give the same answer as pricing each possible outcome and averaging. The floor breaks that. It cuts off the bad outcomes and leaves the good ones, so for a player near the floor the average outcome is worth more than the best guess.</w:t>
+      </w:r>
+    </w:p>
+    <w:p>
+      <w:pPr/>
+      <w:r>
+        <w:t>To capture that, the model applies the floor to each outcome in a bell-shaped range around the projection and values the season at the average. The width of the range comes from the projection's own record. Its mean absolute error in a backcast was 0.522 wins one season out, 0.735 two seasons out, and 0.803 three seasons out. For a bell-shaped distribution, the standard deviation is about 1.2533 times the mean absolute error. Beyond three seasons the three-season figure is held flat, a placeholder and not an estimate. The valuation season has no spread, because its production is observed. The average has an exact formula, so no simulation is needed:</w:t>
+      </w:r>
+    </w:p>
+    <w:p>
+      <w:pPr>
+        <w:ind w:left="720"/>
+      </w:pPr>
+      <w:r>
         <w:rPr>
-          <w:rFonts w:asciiTheme="minorHAnsi" w:hAnsiTheme="minorHAnsi" w:cstheme="minorHAnsi"/>
+          <w:rFonts w:ascii="Cambria Math" w:hAnsi="Cambria Math"/>
         </w:rPr>
+        <w:t>expected value = F × Φ(d) + μ × (1 − Φ(d)) + σ × φ(d),   with d = (F − μ) / σ</w:t>
+      </w:r>
+    </w:p>
+    <w:p>
+      <w:pPr/>
+      <w:r>
+        <w:t>Here F is the floor, μ is the price of the projection, σ is the standard deviation of value in dollars, Φ is the share of a bell curve below d, and φ is its height at d.</w:t>
+      </w:r>
+    </w:p>
+    <w:p>
+      <w:pPr>
+        <w:keepNext/>
       </w:pPr>
       <w:r>
         <w:rPr>
-          <w:rFonts w:asciiTheme="minorHAnsi" w:hAnsiTheme="minorHAnsi" w:cstheme="minorHAnsi"/>
+          <w:b/>
         </w:rPr>
-        <w:t>The player model estimates what a player's projected production would command in salary and subtracts the contract's cap cost. For future seasons, it weights that production value by the probability that the player remains in the NHL and discounts the resulting surplus to the valuation date. If the player remains under restricted-free-agent control after the contract expires, the model also adds the expected surplus from those additional years.</w:t>
+        <w:t>Table 1.</w:t>
+      </w:r>
+      <w:r>
+        <w:t xml:space="preserve"> A forward's value one season out (2026-27, from a 2025 valuation)</w:t>
+      </w:r>
+    </w:p>
+    <w:tbl>
+      <w:tblPr>
+        <w:tblW w:type="auto" w:w="0"/>
+        <w:jc w:val="center"/>
+        <w:tblBorders>
+          <w:top w:val="single" w:sz="4" w:space="0" w:color="808080"/>
+          <w:left w:val="single" w:sz="4" w:space="0" w:color="808080"/>
+          <w:bottom w:val="single" w:sz="4" w:space="0" w:color="808080"/>
+          <w:right w:val="single" w:sz="4" w:space="0" w:color="808080"/>
+          <w:insideH w:val="single" w:sz="4" w:space="0" w:color="808080"/>
+          <w:insideV w:val="single" w:sz="4" w:space="0" w:color="808080"/>
+        </w:tblBorders>
+        <w:tblLayout w:type="fixed"/>
+        <w:tblLook w:firstColumn="1" w:firstRow="1" w:lastColumn="0" w:lastRow="0" w:noHBand="0" w:noVBand="1" w:val="04A0"/>
+      </w:tblPr>
+      <w:tblGrid>
+        <w:gridCol w:w="2340"/>
+        <w:gridCol w:w="2340"/>
+        <w:gridCol w:w="2340"/>
+        <w:gridCol w:w="2340"/>
+      </w:tblGrid>
+      <w:tr>
+        <w:trPr>
+          <w:tblHeader w:val="true"/>
+        </w:trPr>
+        <w:tc>
+          <w:tcPr>
+            <w:tcW w:type="dxa" w:w="1560"/>
+            <w:shd w:val="clear" w:color="auto" w:fill="D9E2F3"/>
+          </w:tcPr>
+          <w:p>
+            <w:pPr>
+              <w:spacing w:after="0" w:before="0"/>
+            </w:pPr>
+            <w:r>
+              <w:rPr>
+                <w:b/>
+                <w:sz w:val="19"/>
+              </w:rPr>
+              <w:t>Projected WAR</w:t>
+            </w:r>
+          </w:p>
+        </w:tc>
+        <w:tc>
+          <w:tcPr>
+            <w:tcW w:type="dxa" w:w="2760"/>
+            <w:shd w:val="clear" w:color="auto" w:fill="D9E2F3"/>
+          </w:tcPr>
+          <w:p>
+            <w:pPr>
+              <w:spacing w:after="0" w:before="0"/>
+              <w:jc w:val="center"/>
+            </w:pPr>
+            <w:r>
+              <w:rPr>
+                <w:b/>
+                <w:sz w:val="19"/>
+              </w:rPr>
+              <w:t>Price of the projection</w:t>
+            </w:r>
+          </w:p>
+        </w:tc>
+        <w:tc>
+          <w:tcPr>
+            <w:tcW w:type="dxa" w:w="3840"/>
+            <w:shd w:val="clear" w:color="auto" w:fill="D9E2F3"/>
+          </w:tcPr>
+          <w:p>
+            <w:pPr>
+              <w:spacing w:after="0" w:before="0"/>
+              <w:jc w:val="center"/>
+            </w:pPr>
+            <w:r>
+              <w:rPr>
+                <w:b/>
+                <w:sz w:val="19"/>
+              </w:rPr>
+              <w:t>Value over the range of outcomes</w:t>
+            </w:r>
+          </w:p>
+        </w:tc>
+        <w:tc>
+          <w:tcPr>
+            <w:tcW w:type="dxa" w:w="1200"/>
+            <w:shd w:val="clear" w:color="auto" w:fill="D9E2F3"/>
+          </w:tcPr>
+          <w:p>
+            <w:pPr>
+              <w:spacing w:after="0" w:before="0"/>
+              <w:jc w:val="center"/>
+            </w:pPr>
+            <w:r>
+              <w:rPr>
+                <w:b/>
+                <w:sz w:val="19"/>
+              </w:rPr>
+              <w:t>Difference</w:t>
+            </w:r>
+          </w:p>
+        </w:tc>
+      </w:tr>
+      <w:tr>
+        <w:tc>
+          <w:tcPr>
+            <w:tcW w:type="dxa" w:w="1560"/>
+          </w:tcPr>
+          <w:p>
+            <w:pPr>
+              <w:spacing w:after="0" w:before="0"/>
+            </w:pPr>
+            <w:r>
+              <w:rPr>
+                <w:sz w:val="19"/>
+              </w:rPr>
+              <w:t>0.00</w:t>
+            </w:r>
+          </w:p>
+        </w:tc>
+        <w:tc>
+          <w:tcPr>
+            <w:tcW w:type="dxa" w:w="2760"/>
+          </w:tcPr>
+          <w:p>
+            <w:pPr>
+              <w:spacing w:after="0" w:before="0"/>
+              <w:jc w:val="center"/>
+            </w:pPr>
+            <w:r>
+              <w:rPr>
+                <w:sz w:val="19"/>
+              </w:rPr>
+              <w:t>$1.303M</w:t>
+            </w:r>
+          </w:p>
+        </w:tc>
+        <w:tc>
+          <w:tcPr>
+            <w:tcW w:type="dxa" w:w="3840"/>
+          </w:tcPr>
+          <w:p>
+            <w:pPr>
+              <w:spacing w:after="0" w:before="0"/>
+              <w:jc w:val="center"/>
+            </w:pPr>
+            <w:r>
+              <w:rPr>
+                <w:sz w:val="19"/>
+              </w:rPr>
+              <w:t>$1.651M</w:t>
+            </w:r>
+          </w:p>
+        </w:tc>
+        <w:tc>
+          <w:tcPr>
+            <w:tcW w:type="dxa" w:w="1200"/>
+          </w:tcPr>
+          <w:p>
+            <w:pPr>
+              <w:spacing w:after="0" w:before="0"/>
+              <w:jc w:val="center"/>
+            </w:pPr>
+            <w:r>
+              <w:rPr>
+                <w:sz w:val="19"/>
+              </w:rPr>
+              <w:t>+$348K</w:t>
+            </w:r>
+          </w:p>
+        </w:tc>
+      </w:tr>
+      <w:tr>
+        <w:tc>
+          <w:tcPr>
+            <w:tcW w:type="dxa" w:w="1560"/>
+          </w:tcPr>
+          <w:p>
+            <w:pPr>
+              <w:spacing w:after="0" w:before="0"/>
+            </w:pPr>
+            <w:r>
+              <w:rPr>
+                <w:sz w:val="19"/>
+              </w:rPr>
+              <w:t>0.25</w:t>
+            </w:r>
+          </w:p>
+        </w:tc>
+        <w:tc>
+          <w:tcPr>
+            <w:tcW w:type="dxa" w:w="2760"/>
+          </w:tcPr>
+          <w:p>
+            <w:pPr>
+              <w:spacing w:after="0" w:before="0"/>
+              <w:jc w:val="center"/>
+            </w:pPr>
+            <w:r>
+              <w:rPr>
+                <w:sz w:val="19"/>
+              </w:rPr>
+              <w:t>$1.825M</w:t>
+            </w:r>
+          </w:p>
+        </w:tc>
+        <w:tc>
+          <w:tcPr>
+            <w:tcW w:type="dxa" w:w="3840"/>
+          </w:tcPr>
+          <w:p>
+            <w:pPr>
+              <w:spacing w:after="0" w:before="0"/>
+              <w:jc w:val="center"/>
+            </w:pPr>
+            <w:r>
+              <w:rPr>
+                <w:sz w:val="19"/>
+              </w:rPr>
+              <w:t>$2.016M</w:t>
+            </w:r>
+          </w:p>
+        </w:tc>
+        <w:tc>
+          <w:tcPr>
+            <w:tcW w:type="dxa" w:w="1200"/>
+          </w:tcPr>
+          <w:p>
+            <w:pPr>
+              <w:spacing w:after="0" w:before="0"/>
+              <w:jc w:val="center"/>
+            </w:pPr>
+            <w:r>
+              <w:rPr>
+                <w:sz w:val="19"/>
+              </w:rPr>
+              <w:t>+$191K</w:t>
+            </w:r>
+          </w:p>
+        </w:tc>
+      </w:tr>
+      <w:tr>
+        <w:tc>
+          <w:tcPr>
+            <w:tcW w:type="dxa" w:w="1560"/>
+          </w:tcPr>
+          <w:p>
+            <w:pPr>
+              <w:spacing w:after="0" w:before="0"/>
+            </w:pPr>
+            <w:r>
+              <w:rPr>
+                <w:sz w:val="19"/>
+              </w:rPr>
+              <w:t>0.50</w:t>
+            </w:r>
+          </w:p>
+        </w:tc>
+        <w:tc>
+          <w:tcPr>
+            <w:tcW w:type="dxa" w:w="2760"/>
+          </w:tcPr>
+          <w:p>
+            <w:pPr>
+              <w:spacing w:after="0" w:before="0"/>
+              <w:jc w:val="center"/>
+            </w:pPr>
+            <w:r>
+              <w:rPr>
+                <w:sz w:val="19"/>
+              </w:rPr>
+              <w:t>$2.347M</w:t>
+            </w:r>
+          </w:p>
+        </w:tc>
+        <w:tc>
+          <w:tcPr>
+            <w:tcW w:type="dxa" w:w="3840"/>
+          </w:tcPr>
+          <w:p>
+            <w:pPr>
+              <w:spacing w:after="0" w:before="0"/>
+              <w:jc w:val="center"/>
+            </w:pPr>
+            <w:r>
+              <w:rPr>
+                <w:sz w:val="19"/>
+              </w:rPr>
+              <w:t>$2.442M</w:t>
+            </w:r>
+          </w:p>
+        </w:tc>
+        <w:tc>
+          <w:tcPr>
+            <w:tcW w:type="dxa" w:w="1200"/>
+          </w:tcPr>
+          <w:p>
+            <w:pPr>
+              <w:spacing w:after="0" w:before="0"/>
+              <w:jc w:val="center"/>
+            </w:pPr>
+            <w:r>
+              <w:rPr>
+                <w:sz w:val="19"/>
+              </w:rPr>
+              <w:t>+$95K</w:t>
+            </w:r>
+          </w:p>
+        </w:tc>
+      </w:tr>
+      <w:tr>
+        <w:tc>
+          <w:tcPr>
+            <w:tcW w:type="dxa" w:w="1560"/>
+          </w:tcPr>
+          <w:p>
+            <w:pPr>
+              <w:spacing w:after="0" w:before="0"/>
+            </w:pPr>
+            <w:r>
+              <w:rPr>
+                <w:sz w:val="19"/>
+              </w:rPr>
+              <w:t>1.00</w:t>
+            </w:r>
+          </w:p>
+        </w:tc>
+        <w:tc>
+          <w:tcPr>
+            <w:tcW w:type="dxa" w:w="2760"/>
+          </w:tcPr>
+          <w:p>
+            <w:pPr>
+              <w:spacing w:after="0" w:before="0"/>
+              <w:jc w:val="center"/>
+            </w:pPr>
+            <w:r>
+              <w:rPr>
+                <w:sz w:val="19"/>
+              </w:rPr>
+              <w:t>$3.392M</w:t>
+            </w:r>
+          </w:p>
+        </w:tc>
+        <w:tc>
+          <w:tcPr>
+            <w:tcW w:type="dxa" w:w="3840"/>
+          </w:tcPr>
+          <w:p>
+            <w:pPr>
+              <w:spacing w:after="0" w:before="0"/>
+              <w:jc w:val="center"/>
+            </w:pPr>
+            <w:r>
+              <w:rPr>
+                <w:sz w:val="19"/>
+              </w:rPr>
+              <w:t>$3.408M</w:t>
+            </w:r>
+          </w:p>
+        </w:tc>
+        <w:tc>
+          <w:tcPr>
+            <w:tcW w:type="dxa" w:w="1200"/>
+          </w:tcPr>
+          <w:p>
+            <w:pPr>
+              <w:spacing w:after="0" w:before="0"/>
+              <w:jc w:val="center"/>
+            </w:pPr>
+            <w:r>
+              <w:rPr>
+                <w:sz w:val="19"/>
+              </w:rPr>
+              <w:t>+$17K</w:t>
+            </w:r>
+          </w:p>
+        </w:tc>
+      </w:tr>
+      <w:tr>
+        <w:tc>
+          <w:tcPr>
+            <w:tcW w:type="dxa" w:w="1560"/>
+          </w:tcPr>
+          <w:p>
+            <w:pPr>
+              <w:spacing w:after="0" w:before="0"/>
+            </w:pPr>
+            <w:r>
+              <w:rPr>
+                <w:sz w:val="19"/>
+              </w:rPr>
+              <w:t>2.00</w:t>
+            </w:r>
+          </w:p>
+        </w:tc>
+        <w:tc>
+          <w:tcPr>
+            <w:tcW w:type="dxa" w:w="2760"/>
+          </w:tcPr>
+          <w:p>
+            <w:pPr>
+              <w:spacing w:after="0" w:before="0"/>
+              <w:jc w:val="center"/>
+            </w:pPr>
+            <w:r>
+              <w:rPr>
+                <w:sz w:val="19"/>
+              </w:rPr>
+              <w:t>$5.480M</w:t>
+            </w:r>
+          </w:p>
+        </w:tc>
+        <w:tc>
+          <w:tcPr>
+            <w:tcW w:type="dxa" w:w="3840"/>
+          </w:tcPr>
+          <w:p>
+            <w:pPr>
+              <w:spacing w:after="0" w:before="0"/>
+              <w:jc w:val="center"/>
+            </w:pPr>
+            <w:r>
+              <w:rPr>
+                <w:sz w:val="19"/>
+              </w:rPr>
+              <w:t>$5.480M</w:t>
+            </w:r>
+          </w:p>
+        </w:tc>
+        <w:tc>
+          <w:tcPr>
+            <w:tcW w:type="dxa" w:w="1200"/>
+          </w:tcPr>
+          <w:p>
+            <w:pPr>
+              <w:spacing w:after="0" w:before="0"/>
+              <w:jc w:val="center"/>
+            </w:pPr>
+            <w:r>
+              <w:rPr>
+                <w:sz w:val="19"/>
+              </w:rPr>
+              <w:t>$0K</w:t>
+            </w:r>
+          </w:p>
+        </w:tc>
+      </w:tr>
+    </w:tbl>
+    <w:p>
+      <w:pPr/>
+    </w:p>
+    <w:p>
+      <w:pPr/>
+      <w:r>
+        <w:t>The ceiling is $98.365 million and the minimum $850,000. The standard deviation of value is $1.366 million.</w:t>
+      </w:r>
+    </w:p>
+    <w:p>
+      <w:pPr/>
+      <w:r>
+        <w:t>The correction is largest for players projected near zero wins and vanishes by two wins. Before it was adopted, it was measured at a mean of +$68,200 per contract, with a median of zero, on an earlier price line. One limit remains: projections below replacement are already set to zero wins (see the Data, Production, and Aging document), so a symmetric range around them overstates the upside. That affects about 9.5% of projected seasons.</w:t>
       </w:r>
     </w:p>
     <w:p>
       <w:pPr>
         <w:pStyle w:val="Heading1"/>
+      </w:pPr>
+      <w:r>
+        <w:t>4. The Chance a Player Is Still in the League</w:t>
+      </w:r>
+    </w:p>
+    <w:p>
+      <w:pPr/>
+      <w:r>
+        <w:t>A projection assumes the player plays. Some players do not: a career-ending injury, a move to Europe, or retirement removes them from the league. The model, therefore, weights each future season by survival, which is the chance the player is still in the NHL to produce it.</w:t>
+      </w:r>
+    </w:p>
+    <w:p>
+      <w:pPr/>
+      <w:r>
+        <w:t>The yearly chance of leaving, the exit hazard, comes from the WAR panel. For each skater-season with at least ten games, an exit is a season with no NHL appearance the following year. A logistic regression relates exit to the player's quality and age. Quality has four groups by WAR (below 0, 0 to 1, 1 to 3, and 3 or more), and age has five (22 and under, 23-26, 27-30, 31-34, and 35 and over). Each group enters once, with no interactions, so the table has eight parameters.</w:t>
+      </w:r>
+    </w:p>
+    <w:p>
+      <w:pPr/>
+      <w:r>
+        <w:t>The regression replaces a simpler table. An earlier version used the raw exit rate in each of the twenty cells. Two of those cells, young stars and stars aged 31-34, had no exits, so the table claimed those players were certain to stay. The regression removes that false certainty.</w:t>
+      </w:r>
+    </w:p>
+    <w:p>
+      <w:pPr/>
+      <w:r>
+        <w:t>The model estimates the hazard only on seasons a club could see on the valuation date. These are exits observed from 2008-09 through the season before the valuation. An earlier table was fitted on 2018-2024 for each valuation date. Against it, the new window improved the prediction of exits (Brier score 0.2143 against 0.2275, where lower is better) and of season WAR (root mean squared error 0.8591 against 0.8619). Both improvements held in 2,000 of 2,000 resamples of players.</w:t>
+      </w:r>
+    </w:p>
+    <w:p>
+      <w:pPr/>
+      <w:r>
+        <w:t>Survival compounds. To reach season k, a player must stay through each season before it, so survival in season k is the product of one minus the hazard for each earlier season. The hazard for the step into season k is read from the player's projected quality and age in season k − 1, the season he is leaving. The valuation season has survival 1.</w:t>
+      </w:r>
+    </w:p>
+    <w:p>
+      <w:pPr/>
+      <w:r>
+        <w:t>In the 2018-2024 transitions, established players rarely left, at about 1% a year for stars and regulars. Fringe and below-replacement players left at 10.3% and 19.4% a year, and the rates rose steeply with age. Some exits are temporary: 18.4% of players who left returned within two years, so the hazard overstates permanent loss somewhat.</w:t>
+      </w:r>
+    </w:p>
+    <w:p>
+      <w:pPr/>
+      <w:r>
+        <w:t>The hazard does not double-count the aging curve. The aging curve is built from players who appear in consecutive seasons, so it describes decline among players who keep playing. The hazard covers the one event the curve cannot see, a player leaving the league entirely.</w:t>
+      </w:r>
+    </w:p>
+    <w:p>
+      <w:pPr>
+        <w:pStyle w:val="Heading1"/>
+      </w:pPr>
+      <w:r>
+        <w:t>5. Adding Up the Contract</w:t>
+      </w:r>
+    </w:p>
+    <w:p>
+      <w:pPr>
+        <w:pStyle w:val="Heading2"/>
+      </w:pPr>
+      <w:r>
+        <w:t>Which contracts count</w:t>
+      </w:r>
+    </w:p>
+    <w:p>
+      <w:pPr/>
+      <w:r>
+        <w:t>The valuation covers the contract the player is playing in the valuation season plus each extension he signed by the valuation date. The default valuation date is July 1 of the valuation season, and any date up to the following June 30 is allowed. An extension joins only if its signing date is on file and falls on or before that date, so the model never values an extension before it was agreed. Extension seasons are priced like any other contract season, against their real cap hit.</w:t>
+      </w:r>
+    </w:p>
+    <w:p>
+      <w:pPr>
+        <w:pStyle w:val="Heading2"/>
+      </w:pPr>
+      <w:r>
+        <w:t>The formula</w:t>
+      </w:r>
+    </w:p>
+    <w:p>
+      <w:pPr/>
+      <w:r>
+        <w:t>For each remaining season k, counted in years after the valuation season, the model computes:</w:t>
+      </w:r>
+    </w:p>
+    <w:p>
+      <w:pPr>
+        <w:ind w:left="720"/>
+      </w:pPr>
+      <w:r>
         <w:rPr>
-          <w:rFonts w:asciiTheme="minorHAnsi" w:hAnsiTheme="minorHAnsi" w:cstheme="minorHAnsi"/>
+          <w:rFonts w:ascii="Cambria Math" w:hAnsi="Cambria Math"/>
         </w:rPr>
+        <w:t>present value of season k = (S_k × V_k − C_k) / 1.03^k</w:t>
+      </w:r>
+    </w:p>
+    <w:p>
+      <w:pPr/>
+      <w:r>
+        <w:t>Here V_k is the value of projected production in dollars (Sections 2 and 3), S_k is survival (Section 4), and C_k is the cap hit. The model sums these seasons and adds the present value of any restricted control years (Section 6). In the valuation season, k is zero and survival is one, so neither survival nor discounting reduces that season.</w:t>
+      </w:r>
+    </w:p>
+    <w:p>
+      <w:pPr>
+        <w:pStyle w:val="Heading2"/>
+      </w:pPr>
+      <w:r>
+        <w:t>Survival scales value, not cost</w:t>
+      </w:r>
+    </w:p>
+    <w:p>
+      <w:pPr/>
+      <w:r>
+        <w:t>Survival multiplies production value only. A player who leaves stops producing, but his cap hit does not automatically disappear, because injured and buried players still count against the cap. For example, $5 million of production value with 90% survival contributes $4.5 million. Against a $4 million cap hit, the surplus is $500,000, or about $485,000 if the season is one year away. Multiplying the net $1 million by 90% would give $900,000 and would wrongly reduce the cost along with the production. The model keeps the full cap hit even when the player leaves. It does not calculate the relief that retirement can bring, so it overstates the cost where that relief applies.</w:t>
+      </w:r>
+    </w:p>
+    <w:p>
+      <w:pPr>
+        <w:pStyle w:val="Heading2"/>
+      </w:pPr>
+      <w:r>
+        <w:t>The 3% rate</w:t>
+      </w:r>
+    </w:p>
+    <w:p>
+      <w:pPr/>
+      <w:r>
+        <w:t>Future cap ceilings are the ceiling known on the valuation date, grown at 3% a year. The model never uses a later, observed ceiling, so a 2019 valuation does not know the cap froze in 2020. Future surplus is discounted at the same 3%. The two uses fit together. A season's value grows with the projected ceiling, so it holds constant as a share of the cap, while a fixed cap hit becomes relatively cheaper each year. Discounting at the same rate expresses each future dollar in valuation-date cap terms. The 3% figure is a planning assumption.</w:t>
+      </w:r>
+    </w:p>
+    <w:p>
+      <w:pPr/>
+      <w:r>
+        <w:t>The model adds no discount for managerial impatience. The trade study exists to measure that behaviour, and building it into the rate would assume the answer. A preference for near-term production would not on its own show impatience either, because competitive position, uncertainty, and private information can explain it.</w:t>
+      </w:r>
+    </w:p>
+    <w:p>
+      <w:pPr/>
+      <w:r>
+        <w:t>A negative total means the contract costs more than the market price of its expected production. Team fit, private information, or avoiding a future negotiation may explain why a club accepts one. The model also leaves out the cost of losing cap flexibility through a long commitment. Adding it would lower the value of long contracts further.</w:t>
+      </w:r>
+    </w:p>
+    <w:p>
+      <w:pPr>
+        <w:pStyle w:val="Heading1"/>
+      </w:pPr>
+      <w:r>
+        <w:t>6. Value after a Restricted Contract Expires</w:t>
+      </w:r>
+    </w:p>
+    <w:p>
+      <w:pPr>
+        <w:pStyle w:val="Heading2"/>
+      </w:pPr>
+      <w:r>
+        <w:t>Why control years have value</w:t>
+      </w:r>
+    </w:p>
+    <w:p>
+      <w:pPr/>
+      <w:r>
+        <w:t>When a contract expires into unrestricted free agency, the club keeps nothing, so the model assigns zero. When it expires into restricted free agency, the club keeps the player's rights until he becomes eligible for unrestricted free agency. It can retain him with a qualifying offer, a one-year offer set by a formula in the collective agreement, which is usually well below what his production is worth. The surplus from those control years is the terminal value.</w:t>
+      </w:r>
+    </w:p>
+    <w:p>
+      <w:pPr/>
+      <w:r>
+        <w:t>The value side continues the same projection through the control years, with the same price line and floor. The floor is applied directly here, without the range of outcomes used during the contract.</w:t>
+      </w:r>
+    </w:p>
+    <w:p>
+      <w:pPr>
+        <w:pStyle w:val="Heading2"/>
+      </w:pPr>
+      <w:r>
+        <w:t>The cost of keeping the player</w:t>
+      </w:r>
+    </w:p>
+    <w:p>
+      <w:pPr/>
+      <w:r>
+        <w:t>The model assumes the club keeps the player on successive one-year qualifying offers, each built from the one before:</w:t>
+      </w:r>
+    </w:p>
+    <w:p>
+      <w:pPr>
+        <w:pStyle w:val="ListParagraph"/>
+        <w:numPr>
+          <w:ilvl w:val="0"/>
+          <w:numId w:val="1"/>
+        </w:numPr>
+      </w:pPr>
+      <w:r>
+        <w:t>For offseasons through 2025, a base salary up to $660,000 rises by 10%. A salary between $660,000 and $1 million rises by 5%, capped at $1 million. A salary of $1 million or more is repeated. For contracts signed after July 2020, the offer cannot exceed 120% of the contract's cap hit.</w:t>
+      </w:r>
+    </w:p>
+    <w:p>
+      <w:pPr>
+        <w:pStyle w:val="ListParagraph"/>
+        <w:numPr>
+          <w:ilvl w:val="0"/>
+          <w:numId w:val="1"/>
+        </w:numPr>
+      </w:pPr>
+      <w:r>
+        <w:t>For offseasons from 2026, the bands move to $1.25 million and $1.75 million, and the 120% cap applies to salaries above $1.75 million.</w:t>
+      </w:r>
+    </w:p>
+    <w:p>
+      <w:pPr>
+        <w:pStyle w:val="ListParagraph"/>
+        <w:numPr>
+          <w:ilvl w:val="0"/>
+          <w:numId w:val="1"/>
+        </w:numPr>
+      </w:pPr>
+      <w:r>
+        <w:t>Each offer is raised to that season's league minimum.</w:t>
+      </w:r>
+    </w:p>
+    <w:p>
+      <w:pPr/>
+      <w:r>
+        <w:t>For example, a $900,000 base salary produces a $945,000 offer. The next offer is calculated from $945,000.</w:t>
+      </w:r>
+    </w:p>
+    <w:p>
+      <w:pPr/>
+      <w:r>
+        <w:t>Two inputs are approximated. The spine has no signing dates, so the model uses the contract's first season in place of its signing date when it decides whether the 120% cap applies. If the final-year base salary is missing, it uses the highest base salary recorded on the same contract, and the average annual value only if the contract carries no salary. Substitutes were needed for 355 of 1,439 expiring deals checked.</w:t>
+      </w:r>
+    </w:p>
+    <w:p>
+      <w:pPr/>
+      <w:r>
+        <w:t>Real renewals can involve arbitration or negotiated salaries and terms. Among 1,439 restricted expiries with an observed next contract, the next cap hit equalled or exceeded the modelled first offer in 48.3% of cases. The median difference was -$10,000 and the mean was +$690,000: the typical renewal costs about the offer, but the expensive renewals raise the average a great deal. Where retention costs more than the offer, the model overstates surplus.</w:t>
+      </w:r>
+    </w:p>
+    <w:p>
+      <w:pPr>
+        <w:pStyle w:val="Heading2"/>
+      </w:pPr>
+      <w:r>
+        <w:t>Accounting for players who are not kept</w:t>
+      </w:r>
+    </w:p>
+    <w:p>
+      <w:pPr/>
+      <w:r>
+        <w:t>Control is a right, not an obligation. The club qualifies the player while he is worth more than the offer and walks away when he is not. Once it walks away, the rights are gone. The model, therefore, stops counting control-year surplus at the first year in which projected value falls below the offer, and a later rebound cannot restore it.</w:t>
+      </w:r>
+    </w:p>
+    <w:p>
+      <w:pPr/>
+      <w:r>
+        <w:t>Positive surplus on paper does not guarantee that clubs keep a player. On the price line, a player at zero wins is still worth more than a typical offer, so nearly any control year looks worth keeping. In practice clubs walk away from many marginal players. To allow for that, the model weights each control year by the observed qualification rate for players of similar projected quality. The rates come from each qualify-or-walk decision on contracts ending 2018-2024 and are re-estimated on each run.</w:t>
+      </w:r>
+    </w:p>
+    <w:p>
+      <w:pPr>
+        <w:keepNext/>
       </w:pPr>
       <w:r>
         <w:rPr>
-          <w:rFonts w:asciiTheme="minorHAnsi" w:hAnsiTheme="minorHAnsi" w:cstheme="minorHAnsi"/>
+          <w:b/>
         </w:rPr>
-        <w:t>1. Turning Wins into Dollars</w:t>
-      </w:r>
-    </w:p>
-    <w:p>
-      <w:pPr>
+        <w:t>Table 2.</w:t>
+      </w:r>
+      <w:r>
+        <w:t xml:space="preserve"> Observed qualification rates</w:t>
+      </w:r>
+    </w:p>
+    <w:tbl>
+      <w:tblPr>
+        <w:tblW w:type="auto" w:w="0"/>
+        <w:jc w:val="center"/>
+        <w:tblBorders>
+          <w:top w:val="single" w:sz="4" w:space="0" w:color="808080"/>
+          <w:left w:val="single" w:sz="4" w:space="0" w:color="808080"/>
+          <w:bottom w:val="single" w:sz="4" w:space="0" w:color="808080"/>
+          <w:right w:val="single" w:sz="4" w:space="0" w:color="808080"/>
+          <w:insideH w:val="single" w:sz="4" w:space="0" w:color="808080"/>
+          <w:insideV w:val="single" w:sz="4" w:space="0" w:color="808080"/>
+        </w:tblBorders>
+        <w:tblLayout w:type="fixed"/>
+        <w:tblLook w:firstColumn="1" w:firstRow="1" w:lastColumn="0" w:lastRow="0" w:noHBand="0" w:noVBand="1" w:val="04A0"/>
+      </w:tblPr>
+      <w:tblGrid>
+        <w:gridCol w:w="3120"/>
+        <w:gridCol w:w="3120"/>
+        <w:gridCol w:w="3120"/>
+      </w:tblGrid>
+      <w:tr>
+        <w:trPr>
+          <w:tblHeader w:val="true"/>
+        </w:trPr>
+        <w:tc>
+          <w:tcPr>
+            <w:tcW w:type="dxa" w:w="6918"/>
+            <w:shd w:val="clear" w:color="auto" w:fill="D9E2F3"/>
+          </w:tcPr>
+          <w:p>
+            <w:pPr>
+              <w:spacing w:after="0" w:before="0"/>
+            </w:pPr>
+            <w:r>
+              <w:rPr>
+                <w:b/>
+                <w:sz w:val="19"/>
+              </w:rPr>
+              <w:t>Quality (WAR)</w:t>
+            </w:r>
+          </w:p>
+        </w:tc>
+        <w:tc>
+          <w:tcPr>
+            <w:tcW w:type="dxa" w:w="1221"/>
+            <w:shd w:val="clear" w:color="auto" w:fill="D9E2F3"/>
+          </w:tcPr>
+          <w:p>
+            <w:pPr>
+              <w:spacing w:after="0" w:before="0"/>
+              <w:jc w:val="center"/>
+            </w:pPr>
+            <w:r>
+              <w:rPr>
+                <w:b/>
+                <w:sz w:val="19"/>
+              </w:rPr>
+              <w:t>Qualified</w:t>
+            </w:r>
+          </w:p>
+        </w:tc>
+        <w:tc>
+          <w:tcPr>
+            <w:tcW w:type="dxa" w:w="1221"/>
+            <w:shd w:val="clear" w:color="auto" w:fill="D9E2F3"/>
+          </w:tcPr>
+          <w:p>
+            <w:pPr>
+              <w:spacing w:after="0" w:before="0"/>
+              <w:jc w:val="center"/>
+            </w:pPr>
+            <w:r>
+              <w:rPr>
+                <w:b/>
+                <w:sz w:val="19"/>
+              </w:rPr>
+              <w:t>Decisions</w:t>
+            </w:r>
+          </w:p>
+        </w:tc>
+      </w:tr>
+      <w:tr>
+        <w:tc>
+          <w:tcPr>
+            <w:tcW w:type="dxa" w:w="6918"/>
+          </w:tcPr>
+          <w:p>
+            <w:pPr>
+              <w:spacing w:after="0" w:before="0"/>
+            </w:pPr>
+            <w:r>
+              <w:rPr>
+                <w:sz w:val="19"/>
+              </w:rPr>
+              <w:t>Star (3 or more)</w:t>
+            </w:r>
+          </w:p>
+        </w:tc>
+        <w:tc>
+          <w:tcPr>
+            <w:tcW w:type="dxa" w:w="1221"/>
+          </w:tcPr>
+          <w:p>
+            <w:pPr>
+              <w:spacing w:after="0" w:before="0"/>
+              <w:jc w:val="center"/>
+            </w:pPr>
+            <w:r>
+              <w:rPr>
+                <w:sz w:val="19"/>
+              </w:rPr>
+              <w:t>100.0%</w:t>
+            </w:r>
+          </w:p>
+        </w:tc>
+        <w:tc>
+          <w:tcPr>
+            <w:tcW w:type="dxa" w:w="1221"/>
+          </w:tcPr>
+          <w:p>
+            <w:pPr>
+              <w:spacing w:after="0" w:before="0"/>
+              <w:jc w:val="center"/>
+            </w:pPr>
+            <w:r>
+              <w:rPr>
+                <w:sz w:val="19"/>
+              </w:rPr>
+              <w:t>22</w:t>
+            </w:r>
+          </w:p>
+        </w:tc>
+      </w:tr>
+      <w:tr>
+        <w:tc>
+          <w:tcPr>
+            <w:tcW w:type="dxa" w:w="6918"/>
+          </w:tcPr>
+          <w:p>
+            <w:pPr>
+              <w:spacing w:after="0" w:before="0"/>
+            </w:pPr>
+            <w:r>
+              <w:rPr>
+                <w:sz w:val="19"/>
+              </w:rPr>
+              <w:t>Regular (1 to 3)</w:t>
+            </w:r>
+          </w:p>
+        </w:tc>
+        <w:tc>
+          <w:tcPr>
+            <w:tcW w:type="dxa" w:w="1221"/>
+          </w:tcPr>
+          <w:p>
+            <w:pPr>
+              <w:spacing w:after="0" w:before="0"/>
+              <w:jc w:val="center"/>
+            </w:pPr>
+            <w:r>
+              <w:rPr>
+                <w:sz w:val="19"/>
+              </w:rPr>
+              <w:t>93.2%</w:t>
+            </w:r>
+          </w:p>
+        </w:tc>
+        <w:tc>
+          <w:tcPr>
+            <w:tcW w:type="dxa" w:w="1221"/>
+          </w:tcPr>
+          <w:p>
+            <w:pPr>
+              <w:spacing w:after="0" w:before="0"/>
+              <w:jc w:val="center"/>
+            </w:pPr>
+            <w:r>
+              <w:rPr>
+                <w:sz w:val="19"/>
+              </w:rPr>
+              <w:t>190</w:t>
+            </w:r>
+          </w:p>
+        </w:tc>
+      </w:tr>
+      <w:tr>
+        <w:tc>
+          <w:tcPr>
+            <w:tcW w:type="dxa" w:w="6918"/>
+          </w:tcPr>
+          <w:p>
+            <w:pPr>
+              <w:spacing w:after="0" w:before="0"/>
+            </w:pPr>
+            <w:r>
+              <w:rPr>
+                <w:sz w:val="19"/>
+              </w:rPr>
+              <w:t>Fringe (0 to 1)</w:t>
+            </w:r>
+          </w:p>
+        </w:tc>
+        <w:tc>
+          <w:tcPr>
+            <w:tcW w:type="dxa" w:w="1221"/>
+          </w:tcPr>
+          <w:p>
+            <w:pPr>
+              <w:spacing w:after="0" w:before="0"/>
+              <w:jc w:val="center"/>
+            </w:pPr>
+            <w:r>
+              <w:rPr>
+                <w:sz w:val="19"/>
+              </w:rPr>
+              <w:t>79.3%</w:t>
+            </w:r>
+          </w:p>
+        </w:tc>
+        <w:tc>
+          <w:tcPr>
+            <w:tcW w:type="dxa" w:w="1221"/>
+          </w:tcPr>
+          <w:p>
+            <w:pPr>
+              <w:spacing w:after="0" w:before="0"/>
+              <w:jc w:val="center"/>
+            </w:pPr>
+            <w:r>
+              <w:rPr>
+                <w:sz w:val="19"/>
+              </w:rPr>
+              <w:t>595</w:t>
+            </w:r>
+          </w:p>
+        </w:tc>
+      </w:tr>
+      <w:tr>
+        <w:tc>
+          <w:tcPr>
+            <w:tcW w:type="dxa" w:w="6918"/>
+          </w:tcPr>
+          <w:p>
+            <w:pPr>
+              <w:spacing w:after="0" w:before="0"/>
+            </w:pPr>
+            <w:r>
+              <w:rPr>
+                <w:sz w:val="19"/>
+              </w:rPr>
+              <w:t>Below replacement (below 0, or no recent NHL games)</w:t>
+            </w:r>
+          </w:p>
+        </w:tc>
+        <w:tc>
+          <w:tcPr>
+            <w:tcW w:type="dxa" w:w="1221"/>
+          </w:tcPr>
+          <w:p>
+            <w:pPr>
+              <w:spacing w:after="0" w:before="0"/>
+              <w:jc w:val="center"/>
+            </w:pPr>
+            <w:r>
+              <w:rPr>
+                <w:sz w:val="19"/>
+              </w:rPr>
+              <w:t>67.3%</w:t>
+            </w:r>
+          </w:p>
+        </w:tc>
+        <w:tc>
+          <w:tcPr>
+            <w:tcW w:type="dxa" w:w="1221"/>
+          </w:tcPr>
+          <w:p>
+            <w:pPr>
+              <w:spacing w:after="0" w:before="0"/>
+              <w:jc w:val="center"/>
+            </w:pPr>
+            <w:r>
+              <w:rPr>
+                <w:sz w:val="19"/>
+              </w:rPr>
+              <w:t>1,463</w:t>
+            </w:r>
+          </w:p>
+        </w:tc>
+      </w:tr>
+      <w:tr>
+        <w:tc>
+          <w:tcPr>
+            <w:tcW w:type="dxa" w:w="6918"/>
+          </w:tcPr>
+          <w:p>
+            <w:pPr>
+              <w:spacing w:after="0" w:before="0"/>
+            </w:pPr>
+            <w:r>
+              <w:rPr>
+                <w:sz w:val="19"/>
+              </w:rPr>
+              <w:t>All</w:t>
+            </w:r>
+          </w:p>
+        </w:tc>
+        <w:tc>
+          <w:tcPr>
+            <w:tcW w:type="dxa" w:w="1221"/>
+          </w:tcPr>
+          <w:p>
+            <w:pPr>
+              <w:spacing w:after="0" w:before="0"/>
+              <w:jc w:val="center"/>
+            </w:pPr>
+            <w:r>
+              <w:rPr>
+                <w:sz w:val="19"/>
+              </w:rPr>
+              <w:t>73.0%</w:t>
+            </w:r>
+          </w:p>
+        </w:tc>
+        <w:tc>
+          <w:tcPr>
+            <w:tcW w:type="dxa" w:w="1221"/>
+          </w:tcPr>
+          <w:p>
+            <w:pPr>
+              <w:spacing w:after="0" w:before="0"/>
+              <w:jc w:val="center"/>
+            </w:pPr>
+            <w:r>
+              <w:rPr>
+                <w:sz w:val="19"/>
+              </w:rPr>
+              <w:t>2,270</w:t>
+            </w:r>
+          </w:p>
+        </w:tc>
+      </w:tr>
+    </w:tbl>
+    <w:p>
+      <w:pPr/>
+    </w:p>
+    <w:p>
+      <w:pPr/>
+      <w:r>
+        <w:t>The rates are estimated by each player's trailing WAR at the time of the decision and applied to each control year's projected WAR. Players with no recent NHL production have no trailing WAR to sort them by. An earlier version dropped them, but they are exactly the players clubs let go, so they now count as below replacement. This raised the sample from 1,231 to 2,270 decisions and the walk-away rate from 21.3% to 27.0%, and it left the star, regular, and fringe rates unchanged. The 100% star rate rests on 22 decisions and treats that small sample's outcome as certain.</w:t>
+      </w:r>
+    </w:p>
+    <w:p>
+      <w:pPr/>
+      <w:r>
+        <w:t>The rates compound, because a player let go in year two cannot be qualified in year three. With $1 million of surplus a year and an 80% qualification rate, the model counts $800,000 in the first control year and $640,000 in the second, before discounting.</w:t>
+      </w:r>
+    </w:p>
+    <w:p>
+      <w:pPr/>
+      <w:r>
+        <w:t>The qualification rates replace the exit hazard during control years. They come from real decisions, which already include players who left, so applying both would count the same risk twice. Two gaps remain. The qualification chain starts at 1 when the contract expires, so it does not carry the chance the player left before expiry. It also asks only whether the club qualifies the player, not whether a qualified player then plays. A qualified player still leaves the league at about 13.1% a year, and that is not counted.</w:t>
+      </w:r>
+    </w:p>
+    <w:p>
+      <w:pPr>
+        <w:pStyle w:val="Heading1"/>
+      </w:pPr>
+      <w:r>
+        <w:t>7. A Worked Contract</w:t>
+      </w:r>
+    </w:p>
+    <w:p>
+      <w:pPr/>
+      <w:r>
+        <w:t>The example below shows each quantity in the order the code multiplies them. It is an illustration, not a real player. The price line, cap path, minimum, and spread are the model's own. The aging ratios and exit rates are typical values chosen for the example.</w:t>
+      </w:r>
+    </w:p>
+    <w:p>
+      <w:pPr/>
+      <w:r>
+        <w:t>The player is a forward valued on July 1, 2025, with four seasons left at a $4 million cap hit, expiring into unrestricted free agency. He produced 2.2 WAR in 2024-25 and 1.7 in 2023-24, so his trailing production is 0.6 × 2.2 + 0.4 × 1.7 = 2.00 wins. The aging curve lowers it by 3%, 7%, and 12% over the next three seasons.</w:t>
+      </w:r>
+    </w:p>
+    <w:p>
+      <w:pPr>
+        <w:keepNext/>
+      </w:pPr>
+      <w:r>
         <w:rPr>
-          <w:rFonts w:asciiTheme="minorHAnsi" w:hAnsiTheme="minorHAnsi" w:cstheme="minorHAnsi"/>
+          <w:b/>
         </w:rPr>
-      </w:pPr>
-      <w:r>
-        <w:rPr>
-          <w:rFonts w:asciiTheme="minorHAnsi" w:hAnsiTheme="minorHAnsi" w:cstheme="minorHAnsi"/>
-        </w:rPr>
-        <w:t>The skater price equation is estimated on 2,349 contracts starting from 2018 through 2025. Both salary and the league minimum are measured as shares of that season's salary cap. Using cap shares makes contracts from different salary environments comparable.</w:t>
-      </w:r>
-    </w:p>
-    <w:p>
-      <w:pPr>
-        <w:rPr>
-          <w:rFonts w:asciiTheme="minorHAnsi" w:hAnsiTheme="minorHAnsi" w:cstheme="minorHAnsi"/>
-        </w:rPr>
-      </w:pPr>
-      <w:r>
-        <w:rPr>
-          <w:rFonts w:asciiTheme="minorHAnsi" w:hAnsiTheme="minorHAnsi" w:cstheme="minorHAnsi"/>
-        </w:rPr>
-        <w:t>Of the 2,349 contracts, 529 pay the league minimum. A player cannot be paid less than that amount, even if his production would otherwise command a lower salary. The model handles this constraint with a censored regression, also called a Tobit model. For salaries above the minimum, it measures how closely the equation predicts observed pay. For minimum-salary contracts, it measures how likely the equation is to place the player at or below the minimum. This retains those observations without treating the salary floor as an unrestricted market price.</w:t>
-      </w:r>
-    </w:p>
-    <w:p>
-      <w:pPr>
-        <w:rPr>
-          <w:rFonts w:asciiTheme="minorHAnsi" w:hAnsiTheme="minorHAnsi" w:cstheme="minorHAnsi"/>
-        </w:rPr>
-      </w:pPr>
-      <w:r>
-        <w:rPr>
-          <w:rFonts w:asciiTheme="minorHAnsi" w:hAnsiTheme="minorHAnsi" w:cstheme="minorHAnsi"/>
-        </w:rPr>
-        <w:t>The calculation assumes that underlying price changes in a straight line with production and that unexplained differences around that line follow a bell-shaped distribution.</w:t>
-      </w:r>
-    </w:p>
-    <w:p>
-      <w:pPr>
-        <w:rPr>
-          <w:rFonts w:asciiTheme="minorHAnsi" w:hAnsiTheme="minorHAnsi" w:cstheme="minorHAnsi"/>
-        </w:rPr>
-      </w:pPr>
-      <w:r>
-        <w:rPr>
-          <w:rFonts w:asciiTheme="minorHAnsi" w:hAnsiTheme="minorHAnsi" w:cstheme="minorHAnsi"/>
-        </w:rPr>
-        <w:t>The sample begins in 2018 because earlier contract coverage is thin. The export contains 63, 223, and 452 contracts starting in 2015, 2016, and 2017, compared with roughly 700 a year afterward. The estimation uses the later window for its broader coverage.</w:t>
-      </w:r>
-    </w:p>
-    <w:p>
-      <w:pPr>
-        <w:rPr>
-          <w:rFonts w:asciiTheme="minorHAnsi" w:hAnsiTheme="minorHAnsi" w:cstheme="minorHAnsi"/>
-        </w:rPr>
-      </w:pPr>
-      <w:r>
-        <w:rPr>
-          <w:rFonts w:asciiTheme="minorHAnsi" w:hAnsiTheme="minorHAnsi" w:cstheme="minorHAnsi"/>
-        </w:rPr>
-        <w:t xml:space="preserve">The equation gives a player at zero WAR a price of about 1.325% of the cap. Each projected win adds 2.123% of the cap for a forward or 2.410% for a defenceman. </w:t>
-      </w:r>
-    </w:p>
-    <w:p>
-      <w:pPr>
-        <w:rPr>
-          <w:rFonts w:asciiTheme="minorHAnsi" w:hAnsiTheme="minorHAnsi" w:cstheme="minorHAnsi"/>
-        </w:rPr>
-      </w:pPr>
-      <w:r>
-        <w:rPr>
-          <w:rFonts w:asciiTheme="minorHAnsi" w:hAnsiTheme="minorHAnsi" w:cstheme="minorHAnsi"/>
-        </w:rPr>
-        <w:t>At a $95.5 million cap, a two-win forward is priced at about $5.32 million: $1.265 million at zero WAR plus two wins at $2.028 million each. A two-win defenceman is priced at about $5.87 million. Subtracting a $4 million cap hit leaves $1.32 million or $1.87 million in surplus for that season, before forecast uncertainty, exit risk, and discounting.</w:t>
-      </w:r>
-    </w:p>
-    <w:p>
-      <w:pPr>
-        <w:rPr>
-          <w:rFonts w:asciiTheme="minorHAnsi" w:hAnsiTheme="minorHAnsi" w:cstheme="minorHAnsi"/>
-        </w:rPr>
-      </w:pPr>
-      <w:r>
-        <w:rPr>
-          <w:rFonts w:asciiTheme="minorHAnsi" w:hAnsiTheme="minorHAnsi" w:cstheme="minorHAnsi"/>
-        </w:rPr>
-        <w:t>A nonlinear alternative allowed the price per win to change with production level. It fitted observed salaries better but predicted held-out salaries less accurately, so the straight-line specification was retained.</w:t>
-      </w:r>
-    </w:p>
-    <w:p>
-      <w:pPr>
-        <w:rPr>
-          <w:rFonts w:asciiTheme="minorHAnsi" w:hAnsiTheme="minorHAnsi" w:cstheme="minorHAnsi"/>
-        </w:rPr>
-      </w:pPr>
-      <w:r>
-        <w:rPr>
-          <w:rFonts w:asciiTheme="minorHAnsi" w:hAnsiTheme="minorHAnsi" w:cstheme="minorHAnsi"/>
-        </w:rPr>
-        <w:t>A longer contract may indicate that a club expects more from a player than his recent production suggests. The contract-length test therefore asked whether term helped predict subsequent production after accounting for the player's trailing WAR baseline.</w:t>
-      </w:r>
-    </w:p>
-    <w:p>
-      <w:pPr>
-        <w:rPr>
-          <w:rFonts w:asciiTheme="minorHAnsi" w:hAnsiTheme="minorHAnsi" w:cstheme="minorHAnsi"/>
-        </w:rPr>
-      </w:pPr>
-      <w:r>
-        <w:rPr>
-          <w:rFonts w:asciiTheme="minorHAnsi" w:hAnsiTheme="minorHAnsi" w:cstheme="minorHAnsi"/>
-        </w:rPr>
-        <w:lastRenderedPageBreak/>
-        <w:t>The main comparison used 1,781 contracts and measured production as average annual adjusted Game Value, converted to wins, over the three seasons after signing. Game Value contains no WAR input, so the outcome is constructed separately from the baseline. Each additional contract year was associated with -0.0135 wins per season, with a 95% interval from -0.0360 to +0.0089. Because this interval includes zero, the result did not justify increasing projected production for longer contracts.</w:t>
-      </w:r>
-      <w:r>
-        <w:rPr>
-          <w:rFonts w:asciiTheme="minorHAnsi" w:hAnsiTheme="minorHAnsi" w:cstheme="minorHAnsi"/>
-        </w:rPr>
-        <w:t xml:space="preserve"> </w:t>
-      </w:r>
-      <w:r>
-        <w:rPr>
-          <w:rFonts w:asciiTheme="minorHAnsi" w:hAnsiTheme="minorHAnsi" w:cstheme="minorHAnsi"/>
-        </w:rPr>
-        <w:t xml:space="preserve">For forwards alone, the association was +0.0273 wins per season per additional contract year, with a 95% interval from +0.0028 to +0.0518. This subgroup result has not been adopted in the price equation. </w:t>
-      </w:r>
-    </w:p>
-    <w:p>
-      <w:pPr>
-        <w:rPr>
-          <w:rFonts w:asciiTheme="minorHAnsi" w:hAnsiTheme="minorHAnsi" w:cstheme="minorHAnsi"/>
-        </w:rPr>
-      </w:pPr>
-      <w:r>
-        <w:rPr>
-          <w:rFonts w:asciiTheme="minorHAnsi" w:hAnsiTheme="minorHAnsi" w:cstheme="minorHAnsi"/>
-        </w:rPr>
-        <w:t>A separate test found little evidence that RFA and UFA skaters required different price equations (F = 0.12; p = 0.887), so the model uses one equation for both groups. An exploratory test of star RFAs remains outside the model. Adopting that addition requires testing the star cutoff, refitting the current sample, and recalculating the affected valuations.</w:t>
-      </w:r>
-    </w:p>
-    <w:p>
-      <w:pPr>
-        <w:rPr>
-          <w:rFonts w:asciiTheme="minorHAnsi" w:hAnsiTheme="minorHAnsi" w:cstheme="minorHAnsi"/>
-        </w:rPr>
-      </w:pPr>
-      <w:r>
-        <w:rPr>
-          <w:rFonts w:asciiTheme="minorHAnsi" w:hAnsiTheme="minorHAnsi" w:cstheme="minorHAnsi"/>
-        </w:rPr>
-        <w:t>The equation holds the relationship between production and cap-adjusted pay constant across the sample. Measuring salaries as cap shares accounts for the cap's size but does not prove that this relationship is stable. A test comparing the pre-COVID growth years (2018-2019) with the flat-cap years (2020-2022) found no detectable change (p = 0.75).</w:t>
+        <w:t>Table 3.</w:t>
+      </w:r>
+      <w:r>
+        <w:t xml:space="preserve"> An illustrative four-year contract</w:t>
+      </w:r>
+    </w:p>
+    <w:tbl>
+      <w:tblPr>
+        <w:tblW w:type="auto" w:w="0"/>
+        <w:jc w:val="center"/>
+        <w:tblBorders>
+          <w:top w:val="single" w:sz="4" w:space="0" w:color="808080"/>
+          <w:left w:val="single" w:sz="4" w:space="0" w:color="808080"/>
+          <w:bottom w:val="single" w:sz="4" w:space="0" w:color="808080"/>
+          <w:right w:val="single" w:sz="4" w:space="0" w:color="808080"/>
+          <w:insideH w:val="single" w:sz="4" w:space="0" w:color="808080"/>
+          <w:insideV w:val="single" w:sz="4" w:space="0" w:color="808080"/>
+        </w:tblBorders>
+        <w:tblLayout w:type="fixed"/>
+        <w:tblLook w:firstColumn="1" w:firstRow="1" w:lastColumn="0" w:lastRow="0" w:noHBand="0" w:noVBand="1" w:val="04A0"/>
+      </w:tblPr>
+      <w:tblGrid>
+        <w:gridCol w:w="1040"/>
+        <w:gridCol w:w="1040"/>
+        <w:gridCol w:w="1040"/>
+        <w:gridCol w:w="1040"/>
+        <w:gridCol w:w="1040"/>
+        <w:gridCol w:w="1040"/>
+        <w:gridCol w:w="1040"/>
+        <w:gridCol w:w="1040"/>
+        <w:gridCol w:w="1040"/>
+      </w:tblGrid>
+      <w:tr>
+        <w:trPr>
+          <w:tblHeader w:val="true"/>
+        </w:trPr>
+        <w:tc>
+          <w:tcPr>
+            <w:tcW w:type="dxa" w:w="819"/>
+            <w:shd w:val="clear" w:color="auto" w:fill="D9E2F3"/>
+          </w:tcPr>
+          <w:p>
+            <w:pPr>
+              <w:spacing w:after="0" w:before="0"/>
+            </w:pPr>
+            <w:r>
+              <w:rPr>
+                <w:b/>
+                <w:sz w:val="19"/>
+              </w:rPr>
+              <w:t>Season</w:t>
+            </w:r>
+          </w:p>
+        </w:tc>
+        <w:tc>
+          <w:tcPr>
+            <w:tcW w:type="dxa" w:w="702"/>
+            <w:shd w:val="clear" w:color="auto" w:fill="D9E2F3"/>
+          </w:tcPr>
+          <w:p>
+            <w:pPr>
+              <w:spacing w:after="0" w:before="0"/>
+              <w:jc w:val="center"/>
+            </w:pPr>
+            <w:r>
+              <w:rPr>
+                <w:b/>
+                <w:sz w:val="19"/>
+              </w:rPr>
+              <w:t>k</w:t>
+            </w:r>
+          </w:p>
+        </w:tc>
+        <w:tc>
+          <w:tcPr>
+            <w:tcW w:type="dxa" w:w="1287"/>
+            <w:shd w:val="clear" w:color="auto" w:fill="D9E2F3"/>
+          </w:tcPr>
+          <w:p>
+            <w:pPr>
+              <w:spacing w:after="0" w:before="0"/>
+              <w:jc w:val="center"/>
+            </w:pPr>
+            <w:r>
+              <w:rPr>
+                <w:b/>
+                <w:sz w:val="19"/>
+              </w:rPr>
+              <w:t>Cap ceiling</w:t>
+            </w:r>
+          </w:p>
+        </w:tc>
+        <w:tc>
+          <w:tcPr>
+            <w:tcW w:type="dxa" w:w="1521"/>
+            <w:shd w:val="clear" w:color="auto" w:fill="D9E2F3"/>
+          </w:tcPr>
+          <w:p>
+            <w:pPr>
+              <w:spacing w:after="0" w:before="0"/>
+              <w:jc w:val="center"/>
+            </w:pPr>
+            <w:r>
+              <w:rPr>
+                <w:b/>
+                <w:sz w:val="19"/>
+              </w:rPr>
+              <w:t>Projected WAR</w:t>
+            </w:r>
+          </w:p>
+        </w:tc>
+        <w:tc>
+          <w:tcPr>
+            <w:tcW w:type="dxa" w:w="819"/>
+            <w:shd w:val="clear" w:color="auto" w:fill="D9E2F3"/>
+          </w:tcPr>
+          <w:p>
+            <w:pPr>
+              <w:spacing w:after="0" w:before="0"/>
+              <w:jc w:val="center"/>
+            </w:pPr>
+            <w:r>
+              <w:rPr>
+                <w:b/>
+                <w:sz w:val="19"/>
+              </w:rPr>
+              <w:t>Value</w:t>
+            </w:r>
+          </w:p>
+        </w:tc>
+        <w:tc>
+          <w:tcPr>
+            <w:tcW w:type="dxa" w:w="936"/>
+            <w:shd w:val="clear" w:color="auto" w:fill="D9E2F3"/>
+          </w:tcPr>
+          <w:p>
+            <w:pPr>
+              <w:spacing w:after="0" w:before="0"/>
+              <w:jc w:val="center"/>
+            </w:pPr>
+            <w:r>
+              <w:rPr>
+                <w:b/>
+                <w:sz w:val="19"/>
+              </w:rPr>
+              <w:t>Survival</w:t>
+            </w:r>
+          </w:p>
+        </w:tc>
+        <w:tc>
+          <w:tcPr>
+            <w:tcW w:type="dxa" w:w="936"/>
+            <w:shd w:val="clear" w:color="auto" w:fill="D9E2F3"/>
+          </w:tcPr>
+          <w:p>
+            <w:pPr>
+              <w:spacing w:after="0" w:before="0"/>
+              <w:jc w:val="center"/>
+            </w:pPr>
+            <w:r>
+              <w:rPr>
+                <w:b/>
+                <w:sz w:val="19"/>
+              </w:rPr>
+              <w:t>Discount</w:t>
+            </w:r>
+          </w:p>
+        </w:tc>
+        <w:tc>
+          <w:tcPr>
+            <w:tcW w:type="dxa" w:w="819"/>
+            <w:shd w:val="clear" w:color="auto" w:fill="D9E2F3"/>
+          </w:tcPr>
+          <w:p>
+            <w:pPr>
+              <w:spacing w:after="0" w:before="0"/>
+              <w:jc w:val="center"/>
+            </w:pPr>
+            <w:r>
+              <w:rPr>
+                <w:b/>
+                <w:sz w:val="19"/>
+              </w:rPr>
+              <w:t>Cap hit</w:t>
+            </w:r>
+          </w:p>
+        </w:tc>
+        <w:tc>
+          <w:tcPr>
+            <w:tcW w:type="dxa" w:w="1521"/>
+            <w:shd w:val="clear" w:color="auto" w:fill="D9E2F3"/>
+          </w:tcPr>
+          <w:p>
+            <w:pPr>
+              <w:spacing w:after="0" w:before="0"/>
+              <w:jc w:val="center"/>
+            </w:pPr>
+            <w:r>
+              <w:rPr>
+                <w:b/>
+                <w:sz w:val="19"/>
+              </w:rPr>
+              <w:t>Present value</w:t>
+            </w:r>
+          </w:p>
+        </w:tc>
+      </w:tr>
+      <w:tr>
+        <w:tc>
+          <w:tcPr>
+            <w:tcW w:type="dxa" w:w="819"/>
+          </w:tcPr>
+          <w:p>
+            <w:pPr>
+              <w:spacing w:after="0" w:before="0"/>
+            </w:pPr>
+            <w:r>
+              <w:rPr>
+                <w:sz w:val="19"/>
+              </w:rPr>
+              <w:t>2025-26</w:t>
+            </w:r>
+          </w:p>
+        </w:tc>
+        <w:tc>
+          <w:tcPr>
+            <w:tcW w:type="dxa" w:w="702"/>
+          </w:tcPr>
+          <w:p>
+            <w:pPr>
+              <w:spacing w:after="0" w:before="0"/>
+              <w:jc w:val="center"/>
+            </w:pPr>
+            <w:r>
+              <w:rPr>
+                <w:sz w:val="19"/>
+              </w:rPr>
+              <w:t>0</w:t>
+            </w:r>
+          </w:p>
+        </w:tc>
+        <w:tc>
+          <w:tcPr>
+            <w:tcW w:type="dxa" w:w="1287"/>
+          </w:tcPr>
+          <w:p>
+            <w:pPr>
+              <w:spacing w:after="0" w:before="0"/>
+              <w:jc w:val="center"/>
+            </w:pPr>
+            <w:r>
+              <w:rPr>
+                <w:sz w:val="19"/>
+              </w:rPr>
+              <w:t>$95.50M</w:t>
+            </w:r>
+          </w:p>
+        </w:tc>
+        <w:tc>
+          <w:tcPr>
+            <w:tcW w:type="dxa" w:w="1521"/>
+          </w:tcPr>
+          <w:p>
+            <w:pPr>
+              <w:spacing w:after="0" w:before="0"/>
+              <w:jc w:val="center"/>
+            </w:pPr>
+            <w:r>
+              <w:rPr>
+                <w:sz w:val="19"/>
+              </w:rPr>
+              <w:t>2.00</w:t>
+            </w:r>
+          </w:p>
+        </w:tc>
+        <w:tc>
+          <w:tcPr>
+            <w:tcW w:type="dxa" w:w="819"/>
+          </w:tcPr>
+          <w:p>
+            <w:pPr>
+              <w:spacing w:after="0" w:before="0"/>
+              <w:jc w:val="center"/>
+            </w:pPr>
+            <w:r>
+              <w:rPr>
+                <w:sz w:val="19"/>
+              </w:rPr>
+              <w:t>$5.321M</w:t>
+            </w:r>
+          </w:p>
+        </w:tc>
+        <w:tc>
+          <w:tcPr>
+            <w:tcW w:type="dxa" w:w="936"/>
+          </w:tcPr>
+          <w:p>
+            <w:pPr>
+              <w:spacing w:after="0" w:before="0"/>
+              <w:jc w:val="center"/>
+            </w:pPr>
+            <w:r>
+              <w:rPr>
+                <w:sz w:val="19"/>
+              </w:rPr>
+              <w:t>1.000</w:t>
+            </w:r>
+          </w:p>
+        </w:tc>
+        <w:tc>
+          <w:tcPr>
+            <w:tcW w:type="dxa" w:w="936"/>
+          </w:tcPr>
+          <w:p>
+            <w:pPr>
+              <w:spacing w:after="0" w:before="0"/>
+              <w:jc w:val="center"/>
+            </w:pPr>
+            <w:r>
+              <w:rPr>
+                <w:sz w:val="19"/>
+              </w:rPr>
+              <w:t>1.000</w:t>
+            </w:r>
+          </w:p>
+        </w:tc>
+        <w:tc>
+          <w:tcPr>
+            <w:tcW w:type="dxa" w:w="819"/>
+          </w:tcPr>
+          <w:p>
+            <w:pPr>
+              <w:spacing w:after="0" w:before="0"/>
+              <w:jc w:val="center"/>
+            </w:pPr>
+            <w:r>
+              <w:rPr>
+                <w:sz w:val="19"/>
+              </w:rPr>
+              <w:t>$4.00M</w:t>
+            </w:r>
+          </w:p>
+        </w:tc>
+        <w:tc>
+          <w:tcPr>
+            <w:tcW w:type="dxa" w:w="1521"/>
+          </w:tcPr>
+          <w:p>
+            <w:pPr>
+              <w:spacing w:after="0" w:before="0"/>
+              <w:jc w:val="center"/>
+            </w:pPr>
+            <w:r>
+              <w:rPr>
+                <w:sz w:val="19"/>
+              </w:rPr>
+              <w:t>$1.321M</w:t>
+            </w:r>
+          </w:p>
+        </w:tc>
+      </w:tr>
+      <w:tr>
+        <w:tc>
+          <w:tcPr>
+            <w:tcW w:type="dxa" w:w="819"/>
+          </w:tcPr>
+          <w:p>
+            <w:pPr>
+              <w:spacing w:after="0" w:before="0"/>
+            </w:pPr>
+            <w:r>
+              <w:rPr>
+                <w:sz w:val="19"/>
+              </w:rPr>
+              <w:t>2026-27</w:t>
+            </w:r>
+          </w:p>
+        </w:tc>
+        <w:tc>
+          <w:tcPr>
+            <w:tcW w:type="dxa" w:w="702"/>
+          </w:tcPr>
+          <w:p>
+            <w:pPr>
+              <w:spacing w:after="0" w:before="0"/>
+              <w:jc w:val="center"/>
+            </w:pPr>
+            <w:r>
+              <w:rPr>
+                <w:sz w:val="19"/>
+              </w:rPr>
+              <w:t>1</w:t>
+            </w:r>
+          </w:p>
+        </w:tc>
+        <w:tc>
+          <w:tcPr>
+            <w:tcW w:type="dxa" w:w="1287"/>
+          </w:tcPr>
+          <w:p>
+            <w:pPr>
+              <w:spacing w:after="0" w:before="0"/>
+              <w:jc w:val="center"/>
+            </w:pPr>
+            <w:r>
+              <w:rPr>
+                <w:sz w:val="19"/>
+              </w:rPr>
+              <w:t>$98.37M</w:t>
+            </w:r>
+          </w:p>
+        </w:tc>
+        <w:tc>
+          <w:tcPr>
+            <w:tcW w:type="dxa" w:w="1521"/>
+          </w:tcPr>
+          <w:p>
+            <w:pPr>
+              <w:spacing w:after="0" w:before="0"/>
+              <w:jc w:val="center"/>
+            </w:pPr>
+            <w:r>
+              <w:rPr>
+                <w:sz w:val="19"/>
+              </w:rPr>
+              <w:t>1.94</w:t>
+            </w:r>
+          </w:p>
+        </w:tc>
+        <w:tc>
+          <w:tcPr>
+            <w:tcW w:type="dxa" w:w="819"/>
+          </w:tcPr>
+          <w:p>
+            <w:pPr>
+              <w:spacing w:after="0" w:before="0"/>
+              <w:jc w:val="center"/>
+            </w:pPr>
+            <w:r>
+              <w:rPr>
+                <w:sz w:val="19"/>
+              </w:rPr>
+              <w:t>$5.355M</w:t>
+            </w:r>
+          </w:p>
+        </w:tc>
+        <w:tc>
+          <w:tcPr>
+            <w:tcW w:type="dxa" w:w="936"/>
+          </w:tcPr>
+          <w:p>
+            <w:pPr>
+              <w:spacing w:after="0" w:before="0"/>
+              <w:jc w:val="center"/>
+            </w:pPr>
+            <w:r>
+              <w:rPr>
+                <w:sz w:val="19"/>
+              </w:rPr>
+              <w:t>0.990</w:t>
+            </w:r>
+          </w:p>
+        </w:tc>
+        <w:tc>
+          <w:tcPr>
+            <w:tcW w:type="dxa" w:w="936"/>
+          </w:tcPr>
+          <w:p>
+            <w:pPr>
+              <w:spacing w:after="0" w:before="0"/>
+              <w:jc w:val="center"/>
+            </w:pPr>
+            <w:r>
+              <w:rPr>
+                <w:sz w:val="19"/>
+              </w:rPr>
+              <w:t>0.971</w:t>
+            </w:r>
+          </w:p>
+        </w:tc>
+        <w:tc>
+          <w:tcPr>
+            <w:tcW w:type="dxa" w:w="819"/>
+          </w:tcPr>
+          <w:p>
+            <w:pPr>
+              <w:spacing w:after="0" w:before="0"/>
+              <w:jc w:val="center"/>
+            </w:pPr>
+            <w:r>
+              <w:rPr>
+                <w:sz w:val="19"/>
+              </w:rPr>
+              <w:t>$4.00M</w:t>
+            </w:r>
+          </w:p>
+        </w:tc>
+        <w:tc>
+          <w:tcPr>
+            <w:tcW w:type="dxa" w:w="1521"/>
+          </w:tcPr>
+          <w:p>
+            <w:pPr>
+              <w:spacing w:after="0" w:before="0"/>
+              <w:jc w:val="center"/>
+            </w:pPr>
+            <w:r>
+              <w:rPr>
+                <w:sz w:val="19"/>
+              </w:rPr>
+              <w:t>$1.264M</w:t>
+            </w:r>
+          </w:p>
+        </w:tc>
+      </w:tr>
+      <w:tr>
+        <w:tc>
+          <w:tcPr>
+            <w:tcW w:type="dxa" w:w="819"/>
+          </w:tcPr>
+          <w:p>
+            <w:pPr>
+              <w:spacing w:after="0" w:before="0"/>
+            </w:pPr>
+            <w:r>
+              <w:rPr>
+                <w:sz w:val="19"/>
+              </w:rPr>
+              <w:t>2027-28</w:t>
+            </w:r>
+          </w:p>
+        </w:tc>
+        <w:tc>
+          <w:tcPr>
+            <w:tcW w:type="dxa" w:w="702"/>
+          </w:tcPr>
+          <w:p>
+            <w:pPr>
+              <w:spacing w:after="0" w:before="0"/>
+              <w:jc w:val="center"/>
+            </w:pPr>
+            <w:r>
+              <w:rPr>
+                <w:sz w:val="19"/>
+              </w:rPr>
+              <w:t>2</w:t>
+            </w:r>
+          </w:p>
+        </w:tc>
+        <w:tc>
+          <w:tcPr>
+            <w:tcW w:type="dxa" w:w="1287"/>
+          </w:tcPr>
+          <w:p>
+            <w:pPr>
+              <w:spacing w:after="0" w:before="0"/>
+              <w:jc w:val="center"/>
+            </w:pPr>
+            <w:r>
+              <w:rPr>
+                <w:sz w:val="19"/>
+              </w:rPr>
+              <w:t>$101.32M</w:t>
+            </w:r>
+          </w:p>
+        </w:tc>
+        <w:tc>
+          <w:tcPr>
+            <w:tcW w:type="dxa" w:w="1521"/>
+          </w:tcPr>
+          <w:p>
+            <w:pPr>
+              <w:spacing w:after="0" w:before="0"/>
+              <w:jc w:val="center"/>
+            </w:pPr>
+            <w:r>
+              <w:rPr>
+                <w:sz w:val="19"/>
+              </w:rPr>
+              <w:t>1.86</w:t>
+            </w:r>
+          </w:p>
+        </w:tc>
+        <w:tc>
+          <w:tcPr>
+            <w:tcW w:type="dxa" w:w="819"/>
+          </w:tcPr>
+          <w:p>
+            <w:pPr>
+              <w:spacing w:after="0" w:before="0"/>
+              <w:jc w:val="center"/>
+            </w:pPr>
+            <w:r>
+              <w:rPr>
+                <w:sz w:val="19"/>
+              </w:rPr>
+              <w:t>$5.352M</w:t>
+            </w:r>
+          </w:p>
+        </w:tc>
+        <w:tc>
+          <w:tcPr>
+            <w:tcW w:type="dxa" w:w="936"/>
+          </w:tcPr>
+          <w:p>
+            <w:pPr>
+              <w:spacing w:after="0" w:before="0"/>
+              <w:jc w:val="center"/>
+            </w:pPr>
+            <w:r>
+              <w:rPr>
+                <w:sz w:val="19"/>
+              </w:rPr>
+              <w:t>0.980</w:t>
+            </w:r>
+          </w:p>
+        </w:tc>
+        <w:tc>
+          <w:tcPr>
+            <w:tcW w:type="dxa" w:w="936"/>
+          </w:tcPr>
+          <w:p>
+            <w:pPr>
+              <w:spacing w:after="0" w:before="0"/>
+              <w:jc w:val="center"/>
+            </w:pPr>
+            <w:r>
+              <w:rPr>
+                <w:sz w:val="19"/>
+              </w:rPr>
+              <w:t>0.943</w:t>
+            </w:r>
+          </w:p>
+        </w:tc>
+        <w:tc>
+          <w:tcPr>
+            <w:tcW w:type="dxa" w:w="819"/>
+          </w:tcPr>
+          <w:p>
+            <w:pPr>
+              <w:spacing w:after="0" w:before="0"/>
+              <w:jc w:val="center"/>
+            </w:pPr>
+            <w:r>
+              <w:rPr>
+                <w:sz w:val="19"/>
+              </w:rPr>
+              <w:t>$4.00M</w:t>
+            </w:r>
+          </w:p>
+        </w:tc>
+        <w:tc>
+          <w:tcPr>
+            <w:tcW w:type="dxa" w:w="1521"/>
+          </w:tcPr>
+          <w:p>
+            <w:pPr>
+              <w:spacing w:after="0" w:before="0"/>
+              <w:jc w:val="center"/>
+            </w:pPr>
+            <w:r>
+              <w:rPr>
+                <w:sz w:val="19"/>
+              </w:rPr>
+              <w:t>$1.174M</w:t>
+            </w:r>
+          </w:p>
+        </w:tc>
+      </w:tr>
+      <w:tr>
+        <w:tc>
+          <w:tcPr>
+            <w:tcW w:type="dxa" w:w="819"/>
+          </w:tcPr>
+          <w:p>
+            <w:pPr>
+              <w:spacing w:after="0" w:before="0"/>
+            </w:pPr>
+            <w:r>
+              <w:rPr>
+                <w:sz w:val="19"/>
+              </w:rPr>
+              <w:t>2028-29</w:t>
+            </w:r>
+          </w:p>
+        </w:tc>
+        <w:tc>
+          <w:tcPr>
+            <w:tcW w:type="dxa" w:w="702"/>
+          </w:tcPr>
+          <w:p>
+            <w:pPr>
+              <w:spacing w:after="0" w:before="0"/>
+              <w:jc w:val="center"/>
+            </w:pPr>
+            <w:r>
+              <w:rPr>
+                <w:sz w:val="19"/>
+              </w:rPr>
+              <w:t>3</w:t>
+            </w:r>
+          </w:p>
+        </w:tc>
+        <w:tc>
+          <w:tcPr>
+            <w:tcW w:type="dxa" w:w="1287"/>
+          </w:tcPr>
+          <w:p>
+            <w:pPr>
+              <w:spacing w:after="0" w:before="0"/>
+              <w:jc w:val="center"/>
+            </w:pPr>
+            <w:r>
+              <w:rPr>
+                <w:sz w:val="19"/>
+              </w:rPr>
+              <w:t>$104.36M</w:t>
+            </w:r>
+          </w:p>
+        </w:tc>
+        <w:tc>
+          <w:tcPr>
+            <w:tcW w:type="dxa" w:w="1521"/>
+          </w:tcPr>
+          <w:p>
+            <w:pPr>
+              <w:spacing w:after="0" w:before="0"/>
+              <w:jc w:val="center"/>
+            </w:pPr>
+            <w:r>
+              <w:rPr>
+                <w:sz w:val="19"/>
+              </w:rPr>
+              <w:t>1.76</w:t>
+            </w:r>
+          </w:p>
+        </w:tc>
+        <w:tc>
+          <w:tcPr>
+            <w:tcW w:type="dxa" w:w="819"/>
+          </w:tcPr>
+          <w:p>
+            <w:pPr>
+              <w:spacing w:after="0" w:before="0"/>
+              <w:jc w:val="center"/>
+            </w:pPr>
+            <w:r>
+              <w:rPr>
+                <w:sz w:val="19"/>
+              </w:rPr>
+              <w:t>$5.304M</w:t>
+            </w:r>
+          </w:p>
+        </w:tc>
+        <w:tc>
+          <w:tcPr>
+            <w:tcW w:type="dxa" w:w="936"/>
+          </w:tcPr>
+          <w:p>
+            <w:pPr>
+              <w:spacing w:after="0" w:before="0"/>
+              <w:jc w:val="center"/>
+            </w:pPr>
+            <w:r>
+              <w:rPr>
+                <w:sz w:val="19"/>
+              </w:rPr>
+              <w:t>0.965</w:t>
+            </w:r>
+          </w:p>
+        </w:tc>
+        <w:tc>
+          <w:tcPr>
+            <w:tcW w:type="dxa" w:w="936"/>
+          </w:tcPr>
+          <w:p>
+            <w:pPr>
+              <w:spacing w:after="0" w:before="0"/>
+              <w:jc w:val="center"/>
+            </w:pPr>
+            <w:r>
+              <w:rPr>
+                <w:sz w:val="19"/>
+              </w:rPr>
+              <w:t>0.915</w:t>
+            </w:r>
+          </w:p>
+        </w:tc>
+        <w:tc>
+          <w:tcPr>
+            <w:tcW w:type="dxa" w:w="819"/>
+          </w:tcPr>
+          <w:p>
+            <w:pPr>
+              <w:spacing w:after="0" w:before="0"/>
+              <w:jc w:val="center"/>
+            </w:pPr>
+            <w:r>
+              <w:rPr>
+                <w:sz w:val="19"/>
+              </w:rPr>
+              <w:t>$4.00M</w:t>
+            </w:r>
+          </w:p>
+        </w:tc>
+        <w:tc>
+          <w:tcPr>
+            <w:tcW w:type="dxa" w:w="1521"/>
+          </w:tcPr>
+          <w:p>
+            <w:pPr>
+              <w:spacing w:after="0" w:before="0"/>
+              <w:jc w:val="center"/>
+            </w:pPr>
+            <w:r>
+              <w:rPr>
+                <w:sz w:val="19"/>
+              </w:rPr>
+              <w:t>$1.026M</w:t>
+            </w:r>
+          </w:p>
+        </w:tc>
+      </w:tr>
+      <w:tr>
+        <w:tc>
+          <w:tcPr>
+            <w:tcW w:type="dxa" w:w="819"/>
+          </w:tcPr>
+          <w:p>
+            <w:pPr>
+              <w:spacing w:after="0" w:before="0"/>
+            </w:pPr>
+            <w:r>
+              <w:rPr>
+                <w:b/>
+                <w:sz w:val="19"/>
+              </w:rPr>
+              <w:t>Total</w:t>
+            </w:r>
+          </w:p>
+        </w:tc>
+        <w:tc>
+          <w:tcPr>
+            <w:tcW w:type="dxa" w:w="702"/>
+          </w:tcPr>
+          <w:p>
+            <w:pPr>
+              <w:spacing w:after="0" w:before="0"/>
+              <w:jc w:val="center"/>
+            </w:pPr>
+            <w:r>
+              <w:rPr>
+                <w:b/>
+                <w:sz w:val="19"/>
+              </w:rPr>
+            </w:r>
+          </w:p>
+        </w:tc>
+        <w:tc>
+          <w:tcPr>
+            <w:tcW w:type="dxa" w:w="1287"/>
+          </w:tcPr>
+          <w:p>
+            <w:pPr>
+              <w:spacing w:after="0" w:before="0"/>
+              <w:jc w:val="center"/>
+            </w:pPr>
+            <w:r>
+              <w:rPr>
+                <w:b/>
+                <w:sz w:val="19"/>
+              </w:rPr>
+            </w:r>
+          </w:p>
+        </w:tc>
+        <w:tc>
+          <w:tcPr>
+            <w:tcW w:type="dxa" w:w="1521"/>
+          </w:tcPr>
+          <w:p>
+            <w:pPr>
+              <w:spacing w:after="0" w:before="0"/>
+              <w:jc w:val="center"/>
+            </w:pPr>
+            <w:r>
+              <w:rPr>
+                <w:b/>
+                <w:sz w:val="19"/>
+              </w:rPr>
+            </w:r>
+          </w:p>
+        </w:tc>
+        <w:tc>
+          <w:tcPr>
+            <w:tcW w:type="dxa" w:w="819"/>
+          </w:tcPr>
+          <w:p>
+            <w:pPr>
+              <w:spacing w:after="0" w:before="0"/>
+              <w:jc w:val="center"/>
+            </w:pPr>
+            <w:r>
+              <w:rPr>
+                <w:b/>
+                <w:sz w:val="19"/>
+              </w:rPr>
+            </w:r>
+          </w:p>
+        </w:tc>
+        <w:tc>
+          <w:tcPr>
+            <w:tcW w:type="dxa" w:w="936"/>
+          </w:tcPr>
+          <w:p>
+            <w:pPr>
+              <w:spacing w:after="0" w:before="0"/>
+              <w:jc w:val="center"/>
+            </w:pPr>
+            <w:r>
+              <w:rPr>
+                <w:b/>
+                <w:sz w:val="19"/>
+              </w:rPr>
+            </w:r>
+          </w:p>
+        </w:tc>
+        <w:tc>
+          <w:tcPr>
+            <w:tcW w:type="dxa" w:w="936"/>
+          </w:tcPr>
+          <w:p>
+            <w:pPr>
+              <w:spacing w:after="0" w:before="0"/>
+              <w:jc w:val="center"/>
+            </w:pPr>
+            <w:r>
+              <w:rPr>
+                <w:b/>
+                <w:sz w:val="19"/>
+              </w:rPr>
+            </w:r>
+          </w:p>
+        </w:tc>
+        <w:tc>
+          <w:tcPr>
+            <w:tcW w:type="dxa" w:w="819"/>
+          </w:tcPr>
+          <w:p>
+            <w:pPr>
+              <w:spacing w:after="0" w:before="0"/>
+              <w:jc w:val="center"/>
+            </w:pPr>
+            <w:r>
+              <w:rPr>
+                <w:b/>
+                <w:sz w:val="19"/>
+              </w:rPr>
+            </w:r>
+          </w:p>
+        </w:tc>
+        <w:tc>
+          <w:tcPr>
+            <w:tcW w:type="dxa" w:w="1521"/>
+          </w:tcPr>
+          <w:p>
+            <w:pPr>
+              <w:spacing w:after="0" w:before="0"/>
+              <w:jc w:val="center"/>
+            </w:pPr>
+            <w:r>
+              <w:rPr>
+                <w:b/>
+                <w:sz w:val="19"/>
+              </w:rPr>
+              <w:t>$4.784M</w:t>
+            </w:r>
+          </w:p>
+        </w:tc>
+      </w:tr>
+    </w:tbl>
+    <w:p>
+      <w:pPr/>
+    </w:p>
+    <w:p>
+      <w:pPr/>
+      <w:r>
+        <w:t>Value is (0.0132478 + 0.0212323 × projected WAR) × ceiling, averaged over the range of outcomes. For a two-win forward the floor is far away, so the range adds only $8,600 in 2027-28 and $22,000 in 2028-29. Survival assumes exit rates of 1.0%, 1.0%, and 1.5% for the three steps. Present value is (survival × value − cap hit) × discount. A restricted expiry would add the control years of Section 6 after 2028-29.</w:t>
       </w:r>
     </w:p>
     <w:p>
       <w:pPr>
         <w:pStyle w:val="Heading1"/>
-        <w:rPr>
-          <w:rFonts w:asciiTheme="minorHAnsi" w:hAnsiTheme="minorHAnsi" w:cstheme="minorHAnsi"/>
-        </w:rPr>
-      </w:pPr>
-      <w:r>
-        <w:rPr>
-          <w:rFonts w:asciiTheme="minorHAnsi" w:hAnsiTheme="minorHAnsi" w:cstheme="minorHAnsi"/>
-        </w:rPr>
-        <w:t>2. The Minimum and Forecast Uncertainty</w:t>
-      </w:r>
-    </w:p>
-    <w:p>
-      <w:pPr>
-        <w:rPr>
-          <w:rFonts w:asciiTheme="minorHAnsi" w:hAnsiTheme="minorHAnsi" w:cstheme="minorHAnsi"/>
-        </w:rPr>
-      </w:pPr>
-      <w:r>
-        <w:rPr>
-          <w:rFonts w:asciiTheme="minorHAnsi" w:hAnsiTheme="minorHAnsi" w:cstheme="minorHAnsi"/>
-        </w:rPr>
-        <w:t>The model sets a lower limit on a skater's dollar value equal to the league-minimum salary. In the valuation season, it converts the player's baseline production into dollars and raises the result to the minimum if it falls below that amount.</w:t>
-      </w:r>
-    </w:p>
-    <w:p>
-      <w:pPr>
-        <w:rPr>
-          <w:rFonts w:asciiTheme="minorHAnsi" w:hAnsiTheme="minorHAnsi" w:cstheme="minorHAnsi"/>
-        </w:rPr>
-      </w:pPr>
-      <w:r>
-        <w:rPr>
-          <w:rFonts w:asciiTheme="minorHAnsi" w:hAnsiTheme="minorHAnsi" w:cstheme="minorHAnsi"/>
-        </w:rPr>
-        <w:t>For future contract years, the model also accounts for uncertainty in projected production. It considers a range of possible production outcomes around the forecast, converts each outcome into dollars, and applies the salary minimum to each one. It then averages those values, giving more weight to outcomes close to the forecast using an assumed normal distribution.</w:t>
-      </w:r>
-    </w:p>
-    <w:p>
-      <w:pPr>
-        <w:rPr>
-          <w:rFonts w:asciiTheme="minorHAnsi" w:hAnsiTheme="minorHAnsi" w:cstheme="minorHAnsi"/>
-        </w:rPr>
-      </w:pPr>
-      <w:r>
-        <w:rPr>
-          <w:rFonts w:asciiTheme="minorHAnsi" w:hAnsiTheme="minorHAnsi" w:cstheme="minorHAnsi"/>
-        </w:rPr>
-        <w:t>Applying the minimum before averaging matters for players valued near it. Suppose the minimum is $800,000. A worse-than-forecast outcome might imply a value of $400,000, but the model raises it to $800,000. A better-than-forecast outcome worth $1.2 million keeps its full value. The minimum therefore limits the downside in dollar value without limiting the upside. As a result, the average can exceed the value calculated from the central forecast alone. This adjustment has little effect for players valued far above the minimum.</w:t>
-      </w:r>
-    </w:p>
-    <w:p>
-      <w:pPr>
-        <w:pStyle w:val="Heading1"/>
-        <w:rPr>
-          <w:rFonts w:asciiTheme="minorHAnsi" w:hAnsiTheme="minorHAnsi" w:cstheme="minorHAnsi"/>
-        </w:rPr>
-      </w:pPr>
-      <w:r>
-        <w:rPr>
-          <w:rFonts w:asciiTheme="minorHAnsi" w:hAnsiTheme="minorHAnsi" w:cstheme="minorHAnsi"/>
-        </w:rPr>
-        <w:t>3. Value after an RFA Contract Expires</w:t>
-      </w:r>
-    </w:p>
-    <w:p>
-      <w:pPr>
-        <w:rPr>
-          <w:rFonts w:asciiTheme="minorHAnsi" w:hAnsiTheme="minorHAnsi" w:cstheme="minorHAnsi"/>
-        </w:rPr>
-      </w:pPr>
-      <w:r>
-        <w:rPr>
-          <w:rFonts w:asciiTheme="minorHAnsi" w:hAnsiTheme="minorHAnsi" w:cstheme="minorHAnsi"/>
-        </w:rPr>
-        <w:t>Terminal value is the projected surplus from team control after the signed contract expires. An unrestricted-free-agent expiry receives zero because the contract gives the club no further control. For an RFA expiry, the model projects production through the remaining control years, subtracts the estimated cost of retaining the player, and discounts the expected surplus.</w:t>
+      </w:pPr>
+      <w:r>
+        <w:t>8. Goaltenders</w:t>
+      </w:r>
+    </w:p>
+    <w:p>
+      <w:pPr/>
+      <w:r>
+        <w:t>Goaltending results are much less stable from year to year than skater results. The model, therefore, leans less on a goaltender's own record and more on the league average, and goaltenders have their own price line and exit hazard.</w:t>
       </w:r>
     </w:p>
     <w:p>
       <w:pPr>
         <w:pStyle w:val="Heading2"/>
-        <w:rPr>
-          <w:rFonts w:asciiTheme="minorHAnsi" w:hAnsiTheme="minorHAnsi" w:cstheme="minorHAnsi"/>
-        </w:rPr>
-      </w:pPr>
-      <w:r>
-        <w:rPr>
-          <w:rFonts w:asciiTheme="minorHAnsi" w:hAnsiTheme="minorHAnsi" w:cstheme="minorHAnsi"/>
-        </w:rPr>
-        <w:lastRenderedPageBreak/>
-        <w:t>Estimating the cost of retention</w:t>
-      </w:r>
-    </w:p>
-    <w:p>
-      <w:pPr>
-        <w:rPr>
-          <w:rFonts w:asciiTheme="minorHAnsi" w:hAnsiTheme="minorHAnsi" w:cstheme="minorHAnsi"/>
-        </w:rPr>
-      </w:pPr>
-      <w:r>
-        <w:rPr>
-          <w:rFonts w:asciiTheme="minorHAnsi" w:hAnsiTheme="minorHAnsi" w:cstheme="minorHAnsi"/>
-        </w:rPr>
-        <w:t>The model assumes the player stays on successive one-year qualifying offers. Each offer starts from the previous year's base salary and applies the relevant percentage, salary minimum, and offer cap. For example, a $900,000 base salary produces a $945,000 offer before any minimum-salary adjustment. Later offers are calculated from the preceding modeled offer.</w:t>
-      </w:r>
-    </w:p>
-    <w:p>
-      <w:pPr>
-        <w:rPr>
-          <w:rFonts w:asciiTheme="minorHAnsi" w:hAnsiTheme="minorHAnsi" w:cstheme="minorHAnsi"/>
-        </w:rPr>
-      </w:pPr>
-      <w:r>
-        <w:rPr>
-          <w:rFonts w:asciiTheme="minorHAnsi" w:hAnsiTheme="minorHAnsi" w:cstheme="minorHAnsi"/>
-        </w:rPr>
-        <w:t>If the expiring contract's final-year base salary is missing, the model uses the highest recorded base salary on that contract, then average annual value if no base salary is available. These substitutes were needed in 355 of the 1,439 deals checked and may differ from the salary that should determine the offer. The model also uses the contract's starting season as a substitute for its signing date when deciding whether the 120%-of-cap-hit limit applies.</w:t>
-      </w:r>
-    </w:p>
-    <w:p>
-      <w:pPr>
-        <w:rPr>
-          <w:rFonts w:asciiTheme="minorHAnsi" w:hAnsiTheme="minorHAnsi" w:cstheme="minorHAnsi"/>
-        </w:rPr>
-      </w:pPr>
-      <w:r>
-        <w:rPr>
-          <w:rFonts w:asciiTheme="minorHAnsi" w:hAnsiTheme="minorHAnsi" w:cstheme="minorHAnsi"/>
-        </w:rPr>
-        <w:t>Actual renewals can involve arbitration or negotiated salaries and terms. Among 1,439 RFA-expiring deals with an observed next contract, the next cap hit equaled or exceeded the modeled offer in 48.3% of cases. The median difference was -$10,000 and the mean was +$690,000: the middle difference was close to zero, but more expensive renewals raised the average substantially. Where retention costs exceed the offer, the model overstates surplus. This comparison covers observed next contracts and their cap hits; it does not reconstruct individual negotiations.</w:t>
+      </w:pPr>
+      <w:r>
+        <w:t>The projection</w:t>
+      </w:r>
+    </w:p>
+    <w:p>
+      <w:pPr/>
+      <w:r>
+        <w:t>The projection starts from a weighted average of the goaltender's last three seasons: 50% on the most recent, 30% on the second, and 20% on the third. With two seasons the weights are 60% and 40%, and with one season that season alone is the baseline. The skater requirement of ten games does not apply. Seasons shortened by the schedule are scaled to 82 games first.</w:t>
+      </w:r>
+    </w:p>
+    <w:p>
+      <w:pPr/>
+      <w:r>
+        <w:t>The projection then keeps 35% of the goaltender's own baseline and takes 65% from the league average of about 2.19 WAR. For example, a goaltender with a baseline of 4.0 wins is projected at 0.35 × 4.0 + 0.65 × 2.19 = 2.82 wins. The 65% weight was chosen by five-fold cross-validation that kept each goaltender's seasons together, and it held after the shortened seasons were scaled. In a direct comparison on 645 goaltender-seasons, keeping 35% predicted next-season WAR better than keeping 65% (mean absolute error 2.084 against 2.131).</w:t>
+      </w:r>
+    </w:p>
+    <w:p>
+      <w:pPr/>
+      <w:r>
+        <w:t>The projection stays flat through the contract, because the model has no fitted aging curve for goaltenders. The pull toward the league average is the model's only allowance for a goaltender drifting back toward the average. Validation supports the blend, not the choice to hold production flat.</w:t>
+      </w:r>
+    </w:p>
+    <w:p>
+      <w:pPr/>
+      <w:r>
+        <w:t>A goaltender with no season in the previous year but a usable older record is priced from that record, reaching back up to three seasons. He is pulled toward 0.650 WAR, the average of such goaltenders when they do play, rather than toward the league average. Each of his seasons is also weighted by 0.312, the share of such seasons that were played (29 of 93). A goaltender with no usable NHL history is not priced by this model.</w:t>
       </w:r>
     </w:p>
     <w:p>
       <w:pPr>
         <w:pStyle w:val="Heading2"/>
-        <w:rPr>
-          <w:rFonts w:asciiTheme="minorHAnsi" w:hAnsiTheme="minorHAnsi" w:cstheme="minorHAnsi"/>
-        </w:rPr>
-      </w:pPr>
-      <w:r>
-        <w:rPr>
-          <w:rFonts w:asciiTheme="minorHAnsi" w:hAnsiTheme="minorHAnsi" w:cstheme="minorHAnsi"/>
-        </w:rPr>
-        <w:t>Accounting for players who are not retained</w:t>
-      </w:r>
-    </w:p>
-    <w:p>
-      <w:pPr>
-        <w:rPr>
-          <w:rFonts w:asciiTheme="minorHAnsi" w:hAnsiTheme="minorHAnsi" w:cstheme="minorHAnsi"/>
-        </w:rPr>
-      </w:pPr>
-      <w:r>
-        <w:rPr>
-          <w:rFonts w:asciiTheme="minorHAnsi" w:hAnsiTheme="minorHAnsi" w:cstheme="minorHAnsi"/>
-        </w:rPr>
-        <w:t>The model stops counting control-year surplus at the first year in which projected value falls below the qualifying offer. Once the club would let the player go, a later improvement cannot restore that lost control.</w:t>
-      </w:r>
-    </w:p>
-    <w:p>
-      <w:pPr>
-        <w:rPr>
-          <w:rFonts w:asciiTheme="minorHAnsi" w:hAnsiTheme="minorHAnsi" w:cstheme="minorHAnsi"/>
-        </w:rPr>
-      </w:pPr>
-      <w:r>
-        <w:rPr>
-          <w:rFonts w:asciiTheme="minorHAnsi" w:hAnsiTheme="minorHAnsi" w:cstheme="minorHAnsi"/>
-        </w:rPr>
-        <w:t>Positive modeled surplus does not guarantee retention. For years in which keeping the player remains worthwhile, the model also weights surplus by the observed qualification rate for players of similar quality:</w:t>
-      </w:r>
-    </w:p>
-    <w:p>
-      <w:pPr>
-        <w:rPr>
-          <w:rFonts w:asciiTheme="minorHAnsi" w:hAnsiTheme="minorHAnsi" w:cstheme="minorHAnsi"/>
-        </w:rPr>
-      </w:pPr>
-      <w:r>
-        <w:rPr>
-          <w:rFonts w:asciiTheme="minorHAnsi" w:hAnsiTheme="minorHAnsi" w:cstheme="minorHAnsi"/>
-        </w:rPr>
-        <w:t>Stars: 100.0% across 22 decisions.</w:t>
-      </w:r>
-    </w:p>
-    <w:p>
-      <w:pPr>
-        <w:rPr>
-          <w:rFonts w:asciiTheme="minorHAnsi" w:hAnsiTheme="minorHAnsi" w:cstheme="minorHAnsi"/>
-        </w:rPr>
-      </w:pPr>
-      <w:r>
-        <w:rPr>
-          <w:rFonts w:asciiTheme="minorHAnsi" w:hAnsiTheme="minorHAnsi" w:cstheme="minorHAnsi"/>
-        </w:rPr>
-        <w:t>Regular players: 93.2% across 190 decisions.</w:t>
-      </w:r>
-    </w:p>
-    <w:p>
-      <w:pPr>
-        <w:rPr>
-          <w:rFonts w:asciiTheme="minorHAnsi" w:hAnsiTheme="minorHAnsi" w:cstheme="minorHAnsi"/>
-        </w:rPr>
-      </w:pPr>
-      <w:r>
-        <w:rPr>
-          <w:rFonts w:asciiTheme="minorHAnsi" w:hAnsiTheme="minorHAnsi" w:cstheme="minorHAnsi"/>
-        </w:rPr>
-        <w:t>Fringe players: 79.3% across 595 decisions.</w:t>
-      </w:r>
-    </w:p>
-    <w:p>
-      <w:pPr>
-        <w:rPr>
-          <w:rFonts w:asciiTheme="minorHAnsi" w:hAnsiTheme="minorHAnsi" w:cstheme="minorHAnsi"/>
-        </w:rPr>
-      </w:pPr>
-      <w:r>
-        <w:rPr>
-          <w:rFonts w:asciiTheme="minorHAnsi" w:hAnsiTheme="minorHAnsi" w:cstheme="minorHAnsi"/>
-        </w:rPr>
-        <w:t>Below-replacement players: 67.3% across 1,463 decisions.</w:t>
-      </w:r>
-    </w:p>
-    <w:p>
-      <w:pPr>
-        <w:rPr>
-          <w:rFonts w:asciiTheme="minorHAnsi" w:hAnsiTheme="minorHAnsi" w:cstheme="minorHAnsi"/>
-        </w:rPr>
-      </w:pPr>
-      <w:r>
-        <w:rPr>
-          <w:rFonts w:asciiTheme="minorHAnsi" w:hAnsiTheme="minorHAnsi" w:cstheme="minorHAnsi"/>
-        </w:rPr>
-        <w:t>The salary equation otherwise makes many marginal players look worth retaining even though clubs let them go. Players without usable recent production remain in the bottom group to include likely departures. This expands the calibration sample from 1,231 to 2,270 decisions and raises the observed walk-away rate from 21.3% to 27.0%. The 100% star rate rests on only 22 decisions and treats that small sample's outcome as certain.</w:t>
-      </w:r>
-    </w:p>
-    <w:p>
-      <w:pPr>
-        <w:rPr>
-          <w:rFonts w:asciiTheme="minorHAnsi" w:hAnsiTheme="minorHAnsi" w:cstheme="minorHAnsi"/>
-        </w:rPr>
-      </w:pPr>
-      <w:r>
-        <w:rPr>
-          <w:rFonts w:asciiTheme="minorHAnsi" w:hAnsiTheme="minorHAnsi" w:cstheme="minorHAnsi"/>
-        </w:rPr>
-        <w:lastRenderedPageBreak/>
-        <w:t>Qualification probabilities accumulate across years. With $1 million of annual surplus and an 80% qualification probability, the model counts $800,000 in year one and $640,000 in year two before discounting. Reaching year two requires retention in both years.</w:t>
-      </w:r>
-    </w:p>
-    <w:p>
-      <w:pPr>
-        <w:rPr>
-          <w:rFonts w:asciiTheme="minorHAnsi" w:hAnsiTheme="minorHAnsi" w:cstheme="minorHAnsi"/>
-        </w:rPr>
-      </w:pPr>
-      <w:r>
-        <w:rPr>
-          <w:rFonts w:asciiTheme="minorHAnsi" w:hAnsiTheme="minorHAnsi" w:cstheme="minorHAnsi"/>
-        </w:rPr>
-        <w:t>Qualification probabilities replace the exit probabilities used during the signed contract. The qualification chain starts at expiry without carrying forward the chance of departure before expiry; this remains unresolved. Control-year prices also apply the salary minimum directly, without the forecast-uncertainty adjustment used during the signed contract.</w:t>
-      </w:r>
-    </w:p>
-    <w:p>
-      <w:pPr>
-        <w:pStyle w:val="Heading1"/>
-        <w:rPr>
-          <w:rFonts w:asciiTheme="minorHAnsi" w:hAnsiTheme="minorHAnsi" w:cstheme="minorHAnsi"/>
-        </w:rPr>
-      </w:pPr>
-      <w:r>
-        <w:rPr>
-          <w:rFonts w:asciiTheme="minorHAnsi" w:hAnsiTheme="minorHAnsi" w:cstheme="minorHAnsi"/>
-        </w:rPr>
-        <w:t>4. Adding the Contract Years</w:t>
-      </w:r>
-    </w:p>
-    <w:p>
-      <w:pPr>
-        <w:rPr>
-          <w:rFonts w:asciiTheme="minorHAnsi" w:hAnsiTheme="minorHAnsi" w:cstheme="minorHAnsi"/>
-        </w:rPr>
-      </w:pPr>
-      <w:r>
-        <w:rPr>
-          <w:rFonts w:asciiTheme="minorHAnsi" w:hAnsiTheme="minorHAnsi" w:cstheme="minorHAnsi"/>
-        </w:rPr>
-        <w:t>Only the contract active at the valuation date enters the contract-year calculation. A later extension cannot be taken from the historical record and included before it was agreed.</w:t>
-      </w:r>
-    </w:p>
-    <w:p>
-      <w:pPr>
-        <w:rPr>
-          <w:rFonts w:asciiTheme="minorHAnsi" w:hAnsiTheme="minorHAnsi" w:cstheme="minorHAnsi"/>
-        </w:rPr>
-      </w:pPr>
-      <w:r>
-        <w:rPr>
-          <w:rFonts w:asciiTheme="minorHAnsi" w:hAnsiTheme="minorHAnsi" w:cstheme="minorHAnsi"/>
-        </w:rPr>
-        <w:t>For each remaining season, the model multiplies projected production value by the probability of remaining in the NHL, subtracts the full cap cost, and discounts the surplus to the valuation date. The annual contribution is (S_k x V_k - C_k) / (1.03)^k, where k is the number of years after valuation, V_k is production value in dollars, C_k is cap cost, and S_k is the probability of remaining in the NHL.</w:t>
-      </w:r>
-    </w:p>
-    <w:p>
-      <w:pPr>
-        <w:rPr>
-          <w:rFonts w:asciiTheme="minorHAnsi" w:hAnsiTheme="minorHAnsi" w:cstheme="minorHAnsi"/>
-        </w:rPr>
-      </w:pPr>
-      <w:r>
-        <w:rPr>
-          <w:rFonts w:asciiTheme="minorHAnsi" w:hAnsiTheme="minorHAnsi" w:cstheme="minorHAnsi"/>
-        </w:rPr>
-        <w:t>The model sums these annual contributions and adds discounted RFA control-year surplus. In the valuation season, k is zero and survival is one, so neither survival weighting nor discounting reduces that season's value.</w:t>
-      </w:r>
-    </w:p>
-    <w:p>
-      <w:pPr>
-        <w:rPr>
-          <w:rFonts w:asciiTheme="minorHAnsi" w:hAnsiTheme="minorHAnsi" w:cstheme="minorHAnsi"/>
-        </w:rPr>
-      </w:pPr>
-      <w:r>
-        <w:rPr>
-          <w:rFonts w:asciiTheme="minorHAnsi" w:hAnsiTheme="minorHAnsi" w:cstheme="minorHAnsi"/>
-        </w:rPr>
-        <w:t>For example, $5 million of future production value with a 90% survival probability contributes $4.5 million of expected value. Against a $4 million cap charge, the surplus is $500,000, or about $485,000 if that season is one year away. Multiplying the net $1 million by 90% would instead give $900,000 before discounting. That would incorrectly reduce the contract cost alongside production.</w:t>
-      </w:r>
-    </w:p>
-    <w:p>
-      <w:pPr>
-        <w:rPr>
-          <w:rFonts w:asciiTheme="minorHAnsi" w:hAnsiTheme="minorHAnsi" w:cstheme="minorHAnsi"/>
-        </w:rPr>
-      </w:pPr>
-      <w:r>
-        <w:rPr>
-          <w:rFonts w:asciiTheme="minorHAnsi" w:hAnsiTheme="minorHAnsi" w:cstheme="minorHAnsi"/>
-        </w:rPr>
-        <w:t>The model keeps the full cap cost even if the player leaves the NHL. It does not calculate contract-specific relief from retirement or other departures, so it overstates the cost where relief would apply.</w:t>
-      </w:r>
-    </w:p>
-    <w:p>
-      <w:pPr>
-        <w:rPr>
-          <w:rFonts w:asciiTheme="minorHAnsi" w:hAnsiTheme="minorHAnsi" w:cstheme="minorHAnsi"/>
-        </w:rPr>
-      </w:pPr>
-      <w:r>
-        <w:rPr>
-          <w:rFonts w:asciiTheme="minorHAnsi" w:hAnsiTheme="minorHAnsi" w:cstheme="minorHAnsi"/>
-        </w:rPr>
-        <w:t>The model assumes 3% annual cap growth from the ceiling known at valuation and discounts future surplus at the same rate. This expresses future dollars in the purchasing power of the valuation-date cap without using subsequently observed cap growth. The 3% rate is a planning assumption.</w:t>
-      </w:r>
-    </w:p>
-    <w:p>
-      <w:pPr>
-        <w:rPr>
-          <w:rFonts w:asciiTheme="minorHAnsi" w:hAnsiTheme="minorHAnsi" w:cstheme="minorHAnsi"/>
-        </w:rPr>
-      </w:pPr>
-      <w:r>
-        <w:rPr>
-          <w:rFonts w:asciiTheme="minorHAnsi" w:hAnsiTheme="minorHAnsi" w:cstheme="minorHAnsi"/>
-        </w:rPr>
-        <w:t>The model adds no discount for managerial impatience because the trade study is intended to investigate that behavior. A preference for near-term production would not establish impatience by itself: competitive position, uncertainty, and private information can also explain it.</w:t>
-      </w:r>
-    </w:p>
-    <w:p>
-      <w:pPr>
-        <w:rPr>
-          <w:rFonts w:asciiTheme="minorHAnsi" w:hAnsiTheme="minorHAnsi" w:cstheme="minorHAnsi"/>
-        </w:rPr>
-      </w:pPr>
-      <w:r>
-        <w:rPr>
-          <w:rFonts w:asciiTheme="minorHAnsi" w:hAnsiTheme="minorHAnsi" w:cstheme="minorHAnsi"/>
-        </w:rPr>
-        <w:t>A negative surplus means the contract costs more than the fitted market price of its expected production. Team fit, private information, and avoiding a future negotiation may explain why a club still accepts it. The model also omits the cost of losing cap flexibility through a long commitment; adding that cost would lower long-contract value further.</w:t>
-      </w:r>
-    </w:p>
-    <w:p>
-      <w:pPr>
-        <w:pStyle w:val="Heading1"/>
-        <w:rPr>
-          <w:rFonts w:asciiTheme="minorHAnsi" w:hAnsiTheme="minorHAnsi" w:cstheme="minorHAnsi"/>
-        </w:rPr>
-      </w:pPr>
-      <w:r>
-        <w:rPr>
-          <w:rFonts w:asciiTheme="minorHAnsi" w:hAnsiTheme="minorHAnsi" w:cstheme="minorHAnsi"/>
-        </w:rPr>
-        <w:lastRenderedPageBreak/>
-        <w:t>5. Goaltenders</w:t>
-      </w:r>
-    </w:p>
-    <w:p>
-      <w:pPr>
-        <w:rPr>
-          <w:rFonts w:asciiTheme="minorHAnsi" w:hAnsiTheme="minorHAnsi" w:cstheme="minorHAnsi"/>
-        </w:rPr>
-      </w:pPr>
-      <w:r>
-        <w:rPr>
-          <w:rFonts w:asciiTheme="minorHAnsi" w:hAnsiTheme="minorHAnsi" w:cstheme="minorHAnsi"/>
-        </w:rPr>
-        <w:t>Goalie performance is much less stable from year to year than skater performance. The model therefore places less weight on a goalie's recent results and more on league-average production. Goalies also have separate pricing and exit estimates.</w:t>
-      </w:r>
-    </w:p>
-    <w:p>
-      <w:pPr>
-        <w:rPr>
-          <w:rFonts w:asciiTheme="minorHAnsi" w:hAnsiTheme="minorHAnsi" w:cstheme="minorHAnsi"/>
-        </w:rPr>
-      </w:pPr>
-      <w:r>
-        <w:rPr>
-          <w:rFonts w:asciiTheme="minorHAnsi" w:hAnsiTheme="minorHAnsi" w:cstheme="minorHAnsi"/>
-        </w:rPr>
-        <w:t>The calculation starts with a weighted average of the goalie's previous three seasons: 50% on the most recent, 30% on the second, and 20% on the third. With only two seasons, the weights become 60% and 40%; with only the preceding season, that season supplies the baseline. These calculations require the immediately preceding season, although a separate carry-back rule can recover an older baseline when recent history is missing. The skater requirement of at least ten games does not apply.</w:t>
-      </w:r>
-    </w:p>
-    <w:p>
-      <w:pPr>
-        <w:rPr>
-          <w:rFonts w:asciiTheme="minorHAnsi" w:hAnsiTheme="minorHAnsi" w:cstheme="minorHAnsi"/>
-        </w:rPr>
-      </w:pPr>
-      <w:r>
-        <w:rPr>
-          <w:rFonts w:asciiTheme="minorHAnsi" w:hAnsiTheme="minorHAnsi" w:cstheme="minorHAnsi"/>
-        </w:rPr>
-        <w:t>The projection then combines 35% of the goalie's own baseline with 65% of the league mean, approximately 2.19 goalie wins above replacement (WAR). For example, a goalie with a baseline of 4.0 wins receives a projection of: 0.35 × 4.0 + 0.65 × 2.19 = 2.82 wins.</w:t>
-      </w:r>
-    </w:p>
-    <w:p>
-      <w:pPr>
-        <w:rPr>
-          <w:rFonts w:asciiTheme="minorHAnsi" w:hAnsiTheme="minorHAnsi" w:cstheme="minorHAnsi"/>
-        </w:rPr>
-      </w:pPr>
-      <w:r>
-        <w:rPr>
-          <w:rFonts w:asciiTheme="minorHAnsi" w:hAnsiTheme="minorHAnsi" w:cstheme="minorHAnsi"/>
-        </w:rPr>
-        <w:t>Validation kept each goalie's records together when separating training and test samples. After adjusting shortened seasons, it supported placing 65% of the projection on the league mean.</w:t>
-      </w:r>
-    </w:p>
-    <w:p>
-      <w:pPr>
-        <w:rPr>
-          <w:rFonts w:asciiTheme="minorHAnsi" w:hAnsiTheme="minorHAnsi" w:cstheme="minorHAnsi"/>
-        </w:rPr>
-      </w:pPr>
-      <w:r>
-        <w:rPr>
-          <w:rFonts w:asciiTheme="minorHAnsi" w:hAnsiTheme="minorHAnsi" w:cstheme="minorHAnsi"/>
-        </w:rPr>
-        <w:t>The blended production forecast stays constant through the contract because the model has no fitted goalie aging curve. Validation supports the blend, not the choice to hold production constant.</w:t>
-      </w:r>
-    </w:p>
-    <w:p>
-      <w:pPr>
-        <w:rPr>
-          <w:rFonts w:asciiTheme="minorHAnsi" w:hAnsiTheme="minorHAnsi" w:cstheme="minorHAnsi"/>
-        </w:rPr>
-      </w:pPr>
-      <w:r>
-        <w:rPr>
-          <w:rFonts w:asciiTheme="minorHAnsi" w:hAnsiTheme="minorHAnsi" w:cstheme="minorHAnsi"/>
-        </w:rPr>
-        <w:t>Separate goalie exit probabilities reduce the contribution of future seasons as the chance of leaving the NHL accumulates. Forecasts retain the goalie's historical baseline even without a future performance record. A goalie with no usable history is left unpriced.</w:t>
-      </w:r>
-    </w:p>
-    <w:p>
-      <w:pPr>
-        <w:rPr>
-          <w:rFonts w:asciiTheme="minorHAnsi" w:hAnsiTheme="minorHAnsi" w:cstheme="minorHAnsi"/>
-        </w:rPr>
-      </w:pPr>
-      <w:r>
-        <w:rPr>
-          <w:rFonts w:asciiTheme="minorHAnsi" w:hAnsiTheme="minorHAnsi" w:cstheme="minorHAnsi"/>
-        </w:rPr>
-        <w:t>The goalie salary equation assigns 1.391% of the cap at zero WAR, plus 1.059% of the cap per goalie WAR. It uses an older ordinary least-squares regression, which fits salary to production without the skater regression's treatment of minimum-salary observations. Goalie valuations also use different salary-floor rules, and goalie control years lack the skater qualification-rate adjustment. These differences limit comparability even though both models express surplus in dollars.</w:t>
+      </w:pPr>
+      <w:r>
+        <w:t>Price, survival, and control years</w:t>
+      </w:r>
+    </w:p>
+    <w:p>
+      <w:pPr/>
+      <w:r>
+        <w:t>The goaltender price line assigns 1.391% of the cap at zero WAR plus 1.059% of the cap per WAR. It comes from an ordinary least-squares regression, which does not treat minimum-salary contracts the way the skater line does. Goaltender seasons are floored at the league minimum without the range of outcomes. A separate exit hazard, estimated from the goaltender panel, reduces future seasons as the chance of leaving accumulates.</w:t>
+      </w:r>
+    </w:p>
+    <w:p>
+      <w:pPr/>
+      <w:r>
+        <w:t>Goaltender control years use the same qualifying offers and the same stop at the first year below the offer, but no qualification rate. Each control year is counted as certain. A pooled weight for goaltenders (0.788 a year) is estimated but not yet applied. These differences limit how comparable goaltender and skater values are, even though both are in dollars of surplus.</w:t>
       </w:r>
     </w:p>
     <w:sectPr>

--- a/40_DOCS/Supervisor_Drafts/Pricing, Control Years, and Contract Value.docx
+++ b/40_DOCS/Supervisor_Drafts/Pricing, Control Years, and Contract Value.docx
@@ -13,20 +13,20 @@
         <w:rPr>
           <w:rFonts w:asciiTheme="minorHAnsi" w:hAnsiTheme="minorHAnsi" w:cstheme="minorHAnsi"/>
         </w:rPr>
-        <w:t>Pricing, Control Years, and Contract Value</w:t>
-      </w:r>
-    </w:p>
-    <w:p>
-      <w:pPr>
-        <w:rPr>
-          <w:rFonts w:asciiTheme="minorHAnsi" w:hAnsiTheme="minorHAnsi" w:cstheme="minorHAnsi"/>
-        </w:rPr>
-      </w:pPr>
-      <w:r>
-        <w:rPr>
-          <w:rFonts w:asciiTheme="minorHAnsi" w:hAnsiTheme="minorHAnsi" w:cstheme="minorHAnsi"/>
-        </w:rPr>
-        <w:t>The player model estimates what a player's projected production would command in salary and subtracts the contract's cap cost. For future seasons, it weights that production value by the probability that the player remains in the NHL and discounts the resulting surplus to the valuation date. If the player remains under restricted-free-agent control after the contract expires, the model also adds the expected surplus from those additional years.</w:t>
+        <w:t xml:space="preserve">Pricing, Control Years, and Contract Value</w:t>
+      </w:r>
+    </w:p>
+    <w:p>
+      <w:pPr>
+        <w:rPr>
+          <w:rFonts w:asciiTheme="minorHAnsi" w:hAnsiTheme="minorHAnsi" w:cstheme="minorHAnsi"/>
+        </w:rPr>
+      </w:pPr>
+      <w:r>
+        <w:rPr>
+          <w:rFonts w:asciiTheme="minorHAnsi" w:hAnsiTheme="minorHAnsi" w:cstheme="minorHAnsi"/>
+        </w:rPr>
+        <w:t xml:space="preserve">The production document forecasts, for each season a contract has left, the player’s WAR if he plays and his chance of playing. This document turns those forecasts into a contract value. For each season the model prices the forecast WAR at what clubs pay for it, weights that price by the chance he plays, subtracts the cap hit, and discounts the result to the valuation date. If the player remains under restricted-free-agent control after the contract expires, it adds the expected surplus from those years.</w:t>
       </w:r>
     </w:p>
     <w:p>
@@ -40,163 +40,1603 @@
         <w:rPr>
           <w:rFonts w:asciiTheme="minorHAnsi" w:hAnsiTheme="minorHAnsi" w:cstheme="minorHAnsi"/>
         </w:rPr>
-        <w:t>1. Turning Wins into Dollars</w:t>
-      </w:r>
-    </w:p>
-    <w:p>
-      <w:pPr>
-        <w:rPr>
-          <w:rFonts w:asciiTheme="minorHAnsi" w:hAnsiTheme="minorHAnsi" w:cstheme="minorHAnsi"/>
-        </w:rPr>
-      </w:pPr>
-      <w:r>
-        <w:rPr>
-          <w:rFonts w:asciiTheme="minorHAnsi" w:hAnsiTheme="minorHAnsi" w:cstheme="minorHAnsi"/>
-        </w:rPr>
-        <w:t>The skater price equation is estimated on 2,349 contracts starting from 2018 through 2025. Both salary and the league minimum are measured as shares of that season's salary cap. Using cap shares makes contracts from different salary environments comparable.</w:t>
-      </w:r>
-    </w:p>
-    <w:p>
-      <w:pPr>
-        <w:rPr>
-          <w:rFonts w:asciiTheme="minorHAnsi" w:hAnsiTheme="minorHAnsi" w:cstheme="minorHAnsi"/>
-        </w:rPr>
-      </w:pPr>
-      <w:r>
-        <w:rPr>
-          <w:rFonts w:asciiTheme="minorHAnsi" w:hAnsiTheme="minorHAnsi" w:cstheme="minorHAnsi"/>
-        </w:rPr>
-        <w:t>Of the 2,349 contracts, 529 pay the league minimum. A player cannot be paid less than that amount, even if his production would otherwise command a lower salary. The model handles this constraint with a censored regression, also called a Tobit model. For salaries above the minimum, it measures how closely the equation predicts observed pay. For minimum-salary contracts, it measures how likely the equation is to place the player at or below the minimum. This retains those observations without treating the salary floor as an unrestricted market price.</w:t>
-      </w:r>
-    </w:p>
-    <w:p>
-      <w:pPr>
-        <w:rPr>
-          <w:rFonts w:asciiTheme="minorHAnsi" w:hAnsiTheme="minorHAnsi" w:cstheme="minorHAnsi"/>
-        </w:rPr>
-      </w:pPr>
-      <w:r>
-        <w:rPr>
-          <w:rFonts w:asciiTheme="minorHAnsi" w:hAnsiTheme="minorHAnsi" w:cstheme="minorHAnsi"/>
-        </w:rPr>
-        <w:t>The calculation assumes that underlying price changes in a straight line with production and that unexplained differences around that line follow a bell-shaped distribution.</w:t>
-      </w:r>
-    </w:p>
-    <w:p>
-      <w:pPr>
-        <w:rPr>
-          <w:rFonts w:asciiTheme="minorHAnsi" w:hAnsiTheme="minorHAnsi" w:cstheme="minorHAnsi"/>
-        </w:rPr>
-      </w:pPr>
-      <w:r>
-        <w:rPr>
-          <w:rFonts w:asciiTheme="minorHAnsi" w:hAnsiTheme="minorHAnsi" w:cstheme="minorHAnsi"/>
-        </w:rPr>
-        <w:t>The sample begins in 2018 because earlier contract coverage is thin. The export contains 63, 223, and 452 contracts starting in 2015, 2016, and 2017, compared with roughly 700 a year afterward. The estimation uses the later window for its broader coverage.</w:t>
-      </w:r>
-    </w:p>
-    <w:p>
-      <w:pPr>
-        <w:rPr>
-          <w:rFonts w:asciiTheme="minorHAnsi" w:hAnsiTheme="minorHAnsi" w:cstheme="minorHAnsi"/>
-        </w:rPr>
-      </w:pPr>
-      <w:r>
-        <w:rPr>
-          <w:rFonts w:asciiTheme="minorHAnsi" w:hAnsiTheme="minorHAnsi" w:cstheme="minorHAnsi"/>
-        </w:rPr>
-        <w:t xml:space="preserve">The equation gives a player at zero WAR a price of about 1.325% of the cap. Each projected win adds 2.123% of the cap for a forward or 2.410% for a defenceman. </w:t>
-      </w:r>
-    </w:p>
-    <w:p>
-      <w:pPr>
-        <w:rPr>
-          <w:rFonts w:asciiTheme="minorHAnsi" w:hAnsiTheme="minorHAnsi" w:cstheme="minorHAnsi"/>
-        </w:rPr>
-      </w:pPr>
-      <w:r>
-        <w:rPr>
-          <w:rFonts w:asciiTheme="minorHAnsi" w:hAnsiTheme="minorHAnsi" w:cstheme="minorHAnsi"/>
-        </w:rPr>
-        <w:t>At a $95.5 million cap, a two-win forward is priced at about $5.32 million: $1.265 million at zero WAR plus two wins at $2.028 million each. A two-win defenceman is priced at about $5.87 million. Subtracting a $4 million cap hit leaves $1.32 million or $1.87 million in surplus for that season, before forecast uncertainty, exit risk, and discounting.</w:t>
-      </w:r>
-    </w:p>
-    <w:p>
-      <w:pPr>
-        <w:rPr>
-          <w:rFonts w:asciiTheme="minorHAnsi" w:hAnsiTheme="minorHAnsi" w:cstheme="minorHAnsi"/>
-        </w:rPr>
-      </w:pPr>
-      <w:r>
-        <w:rPr>
-          <w:rFonts w:asciiTheme="minorHAnsi" w:hAnsiTheme="minorHAnsi" w:cstheme="minorHAnsi"/>
-        </w:rPr>
-        <w:t>A nonlinear alternative allowed the price per win to change with production level. It fitted observed salaries better but predicted held-out salaries less accurately, so the straight-line specification was retained.</w:t>
-      </w:r>
-    </w:p>
-    <w:p>
-      <w:pPr>
-        <w:rPr>
-          <w:rFonts w:asciiTheme="minorHAnsi" w:hAnsiTheme="minorHAnsi" w:cstheme="minorHAnsi"/>
-        </w:rPr>
-      </w:pPr>
-      <w:r>
-        <w:rPr>
-          <w:rFonts w:asciiTheme="minorHAnsi" w:hAnsiTheme="minorHAnsi" w:cstheme="minorHAnsi"/>
-        </w:rPr>
-        <w:t>A longer contract may indicate that a club expects more from a player than his recent production suggests. The contract-length test therefore asked whether term helped predict subsequent production after accounting for the player's trailing WAR baseline.</w:t>
-      </w:r>
-    </w:p>
-    <w:p>
-      <w:pPr>
-        <w:rPr>
-          <w:rFonts w:asciiTheme="minorHAnsi" w:hAnsiTheme="minorHAnsi" w:cstheme="minorHAnsi"/>
-        </w:rPr>
-      </w:pPr>
-      <w:r>
-        <w:rPr>
-          <w:rFonts w:asciiTheme="minorHAnsi" w:hAnsiTheme="minorHAnsi" w:cstheme="minorHAnsi"/>
-        </w:rPr>
-        <w:lastRenderedPageBreak/>
-        <w:t>The main comparison used 1,781 contracts and measured production as average annual adjusted Game Value, converted to wins, over the three seasons after signing. Game Value contains no WAR input, so the outcome is constructed separately from the baseline. Each additional contract year was associated with -0.0135 wins per season, with a 95% interval from -0.0360 to +0.0089. Because this interval includes zero, the result did not justify increasing projected production for longer contracts.</w:t>
-      </w:r>
-      <w:r>
-        <w:rPr>
-          <w:rFonts w:asciiTheme="minorHAnsi" w:hAnsiTheme="minorHAnsi" w:cstheme="minorHAnsi"/>
-        </w:rPr>
-        <w:t xml:space="preserve"> </w:t>
-      </w:r>
-      <w:r>
-        <w:rPr>
-          <w:rFonts w:asciiTheme="minorHAnsi" w:hAnsiTheme="minorHAnsi" w:cstheme="minorHAnsi"/>
-        </w:rPr>
-        <w:t xml:space="preserve">For forwards alone, the association was +0.0273 wins per season per additional contract year, with a 95% interval from +0.0028 to +0.0518. This subgroup result has not been adopted in the price equation. </w:t>
-      </w:r>
-    </w:p>
-    <w:p>
-      <w:pPr>
-        <w:rPr>
-          <w:rFonts w:asciiTheme="minorHAnsi" w:hAnsiTheme="minorHAnsi" w:cstheme="minorHAnsi"/>
-        </w:rPr>
-      </w:pPr>
-      <w:r>
-        <w:rPr>
-          <w:rFonts w:asciiTheme="minorHAnsi" w:hAnsiTheme="minorHAnsi" w:cstheme="minorHAnsi"/>
-        </w:rPr>
-        <w:t>A separate test found little evidence that RFA and UFA skaters required different price equations (F = 0.12; p = 0.887), so the model uses one equation for both groups. An exploratory test of star RFAs remains outside the model. Adopting that addition requires testing the star cutoff, refitting the current sample, and recalculating the affected valuations.</w:t>
-      </w:r>
-    </w:p>
-    <w:p>
-      <w:pPr>
-        <w:rPr>
-          <w:rFonts w:asciiTheme="minorHAnsi" w:hAnsiTheme="minorHAnsi" w:cstheme="minorHAnsi"/>
-        </w:rPr>
-      </w:pPr>
-      <w:r>
-        <w:rPr>
-          <w:rFonts w:asciiTheme="minorHAnsi" w:hAnsiTheme="minorHAnsi" w:cstheme="minorHAnsi"/>
-        </w:rPr>
-        <w:t>The equation holds the relationship between production and cap-adjusted pay constant across the sample. Measuring salaries as cap shares accounts for the cap's size but does not prove that this relationship is stable. A test comparing the pre-COVID growth years (2018-2019) with the flat-cap years (2020-2022) found no detectable change (p = 0.75).</w:t>
+        <w:t xml:space="preserve">1. Turning Wins into Dollars</w:t>
+      </w:r>
+    </w:p>
+    <w:p>
+      <w:pPr>
+        <w:pStyle w:val="Heading2"/>
+        <w:rPr>
+          <w:rFonts w:asciiTheme="minorHAnsi" w:hAnsiTheme="minorHAnsi" w:cstheme="minorHAnsi"/>
+        </w:rPr>
+      </w:pPr>
+      <w:r>
+        <w:rPr>
+          <w:rFonts w:asciiTheme="minorHAnsi" w:hAnsiTheme="minorHAnsi" w:cstheme="minorHAnsi"/>
+        </w:rPr>
+        <w:t xml:space="preserve">The price line</w:t>
+      </w:r>
+    </w:p>
+    <w:p>
+      <w:pPr>
+        <w:rPr>
+          <w:rFonts w:asciiTheme="minorHAnsi" w:hAnsiTheme="minorHAnsi" w:cstheme="minorHAnsi"/>
+        </w:rPr>
+      </w:pPr>
+      <w:r>
+        <w:rPr>
+          <w:rFonts w:asciiTheme="minorHAnsi" w:hAnsiTheme="minorHAnsi" w:cstheme="minorHAnsi"/>
+        </w:rPr>
+        <w:t xml:space="preserve">The model needs a dollar value for a win, and it takes that value from what clubs pay. It fits a price line, which is the relationship between a skater’s forecast production and his cap hit, on standard-level UFA and RFA skater contracts that started from 2018-19 through 2025-26. Salary and the league minimum are both measured as shares of that season’s salary cap, which makes contracts from different salary environments comparable.</w:t>
+      </w:r>
+    </w:p>
+    <w:p>
+      <w:pPr>
+        <w:rPr>
+          <w:rFonts w:asciiTheme="minorHAnsi" w:hAnsiTheme="minorHAnsi" w:cstheme="minorHAnsi"/>
+        </w:rPr>
+      </w:pPr>
+      <w:r>
+        <w:rPr>
+          <w:rFonts w:asciiTheme="minorHAnsi" w:hAnsiTheme="minorHAnsi" w:cstheme="minorHAnsi"/>
+        </w:rPr>
+        <w:t xml:space="preserve">The production measure is the forecast described in the production document: the player’s WAR if he plays in the contract’s first season, forecast from the valuation date at the start of that season. It uses only seasons completed before the contract started, and it reads no contract information, so it cannot see the contract it is pricing. Of the 2,349 contracts in the sample, two have no forecast; the line is fitted on the remaining 2,347, signed by 1,170 players.</w:t>
+      </w:r>
+    </w:p>
+    <w:p>
+      <w:pPr>
+        <w:rPr>
+          <w:rFonts w:asciiTheme="minorHAnsi" w:hAnsiTheme="minorHAnsi" w:cstheme="minorHAnsi"/>
+        </w:rPr>
+      </w:pPr>
+      <w:r>
+        <w:rPr>
+          <w:rFonts w:asciiTheme="minorHAnsi" w:hAnsiTheme="minorHAnsi" w:cstheme="minorHAnsi"/>
+        </w:rPr>
+        <w:t xml:space="preserve">The line is fitted on the same quantity it later prices. A season’s value in Section 4 is the price of the forecast WAR, so the line must be in forecast wins. The forecast is pulled toward the league average: on these contracts it runs at about 0.16 + 0.66 × the player’s 60/40 trailing total, so a player with four trailing wins is forecast at about 2.8. A line fitted per trailing win and then applied to forecast wins would under-price each win above its intercept, and good players would look overpaid by construction. The back-test would read that built-in tilt as mispricing.</w:t>
+      </w:r>
+    </w:p>
+    <w:p>
+      <w:pPr>
+        <w:pStyle w:val="Heading2"/>
+        <w:rPr>
+          <w:rFonts w:asciiTheme="minorHAnsi" w:hAnsiTheme="minorHAnsi" w:cstheme="minorHAnsi"/>
+        </w:rPr>
+      </w:pPr>
+      <w:r>
+        <w:rPr>
+          <w:rFonts w:asciiTheme="minorHAnsi" w:hAnsiTheme="minorHAnsi" w:cstheme="minorHAnsi"/>
+        </w:rPr>
+        <w:t xml:space="preserve">Contracts at the league minimum</w:t>
+      </w:r>
+    </w:p>
+    <w:p>
+      <w:pPr>
+        <w:rPr>
+          <w:rFonts w:asciiTheme="minorHAnsi" w:hAnsiTheme="minorHAnsi" w:cstheme="minorHAnsi"/>
+        </w:rPr>
+      </w:pPr>
+      <w:r>
+        <w:rPr>
+          <w:rFonts w:asciiTheme="minorHAnsi" w:hAnsiTheme="minorHAnsi" w:cstheme="minorHAnsi"/>
+        </w:rPr>
+        <w:t xml:space="preserve">Of the 2,347 contracts, 527 pay the league minimum. A player cannot be paid less than that amount, even if his production would otherwise command a lower salary, so a minimum-salary contract says only that the market valued him at the minimum or below. The model handles this constraint with a censored regression, also called a Tobit model. For salaries above the minimum, it measures how closely the line predicts observed pay. For minimum-salary contracts, it measures how likely the line is to place the player at or below the minimum. This retains those observations without treating the floor as a market price. The calculation assumes that the underlying price is a straight line in production, and that unexplained differences around the line follow a normal distribution.</w:t>
+      </w:r>
+    </w:p>
+    <w:p>
+      <w:pPr>
+        <w:pStyle w:val="Heading2"/>
+        <w:rPr>
+          <w:rFonts w:asciiTheme="minorHAnsi" w:hAnsiTheme="minorHAnsi" w:cstheme="minorHAnsi"/>
+        </w:rPr>
+      </w:pPr>
+      <w:r>
+        <w:rPr>
+          <w:rFonts w:asciiTheme="minorHAnsi" w:hAnsiTheme="minorHAnsi" w:cstheme="minorHAnsi"/>
+        </w:rPr>
+        <w:t xml:space="preserve">The fitted line</w:t>
+      </w:r>
+    </w:p>
+    <w:p>
+      <w:pPr>
+        <w:rPr>
+          <w:rFonts w:asciiTheme="minorHAnsi" w:hAnsiTheme="minorHAnsi" w:cstheme="minorHAnsi"/>
+        </w:rPr>
+      </w:pPr>
+      <w:r>
+        <w:rPr>
+          <w:rFonts w:asciiTheme="minorHAnsi" w:hAnsiTheme="minorHAnsi" w:cstheme="minorHAnsi"/>
+        </w:rPr>
+        <w:t xml:space="preserve">The line has one intercept and a separate slope for defencemen:</w:t>
+      </w:r>
+    </w:p>
+    <w:p>
+      <w:pPr>
+        <w:spacing w:after="200"/>
+        <w:ind w:left="720"/>
+        <w:rPr>
+          <w:rFonts w:asciiTheme="minorHAnsi" w:hAnsiTheme="minorHAnsi" w:cstheme="minorHAnsi"/>
+        </w:rPr>
+      </w:pPr>
+      <w:r>
+        <w:rPr>
+          <w:rFonts w:asciiTheme="minorHAnsi" w:hAnsiTheme="minorHAnsi" w:cstheme="minorHAnsi"/>
+          <w:i/>
+        </w:rPr>
+        <w:t xml:space="preserve">cap share = alpha + (beta + beta_D × defence) × forecast WAR</w:t>
+      </w:r>
+    </w:p>
+    <w:tbl>
+      <w:tblPr>
+        <w:tblW w:w="9360" w:type="dxa"/>
+        <w:tblBorders>
+          <w:top w:val="single" w:sz="4" w:space="0" w:color="A6A6A6"/>
+          <w:left w:val="single" w:sz="4" w:space="0" w:color="A6A6A6"/>
+          <w:bottom w:val="single" w:sz="4" w:space="0" w:color="A6A6A6"/>
+          <w:right w:val="single" w:sz="4" w:space="0" w:color="A6A6A6"/>
+          <w:insideH w:val="single" w:sz="4" w:space="0" w:color="A6A6A6"/>
+          <w:insideV w:val="single" w:sz="4" w:space="0" w:color="A6A6A6"/>
+        </w:tblBorders>
+        <w:tblLayout w:type="fixed"/>
+        <w:tblCellMar>
+          <w:left w:w="80" w:type="dxa"/>
+          <w:right w:w="80" w:type="dxa"/>
+        </w:tblCellMar>
+      </w:tblPr>
+      <w:tblGrid>
+        <w:gridCol w:w="3182"/>
+        <w:gridCol w:w="2059"/>
+        <w:gridCol w:w="2059"/>
+        <w:gridCol w:w="2060"/>
+      </w:tblGrid>
+      <w:tr>
+        <w:trPr>
+          <w:tblHeader/>
+          <w:cantSplit/>
+        </w:trPr>
+        <w:tc>
+          <w:tcPr>
+            <w:tcW w:w="3182" w:type="dxa"/>
+            <w:shd w:val="clear" w:color="auto" w:fill="E7E6E6"/>
+          </w:tcPr>
+          <w:p>
+            <w:pPr>
+              <w:spacing w:before="20" w:after="20" w:line="240" w:lineRule="auto"/>
+              <w:jc w:val="left"/>
+              <w:rPr>
+                <w:rFonts w:asciiTheme="minorHAnsi" w:hAnsiTheme="minorHAnsi" w:cstheme="minorHAnsi"/>
+              </w:rPr>
+            </w:pPr>
+            <w:r>
+              <w:rPr>
+                <w:rFonts w:asciiTheme="minorHAnsi" w:hAnsiTheme="minorHAnsi" w:cstheme="minorHAnsi"/>
+                <w:b/>
+                <w:sz w:val="19"/>
+                <w:szCs w:val="19"/>
+              </w:rPr>
+              <w:t xml:space="preserve">Term</w:t>
+            </w:r>
+          </w:p>
+        </w:tc>
+        <w:tc>
+          <w:tcPr>
+            <w:tcW w:w="2059" w:type="dxa"/>
+            <w:shd w:val="clear" w:color="auto" w:fill="E7E6E6"/>
+          </w:tcPr>
+          <w:p>
+            <w:pPr>
+              <w:spacing w:before="20" w:after="20" w:line="240" w:lineRule="auto"/>
+              <w:jc w:val="right"/>
+              <w:rPr>
+                <w:rFonts w:asciiTheme="minorHAnsi" w:hAnsiTheme="minorHAnsi" w:cstheme="minorHAnsi"/>
+              </w:rPr>
+            </w:pPr>
+            <w:r>
+              <w:rPr>
+                <w:rFonts w:asciiTheme="minorHAnsi" w:hAnsiTheme="minorHAnsi" w:cstheme="minorHAnsi"/>
+                <w:b/>
+                <w:sz w:val="19"/>
+                <w:szCs w:val="19"/>
+              </w:rPr>
+              <w:t xml:space="preserve">Cap share</w:t>
+            </w:r>
+          </w:p>
+        </w:tc>
+        <w:tc>
+          <w:tcPr>
+            <w:tcW w:w="2059" w:type="dxa"/>
+            <w:shd w:val="clear" w:color="auto" w:fill="E7E6E6"/>
+          </w:tcPr>
+          <w:p>
+            <w:pPr>
+              <w:spacing w:before="20" w:after="20" w:line="240" w:lineRule="auto"/>
+              <w:jc w:val="right"/>
+              <w:rPr>
+                <w:rFonts w:asciiTheme="minorHAnsi" w:hAnsiTheme="minorHAnsi" w:cstheme="minorHAnsi"/>
+              </w:rPr>
+            </w:pPr>
+            <w:r>
+              <w:rPr>
+                <w:rFonts w:asciiTheme="minorHAnsi" w:hAnsiTheme="minorHAnsi" w:cstheme="minorHAnsi"/>
+                <w:b/>
+                <w:sz w:val="19"/>
+                <w:szCs w:val="19"/>
+              </w:rPr>
+              <w:t xml:space="preserve">Std. error</w:t>
+            </w:r>
+          </w:p>
+        </w:tc>
+        <w:tc>
+          <w:tcPr>
+            <w:tcW w:w="2060" w:type="dxa"/>
+            <w:shd w:val="clear" w:color="auto" w:fill="E7E6E6"/>
+          </w:tcPr>
+          <w:p>
+            <w:pPr>
+              <w:spacing w:before="20" w:after="20" w:line="240" w:lineRule="auto"/>
+              <w:jc w:val="right"/>
+              <w:rPr>
+                <w:rFonts w:asciiTheme="minorHAnsi" w:hAnsiTheme="minorHAnsi" w:cstheme="minorHAnsi"/>
+              </w:rPr>
+            </w:pPr>
+            <w:r>
+              <w:rPr>
+                <w:rFonts w:asciiTheme="minorHAnsi" w:hAnsiTheme="minorHAnsi" w:cstheme="minorHAnsi"/>
+                <w:b/>
+                <w:sz w:val="19"/>
+                <w:szCs w:val="19"/>
+              </w:rPr>
+              <w:t xml:space="preserve">At a $95.5 million cap</w:t>
+            </w:r>
+          </w:p>
+        </w:tc>
+      </w:tr>
+      <w:tr>
+        <w:trPr>
+          <w:cantSplit/>
+        </w:trPr>
+        <w:tc>
+          <w:tcPr>
+            <w:tcW w:w="3182" w:type="dxa"/>
+          </w:tcPr>
+          <w:p>
+            <w:pPr>
+              <w:spacing w:before="20" w:after="20" w:line="240" w:lineRule="auto"/>
+              <w:jc w:val="left"/>
+              <w:rPr>
+                <w:rFonts w:asciiTheme="minorHAnsi" w:hAnsiTheme="minorHAnsi" w:cstheme="minorHAnsi"/>
+              </w:rPr>
+            </w:pPr>
+            <w:r>
+              <w:rPr>
+                <w:rFonts w:asciiTheme="minorHAnsi" w:hAnsiTheme="minorHAnsi" w:cstheme="minorHAnsi"/>
+                <w:sz w:val="19"/>
+                <w:szCs w:val="19"/>
+              </w:rPr>
+              <w:t xml:space="preserve">Intercept, alpha</w:t>
+            </w:r>
+          </w:p>
+        </w:tc>
+        <w:tc>
+          <w:tcPr>
+            <w:tcW w:w="2059" w:type="dxa"/>
+          </w:tcPr>
+          <w:p>
+            <w:pPr>
+              <w:spacing w:before="20" w:after="20" w:line="240" w:lineRule="auto"/>
+              <w:jc w:val="right"/>
+              <w:rPr>
+                <w:rFonts w:asciiTheme="minorHAnsi" w:hAnsiTheme="minorHAnsi" w:cstheme="minorHAnsi"/>
+              </w:rPr>
+            </w:pPr>
+            <w:r>
+              <w:rPr>
+                <w:rFonts w:asciiTheme="minorHAnsi" w:hAnsiTheme="minorHAnsi" w:cstheme="minorHAnsi"/>
+                <w:sz w:val="19"/>
+                <w:szCs w:val="19"/>
+              </w:rPr>
+              <w:t xml:space="preserve">0.769%</w:t>
+            </w:r>
+          </w:p>
+        </w:tc>
+        <w:tc>
+          <w:tcPr>
+            <w:tcW w:w="2059" w:type="dxa"/>
+          </w:tcPr>
+          <w:p>
+            <w:pPr>
+              <w:spacing w:before="20" w:after="20" w:line="240" w:lineRule="auto"/>
+              <w:jc w:val="right"/>
+              <w:rPr>
+                <w:rFonts w:asciiTheme="minorHAnsi" w:hAnsiTheme="minorHAnsi" w:cstheme="minorHAnsi"/>
+              </w:rPr>
+            </w:pPr>
+            <w:r>
+              <w:rPr>
+                <w:rFonts w:asciiTheme="minorHAnsi" w:hAnsiTheme="minorHAnsi" w:cstheme="minorHAnsi"/>
+                <w:sz w:val="19"/>
+                <w:szCs w:val="19"/>
+              </w:rPr>
+              <w:t xml:space="preserve">0.059%</w:t>
+            </w:r>
+          </w:p>
+        </w:tc>
+        <w:tc>
+          <w:tcPr>
+            <w:tcW w:w="2060" w:type="dxa"/>
+          </w:tcPr>
+          <w:p>
+            <w:pPr>
+              <w:spacing w:before="20" w:after="20" w:line="240" w:lineRule="auto"/>
+              <w:jc w:val="right"/>
+              <w:rPr>
+                <w:rFonts w:asciiTheme="minorHAnsi" w:hAnsiTheme="minorHAnsi" w:cstheme="minorHAnsi"/>
+              </w:rPr>
+            </w:pPr>
+            <w:r>
+              <w:rPr>
+                <w:rFonts w:asciiTheme="minorHAnsi" w:hAnsiTheme="minorHAnsi" w:cstheme="minorHAnsi"/>
+                <w:sz w:val="19"/>
+                <w:szCs w:val="19"/>
+              </w:rPr>
+              <w:t xml:space="preserve">$0.735 million</w:t>
+            </w:r>
+          </w:p>
+        </w:tc>
+      </w:tr>
+      <w:tr>
+        <w:trPr>
+          <w:cantSplit/>
+        </w:trPr>
+        <w:tc>
+          <w:tcPr>
+            <w:tcW w:w="3182" w:type="dxa"/>
+          </w:tcPr>
+          <w:p>
+            <w:pPr>
+              <w:spacing w:before="20" w:after="20" w:line="240" w:lineRule="auto"/>
+              <w:jc w:val="left"/>
+              <w:rPr>
+                <w:rFonts w:asciiTheme="minorHAnsi" w:hAnsiTheme="minorHAnsi" w:cstheme="minorHAnsi"/>
+              </w:rPr>
+            </w:pPr>
+            <w:r>
+              <w:rPr>
+                <w:rFonts w:asciiTheme="minorHAnsi" w:hAnsiTheme="minorHAnsi" w:cstheme="minorHAnsi"/>
+                <w:sz w:val="19"/>
+                <w:szCs w:val="19"/>
+              </w:rPr>
+              <w:t xml:space="preserve">Per forecast win, forwards (beta)</w:t>
+            </w:r>
+          </w:p>
+        </w:tc>
+        <w:tc>
+          <w:tcPr>
+            <w:tcW w:w="2059" w:type="dxa"/>
+          </w:tcPr>
+          <w:p>
+            <w:pPr>
+              <w:spacing w:before="20" w:after="20" w:line="240" w:lineRule="auto"/>
+              <w:jc w:val="right"/>
+              <w:rPr>
+                <w:rFonts w:asciiTheme="minorHAnsi" w:hAnsiTheme="minorHAnsi" w:cstheme="minorHAnsi"/>
+              </w:rPr>
+            </w:pPr>
+            <w:r>
+              <w:rPr>
+                <w:rFonts w:asciiTheme="minorHAnsi" w:hAnsiTheme="minorHAnsi" w:cstheme="minorHAnsi"/>
+                <w:sz w:val="19"/>
+                <w:szCs w:val="19"/>
+              </w:rPr>
+              <w:t xml:space="preserve">3.089%</w:t>
+            </w:r>
+          </w:p>
+        </w:tc>
+        <w:tc>
+          <w:tcPr>
+            <w:tcW w:w="2059" w:type="dxa"/>
+          </w:tcPr>
+          <w:p>
+            <w:pPr>
+              <w:spacing w:before="20" w:after="20" w:line="240" w:lineRule="auto"/>
+              <w:jc w:val="right"/>
+              <w:rPr>
+                <w:rFonts w:asciiTheme="minorHAnsi" w:hAnsiTheme="minorHAnsi" w:cstheme="minorHAnsi"/>
+              </w:rPr>
+            </w:pPr>
+            <w:r>
+              <w:rPr>
+                <w:rFonts w:asciiTheme="minorHAnsi" w:hAnsiTheme="minorHAnsi" w:cstheme="minorHAnsi"/>
+                <w:sz w:val="19"/>
+                <w:szCs w:val="19"/>
+              </w:rPr>
+              <w:t xml:space="preserve">0.070%</w:t>
+            </w:r>
+          </w:p>
+        </w:tc>
+        <w:tc>
+          <w:tcPr>
+            <w:tcW w:w="2060" w:type="dxa"/>
+          </w:tcPr>
+          <w:p>
+            <w:pPr>
+              <w:spacing w:before="20" w:after="20" w:line="240" w:lineRule="auto"/>
+              <w:jc w:val="right"/>
+              <w:rPr>
+                <w:rFonts w:asciiTheme="minorHAnsi" w:hAnsiTheme="minorHAnsi" w:cstheme="minorHAnsi"/>
+              </w:rPr>
+            </w:pPr>
+            <w:r>
+              <w:rPr>
+                <w:rFonts w:asciiTheme="minorHAnsi" w:hAnsiTheme="minorHAnsi" w:cstheme="minorHAnsi"/>
+                <w:sz w:val="19"/>
+                <w:szCs w:val="19"/>
+              </w:rPr>
+              <w:t xml:space="preserve">$2.950 million</w:t>
+            </w:r>
+          </w:p>
+        </w:tc>
+      </w:tr>
+      <w:tr>
+        <w:trPr>
+          <w:cantSplit/>
+        </w:trPr>
+        <w:tc>
+          <w:tcPr>
+            <w:tcW w:w="3182" w:type="dxa"/>
+          </w:tcPr>
+          <w:p>
+            <w:pPr>
+              <w:spacing w:before="20" w:after="20" w:line="240" w:lineRule="auto"/>
+              <w:jc w:val="left"/>
+              <w:rPr>
+                <w:rFonts w:asciiTheme="minorHAnsi" w:hAnsiTheme="minorHAnsi" w:cstheme="minorHAnsi"/>
+              </w:rPr>
+            </w:pPr>
+            <w:r>
+              <w:rPr>
+                <w:rFonts w:asciiTheme="minorHAnsi" w:hAnsiTheme="minorHAnsi" w:cstheme="minorHAnsi"/>
+                <w:sz w:val="19"/>
+                <w:szCs w:val="19"/>
+              </w:rPr>
+              <w:t xml:space="preserve">Additional per win, defencemen (beta_D)</w:t>
+            </w:r>
+          </w:p>
+        </w:tc>
+        <w:tc>
+          <w:tcPr>
+            <w:tcW w:w="2059" w:type="dxa"/>
+          </w:tcPr>
+          <w:p>
+            <w:pPr>
+              <w:spacing w:before="20" w:after="20" w:line="240" w:lineRule="auto"/>
+              <w:jc w:val="right"/>
+              <w:rPr>
+                <w:rFonts w:asciiTheme="minorHAnsi" w:hAnsiTheme="minorHAnsi" w:cstheme="minorHAnsi"/>
+              </w:rPr>
+            </w:pPr>
+            <w:r>
+              <w:rPr>
+                <w:rFonts w:asciiTheme="minorHAnsi" w:hAnsiTheme="minorHAnsi" w:cstheme="minorHAnsi"/>
+                <w:sz w:val="19"/>
+                <w:szCs w:val="19"/>
+              </w:rPr>
+              <w:t xml:space="preserve">1.466%</w:t>
+            </w:r>
+          </w:p>
+        </w:tc>
+        <w:tc>
+          <w:tcPr>
+            <w:tcW w:w="2059" w:type="dxa"/>
+          </w:tcPr>
+          <w:p>
+            <w:pPr>
+              <w:spacing w:before="20" w:after="20" w:line="240" w:lineRule="auto"/>
+              <w:jc w:val="right"/>
+              <w:rPr>
+                <w:rFonts w:asciiTheme="minorHAnsi" w:hAnsiTheme="minorHAnsi" w:cstheme="minorHAnsi"/>
+              </w:rPr>
+            </w:pPr>
+            <w:r>
+              <w:rPr>
+                <w:rFonts w:asciiTheme="minorHAnsi" w:hAnsiTheme="minorHAnsi" w:cstheme="minorHAnsi"/>
+                <w:sz w:val="19"/>
+                <w:szCs w:val="19"/>
+              </w:rPr>
+              <w:t xml:space="preserve">0.158%</w:t>
+            </w:r>
+          </w:p>
+        </w:tc>
+        <w:tc>
+          <w:tcPr>
+            <w:tcW w:w="2060" w:type="dxa"/>
+          </w:tcPr>
+          <w:p>
+            <w:pPr>
+              <w:spacing w:before="20" w:after="20" w:line="240" w:lineRule="auto"/>
+              <w:jc w:val="right"/>
+              <w:rPr>
+                <w:rFonts w:asciiTheme="minorHAnsi" w:hAnsiTheme="minorHAnsi" w:cstheme="minorHAnsi"/>
+              </w:rPr>
+            </w:pPr>
+            <w:r>
+              <w:rPr>
+                <w:rFonts w:asciiTheme="minorHAnsi" w:hAnsiTheme="minorHAnsi" w:cstheme="minorHAnsi"/>
+                <w:sz w:val="19"/>
+                <w:szCs w:val="19"/>
+              </w:rPr>
+              <w:t xml:space="preserve">$1.400 million</w:t>
+            </w:r>
+          </w:p>
+        </w:tc>
+      </w:tr>
+      <w:tr>
+        <w:trPr>
+          <w:cantSplit/>
+        </w:trPr>
+        <w:tc>
+          <w:tcPr>
+            <w:tcW w:w="3182" w:type="dxa"/>
+          </w:tcPr>
+          <w:p>
+            <w:pPr>
+              <w:spacing w:before="20" w:after="20" w:line="240" w:lineRule="auto"/>
+              <w:jc w:val="left"/>
+              <w:rPr>
+                <w:rFonts w:asciiTheme="minorHAnsi" w:hAnsiTheme="minorHAnsi" w:cstheme="minorHAnsi"/>
+              </w:rPr>
+            </w:pPr>
+            <w:r>
+              <w:rPr>
+                <w:rFonts w:asciiTheme="minorHAnsi" w:hAnsiTheme="minorHAnsi" w:cstheme="minorHAnsi"/>
+                <w:sz w:val="19"/>
+                <w:szCs w:val="19"/>
+              </w:rPr>
+              <w:t xml:space="preserve">Per forecast win, defencemen</w:t>
+            </w:r>
+          </w:p>
+        </w:tc>
+        <w:tc>
+          <w:tcPr>
+            <w:tcW w:w="2059" w:type="dxa"/>
+          </w:tcPr>
+          <w:p>
+            <w:pPr>
+              <w:spacing w:before="20" w:after="20" w:line="240" w:lineRule="auto"/>
+              <w:jc w:val="right"/>
+              <w:rPr>
+                <w:rFonts w:asciiTheme="minorHAnsi" w:hAnsiTheme="minorHAnsi" w:cstheme="minorHAnsi"/>
+              </w:rPr>
+            </w:pPr>
+            <w:r>
+              <w:rPr>
+                <w:rFonts w:asciiTheme="minorHAnsi" w:hAnsiTheme="minorHAnsi" w:cstheme="minorHAnsi"/>
+                <w:sz w:val="19"/>
+                <w:szCs w:val="19"/>
+              </w:rPr>
+              <w:t xml:space="preserve">4.555%</w:t>
+            </w:r>
+          </w:p>
+        </w:tc>
+        <w:tc>
+          <w:tcPr>
+            <w:tcW w:w="2059" w:type="dxa"/>
+          </w:tcPr>
+          <w:p>
+            <w:pPr>
+              <w:spacing w:before="20" w:after="20" w:line="240" w:lineRule="auto"/>
+              <w:jc w:val="right"/>
+              <w:rPr>
+                <w:rFonts w:asciiTheme="minorHAnsi" w:hAnsiTheme="minorHAnsi" w:cstheme="minorHAnsi"/>
+              </w:rPr>
+            </w:pPr>
+            <w:r>
+              <w:rPr>
+                <w:rFonts w:asciiTheme="minorHAnsi" w:hAnsiTheme="minorHAnsi" w:cstheme="minorHAnsi"/>
+                <w:sz w:val="19"/>
+                <w:szCs w:val="19"/>
+              </w:rPr>
+              <w:t xml:space="preserve"/>
+            </w:r>
+          </w:p>
+        </w:tc>
+        <w:tc>
+          <w:tcPr>
+            <w:tcW w:w="2060" w:type="dxa"/>
+          </w:tcPr>
+          <w:p>
+            <w:pPr>
+              <w:spacing w:before="20" w:after="20" w:line="240" w:lineRule="auto"/>
+              <w:jc w:val="right"/>
+              <w:rPr>
+                <w:rFonts w:asciiTheme="minorHAnsi" w:hAnsiTheme="minorHAnsi" w:cstheme="minorHAnsi"/>
+              </w:rPr>
+            </w:pPr>
+            <w:r>
+              <w:rPr>
+                <w:rFonts w:asciiTheme="minorHAnsi" w:hAnsiTheme="minorHAnsi" w:cstheme="minorHAnsi"/>
+                <w:sz w:val="19"/>
+                <w:szCs w:val="19"/>
+              </w:rPr>
+              <w:t xml:space="preserve">$4.350 million</w:t>
+            </w:r>
+          </w:p>
+        </w:tc>
+      </w:tr>
+      <w:tr>
+        <w:trPr>
+          <w:cantSplit/>
+        </w:trPr>
+        <w:tc>
+          <w:tcPr>
+            <w:tcW w:w="3182" w:type="dxa"/>
+          </w:tcPr>
+          <w:p>
+            <w:pPr>
+              <w:spacing w:before="20" w:after="20" w:line="240" w:lineRule="auto"/>
+              <w:jc w:val="left"/>
+              <w:rPr>
+                <w:rFonts w:asciiTheme="minorHAnsi" w:hAnsiTheme="minorHAnsi" w:cstheme="minorHAnsi"/>
+              </w:rPr>
+            </w:pPr>
+            <w:r>
+              <w:rPr>
+                <w:rFonts w:asciiTheme="minorHAnsi" w:hAnsiTheme="minorHAnsi" w:cstheme="minorHAnsi"/>
+                <w:sz w:val="19"/>
+                <w:szCs w:val="19"/>
+              </w:rPr>
+              <w:t xml:space="preserve">Residual spread (sigma)</w:t>
+            </w:r>
+          </w:p>
+        </w:tc>
+        <w:tc>
+          <w:tcPr>
+            <w:tcW w:w="2059" w:type="dxa"/>
+          </w:tcPr>
+          <w:p>
+            <w:pPr>
+              <w:spacing w:before="20" w:after="20" w:line="240" w:lineRule="auto"/>
+              <w:jc w:val="right"/>
+              <w:rPr>
+                <w:rFonts w:asciiTheme="minorHAnsi" w:hAnsiTheme="minorHAnsi" w:cstheme="minorHAnsi"/>
+              </w:rPr>
+            </w:pPr>
+            <w:r>
+              <w:rPr>
+                <w:rFonts w:asciiTheme="minorHAnsi" w:hAnsiTheme="minorHAnsi" w:cstheme="minorHAnsi"/>
+                <w:sz w:val="19"/>
+                <w:szCs w:val="19"/>
+              </w:rPr>
+              <w:t xml:space="preserve">2.112%</w:t>
+            </w:r>
+          </w:p>
+        </w:tc>
+        <w:tc>
+          <w:tcPr>
+            <w:tcW w:w="2059" w:type="dxa"/>
+          </w:tcPr>
+          <w:p>
+            <w:pPr>
+              <w:spacing w:before="20" w:after="20" w:line="240" w:lineRule="auto"/>
+              <w:jc w:val="right"/>
+              <w:rPr>
+                <w:rFonts w:asciiTheme="minorHAnsi" w:hAnsiTheme="minorHAnsi" w:cstheme="minorHAnsi"/>
+              </w:rPr>
+            </w:pPr>
+            <w:r>
+              <w:rPr>
+                <w:rFonts w:asciiTheme="minorHAnsi" w:hAnsiTheme="minorHAnsi" w:cstheme="minorHAnsi"/>
+                <w:sz w:val="19"/>
+                <w:szCs w:val="19"/>
+              </w:rPr>
+              <w:t xml:space="preserve"/>
+            </w:r>
+          </w:p>
+        </w:tc>
+        <w:tc>
+          <w:tcPr>
+            <w:tcW w:w="2060" w:type="dxa"/>
+          </w:tcPr>
+          <w:p>
+            <w:pPr>
+              <w:spacing w:before="20" w:after="20" w:line="240" w:lineRule="auto"/>
+              <w:jc w:val="right"/>
+              <w:rPr>
+                <w:rFonts w:asciiTheme="minorHAnsi" w:hAnsiTheme="minorHAnsi" w:cstheme="minorHAnsi"/>
+              </w:rPr>
+            </w:pPr>
+            <w:r>
+              <w:rPr>
+                <w:rFonts w:asciiTheme="minorHAnsi" w:hAnsiTheme="minorHAnsi" w:cstheme="minorHAnsi"/>
+                <w:sz w:val="19"/>
+                <w:szCs w:val="19"/>
+              </w:rPr>
+              <w:t xml:space="preserve"/>
+            </w:r>
+          </w:p>
+        </w:tc>
+      </w:tr>
+    </w:tbl>
+    <w:p>
+      <w:pPr>
+        <w:spacing w:after="80"/>
+      </w:pPr>
+    </w:p>
+    <w:p>
+      <w:pPr>
+        <w:rPr>
+          <w:rFonts w:asciiTheme="minorHAnsi" w:hAnsiTheme="minorHAnsi" w:cstheme="minorHAnsi"/>
+        </w:rPr>
+      </w:pPr>
+      <w:r>
+        <w:rPr>
+          <w:rFonts w:asciiTheme="minorHAnsi" w:hAnsiTheme="minorHAnsi" w:cstheme="minorHAnsi"/>
+        </w:rPr>
+        <w:t xml:space="preserve">At the 2025-26 cap, a forward forecast at two wins if he plays is priced at $6.64 million: $0.735 million plus two wins at $2.950 million. A defenceman with the same forecast is priced at $9.44 million.</w:t>
+      </w:r>
+    </w:p>
+    <w:p>
+      <w:pPr>
+        <w:rPr>
+          <w:rFonts w:asciiTheme="minorHAnsi" w:hAnsiTheme="minorHAnsi" w:cstheme="minorHAnsi"/>
+        </w:rPr>
+      </w:pPr>
+      <w:r>
+        <w:rPr>
+          <w:rFonts w:asciiTheme="minorHAnsi" w:hAnsiTheme="minorHAnsi" w:cstheme="minorHAnsi"/>
+        </w:rPr>
+        <w:t xml:space="preserve">The sample begins in 2018-19 because earlier contract coverage is thin. The export contains 63, 223, and 452 contracts starting in 2015, 2016, and 2017, compared with 275 to 335 a year in the sample.</w:t>
+      </w:r>
+    </w:p>
+    <w:p>
+      <w:pPr>
+        <w:pStyle w:val="Heading2"/>
+        <w:rPr>
+          <w:rFonts w:asciiTheme="minorHAnsi" w:hAnsiTheme="minorHAnsi" w:cstheme="minorHAnsi"/>
+        </w:rPr>
+      </w:pPr>
+      <w:r>
+        <w:rPr>
+          <w:rFonts w:asciiTheme="minorHAnsi" w:hAnsiTheme="minorHAnsi" w:cstheme="minorHAnsi"/>
+        </w:rPr>
+        <w:t xml:space="preserve">How well it fits, and what that means</w:t>
+      </w:r>
+    </w:p>
+    <w:p>
+      <w:pPr>
+        <w:rPr>
+          <w:rFonts w:asciiTheme="minorHAnsi" w:hAnsiTheme="minorHAnsi" w:cstheme="minorHAnsi"/>
+        </w:rPr>
+      </w:pPr>
+      <w:r>
+        <w:rPr>
+          <w:rFonts w:asciiTheme="minorHAnsi" w:hAnsiTheme="minorHAnsi" w:cstheme="minorHAnsi"/>
+        </w:rPr>
+        <w:t xml:space="preserve">The same specification was fitted on the same 2,347 contracts with the 60/40 trailing total as the input instead of the forecast. That line prices a trailing win at $2.027 million for forwards and $2.301 million for defencemen, with an intercept of $1.267 million. With the same rows, outcome, and number of parameters, the censored log-likelihood is 4,048.2 for the forecast line against 3,902.1 for the trailing-total line. The forecast explains the cap hits clubs actually paid better than the trailing total does. This says the forecast is closer to how clubs price players. It does not test whether the forecast is accurate.</w:t>
+      </w:r>
+    </w:p>
+    <w:p>
+      <w:pPr>
+        <w:rPr>
+          <w:rFonts w:asciiTheme="minorHAnsi" w:hAnsiTheme="minorHAnsi" w:cstheme="minorHAnsi"/>
+        </w:rPr>
+      </w:pPr>
+      <w:r>
+        <w:rPr>
+          <w:rFonts w:asciiTheme="minorHAnsi" w:hAnsiTheme="minorHAnsi" w:cstheme="minorHAnsi"/>
+        </w:rPr>
+        <w:t xml:space="preserve">The table below compares observed pay with each line’s expected pay, in millions of dollars at a $95.5 million cap, by the player’s trailing total.</w:t>
+      </w:r>
+    </w:p>
+    <w:tbl>
+      <w:tblPr>
+        <w:tblW w:w="9360" w:type="dxa"/>
+        <w:tblBorders>
+          <w:top w:val="single" w:sz="4" w:space="0" w:color="A6A6A6"/>
+          <w:left w:val="single" w:sz="4" w:space="0" w:color="A6A6A6"/>
+          <w:bottom w:val="single" w:sz="4" w:space="0" w:color="A6A6A6"/>
+          <w:right w:val="single" w:sz="4" w:space="0" w:color="A6A6A6"/>
+          <w:insideH w:val="single" w:sz="4" w:space="0" w:color="A6A6A6"/>
+          <w:insideV w:val="single" w:sz="4" w:space="0" w:color="A6A6A6"/>
+        </w:tblBorders>
+        <w:tblLayout w:type="fixed"/>
+        <w:tblCellMar>
+          <w:left w:w="80" w:type="dxa"/>
+          <w:right w:w="80" w:type="dxa"/>
+        </w:tblCellMar>
+      </w:tblPr>
+      <w:tblGrid>
+        <w:gridCol w:w="3182"/>
+        <w:gridCol w:w="1544"/>
+        <w:gridCol w:w="1544"/>
+        <w:gridCol w:w="1544"/>
+        <w:gridCol w:w="1546"/>
+      </w:tblGrid>
+      <w:tr>
+        <w:trPr>
+          <w:tblHeader/>
+          <w:cantSplit/>
+        </w:trPr>
+        <w:tc>
+          <w:tcPr>
+            <w:tcW w:w="3182" w:type="dxa"/>
+            <w:shd w:val="clear" w:color="auto" w:fill="E7E6E6"/>
+          </w:tcPr>
+          <w:p>
+            <w:pPr>
+              <w:spacing w:before="20" w:after="20" w:line="240" w:lineRule="auto"/>
+              <w:jc w:val="left"/>
+              <w:rPr>
+                <w:rFonts w:asciiTheme="minorHAnsi" w:hAnsiTheme="minorHAnsi" w:cstheme="minorHAnsi"/>
+              </w:rPr>
+            </w:pPr>
+            <w:r>
+              <w:rPr>
+                <w:rFonts w:asciiTheme="minorHAnsi" w:hAnsiTheme="minorHAnsi" w:cstheme="minorHAnsi"/>
+                <w:b/>
+                <w:sz w:val="19"/>
+                <w:szCs w:val="19"/>
+              </w:rPr>
+              <w:t xml:space="preserve">Trailing wins</w:t>
+            </w:r>
+          </w:p>
+        </w:tc>
+        <w:tc>
+          <w:tcPr>
+            <w:tcW w:w="1544" w:type="dxa"/>
+            <w:shd w:val="clear" w:color="auto" w:fill="E7E6E6"/>
+          </w:tcPr>
+          <w:p>
+            <w:pPr>
+              <w:spacing w:before="20" w:after="20" w:line="240" w:lineRule="auto"/>
+              <w:jc w:val="right"/>
+              <w:rPr>
+                <w:rFonts w:asciiTheme="minorHAnsi" w:hAnsiTheme="minorHAnsi" w:cstheme="minorHAnsi"/>
+              </w:rPr>
+            </w:pPr>
+            <w:r>
+              <w:rPr>
+                <w:rFonts w:asciiTheme="minorHAnsi" w:hAnsiTheme="minorHAnsi" w:cstheme="minorHAnsi"/>
+                <w:b/>
+                <w:sz w:val="19"/>
+                <w:szCs w:val="19"/>
+              </w:rPr>
+              <w:t xml:space="preserve">Contracts</w:t>
+            </w:r>
+          </w:p>
+        </w:tc>
+        <w:tc>
+          <w:tcPr>
+            <w:tcW w:w="1544" w:type="dxa"/>
+            <w:shd w:val="clear" w:color="auto" w:fill="E7E6E6"/>
+          </w:tcPr>
+          <w:p>
+            <w:pPr>
+              <w:spacing w:before="20" w:after="20" w:line="240" w:lineRule="auto"/>
+              <w:jc w:val="right"/>
+              <w:rPr>
+                <w:rFonts w:asciiTheme="minorHAnsi" w:hAnsiTheme="minorHAnsi" w:cstheme="minorHAnsi"/>
+              </w:rPr>
+            </w:pPr>
+            <w:r>
+              <w:rPr>
+                <w:rFonts w:asciiTheme="minorHAnsi" w:hAnsiTheme="minorHAnsi" w:cstheme="minorHAnsi"/>
+                <w:b/>
+                <w:sz w:val="19"/>
+                <w:szCs w:val="19"/>
+              </w:rPr>
+              <w:t xml:space="preserve">Observed</w:t>
+            </w:r>
+          </w:p>
+        </w:tc>
+        <w:tc>
+          <w:tcPr>
+            <w:tcW w:w="1544" w:type="dxa"/>
+            <w:shd w:val="clear" w:color="auto" w:fill="E7E6E6"/>
+          </w:tcPr>
+          <w:p>
+            <w:pPr>
+              <w:spacing w:before="20" w:after="20" w:line="240" w:lineRule="auto"/>
+              <w:jc w:val="right"/>
+              <w:rPr>
+                <w:rFonts w:asciiTheme="minorHAnsi" w:hAnsiTheme="minorHAnsi" w:cstheme="minorHAnsi"/>
+              </w:rPr>
+            </w:pPr>
+            <w:r>
+              <w:rPr>
+                <w:rFonts w:asciiTheme="minorHAnsi" w:hAnsiTheme="minorHAnsi" w:cstheme="minorHAnsi"/>
+                <w:b/>
+                <w:sz w:val="19"/>
+                <w:szCs w:val="19"/>
+              </w:rPr>
+              <w:t xml:space="preserve">Trailing-total line</w:t>
+            </w:r>
+          </w:p>
+        </w:tc>
+        <w:tc>
+          <w:tcPr>
+            <w:tcW w:w="1546" w:type="dxa"/>
+            <w:shd w:val="clear" w:color="auto" w:fill="E7E6E6"/>
+          </w:tcPr>
+          <w:p>
+            <w:pPr>
+              <w:spacing w:before="20" w:after="20" w:line="240" w:lineRule="auto"/>
+              <w:jc w:val="right"/>
+              <w:rPr>
+                <w:rFonts w:asciiTheme="minorHAnsi" w:hAnsiTheme="minorHAnsi" w:cstheme="minorHAnsi"/>
+              </w:rPr>
+            </w:pPr>
+            <w:r>
+              <w:rPr>
+                <w:rFonts w:asciiTheme="minorHAnsi" w:hAnsiTheme="minorHAnsi" w:cstheme="minorHAnsi"/>
+                <w:b/>
+                <w:sz w:val="19"/>
+                <w:szCs w:val="19"/>
+              </w:rPr>
+              <w:t xml:space="preserve">Forecast line</w:t>
+            </w:r>
+          </w:p>
+        </w:tc>
+      </w:tr>
+      <w:tr>
+        <w:trPr>
+          <w:cantSplit/>
+        </w:trPr>
+        <w:tc>
+          <w:tcPr>
+            <w:tcW w:w="3182" w:type="dxa"/>
+          </w:tcPr>
+          <w:p>
+            <w:pPr>
+              <w:spacing w:before="20" w:after="20" w:line="240" w:lineRule="auto"/>
+              <w:jc w:val="left"/>
+              <w:rPr>
+                <w:rFonts w:asciiTheme="minorHAnsi" w:hAnsiTheme="minorHAnsi" w:cstheme="minorHAnsi"/>
+              </w:rPr>
+            </w:pPr>
+            <w:r>
+              <w:rPr>
+                <w:rFonts w:asciiTheme="minorHAnsi" w:hAnsiTheme="minorHAnsi" w:cstheme="minorHAnsi"/>
+                <w:sz w:val="19"/>
+                <w:szCs w:val="19"/>
+              </w:rPr>
+              <w:t xml:space="preserve">Below 0</w:t>
+            </w:r>
+          </w:p>
+        </w:tc>
+        <w:tc>
+          <w:tcPr>
+            <w:tcW w:w="1544" w:type="dxa"/>
+          </w:tcPr>
+          <w:p>
+            <w:pPr>
+              <w:spacing w:before="20" w:after="20" w:line="240" w:lineRule="auto"/>
+              <w:jc w:val="right"/>
+              <w:rPr>
+                <w:rFonts w:asciiTheme="minorHAnsi" w:hAnsiTheme="minorHAnsi" w:cstheme="minorHAnsi"/>
+              </w:rPr>
+            </w:pPr>
+            <w:r>
+              <w:rPr>
+                <w:rFonts w:asciiTheme="minorHAnsi" w:hAnsiTheme="minorHAnsi" w:cstheme="minorHAnsi"/>
+                <w:sz w:val="19"/>
+                <w:szCs w:val="19"/>
+              </w:rPr>
+              <w:t xml:space="preserve">763</w:t>
+            </w:r>
+          </w:p>
+        </w:tc>
+        <w:tc>
+          <w:tcPr>
+            <w:tcW w:w="1544" w:type="dxa"/>
+          </w:tcPr>
+          <w:p>
+            <w:pPr>
+              <w:spacing w:before="20" w:after="20" w:line="240" w:lineRule="auto"/>
+              <w:jc w:val="right"/>
+              <w:rPr>
+                <w:rFonts w:asciiTheme="minorHAnsi" w:hAnsiTheme="minorHAnsi" w:cstheme="minorHAnsi"/>
+              </w:rPr>
+            </w:pPr>
+            <w:r>
+              <w:rPr>
+                <w:rFonts w:asciiTheme="minorHAnsi" w:hAnsiTheme="minorHAnsi" w:cstheme="minorHAnsi"/>
+                <w:sz w:val="19"/>
+                <w:szCs w:val="19"/>
+              </w:rPr>
+              <w:t xml:space="preserve">1.50</w:t>
+            </w:r>
+          </w:p>
+        </w:tc>
+        <w:tc>
+          <w:tcPr>
+            <w:tcW w:w="1544" w:type="dxa"/>
+          </w:tcPr>
+          <w:p>
+            <w:pPr>
+              <w:spacing w:before="20" w:after="20" w:line="240" w:lineRule="auto"/>
+              <w:jc w:val="right"/>
+              <w:rPr>
+                <w:rFonts w:asciiTheme="minorHAnsi" w:hAnsiTheme="minorHAnsi" w:cstheme="minorHAnsi"/>
+              </w:rPr>
+            </w:pPr>
+            <w:r>
+              <w:rPr>
+                <w:rFonts w:asciiTheme="minorHAnsi" w:hAnsiTheme="minorHAnsi" w:cstheme="minorHAnsi"/>
+                <w:sz w:val="19"/>
+                <w:szCs w:val="19"/>
+              </w:rPr>
+              <w:t xml:space="preserve">1.63</w:t>
+            </w:r>
+          </w:p>
+        </w:tc>
+        <w:tc>
+          <w:tcPr>
+            <w:tcW w:w="1546" w:type="dxa"/>
+          </w:tcPr>
+          <w:p>
+            <w:pPr>
+              <w:spacing w:before="20" w:after="20" w:line="240" w:lineRule="auto"/>
+              <w:jc w:val="right"/>
+              <w:rPr>
+                <w:rFonts w:asciiTheme="minorHAnsi" w:hAnsiTheme="minorHAnsi" w:cstheme="minorHAnsi"/>
+              </w:rPr>
+            </w:pPr>
+            <w:r>
+              <w:rPr>
+                <w:rFonts w:asciiTheme="minorHAnsi" w:hAnsiTheme="minorHAnsi" w:cstheme="minorHAnsi"/>
+                <w:sz w:val="19"/>
+                <w:szCs w:val="19"/>
+              </w:rPr>
+              <w:t xml:space="preserve">1.66</w:t>
+            </w:r>
+          </w:p>
+        </w:tc>
+      </w:tr>
+      <w:tr>
+        <w:trPr>
+          <w:cantSplit/>
+        </w:trPr>
+        <w:tc>
+          <w:tcPr>
+            <w:tcW w:w="3182" w:type="dxa"/>
+          </w:tcPr>
+          <w:p>
+            <w:pPr>
+              <w:spacing w:before="20" w:after="20" w:line="240" w:lineRule="auto"/>
+              <w:jc w:val="left"/>
+              <w:rPr>
+                <w:rFonts w:asciiTheme="minorHAnsi" w:hAnsiTheme="minorHAnsi" w:cstheme="minorHAnsi"/>
+              </w:rPr>
+            </w:pPr>
+            <w:r>
+              <w:rPr>
+                <w:rFonts w:asciiTheme="minorHAnsi" w:hAnsiTheme="minorHAnsi" w:cstheme="minorHAnsi"/>
+                <w:sz w:val="19"/>
+                <w:szCs w:val="19"/>
+              </w:rPr>
+              <w:t xml:space="preserve">0 to 1</w:t>
+            </w:r>
+          </w:p>
+        </w:tc>
+        <w:tc>
+          <w:tcPr>
+            <w:tcW w:w="1544" w:type="dxa"/>
+          </w:tcPr>
+          <w:p>
+            <w:pPr>
+              <w:spacing w:before="20" w:after="20" w:line="240" w:lineRule="auto"/>
+              <w:jc w:val="right"/>
+              <w:rPr>
+                <w:rFonts w:asciiTheme="minorHAnsi" w:hAnsiTheme="minorHAnsi" w:cstheme="minorHAnsi"/>
+              </w:rPr>
+            </w:pPr>
+            <w:r>
+              <w:rPr>
+                <w:rFonts w:asciiTheme="minorHAnsi" w:hAnsiTheme="minorHAnsi" w:cstheme="minorHAnsi"/>
+                <w:sz w:val="19"/>
+                <w:szCs w:val="19"/>
+              </w:rPr>
+              <w:t xml:space="preserve">1,095</w:t>
+            </w:r>
+          </w:p>
+        </w:tc>
+        <w:tc>
+          <w:tcPr>
+            <w:tcW w:w="1544" w:type="dxa"/>
+          </w:tcPr>
+          <w:p>
+            <w:pPr>
+              <w:spacing w:before="20" w:after="20" w:line="240" w:lineRule="auto"/>
+              <w:jc w:val="right"/>
+              <w:rPr>
+                <w:rFonts w:asciiTheme="minorHAnsi" w:hAnsiTheme="minorHAnsi" w:cstheme="minorHAnsi"/>
+              </w:rPr>
+            </w:pPr>
+            <w:r>
+              <w:rPr>
+                <w:rFonts w:asciiTheme="minorHAnsi" w:hAnsiTheme="minorHAnsi" w:cstheme="minorHAnsi"/>
+                <w:sz w:val="19"/>
+                <w:szCs w:val="19"/>
+              </w:rPr>
+              <w:t xml:space="preserve">2.10</w:t>
+            </w:r>
+          </w:p>
+        </w:tc>
+        <w:tc>
+          <w:tcPr>
+            <w:tcW w:w="1544" w:type="dxa"/>
+          </w:tcPr>
+          <w:p>
+            <w:pPr>
+              <w:spacing w:before="20" w:after="20" w:line="240" w:lineRule="auto"/>
+              <w:jc w:val="right"/>
+              <w:rPr>
+                <w:rFonts w:asciiTheme="minorHAnsi" w:hAnsiTheme="minorHAnsi" w:cstheme="minorHAnsi"/>
+              </w:rPr>
+            </w:pPr>
+            <w:r>
+              <w:rPr>
+                <w:rFonts w:asciiTheme="minorHAnsi" w:hAnsiTheme="minorHAnsi" w:cstheme="minorHAnsi"/>
+                <w:sz w:val="19"/>
+                <w:szCs w:val="19"/>
+              </w:rPr>
+              <w:t xml:space="preserve">2.49</w:t>
+            </w:r>
+          </w:p>
+        </w:tc>
+        <w:tc>
+          <w:tcPr>
+            <w:tcW w:w="1546" w:type="dxa"/>
+          </w:tcPr>
+          <w:p>
+            <w:pPr>
+              <w:spacing w:before="20" w:after="20" w:line="240" w:lineRule="auto"/>
+              <w:jc w:val="right"/>
+              <w:rPr>
+                <w:rFonts w:asciiTheme="minorHAnsi" w:hAnsiTheme="minorHAnsi" w:cstheme="minorHAnsi"/>
+              </w:rPr>
+            </w:pPr>
+            <w:r>
+              <w:rPr>
+                <w:rFonts w:asciiTheme="minorHAnsi" w:hAnsiTheme="minorHAnsi" w:cstheme="minorHAnsi"/>
+                <w:sz w:val="19"/>
+                <w:szCs w:val="19"/>
+              </w:rPr>
+              <w:t xml:space="preserve">2.38</w:t>
+            </w:r>
+          </w:p>
+        </w:tc>
+      </w:tr>
+      <w:tr>
+        <w:trPr>
+          <w:cantSplit/>
+        </w:trPr>
+        <w:tc>
+          <w:tcPr>
+            <w:tcW w:w="3182" w:type="dxa"/>
+          </w:tcPr>
+          <w:p>
+            <w:pPr>
+              <w:spacing w:before="20" w:after="20" w:line="240" w:lineRule="auto"/>
+              <w:jc w:val="left"/>
+              <w:rPr>
+                <w:rFonts w:asciiTheme="minorHAnsi" w:hAnsiTheme="minorHAnsi" w:cstheme="minorHAnsi"/>
+              </w:rPr>
+            </w:pPr>
+            <w:r>
+              <w:rPr>
+                <w:rFonts w:asciiTheme="minorHAnsi" w:hAnsiTheme="minorHAnsi" w:cstheme="minorHAnsi"/>
+                <w:sz w:val="19"/>
+                <w:szCs w:val="19"/>
+              </w:rPr>
+              <w:t xml:space="preserve">1 to 2</w:t>
+            </w:r>
+          </w:p>
+        </w:tc>
+        <w:tc>
+          <w:tcPr>
+            <w:tcW w:w="1544" w:type="dxa"/>
+          </w:tcPr>
+          <w:p>
+            <w:pPr>
+              <w:spacing w:before="20" w:after="20" w:line="240" w:lineRule="auto"/>
+              <w:jc w:val="right"/>
+              <w:rPr>
+                <w:rFonts w:asciiTheme="minorHAnsi" w:hAnsiTheme="minorHAnsi" w:cstheme="minorHAnsi"/>
+              </w:rPr>
+            </w:pPr>
+            <w:r>
+              <w:rPr>
+                <w:rFonts w:asciiTheme="minorHAnsi" w:hAnsiTheme="minorHAnsi" w:cstheme="minorHAnsi"/>
+                <w:sz w:val="19"/>
+                <w:szCs w:val="19"/>
+              </w:rPr>
+              <w:t xml:space="preserve">335</w:t>
+            </w:r>
+          </w:p>
+        </w:tc>
+        <w:tc>
+          <w:tcPr>
+            <w:tcW w:w="1544" w:type="dxa"/>
+          </w:tcPr>
+          <w:p>
+            <w:pPr>
+              <w:spacing w:before="20" w:after="20" w:line="240" w:lineRule="auto"/>
+              <w:jc w:val="right"/>
+              <w:rPr>
+                <w:rFonts w:asciiTheme="minorHAnsi" w:hAnsiTheme="minorHAnsi" w:cstheme="minorHAnsi"/>
+              </w:rPr>
+            </w:pPr>
+            <w:r>
+              <w:rPr>
+                <w:rFonts w:asciiTheme="minorHAnsi" w:hAnsiTheme="minorHAnsi" w:cstheme="minorHAnsi"/>
+                <w:sz w:val="19"/>
+                <w:szCs w:val="19"/>
+              </w:rPr>
+              <w:t xml:space="preserve">4.59</w:t>
+            </w:r>
+          </w:p>
+        </w:tc>
+        <w:tc>
+          <w:tcPr>
+            <w:tcW w:w="1544" w:type="dxa"/>
+          </w:tcPr>
+          <w:p>
+            <w:pPr>
+              <w:spacing w:before="20" w:after="20" w:line="240" w:lineRule="auto"/>
+              <w:jc w:val="right"/>
+              <w:rPr>
+                <w:rFonts w:asciiTheme="minorHAnsi" w:hAnsiTheme="minorHAnsi" w:cstheme="minorHAnsi"/>
+              </w:rPr>
+            </w:pPr>
+            <w:r>
+              <w:rPr>
+                <w:rFonts w:asciiTheme="minorHAnsi" w:hAnsiTheme="minorHAnsi" w:cstheme="minorHAnsi"/>
+                <w:sz w:val="19"/>
+                <w:szCs w:val="19"/>
+              </w:rPr>
+              <w:t xml:space="preserve">4.29</w:t>
+            </w:r>
+          </w:p>
+        </w:tc>
+        <w:tc>
+          <w:tcPr>
+            <w:tcW w:w="1546" w:type="dxa"/>
+          </w:tcPr>
+          <w:p>
+            <w:pPr>
+              <w:spacing w:before="20" w:after="20" w:line="240" w:lineRule="auto"/>
+              <w:jc w:val="right"/>
+              <w:rPr>
+                <w:rFonts w:asciiTheme="minorHAnsi" w:hAnsiTheme="minorHAnsi" w:cstheme="minorHAnsi"/>
+              </w:rPr>
+            </w:pPr>
+            <w:r>
+              <w:rPr>
+                <w:rFonts w:asciiTheme="minorHAnsi" w:hAnsiTheme="minorHAnsi" w:cstheme="minorHAnsi"/>
+                <w:sz w:val="19"/>
+                <w:szCs w:val="19"/>
+              </w:rPr>
+              <w:t xml:space="preserve">4.29</w:t>
+            </w:r>
+          </w:p>
+        </w:tc>
+      </w:tr>
+      <w:tr>
+        <w:trPr>
+          <w:cantSplit/>
+        </w:trPr>
+        <w:tc>
+          <w:tcPr>
+            <w:tcW w:w="3182" w:type="dxa"/>
+          </w:tcPr>
+          <w:p>
+            <w:pPr>
+              <w:spacing w:before="20" w:after="20" w:line="240" w:lineRule="auto"/>
+              <w:jc w:val="left"/>
+              <w:rPr>
+                <w:rFonts w:asciiTheme="minorHAnsi" w:hAnsiTheme="minorHAnsi" w:cstheme="minorHAnsi"/>
+              </w:rPr>
+            </w:pPr>
+            <w:r>
+              <w:rPr>
+                <w:rFonts w:asciiTheme="minorHAnsi" w:hAnsiTheme="minorHAnsi" w:cstheme="minorHAnsi"/>
+                <w:sz w:val="19"/>
+                <w:szCs w:val="19"/>
+              </w:rPr>
+              <w:t xml:space="preserve">2 to 3</w:t>
+            </w:r>
+          </w:p>
+        </w:tc>
+        <w:tc>
+          <w:tcPr>
+            <w:tcW w:w="1544" w:type="dxa"/>
+          </w:tcPr>
+          <w:p>
+            <w:pPr>
+              <w:spacing w:before="20" w:after="20" w:line="240" w:lineRule="auto"/>
+              <w:jc w:val="right"/>
+              <w:rPr>
+                <w:rFonts w:asciiTheme="minorHAnsi" w:hAnsiTheme="minorHAnsi" w:cstheme="minorHAnsi"/>
+              </w:rPr>
+            </w:pPr>
+            <w:r>
+              <w:rPr>
+                <w:rFonts w:asciiTheme="minorHAnsi" w:hAnsiTheme="minorHAnsi" w:cstheme="minorHAnsi"/>
+                <w:sz w:val="19"/>
+                <w:szCs w:val="19"/>
+              </w:rPr>
+              <w:t xml:space="preserve">102</w:t>
+            </w:r>
+          </w:p>
+        </w:tc>
+        <w:tc>
+          <w:tcPr>
+            <w:tcW w:w="1544" w:type="dxa"/>
+          </w:tcPr>
+          <w:p>
+            <w:pPr>
+              <w:spacing w:before="20" w:after="20" w:line="240" w:lineRule="auto"/>
+              <w:jc w:val="right"/>
+              <w:rPr>
+                <w:rFonts w:asciiTheme="minorHAnsi" w:hAnsiTheme="minorHAnsi" w:cstheme="minorHAnsi"/>
+              </w:rPr>
+            </w:pPr>
+            <w:r>
+              <w:rPr>
+                <w:rFonts w:asciiTheme="minorHAnsi" w:hAnsiTheme="minorHAnsi" w:cstheme="minorHAnsi"/>
+                <w:sz w:val="19"/>
+                <w:szCs w:val="19"/>
+              </w:rPr>
+              <w:t xml:space="preserve">6.70</w:t>
+            </w:r>
+          </w:p>
+        </w:tc>
+        <w:tc>
+          <w:tcPr>
+            <w:tcW w:w="1544" w:type="dxa"/>
+          </w:tcPr>
+          <w:p>
+            <w:pPr>
+              <w:spacing w:before="20" w:after="20" w:line="240" w:lineRule="auto"/>
+              <w:jc w:val="right"/>
+              <w:rPr>
+                <w:rFonts w:asciiTheme="minorHAnsi" w:hAnsiTheme="minorHAnsi" w:cstheme="minorHAnsi"/>
+              </w:rPr>
+            </w:pPr>
+            <w:r>
+              <w:rPr>
+                <w:rFonts w:asciiTheme="minorHAnsi" w:hAnsiTheme="minorHAnsi" w:cstheme="minorHAnsi"/>
+                <w:sz w:val="19"/>
+                <w:szCs w:val="19"/>
+              </w:rPr>
+              <w:t xml:space="preserve">6.33</w:t>
+            </w:r>
+          </w:p>
+        </w:tc>
+        <w:tc>
+          <w:tcPr>
+            <w:tcW w:w="1546" w:type="dxa"/>
+          </w:tcPr>
+          <w:p>
+            <w:pPr>
+              <w:spacing w:before="20" w:after="20" w:line="240" w:lineRule="auto"/>
+              <w:jc w:val="right"/>
+              <w:rPr>
+                <w:rFonts w:asciiTheme="minorHAnsi" w:hAnsiTheme="minorHAnsi" w:cstheme="minorHAnsi"/>
+              </w:rPr>
+            </w:pPr>
+            <w:r>
+              <w:rPr>
+                <w:rFonts w:asciiTheme="minorHAnsi" w:hAnsiTheme="minorHAnsi" w:cstheme="minorHAnsi"/>
+                <w:sz w:val="19"/>
+                <w:szCs w:val="19"/>
+              </w:rPr>
+              <w:t xml:space="preserve">6.61</w:t>
+            </w:r>
+          </w:p>
+        </w:tc>
+      </w:tr>
+      <w:tr>
+        <w:trPr>
+          <w:cantSplit/>
+        </w:trPr>
+        <w:tc>
+          <w:tcPr>
+            <w:tcW w:w="3182" w:type="dxa"/>
+          </w:tcPr>
+          <w:p>
+            <w:pPr>
+              <w:spacing w:before="20" w:after="20" w:line="240" w:lineRule="auto"/>
+              <w:jc w:val="left"/>
+              <w:rPr>
+                <w:rFonts w:asciiTheme="minorHAnsi" w:hAnsiTheme="minorHAnsi" w:cstheme="minorHAnsi"/>
+              </w:rPr>
+            </w:pPr>
+            <w:r>
+              <w:rPr>
+                <w:rFonts w:asciiTheme="minorHAnsi" w:hAnsiTheme="minorHAnsi" w:cstheme="minorHAnsi"/>
+                <w:sz w:val="19"/>
+                <w:szCs w:val="19"/>
+              </w:rPr>
+              <w:t xml:space="preserve">3 or more</w:t>
+            </w:r>
+          </w:p>
+        </w:tc>
+        <w:tc>
+          <w:tcPr>
+            <w:tcW w:w="1544" w:type="dxa"/>
+          </w:tcPr>
+          <w:p>
+            <w:pPr>
+              <w:spacing w:before="20" w:after="20" w:line="240" w:lineRule="auto"/>
+              <w:jc w:val="right"/>
+              <w:rPr>
+                <w:rFonts w:asciiTheme="minorHAnsi" w:hAnsiTheme="minorHAnsi" w:cstheme="minorHAnsi"/>
+              </w:rPr>
+            </w:pPr>
+            <w:r>
+              <w:rPr>
+                <w:rFonts w:asciiTheme="minorHAnsi" w:hAnsiTheme="minorHAnsi" w:cstheme="minorHAnsi"/>
+                <w:sz w:val="19"/>
+                <w:szCs w:val="19"/>
+              </w:rPr>
+              <w:t xml:space="preserve">52</w:t>
+            </w:r>
+          </w:p>
+        </w:tc>
+        <w:tc>
+          <w:tcPr>
+            <w:tcW w:w="1544" w:type="dxa"/>
+          </w:tcPr>
+          <w:p>
+            <w:pPr>
+              <w:spacing w:before="20" w:after="20" w:line="240" w:lineRule="auto"/>
+              <w:jc w:val="right"/>
+              <w:rPr>
+                <w:rFonts w:asciiTheme="minorHAnsi" w:hAnsiTheme="minorHAnsi" w:cstheme="minorHAnsi"/>
+              </w:rPr>
+            </w:pPr>
+            <w:r>
+              <w:rPr>
+                <w:rFonts w:asciiTheme="minorHAnsi" w:hAnsiTheme="minorHAnsi" w:cstheme="minorHAnsi"/>
+                <w:sz w:val="19"/>
+                <w:szCs w:val="19"/>
+              </w:rPr>
+              <w:t xml:space="preserve">9.73</w:t>
+            </w:r>
+          </w:p>
+        </w:tc>
+        <w:tc>
+          <w:tcPr>
+            <w:tcW w:w="1544" w:type="dxa"/>
+          </w:tcPr>
+          <w:p>
+            <w:pPr>
+              <w:spacing w:before="20" w:after="20" w:line="240" w:lineRule="auto"/>
+              <w:jc w:val="right"/>
+              <w:rPr>
+                <w:rFonts w:asciiTheme="minorHAnsi" w:hAnsiTheme="minorHAnsi" w:cstheme="minorHAnsi"/>
+              </w:rPr>
+            </w:pPr>
+            <w:r>
+              <w:rPr>
+                <w:rFonts w:asciiTheme="minorHAnsi" w:hAnsiTheme="minorHAnsi" w:cstheme="minorHAnsi"/>
+                <w:sz w:val="19"/>
+                <w:szCs w:val="19"/>
+              </w:rPr>
+              <w:t xml:space="preserve">9.59</w:t>
+            </w:r>
+          </w:p>
+        </w:tc>
+        <w:tc>
+          <w:tcPr>
+            <w:tcW w:w="1546" w:type="dxa"/>
+          </w:tcPr>
+          <w:p>
+            <w:pPr>
+              <w:spacing w:before="20" w:after="20" w:line="240" w:lineRule="auto"/>
+              <w:jc w:val="right"/>
+              <w:rPr>
+                <w:rFonts w:asciiTheme="minorHAnsi" w:hAnsiTheme="minorHAnsi" w:cstheme="minorHAnsi"/>
+              </w:rPr>
+            </w:pPr>
+            <w:r>
+              <w:rPr>
+                <w:rFonts w:asciiTheme="minorHAnsi" w:hAnsiTheme="minorHAnsi" w:cstheme="minorHAnsi"/>
+                <w:sz w:val="19"/>
+                <w:szCs w:val="19"/>
+              </w:rPr>
+              <w:t xml:space="preserve">9.92</w:t>
+            </w:r>
+          </w:p>
+        </w:tc>
+      </w:tr>
+    </w:tbl>
+    <w:p>
+      <w:pPr>
+        <w:spacing w:after="80"/>
+      </w:pPr>
+    </w:p>
+    <w:p>
+      <w:pPr>
+        <w:rPr>
+          <w:rFonts w:asciiTheme="minorHAnsi" w:hAnsiTheme="minorHAnsi" w:cstheme="minorHAnsi"/>
+        </w:rPr>
+      </w:pPr>
+      <w:r>
+        <w:rPr>
+          <w:rFonts w:asciiTheme="minorHAnsi" w:hAnsiTheme="minorHAnsi" w:cstheme="minorHAnsi"/>
+        </w:rPr>
+        <w:t xml:space="preserve">The forecast line is closer in two tiers, the trailing-total line in two, and they tie in one. Choosing the input therefore changes the units of the slope much more than the prices the line predicts. An earlier test with a simpler pull toward the average found the same: refitting the line on the pulled-back production predicted held-out cap hits with an error of $1.203 million, against $1.206 million on the raw trailing total.</w:t>
+      </w:r>
+    </w:p>
+    <w:p>
+      <w:pPr>
+        <w:pStyle w:val="Heading2"/>
+        <w:rPr>
+          <w:rFonts w:asciiTheme="minorHAnsi" w:hAnsiTheme="minorHAnsi" w:cstheme="minorHAnsi"/>
+        </w:rPr>
+      </w:pPr>
+      <w:r>
+        <w:rPr>
+          <w:rFonts w:asciiTheme="minorHAnsi" w:hAnsiTheme="minorHAnsi" w:cstheme="minorHAnsi"/>
+        </w:rPr>
+        <w:t xml:space="preserve">The defence slope</w:t>
+      </w:r>
+    </w:p>
+    <w:p>
+      <w:pPr>
+        <w:rPr>
+          <w:rFonts w:asciiTheme="minorHAnsi" w:hAnsiTheme="minorHAnsi" w:cstheme="minorHAnsi"/>
+        </w:rPr>
+      </w:pPr>
+      <w:r>
+        <w:rPr>
+          <w:rFonts w:asciiTheme="minorHAnsi" w:hAnsiTheme="minorHAnsi" w:cstheme="minorHAnsi"/>
+        </w:rPr>
+        <w:t xml:space="preserve">Clubs pay defencemen a small premium per trailing win: 13.5% on the trailing-total line. Per forecast win the premium is 47%. Defencemen’s production persists less from one season to the next, so the forecast pulls it further toward the average (0.61 × the trailing total for defencemen against 0.69 for forwards), and a smaller forecast must carry the same pay. There are two readings, and the line cannot separate them: clubs overpay defencemen for production that does not last, or WAR under-counts something defencemen provide and clubs pay for it. Because the line has a separate defence slope, it treats the premium as the market price, whatever its cause. A mispricing common to all defencemen therefore cannot appear in the back-test. Mispricing within defencemen, by age, contract length, or how the deal was struck, can still appear.</w:t>
+      </w:r>
+    </w:p>
+    <w:p>
+      <w:pPr>
+        <w:pStyle w:val="Heading2"/>
+        <w:rPr>
+          <w:rFonts w:asciiTheme="minorHAnsi" w:hAnsiTheme="minorHAnsi" w:cstheme="minorHAnsi"/>
+        </w:rPr>
+      </w:pPr>
+      <w:r>
+        <w:rPr>
+          <w:rFonts w:asciiTheme="minorHAnsi" w:hAnsiTheme="minorHAnsi" w:cstheme="minorHAnsi"/>
+        </w:rPr>
+        <w:t xml:space="preserve">Specification tests and their scope</w:t>
+      </w:r>
+    </w:p>
+    <w:p>
+      <w:pPr>
+        <w:rPr>
+          <w:rFonts w:asciiTheme="minorHAnsi" w:hAnsiTheme="minorHAnsi" w:cstheme="minorHAnsi"/>
+        </w:rPr>
+      </w:pPr>
+      <w:r>
+        <w:rPr>
+          <w:rFonts w:asciiTheme="minorHAnsi" w:hAnsiTheme="minorHAnsi" w:cstheme="minorHAnsi"/>
+        </w:rPr>
+        <w:t xml:space="preserve">Four specification tests were run on the trailing-total version of the line, before the forecast became its input. A nonlinear line, which let the price per win change with production level, fitted observed salaries better but predicted held-out salaries less accurately. Contract length did not predict production after signing: across 1,781 contracts, each additional contract year was associated with -0.0135 wins a season in the three seasons after signing (95% interval -0.0360 to +0.0089), with production measured by Game Value, which contains no WAR input. RFA and UFA contracts did not need separate lines (F = 0.12, p = 0.887). The 2018-2019 and 2020-2022 contracts showed no detectable change in the line (p = 0.75). None of these tests has been repeated with the forecast as the input.</w:t>
+      </w:r>
+    </w:p>
+    <w:p>
+      <w:pPr>
+        <w:rPr>
+          <w:rFonts w:asciiTheme="minorHAnsi" w:hAnsiTheme="minorHAnsi" w:cstheme="minorHAnsi"/>
+        </w:rPr>
+      </w:pPr>
+      <w:r>
+        <w:rPr>
+          <w:rFonts w:asciiTheme="minorHAnsi" w:hAnsiTheme="minorHAnsi" w:cstheme="minorHAnsi"/>
+        </w:rPr>
+        <w:t xml:space="preserve">The line is dated at the contract’s start, not at its signing. An extension signed during a season is priced on a forecast that reads the season still being played. In an audit of this sample, 30% of contracts were signed before the production they are priced on was complete, so their price line reads some production the signing club had not yet seen; among players with three or more trailing wins the share is 58%. Early signers are also paid more at the same trailing production. Dating the sample at the signing would remove this; it has not been done for the line in use.</w:t>
       </w:r>
     </w:p>
     <w:p>
@@ -210,46 +1650,88 @@
         <w:rPr>
           <w:rFonts w:asciiTheme="minorHAnsi" w:hAnsiTheme="minorHAnsi" w:cstheme="minorHAnsi"/>
         </w:rPr>
-        <w:t>2. The Minimum and Forecast Uncertainty</w:t>
-      </w:r>
-    </w:p>
-    <w:p>
-      <w:pPr>
-        <w:rPr>
-          <w:rFonts w:asciiTheme="minorHAnsi" w:hAnsiTheme="minorHAnsi" w:cstheme="minorHAnsi"/>
-        </w:rPr>
-      </w:pPr>
-      <w:r>
-        <w:rPr>
-          <w:rFonts w:asciiTheme="minorHAnsi" w:hAnsiTheme="minorHAnsi" w:cstheme="minorHAnsi"/>
-        </w:rPr>
-        <w:t>The model sets a lower limit on a skater's dollar value equal to the league-minimum salary. In the valuation season, it converts the player's baseline production into dollars and raises the result to the minimum if it falls below that amount.</w:t>
-      </w:r>
-    </w:p>
-    <w:p>
-      <w:pPr>
-        <w:rPr>
-          <w:rFonts w:asciiTheme="minorHAnsi" w:hAnsiTheme="minorHAnsi" w:cstheme="minorHAnsi"/>
-        </w:rPr>
-      </w:pPr>
-      <w:r>
-        <w:rPr>
-          <w:rFonts w:asciiTheme="minorHAnsi" w:hAnsiTheme="minorHAnsi" w:cstheme="minorHAnsi"/>
-        </w:rPr>
-        <w:t>For future contract years, the model also accounts for uncertainty in projected production. It considers a range of possible production outcomes around the forecast, converts each outcome into dollars, and applies the salary minimum to each one. It then averages those values, giving more weight to outcomes close to the forecast using an assumed normal distribution.</w:t>
-      </w:r>
-    </w:p>
-    <w:p>
-      <w:pPr>
-        <w:rPr>
-          <w:rFonts w:asciiTheme="minorHAnsi" w:hAnsiTheme="minorHAnsi" w:cstheme="minorHAnsi"/>
-        </w:rPr>
-      </w:pPr>
-      <w:r>
-        <w:rPr>
-          <w:rFonts w:asciiTheme="minorHAnsi" w:hAnsiTheme="minorHAnsi" w:cstheme="minorHAnsi"/>
-        </w:rPr>
-        <w:t>Applying the minimum before averaging matters for players valued near it. Suppose the minimum is $800,000. A worse-than-forecast outcome might imply a value of $400,000, but the model raises it to $800,000. A better-than-forecast outcome worth $1.2 million keeps its full value. The minimum therefore limits the downside in dollar value without limiting the upside. As a result, the average can exceed the value calculated from the central forecast alone. This adjustment has little effect for players valued far above the minimum.</w:t>
+        <w:t xml:space="preserve">2. The Minimum and Forecast Uncertainty</w:t>
+      </w:r>
+    </w:p>
+    <w:p>
+      <w:pPr>
+        <w:rPr>
+          <w:rFonts w:asciiTheme="minorHAnsi" w:hAnsiTheme="minorHAnsi" w:cstheme="minorHAnsi"/>
+        </w:rPr>
+      </w:pPr>
+      <w:r>
+        <w:rPr>
+          <w:rFonts w:asciiTheme="minorHAnsi" w:hAnsiTheme="minorHAnsi" w:cstheme="minorHAnsi"/>
+        </w:rPr>
+        <w:t xml:space="preserve">A skater’s value in a season cannot fall below the league minimum, because no club can pay him less. Applying the minimum to the single forecast would ignore the fact that the forecast is uncertain, and the minimum treats bad and good outcomes differently. Suppose the minimum is $800,000. A worse-than-forecast season priced at $400,000 is raised to $800,000, while a better-than-forecast season priced at $1.2 million keeps its full value. The minimum limits the downside without limiting the upside, so the average value across possible outcomes is higher than the value of the single forecast.</w:t>
+      </w:r>
+    </w:p>
+    <w:p>
+      <w:pPr>
+        <w:rPr>
+          <w:rFonts w:asciiTheme="minorHAnsi" w:hAnsiTheme="minorHAnsi" w:cstheme="minorHAnsi"/>
+        </w:rPr>
+      </w:pPr>
+      <w:r>
+        <w:rPr>
+          <w:rFonts w:asciiTheme="minorHAnsi" w:hAnsiTheme="minorHAnsi" w:cstheme="minorHAnsi"/>
+        </w:rPr>
+        <w:t xml:space="preserve">The model therefore treats the season’s price as normally distributed around its point estimate and takes the expected value after the floor:</w:t>
+      </w:r>
+    </w:p>
+    <w:p>
+      <w:pPr>
+        <w:spacing w:after="200"/>
+        <w:ind w:left="720"/>
+        <w:rPr>
+          <w:rFonts w:asciiTheme="minorHAnsi" w:hAnsiTheme="minorHAnsi" w:cstheme="minorHAnsi"/>
+        </w:rPr>
+      </w:pPr>
+      <w:r>
+        <w:rPr>
+          <w:rFonts w:asciiTheme="minorHAnsi" w:hAnsiTheme="minorHAnsi" w:cstheme="minorHAnsi"/>
+          <w:i/>
+        </w:rPr>
+        <w:t xml:space="preserve">E[max(P, F)] = F × Φ(z) + p × (1 − Φ(z)) + s × φ(z),  z = (F − p) / s</w:t>
+      </w:r>
+    </w:p>
+    <w:p>
+      <w:pPr>
+        <w:rPr>
+          <w:rFonts w:asciiTheme="minorHAnsi" w:hAnsiTheme="minorHAnsi" w:cstheme="minorHAnsi"/>
+        </w:rPr>
+      </w:pPr>
+      <w:r>
+        <w:rPr>
+          <w:rFonts w:asciiTheme="minorHAnsi" w:hAnsiTheme="minorHAnsi" w:cstheme="minorHAnsi"/>
+        </w:rPr>
+        <w:t xml:space="preserve">Here p is the point price, F the league minimum, s the price’s spread, and Φ and φ the standard normal distribution and density. The code’s validation checks this formula against four million simulated draws.</w:t>
+      </w:r>
+    </w:p>
+    <w:p>
+      <w:pPr>
+        <w:rPr>
+          <w:rFonts w:asciiTheme="minorHAnsi" w:hAnsiTheme="minorHAnsi" w:cstheme="minorHAnsi"/>
+        </w:rPr>
+      </w:pPr>
+      <w:r>
+        <w:rPr>
+          <w:rFonts w:asciiTheme="minorHAnsi" w:hAnsiTheme="minorHAnsi" w:cstheme="minorHAnsi"/>
+        </w:rPr>
+        <w:t xml:space="preserve">The spread is the forecast’s own recorded miss, converted to dollars at the season’s price per win and cap. The mean absolute miss of the WAR-if-he-plays forecast was measured on 40,510 forecasts at development valuation dates. It is 0.673 WAR in the valuation season, rising to 0.749, 0.799, 0.852, 0.879, and 0.893 one to five seasons out, and it is held at 0.893 beyond. For a normal distribution, the standard deviation is the mean absolute miss times 1.2533. The valuation season carries a spread as well, because on the valuation date it has not been played.</w:t>
+      </w:r>
+    </w:p>
+    <w:p>
+      <w:pPr>
+        <w:rPr>
+          <w:rFonts w:asciiTheme="minorHAnsi" w:hAnsiTheme="minorHAnsi" w:cstheme="minorHAnsi"/>
+        </w:rPr>
+      </w:pPr>
+      <w:r>
+        <w:rPr>
+          <w:rFonts w:asciiTheme="minorHAnsi" w:hAnsiTheme="minorHAnsi" w:cstheme="minorHAnsi"/>
+        </w:rPr>
+        <w:t xml:space="preserve">For most players the adjustment is small. In the worked example in Section 4 it adds $5,800 to a season priced at $6.33 million, and $403,000 to a season priced at $3.66 million, where the minimum is closer.</w:t>
       </w:r>
     </w:p>
     <w:p>
@@ -263,20 +1745,102 @@
         <w:rPr>
           <w:rFonts w:asciiTheme="minorHAnsi" w:hAnsiTheme="minorHAnsi" w:cstheme="minorHAnsi"/>
         </w:rPr>
-        <w:t>3. Value after an RFA Contract Expires</w:t>
-      </w:r>
-    </w:p>
-    <w:p>
-      <w:pPr>
-        <w:rPr>
-          <w:rFonts w:asciiTheme="minorHAnsi" w:hAnsiTheme="minorHAnsi" w:cstheme="minorHAnsi"/>
-        </w:rPr>
-      </w:pPr>
-      <w:r>
-        <w:rPr>
-          <w:rFonts w:asciiTheme="minorHAnsi" w:hAnsiTheme="minorHAnsi" w:cstheme="minorHAnsi"/>
-        </w:rPr>
-        <w:t>Terminal value is the projected surplus from team control after the signed contract expires. An unrestricted-free-agent expiry receives zero because the contract gives the club no further control. For an RFA expiry, the model projects production through the remaining control years, subtracts the estimated cost of retaining the player, and discounts the expected surplus.</w:t>
+        <w:t xml:space="preserve">3. The Chance of Playing</w:t>
+      </w:r>
+    </w:p>
+    <w:p>
+      <w:pPr>
+        <w:rPr>
+          <w:rFonts w:asciiTheme="minorHAnsi" w:hAnsiTheme="minorHAnsi" w:cstheme="minorHAnsi"/>
+        </w:rPr>
+      </w:pPr>
+      <w:r>
+        <w:rPr>
+          <w:rFonts w:asciiTheme="minorHAnsi" w:hAnsiTheme="minorHAnsi" w:cstheme="minorHAnsi"/>
+        </w:rPr>
+        <w:t xml:space="preserve">Each season’s value is multiplied by the chance the player plays that season, from the production document. If he does not play, he produces nothing, but his cap hit still counts. The chance of playing therefore multiplies value only:</w:t>
+      </w:r>
+    </w:p>
+    <w:p>
+      <w:pPr>
+        <w:spacing w:after="200"/>
+        <w:ind w:left="720"/>
+        <w:rPr>
+          <w:rFonts w:asciiTheme="minorHAnsi" w:hAnsiTheme="minorHAnsi" w:cstheme="minorHAnsi"/>
+        </w:rPr>
+      </w:pPr>
+      <w:r>
+        <w:rPr>
+          <w:rFonts w:asciiTheme="minorHAnsi" w:hAnsiTheme="minorHAnsi" w:cstheme="minorHAnsi"/>
+          <w:i/>
+        </w:rPr>
+        <w:t xml:space="preserve">surplus in season k = chance of playing(k) × value(k) − cap hit(k)</w:t>
+      </w:r>
+    </w:p>
+    <w:p>
+      <w:pPr>
+        <w:rPr>
+          <w:rFonts w:asciiTheme="minorHAnsi" w:hAnsiTheme="minorHAnsi" w:cstheme="minorHAnsi"/>
+        </w:rPr>
+      </w:pPr>
+      <w:r>
+        <w:rPr>
+          <w:rFonts w:asciiTheme="minorHAnsi" w:hAnsiTheme="minorHAnsi" w:cstheme="minorHAnsi"/>
+        </w:rPr>
+        <w:t xml:space="preserve">For example, $5 million of production value with a 90% chance of playing contributes $4.5 million. Against a $4 million cap hit, the surplus is $500,000. Multiplying the net $1 million by 90% would instead give $900,000, which would wrongly reduce the contract’s cost alongside its production.</w:t>
+      </w:r>
+    </w:p>
+    <w:p>
+      <w:pPr>
+        <w:rPr>
+          <w:rFonts w:asciiTheme="minorHAnsi" w:hAnsiTheme="minorHAnsi" w:cstheme="minorHAnsi"/>
+        </w:rPr>
+      </w:pPr>
+      <w:r>
+        <w:rPr>
+          <w:rFonts w:asciiTheme="minorHAnsi" w:hAnsiTheme="minorHAnsi" w:cstheme="minorHAnsi"/>
+        </w:rPr>
+        <w:t xml:space="preserve">The valuation season is weighted the same way, because on July 1 it is not certain that the player will play it. Each season’s chance is its own probability from the valuation date, not a product of yearly survival rates.</w:t>
+      </w:r>
+    </w:p>
+    <w:p>
+      <w:pPr>
+        <w:rPr>
+          <w:rFonts w:asciiTheme="minorHAnsi" w:hAnsiTheme="minorHAnsi" w:cstheme="minorHAnsi"/>
+        </w:rPr>
+      </w:pPr>
+      <w:r>
+        <w:rPr>
+          <w:rFonts w:asciiTheme="minorHAnsi" w:hAnsiTheme="minorHAnsi" w:cstheme="minorHAnsi"/>
+        </w:rPr>
+        <w:t xml:space="preserve">The chance of playing reads contract status as known on the valuation date, July 1. A contract signed after July 1 for the season about to start is valued on that season’s valuation date. Its own chance of playing cannot see it, so the player is treated as not under contract for its seasons. Of the 2,759 skater contracts priced in the current run, 1,533 were signed after July 1 of their first season, most of them in July. Reading contract status at each contract’s own signing instead raises 1,351 of the 1,530 values that can be re-dated this way, by a median of $0.33 million and $622 million in total; the largest single change is $4.1 million. The cost side is affected the other way: the cap hit of a contract signed after July 1 is counted on a date when the contract did not yet exist.</w:t>
+      </w:r>
+    </w:p>
+    <w:p>
+      <w:pPr>
+        <w:rPr>
+          <w:rFonts w:asciiTheme="minorHAnsi" w:hAnsiTheme="minorHAnsi" w:cstheme="minorHAnsi"/>
+        </w:rPr>
+      </w:pPr>
+      <w:r>
+        <w:rPr>
+          <w:rFonts w:asciiTheme="minorHAnsi" w:hAnsiTheme="minorHAnsi" w:cstheme="minorHAnsi"/>
+        </w:rPr>
+        <w:t xml:space="preserve">The model keeps the full cap hit even if the player does not play. It does not calculate relief from retirement or long-term injury, so it overstates the cost where relief would apply.</w:t>
+      </w:r>
+    </w:p>
+    <w:p>
+      <w:pPr>
+        <w:pStyle w:val="Heading1"/>
+        <w:rPr>
+          <w:rFonts w:asciiTheme="minorHAnsi" w:hAnsiTheme="minorHAnsi" w:cstheme="minorHAnsi"/>
+        </w:rPr>
+      </w:pPr>
+      <w:r>
+        <w:rPr>
+          <w:rFonts w:asciiTheme="minorHAnsi" w:hAnsiTheme="minorHAnsi" w:cstheme="minorHAnsi"/>
+        </w:rPr>
+        <w:t xml:space="preserve">4. Adding the Contract Years</w:t>
       </w:r>
     </w:p>
     <w:p>
@@ -290,47 +1854,20 @@
         <w:rPr>
           <w:rFonts w:asciiTheme="minorHAnsi" w:hAnsiTheme="minorHAnsi" w:cstheme="minorHAnsi"/>
         </w:rPr>
-        <w:lastRenderedPageBreak/>
-        <w:t>Estimating the cost of retention</w:t>
-      </w:r>
-    </w:p>
-    <w:p>
-      <w:pPr>
-        <w:rPr>
-          <w:rFonts w:asciiTheme="minorHAnsi" w:hAnsiTheme="minorHAnsi" w:cstheme="minorHAnsi"/>
-        </w:rPr>
-      </w:pPr>
-      <w:r>
-        <w:rPr>
-          <w:rFonts w:asciiTheme="minorHAnsi" w:hAnsiTheme="minorHAnsi" w:cstheme="minorHAnsi"/>
-        </w:rPr>
-        <w:t>The model assumes the player stays on successive one-year qualifying offers. Each offer starts from the previous year's base salary and applies the relevant percentage, salary minimum, and offer cap. For example, a $900,000 base salary produces a $945,000 offer before any minimum-salary adjustment. Later offers are calculated from the preceding modeled offer.</w:t>
-      </w:r>
-    </w:p>
-    <w:p>
-      <w:pPr>
-        <w:rPr>
-          <w:rFonts w:asciiTheme="minorHAnsi" w:hAnsiTheme="minorHAnsi" w:cstheme="minorHAnsi"/>
-        </w:rPr>
-      </w:pPr>
-      <w:r>
-        <w:rPr>
-          <w:rFonts w:asciiTheme="minorHAnsi" w:hAnsiTheme="minorHAnsi" w:cstheme="minorHAnsi"/>
-        </w:rPr>
-        <w:t>If the expiring contract's final-year base salary is missing, the model uses the highest recorded base salary on that contract, then average annual value if no base salary is available. These substitutes were needed in 355 of the 1,439 deals checked and may differ from the salary that should determine the offer. The model also uses the contract's starting season as a substitute for its signing date when deciding whether the 120%-of-cap-hit limit applies.</w:t>
-      </w:r>
-    </w:p>
-    <w:p>
-      <w:pPr>
-        <w:rPr>
-          <w:rFonts w:asciiTheme="minorHAnsi" w:hAnsiTheme="minorHAnsi" w:cstheme="minorHAnsi"/>
-        </w:rPr>
-      </w:pPr>
-      <w:r>
-        <w:rPr>
-          <w:rFonts w:asciiTheme="minorHAnsi" w:hAnsiTheme="minorHAnsi" w:cstheme="minorHAnsi"/>
-        </w:rPr>
-        <w:t>Actual renewals can involve arbitration or negotiated salaries and terms. Among 1,439 RFA-expiring deals with an observed next contract, the next cap hit equaled or exceeded the modeled offer in 48.3% of cases. The median difference was -$10,000 and the mean was +$690,000: the middle difference was close to zero, but more expensive renewals raised the average substantially. Where retention costs exceed the offer, the model overstates surplus. This comparison covers observed next contracts and their cap hits; it does not reconstruct individual negotiations.</w:t>
+        <w:t xml:space="preserve">Which contracts are counted</w:t>
+      </w:r>
+    </w:p>
+    <w:p>
+      <w:pPr>
+        <w:rPr>
+          <w:rFonts w:asciiTheme="minorHAnsi" w:hAnsiTheme="minorHAnsi" w:cstheme="minorHAnsi"/>
+        </w:rPr>
+      </w:pPr>
+      <w:r>
+        <w:rPr>
+          <w:rFonts w:asciiTheme="minorHAnsi" w:hAnsiTheme="minorHAnsi" w:cstheme="minorHAnsi"/>
+        </w:rPr>
+        <w:t xml:space="preserve">The valuation covers the contract being played on the valuation date, plus each extension signed on or before that date. An extension enters the valuation only from the first valuation date after its signing, so a later extension never reaches back into an earlier valuation. An extension must start in the season after the previous contract ends.</w:t>
       </w:r>
     </w:p>
     <w:p>
@@ -344,125 +1881,1629 @@
         <w:rPr>
           <w:rFonts w:asciiTheme="minorHAnsi" w:hAnsiTheme="minorHAnsi" w:cstheme="minorHAnsi"/>
         </w:rPr>
-        <w:t>Accounting for players who are not retained</w:t>
-      </w:r>
-    </w:p>
-    <w:p>
-      <w:pPr>
-        <w:rPr>
-          <w:rFonts w:asciiTheme="minorHAnsi" w:hAnsiTheme="minorHAnsi" w:cstheme="minorHAnsi"/>
-        </w:rPr>
-      </w:pPr>
-      <w:r>
-        <w:rPr>
-          <w:rFonts w:asciiTheme="minorHAnsi" w:hAnsiTheme="minorHAnsi" w:cstheme="minorHAnsi"/>
-        </w:rPr>
-        <w:t>The model stops counting control-year surplus at the first year in which projected value falls below the qualifying offer. Once the club would let the player go, a later improvement cannot restore that lost control.</w:t>
-      </w:r>
-    </w:p>
-    <w:p>
-      <w:pPr>
-        <w:rPr>
-          <w:rFonts w:asciiTheme="minorHAnsi" w:hAnsiTheme="minorHAnsi" w:cstheme="minorHAnsi"/>
-        </w:rPr>
-      </w:pPr>
-      <w:r>
-        <w:rPr>
-          <w:rFonts w:asciiTheme="minorHAnsi" w:hAnsiTheme="minorHAnsi" w:cstheme="minorHAnsi"/>
-        </w:rPr>
-        <w:t>Positive modeled surplus does not guarantee retention. For years in which keeping the player remains worthwhile, the model also weights surplus by the observed qualification rate for players of similar quality:</w:t>
-      </w:r>
-    </w:p>
-    <w:p>
-      <w:pPr>
-        <w:rPr>
-          <w:rFonts w:asciiTheme="minorHAnsi" w:hAnsiTheme="minorHAnsi" w:cstheme="minorHAnsi"/>
-        </w:rPr>
-      </w:pPr>
-      <w:r>
-        <w:rPr>
-          <w:rFonts w:asciiTheme="minorHAnsi" w:hAnsiTheme="minorHAnsi" w:cstheme="minorHAnsi"/>
-        </w:rPr>
-        <w:t>Stars: 100.0% across 22 decisions.</w:t>
-      </w:r>
-    </w:p>
-    <w:p>
-      <w:pPr>
-        <w:rPr>
-          <w:rFonts w:asciiTheme="minorHAnsi" w:hAnsiTheme="minorHAnsi" w:cstheme="minorHAnsi"/>
-        </w:rPr>
-      </w:pPr>
-      <w:r>
-        <w:rPr>
-          <w:rFonts w:asciiTheme="minorHAnsi" w:hAnsiTheme="minorHAnsi" w:cstheme="minorHAnsi"/>
-        </w:rPr>
-        <w:t>Regular players: 93.2% across 190 decisions.</w:t>
-      </w:r>
-    </w:p>
-    <w:p>
-      <w:pPr>
-        <w:rPr>
-          <w:rFonts w:asciiTheme="minorHAnsi" w:hAnsiTheme="minorHAnsi" w:cstheme="minorHAnsi"/>
-        </w:rPr>
-      </w:pPr>
-      <w:r>
-        <w:rPr>
-          <w:rFonts w:asciiTheme="minorHAnsi" w:hAnsiTheme="minorHAnsi" w:cstheme="minorHAnsi"/>
-        </w:rPr>
-        <w:t>Fringe players: 79.3% across 595 decisions.</w:t>
-      </w:r>
-    </w:p>
-    <w:p>
-      <w:pPr>
-        <w:rPr>
-          <w:rFonts w:asciiTheme="minorHAnsi" w:hAnsiTheme="minorHAnsi" w:cstheme="minorHAnsi"/>
-        </w:rPr>
-      </w:pPr>
-      <w:r>
-        <w:rPr>
-          <w:rFonts w:asciiTheme="minorHAnsi" w:hAnsiTheme="minorHAnsi" w:cstheme="minorHAnsi"/>
-        </w:rPr>
-        <w:t>Below-replacement players: 67.3% across 1,463 decisions.</w:t>
-      </w:r>
-    </w:p>
-    <w:p>
-      <w:pPr>
-        <w:rPr>
-          <w:rFonts w:asciiTheme="minorHAnsi" w:hAnsiTheme="minorHAnsi" w:cstheme="minorHAnsi"/>
-        </w:rPr>
-      </w:pPr>
-      <w:r>
-        <w:rPr>
-          <w:rFonts w:asciiTheme="minorHAnsi" w:hAnsiTheme="minorHAnsi" w:cstheme="minorHAnsi"/>
-        </w:rPr>
-        <w:t>The salary equation otherwise makes many marginal players look worth retaining even though clubs let them go. Players without usable recent production remain in the bottom group to include likely departures. This expands the calibration sample from 1,231 to 2,270 decisions and raises the observed walk-away rate from 21.3% to 27.0%. The 100% star rate rests on only 22 decisions and treats that small sample's outcome as certain.</w:t>
-      </w:r>
-    </w:p>
-    <w:p>
-      <w:pPr>
-        <w:rPr>
-          <w:rFonts w:asciiTheme="minorHAnsi" w:hAnsiTheme="minorHAnsi" w:cstheme="minorHAnsi"/>
-        </w:rPr>
-      </w:pPr>
-      <w:r>
-        <w:rPr>
-          <w:rFonts w:asciiTheme="minorHAnsi" w:hAnsiTheme="minorHAnsi" w:cstheme="minorHAnsi"/>
-        </w:rPr>
-        <w:lastRenderedPageBreak/>
-        <w:t>Qualification probabilities accumulate across years. With $1 million of annual surplus and an 80% qualification probability, the model counts $800,000 in year one and $640,000 in year two before discounting. Reaching year two requires retention in both years.</w:t>
-      </w:r>
-    </w:p>
-    <w:p>
-      <w:pPr>
-        <w:rPr>
-          <w:rFonts w:asciiTheme="minorHAnsi" w:hAnsiTheme="minorHAnsi" w:cstheme="minorHAnsi"/>
-        </w:rPr>
-      </w:pPr>
-      <w:r>
-        <w:rPr>
-          <w:rFonts w:asciiTheme="minorHAnsi" w:hAnsiTheme="minorHAnsi" w:cstheme="minorHAnsi"/>
-        </w:rPr>
-        <w:t>Qualification probabilities replace the exit probabilities used during the signed contract. The qualification chain starts at expiry without carrying forward the chance of departure before expiry; this remains unresolved. Control-year prices also apply the salary minimum directly, without the forecast-uncertainty adjustment used during the signed contract.</w:t>
+        <w:t xml:space="preserve">Cap growth and discounting</w:t>
+      </w:r>
+    </w:p>
+    <w:p>
+      <w:pPr>
+        <w:rPr>
+          <w:rFonts w:asciiTheme="minorHAnsi" w:hAnsiTheme="minorHAnsi" w:cstheme="minorHAnsi"/>
+        </w:rPr>
+      </w:pPr>
+      <w:r>
+        <w:rPr>
+          <w:rFonts w:asciiTheme="minorHAnsi" w:hAnsiTheme="minorHAnsi" w:cstheme="minorHAnsi"/>
+        </w:rPr>
+        <w:t xml:space="preserve">Each future season’s price uses the cap ceiling known on the valuation date, grown at 3% a year. The league minimum follows the published schedule, and grows at 3% a year past its end. Each season’s surplus is discounted at the same 3% rate:</w:t>
+      </w:r>
+    </w:p>
+    <w:p>
+      <w:pPr>
+        <w:spacing w:after="200"/>
+        <w:ind w:left="720"/>
+        <w:rPr>
+          <w:rFonts w:asciiTheme="minorHAnsi" w:hAnsiTheme="minorHAnsi" w:cstheme="minorHAnsi"/>
+        </w:rPr>
+      </w:pPr>
+      <w:r>
+        <w:rPr>
+          <w:rFonts w:asciiTheme="minorHAnsi" w:hAnsiTheme="minorHAnsi" w:cstheme="minorHAnsi"/>
+          <w:i/>
+        </w:rPr>
+        <w:t xml:space="preserve">contract value = sum over seasons k of [chance of playing(k) × value(k) − cap hit(k)] / 1.03^k</w:t>
+      </w:r>
+    </w:p>
+    <w:p>
+      <w:pPr>
+        <w:rPr>
+          <w:rFonts w:asciiTheme="minorHAnsi" w:hAnsiTheme="minorHAnsi" w:cstheme="minorHAnsi"/>
+        </w:rPr>
+      </w:pPr>
+      <w:r>
+        <w:rPr>
+          <w:rFonts w:asciiTheme="minorHAnsi" w:hAnsiTheme="minorHAnsi" w:cstheme="minorHAnsi"/>
+        </w:rPr>
+        <w:t xml:space="preserve">With cap growth and discounting at the same rate, a season’s value is constant in cap-share terms, while a fixed cap hit becomes relatively cheaper each year. The 3% rate is a planning assumption, and it uses no cap growth observed after the valuation date.</w:t>
+      </w:r>
+    </w:p>
+    <w:p>
+      <w:pPr>
+        <w:rPr>
+          <w:rFonts w:asciiTheme="minorHAnsi" w:hAnsiTheme="minorHAnsi" w:cstheme="minorHAnsi"/>
+        </w:rPr>
+      </w:pPr>
+      <w:r>
+        <w:rPr>
+          <w:rFonts w:asciiTheme="minorHAnsi" w:hAnsiTheme="minorHAnsi" w:cstheme="minorHAnsi"/>
+        </w:rPr>
+        <w:t xml:space="preserve">The model adds no discount for managerial impatience, because the trade study is intended to investigate that behavior. A preference for near-term production would not establish impatience by itself: competitive position, uncertainty, and private information can also explain it.</w:t>
+      </w:r>
+    </w:p>
+    <w:p>
+      <w:pPr>
+        <w:pStyle w:val="Heading2"/>
+        <w:rPr>
+          <w:rFonts w:asciiTheme="minorHAnsi" w:hAnsiTheme="minorHAnsi" w:cstheme="minorHAnsi"/>
+        </w:rPr>
+      </w:pPr>
+      <w:r>
+        <w:rPr>
+          <w:rFonts w:asciiTheme="minorHAnsi" w:hAnsiTheme="minorHAnsi" w:cstheme="minorHAnsi"/>
+        </w:rPr>
+        <w:t xml:space="preserve">A worked contract</w:t>
+      </w:r>
+    </w:p>
+    <w:p>
+      <w:pPr>
+        <w:rPr>
+          <w:rFonts w:asciiTheme="minorHAnsi" w:hAnsiTheme="minorHAnsi" w:cstheme="minorHAnsi"/>
+        </w:rPr>
+      </w:pPr>
+      <w:r>
+        <w:rPr>
+          <w:rFonts w:asciiTheme="minorHAnsi" w:hAnsiTheme="minorHAnsi" w:cstheme="minorHAnsi"/>
+        </w:rPr>
+        <w:t xml:space="preserve">Jonathan Marchessault’s five-year contract, valued on July 1, 2024, carries a $5.5 million cap hit. The 2024-25 ceiling was $88.0 million. Values are in millions of dollars.</w:t>
+      </w:r>
+    </w:p>
+    <w:tbl>
+      <w:tblPr>
+        <w:tblW w:w="9360" w:type="dxa"/>
+        <w:tblBorders>
+          <w:top w:val="single" w:sz="4" w:space="0" w:color="A6A6A6"/>
+          <w:left w:val="single" w:sz="4" w:space="0" w:color="A6A6A6"/>
+          <w:bottom w:val="single" w:sz="4" w:space="0" w:color="A6A6A6"/>
+          <w:right w:val="single" w:sz="4" w:space="0" w:color="A6A6A6"/>
+          <w:insideH w:val="single" w:sz="4" w:space="0" w:color="A6A6A6"/>
+          <w:insideV w:val="single" w:sz="4" w:space="0" w:color="A6A6A6"/>
+        </w:tblBorders>
+        <w:tblLayout w:type="fixed"/>
+        <w:tblCellMar>
+          <w:left w:w="80" w:type="dxa"/>
+          <w:right w:w="80" w:type="dxa"/>
+        </w:tblCellMar>
+      </w:tblPr>
+      <w:tblGrid>
+        <w:gridCol w:w="1123"/>
+        <w:gridCol w:w="1029"/>
+        <w:gridCol w:w="1029"/>
+        <w:gridCol w:w="1029"/>
+        <w:gridCol w:w="1029"/>
+        <w:gridCol w:w="1029"/>
+        <w:gridCol w:w="1029"/>
+        <w:gridCol w:w="1029"/>
+        <w:gridCol w:w="1034"/>
+      </w:tblGrid>
+      <w:tr>
+        <w:trPr>
+          <w:tblHeader/>
+          <w:cantSplit/>
+        </w:trPr>
+        <w:tc>
+          <w:tcPr>
+            <w:tcW w:w="1123" w:type="dxa"/>
+            <w:shd w:val="clear" w:color="auto" w:fill="E7E6E6"/>
+          </w:tcPr>
+          <w:p>
+            <w:pPr>
+              <w:spacing w:before="20" w:after="20" w:line="240" w:lineRule="auto"/>
+              <w:jc w:val="left"/>
+              <w:rPr>
+                <w:rFonts w:asciiTheme="minorHAnsi" w:hAnsiTheme="minorHAnsi" w:cstheme="minorHAnsi"/>
+              </w:rPr>
+            </w:pPr>
+            <w:r>
+              <w:rPr>
+                <w:rFonts w:asciiTheme="minorHAnsi" w:hAnsiTheme="minorHAnsi" w:cstheme="minorHAnsi"/>
+                <w:b/>
+                <w:sz w:val="19"/>
+                <w:szCs w:val="19"/>
+              </w:rPr>
+              <w:t xml:space="preserve">Season</w:t>
+            </w:r>
+          </w:p>
+        </w:tc>
+        <w:tc>
+          <w:tcPr>
+            <w:tcW w:w="1029" w:type="dxa"/>
+            <w:shd w:val="clear" w:color="auto" w:fill="E7E6E6"/>
+          </w:tcPr>
+          <w:p>
+            <w:pPr>
+              <w:spacing w:before="20" w:after="20" w:line="240" w:lineRule="auto"/>
+              <w:jc w:val="right"/>
+              <w:rPr>
+                <w:rFonts w:asciiTheme="minorHAnsi" w:hAnsiTheme="minorHAnsi" w:cstheme="minorHAnsi"/>
+              </w:rPr>
+            </w:pPr>
+            <w:r>
+              <w:rPr>
+                <w:rFonts w:asciiTheme="minorHAnsi" w:hAnsiTheme="minorHAnsi" w:cstheme="minorHAnsi"/>
+                <w:b/>
+                <w:sz w:val="19"/>
+                <w:szCs w:val="19"/>
+              </w:rPr>
+              <w:t xml:space="preserve">k</w:t>
+            </w:r>
+          </w:p>
+        </w:tc>
+        <w:tc>
+          <w:tcPr>
+            <w:tcW w:w="1029" w:type="dxa"/>
+            <w:shd w:val="clear" w:color="auto" w:fill="E7E6E6"/>
+          </w:tcPr>
+          <w:p>
+            <w:pPr>
+              <w:spacing w:before="20" w:after="20" w:line="240" w:lineRule="auto"/>
+              <w:jc w:val="right"/>
+              <w:rPr>
+                <w:rFonts w:asciiTheme="minorHAnsi" w:hAnsiTheme="minorHAnsi" w:cstheme="minorHAnsi"/>
+              </w:rPr>
+            </w:pPr>
+            <w:r>
+              <w:rPr>
+                <w:rFonts w:asciiTheme="minorHAnsi" w:hAnsiTheme="minorHAnsi" w:cstheme="minorHAnsi"/>
+                <w:b/>
+                <w:sz w:val="19"/>
+                <w:szCs w:val="19"/>
+              </w:rPr>
+              <w:t xml:space="preserve">WAR if he plays</w:t>
+            </w:r>
+          </w:p>
+        </w:tc>
+        <w:tc>
+          <w:tcPr>
+            <w:tcW w:w="1029" w:type="dxa"/>
+            <w:shd w:val="clear" w:color="auto" w:fill="E7E6E6"/>
+          </w:tcPr>
+          <w:p>
+            <w:pPr>
+              <w:spacing w:before="20" w:after="20" w:line="240" w:lineRule="auto"/>
+              <w:jc w:val="right"/>
+              <w:rPr>
+                <w:rFonts w:asciiTheme="minorHAnsi" w:hAnsiTheme="minorHAnsi" w:cstheme="minorHAnsi"/>
+              </w:rPr>
+            </w:pPr>
+            <w:r>
+              <w:rPr>
+                <w:rFonts w:asciiTheme="minorHAnsi" w:hAnsiTheme="minorHAnsi" w:cstheme="minorHAnsi"/>
+                <w:b/>
+                <w:sz w:val="19"/>
+                <w:szCs w:val="19"/>
+              </w:rPr>
+              <w:t xml:space="preserve">Price</w:t>
+            </w:r>
+          </w:p>
+        </w:tc>
+        <w:tc>
+          <w:tcPr>
+            <w:tcW w:w="1029" w:type="dxa"/>
+            <w:shd w:val="clear" w:color="auto" w:fill="E7E6E6"/>
+          </w:tcPr>
+          <w:p>
+            <w:pPr>
+              <w:spacing w:before="20" w:after="20" w:line="240" w:lineRule="auto"/>
+              <w:jc w:val="right"/>
+              <w:rPr>
+                <w:rFonts w:asciiTheme="minorHAnsi" w:hAnsiTheme="minorHAnsi" w:cstheme="minorHAnsi"/>
+              </w:rPr>
+            </w:pPr>
+            <w:r>
+              <w:rPr>
+                <w:rFonts w:asciiTheme="minorHAnsi" w:hAnsiTheme="minorHAnsi" w:cstheme="minorHAnsi"/>
+                <w:b/>
+                <w:sz w:val="19"/>
+                <w:szCs w:val="19"/>
+              </w:rPr>
+              <w:t xml:space="preserve">Value, floor included</w:t>
+            </w:r>
+          </w:p>
+        </w:tc>
+        <w:tc>
+          <w:tcPr>
+            <w:tcW w:w="1029" w:type="dxa"/>
+            <w:shd w:val="clear" w:color="auto" w:fill="E7E6E6"/>
+          </w:tcPr>
+          <w:p>
+            <w:pPr>
+              <w:spacing w:before="20" w:after="20" w:line="240" w:lineRule="auto"/>
+              <w:jc w:val="right"/>
+              <w:rPr>
+                <w:rFonts w:asciiTheme="minorHAnsi" w:hAnsiTheme="minorHAnsi" w:cstheme="minorHAnsi"/>
+              </w:rPr>
+            </w:pPr>
+            <w:r>
+              <w:rPr>
+                <w:rFonts w:asciiTheme="minorHAnsi" w:hAnsiTheme="minorHAnsi" w:cstheme="minorHAnsi"/>
+                <w:b/>
+                <w:sz w:val="19"/>
+                <w:szCs w:val="19"/>
+              </w:rPr>
+              <w:t xml:space="preserve">Chance of playing</w:t>
+            </w:r>
+          </w:p>
+        </w:tc>
+        <w:tc>
+          <w:tcPr>
+            <w:tcW w:w="1029" w:type="dxa"/>
+            <w:shd w:val="clear" w:color="auto" w:fill="E7E6E6"/>
+          </w:tcPr>
+          <w:p>
+            <w:pPr>
+              <w:spacing w:before="20" w:after="20" w:line="240" w:lineRule="auto"/>
+              <w:jc w:val="right"/>
+              <w:rPr>
+                <w:rFonts w:asciiTheme="minorHAnsi" w:hAnsiTheme="minorHAnsi" w:cstheme="minorHAnsi"/>
+              </w:rPr>
+            </w:pPr>
+            <w:r>
+              <w:rPr>
+                <w:rFonts w:asciiTheme="minorHAnsi" w:hAnsiTheme="minorHAnsi" w:cstheme="minorHAnsi"/>
+                <w:b/>
+                <w:sz w:val="19"/>
+                <w:szCs w:val="19"/>
+              </w:rPr>
+              <w:t xml:space="preserve">Cap hit</w:t>
+            </w:r>
+          </w:p>
+        </w:tc>
+        <w:tc>
+          <w:tcPr>
+            <w:tcW w:w="1029" w:type="dxa"/>
+            <w:shd w:val="clear" w:color="auto" w:fill="E7E6E6"/>
+          </w:tcPr>
+          <w:p>
+            <w:pPr>
+              <w:spacing w:before="20" w:after="20" w:line="240" w:lineRule="auto"/>
+              <w:jc w:val="right"/>
+              <w:rPr>
+                <w:rFonts w:asciiTheme="minorHAnsi" w:hAnsiTheme="minorHAnsi" w:cstheme="minorHAnsi"/>
+              </w:rPr>
+            </w:pPr>
+            <w:r>
+              <w:rPr>
+                <w:rFonts w:asciiTheme="minorHAnsi" w:hAnsiTheme="minorHAnsi" w:cstheme="minorHAnsi"/>
+                <w:b/>
+                <w:sz w:val="19"/>
+                <w:szCs w:val="19"/>
+              </w:rPr>
+              <w:t xml:space="preserve">Discount</w:t>
+            </w:r>
+          </w:p>
+        </w:tc>
+        <w:tc>
+          <w:tcPr>
+            <w:tcW w:w="1034" w:type="dxa"/>
+            <w:shd w:val="clear" w:color="auto" w:fill="E7E6E6"/>
+          </w:tcPr>
+          <w:p>
+            <w:pPr>
+              <w:spacing w:before="20" w:after="20" w:line="240" w:lineRule="auto"/>
+              <w:jc w:val="right"/>
+              <w:rPr>
+                <w:rFonts w:asciiTheme="minorHAnsi" w:hAnsiTheme="minorHAnsi" w:cstheme="minorHAnsi"/>
+              </w:rPr>
+            </w:pPr>
+            <w:r>
+              <w:rPr>
+                <w:rFonts w:asciiTheme="minorHAnsi" w:hAnsiTheme="minorHAnsi" w:cstheme="minorHAnsi"/>
+                <w:b/>
+                <w:sz w:val="19"/>
+                <w:szCs w:val="19"/>
+              </w:rPr>
+              <w:t xml:space="preserve">Present value</w:t>
+            </w:r>
+          </w:p>
+        </w:tc>
+      </w:tr>
+      <w:tr>
+        <w:trPr>
+          <w:cantSplit/>
+        </w:trPr>
+        <w:tc>
+          <w:tcPr>
+            <w:tcW w:w="1123" w:type="dxa"/>
+          </w:tcPr>
+          <w:p>
+            <w:pPr>
+              <w:spacing w:before="20" w:after="20" w:line="240" w:lineRule="auto"/>
+              <w:jc w:val="left"/>
+              <w:rPr>
+                <w:rFonts w:asciiTheme="minorHAnsi" w:hAnsiTheme="minorHAnsi" w:cstheme="minorHAnsi"/>
+              </w:rPr>
+            </w:pPr>
+            <w:r>
+              <w:rPr>
+                <w:rFonts w:asciiTheme="minorHAnsi" w:hAnsiTheme="minorHAnsi" w:cstheme="minorHAnsi"/>
+                <w:sz w:val="19"/>
+                <w:szCs w:val="19"/>
+              </w:rPr>
+              <w:t xml:space="preserve">2024-25</w:t>
+            </w:r>
+          </w:p>
+        </w:tc>
+        <w:tc>
+          <w:tcPr>
+            <w:tcW w:w="1029" w:type="dxa"/>
+          </w:tcPr>
+          <w:p>
+            <w:pPr>
+              <w:spacing w:before="20" w:after="20" w:line="240" w:lineRule="auto"/>
+              <w:jc w:val="right"/>
+              <w:rPr>
+                <w:rFonts w:asciiTheme="minorHAnsi" w:hAnsiTheme="minorHAnsi" w:cstheme="minorHAnsi"/>
+              </w:rPr>
+            </w:pPr>
+            <w:r>
+              <w:rPr>
+                <w:rFonts w:asciiTheme="minorHAnsi" w:hAnsiTheme="minorHAnsi" w:cstheme="minorHAnsi"/>
+                <w:sz w:val="19"/>
+                <w:szCs w:val="19"/>
+              </w:rPr>
+              <w:t xml:space="preserve">0</w:t>
+            </w:r>
+          </w:p>
+        </w:tc>
+        <w:tc>
+          <w:tcPr>
+            <w:tcW w:w="1029" w:type="dxa"/>
+          </w:tcPr>
+          <w:p>
+            <w:pPr>
+              <w:spacing w:before="20" w:after="20" w:line="240" w:lineRule="auto"/>
+              <w:jc w:val="right"/>
+              <w:rPr>
+                <w:rFonts w:asciiTheme="minorHAnsi" w:hAnsiTheme="minorHAnsi" w:cstheme="minorHAnsi"/>
+              </w:rPr>
+            </w:pPr>
+            <w:r>
+              <w:rPr>
+                <w:rFonts w:asciiTheme="minorHAnsi" w:hAnsiTheme="minorHAnsi" w:cstheme="minorHAnsi"/>
+                <w:sz w:val="19"/>
+                <w:szCs w:val="19"/>
+              </w:rPr>
+              <w:t xml:space="preserve">2.08</w:t>
+            </w:r>
+          </w:p>
+        </w:tc>
+        <w:tc>
+          <w:tcPr>
+            <w:tcW w:w="1029" w:type="dxa"/>
+          </w:tcPr>
+          <w:p>
+            <w:pPr>
+              <w:spacing w:before="20" w:after="20" w:line="240" w:lineRule="auto"/>
+              <w:jc w:val="right"/>
+              <w:rPr>
+                <w:rFonts w:asciiTheme="minorHAnsi" w:hAnsiTheme="minorHAnsi" w:cstheme="minorHAnsi"/>
+              </w:rPr>
+            </w:pPr>
+            <w:r>
+              <w:rPr>
+                <w:rFonts w:asciiTheme="minorHAnsi" w:hAnsiTheme="minorHAnsi" w:cstheme="minorHAnsi"/>
+                <w:sz w:val="19"/>
+                <w:szCs w:val="19"/>
+              </w:rPr>
+              <w:t xml:space="preserve">6.33</w:t>
+            </w:r>
+          </w:p>
+        </w:tc>
+        <w:tc>
+          <w:tcPr>
+            <w:tcW w:w="1029" w:type="dxa"/>
+          </w:tcPr>
+          <w:p>
+            <w:pPr>
+              <w:spacing w:before="20" w:after="20" w:line="240" w:lineRule="auto"/>
+              <w:jc w:val="right"/>
+              <w:rPr>
+                <w:rFonts w:asciiTheme="minorHAnsi" w:hAnsiTheme="minorHAnsi" w:cstheme="minorHAnsi"/>
+              </w:rPr>
+            </w:pPr>
+            <w:r>
+              <w:rPr>
+                <w:rFonts w:asciiTheme="minorHAnsi" w:hAnsiTheme="minorHAnsi" w:cstheme="minorHAnsi"/>
+                <w:sz w:val="19"/>
+                <w:szCs w:val="19"/>
+              </w:rPr>
+              <w:t xml:space="preserve">6.34</w:t>
+            </w:r>
+          </w:p>
+        </w:tc>
+        <w:tc>
+          <w:tcPr>
+            <w:tcW w:w="1029" w:type="dxa"/>
+          </w:tcPr>
+          <w:p>
+            <w:pPr>
+              <w:spacing w:before="20" w:after="20" w:line="240" w:lineRule="auto"/>
+              <w:jc w:val="right"/>
+              <w:rPr>
+                <w:rFonts w:asciiTheme="minorHAnsi" w:hAnsiTheme="minorHAnsi" w:cstheme="minorHAnsi"/>
+              </w:rPr>
+            </w:pPr>
+            <w:r>
+              <w:rPr>
+                <w:rFonts w:asciiTheme="minorHAnsi" w:hAnsiTheme="minorHAnsi" w:cstheme="minorHAnsi"/>
+                <w:sz w:val="19"/>
+                <w:szCs w:val="19"/>
+              </w:rPr>
+              <w:t xml:space="preserve">0.988</w:t>
+            </w:r>
+          </w:p>
+        </w:tc>
+        <w:tc>
+          <w:tcPr>
+            <w:tcW w:w="1029" w:type="dxa"/>
+          </w:tcPr>
+          <w:p>
+            <w:pPr>
+              <w:spacing w:before="20" w:after="20" w:line="240" w:lineRule="auto"/>
+              <w:jc w:val="right"/>
+              <w:rPr>
+                <w:rFonts w:asciiTheme="minorHAnsi" w:hAnsiTheme="minorHAnsi" w:cstheme="minorHAnsi"/>
+              </w:rPr>
+            </w:pPr>
+            <w:r>
+              <w:rPr>
+                <w:rFonts w:asciiTheme="minorHAnsi" w:hAnsiTheme="minorHAnsi" w:cstheme="minorHAnsi"/>
+                <w:sz w:val="19"/>
+                <w:szCs w:val="19"/>
+              </w:rPr>
+              <w:t xml:space="preserve">5.50</w:t>
+            </w:r>
+          </w:p>
+        </w:tc>
+        <w:tc>
+          <w:tcPr>
+            <w:tcW w:w="1029" w:type="dxa"/>
+          </w:tcPr>
+          <w:p>
+            <w:pPr>
+              <w:spacing w:before="20" w:after="20" w:line="240" w:lineRule="auto"/>
+              <w:jc w:val="right"/>
+              <w:rPr>
+                <w:rFonts w:asciiTheme="minorHAnsi" w:hAnsiTheme="minorHAnsi" w:cstheme="minorHAnsi"/>
+              </w:rPr>
+            </w:pPr>
+            <w:r>
+              <w:rPr>
+                <w:rFonts w:asciiTheme="minorHAnsi" w:hAnsiTheme="minorHAnsi" w:cstheme="minorHAnsi"/>
+                <w:sz w:val="19"/>
+                <w:szCs w:val="19"/>
+              </w:rPr>
+              <w:t xml:space="preserve">1.000</w:t>
+            </w:r>
+          </w:p>
+        </w:tc>
+        <w:tc>
+          <w:tcPr>
+            <w:tcW w:w="1034" w:type="dxa"/>
+          </w:tcPr>
+          <w:p>
+            <w:pPr>
+              <w:spacing w:before="20" w:after="20" w:line="240" w:lineRule="auto"/>
+              <w:jc w:val="right"/>
+              <w:rPr>
+                <w:rFonts w:asciiTheme="minorHAnsi" w:hAnsiTheme="minorHAnsi" w:cstheme="minorHAnsi"/>
+              </w:rPr>
+            </w:pPr>
+            <w:r>
+              <w:rPr>
+                <w:rFonts w:asciiTheme="minorHAnsi" w:hAnsiTheme="minorHAnsi" w:cstheme="minorHAnsi"/>
+                <w:sz w:val="19"/>
+                <w:szCs w:val="19"/>
+              </w:rPr>
+              <w:t xml:space="preserve">+0.76</w:t>
+            </w:r>
+          </w:p>
+        </w:tc>
+      </w:tr>
+      <w:tr>
+        <w:trPr>
+          <w:cantSplit/>
+        </w:trPr>
+        <w:tc>
+          <w:tcPr>
+            <w:tcW w:w="1123" w:type="dxa"/>
+          </w:tcPr>
+          <w:p>
+            <w:pPr>
+              <w:spacing w:before="20" w:after="20" w:line="240" w:lineRule="auto"/>
+              <w:jc w:val="left"/>
+              <w:rPr>
+                <w:rFonts w:asciiTheme="minorHAnsi" w:hAnsiTheme="minorHAnsi" w:cstheme="minorHAnsi"/>
+              </w:rPr>
+            </w:pPr>
+            <w:r>
+              <w:rPr>
+                <w:rFonts w:asciiTheme="minorHAnsi" w:hAnsiTheme="minorHAnsi" w:cstheme="minorHAnsi"/>
+                <w:sz w:val="19"/>
+                <w:szCs w:val="19"/>
+              </w:rPr>
+              <w:t xml:space="preserve">2025-26</w:t>
+            </w:r>
+          </w:p>
+        </w:tc>
+        <w:tc>
+          <w:tcPr>
+            <w:tcW w:w="1029" w:type="dxa"/>
+          </w:tcPr>
+          <w:p>
+            <w:pPr>
+              <w:spacing w:before="20" w:after="20" w:line="240" w:lineRule="auto"/>
+              <w:jc w:val="right"/>
+              <w:rPr>
+                <w:rFonts w:asciiTheme="minorHAnsi" w:hAnsiTheme="minorHAnsi" w:cstheme="minorHAnsi"/>
+              </w:rPr>
+            </w:pPr>
+            <w:r>
+              <w:rPr>
+                <w:rFonts w:asciiTheme="minorHAnsi" w:hAnsiTheme="minorHAnsi" w:cstheme="minorHAnsi"/>
+                <w:sz w:val="19"/>
+                <w:szCs w:val="19"/>
+              </w:rPr>
+              <w:t xml:space="preserve">1</w:t>
+            </w:r>
+          </w:p>
+        </w:tc>
+        <w:tc>
+          <w:tcPr>
+            <w:tcW w:w="1029" w:type="dxa"/>
+          </w:tcPr>
+          <w:p>
+            <w:pPr>
+              <w:spacing w:before="20" w:after="20" w:line="240" w:lineRule="auto"/>
+              <w:jc w:val="right"/>
+              <w:rPr>
+                <w:rFonts w:asciiTheme="minorHAnsi" w:hAnsiTheme="minorHAnsi" w:cstheme="minorHAnsi"/>
+              </w:rPr>
+            </w:pPr>
+            <w:r>
+              <w:rPr>
+                <w:rFonts w:asciiTheme="minorHAnsi" w:hAnsiTheme="minorHAnsi" w:cstheme="minorHAnsi"/>
+                <w:sz w:val="19"/>
+                <w:szCs w:val="19"/>
+              </w:rPr>
+              <w:t xml:space="preserve">1.70</w:t>
+            </w:r>
+          </w:p>
+        </w:tc>
+        <w:tc>
+          <w:tcPr>
+            <w:tcW w:w="1029" w:type="dxa"/>
+          </w:tcPr>
+          <w:p>
+            <w:pPr>
+              <w:spacing w:before="20" w:after="20" w:line="240" w:lineRule="auto"/>
+              <w:jc w:val="right"/>
+              <w:rPr>
+                <w:rFonts w:asciiTheme="minorHAnsi" w:hAnsiTheme="minorHAnsi" w:cstheme="minorHAnsi"/>
+              </w:rPr>
+            </w:pPr>
+            <w:r>
+              <w:rPr>
+                <w:rFonts w:asciiTheme="minorHAnsi" w:hAnsiTheme="minorHAnsi" w:cstheme="minorHAnsi"/>
+                <w:sz w:val="19"/>
+                <w:szCs w:val="19"/>
+              </w:rPr>
+              <w:t xml:space="preserve">5.45</w:t>
+            </w:r>
+          </w:p>
+        </w:tc>
+        <w:tc>
+          <w:tcPr>
+            <w:tcW w:w="1029" w:type="dxa"/>
+          </w:tcPr>
+          <w:p>
+            <w:pPr>
+              <w:spacing w:before="20" w:after="20" w:line="240" w:lineRule="auto"/>
+              <w:jc w:val="right"/>
+              <w:rPr>
+                <w:rFonts w:asciiTheme="minorHAnsi" w:hAnsiTheme="minorHAnsi" w:cstheme="minorHAnsi"/>
+              </w:rPr>
+            </w:pPr>
+            <w:r>
+              <w:rPr>
+                <w:rFonts w:asciiTheme="minorHAnsi" w:hAnsiTheme="minorHAnsi" w:cstheme="minorHAnsi"/>
+                <w:sz w:val="19"/>
+                <w:szCs w:val="19"/>
+              </w:rPr>
+              <w:t xml:space="preserve">5.49</w:t>
+            </w:r>
+          </w:p>
+        </w:tc>
+        <w:tc>
+          <w:tcPr>
+            <w:tcW w:w="1029" w:type="dxa"/>
+          </w:tcPr>
+          <w:p>
+            <w:pPr>
+              <w:spacing w:before="20" w:after="20" w:line="240" w:lineRule="auto"/>
+              <w:jc w:val="right"/>
+              <w:rPr>
+                <w:rFonts w:asciiTheme="minorHAnsi" w:hAnsiTheme="minorHAnsi" w:cstheme="minorHAnsi"/>
+              </w:rPr>
+            </w:pPr>
+            <w:r>
+              <w:rPr>
+                <w:rFonts w:asciiTheme="minorHAnsi" w:hAnsiTheme="minorHAnsi" w:cstheme="minorHAnsi"/>
+                <w:sz w:val="19"/>
+                <w:szCs w:val="19"/>
+              </w:rPr>
+              <w:t xml:space="preserve">0.976</w:t>
+            </w:r>
+          </w:p>
+        </w:tc>
+        <w:tc>
+          <w:tcPr>
+            <w:tcW w:w="1029" w:type="dxa"/>
+          </w:tcPr>
+          <w:p>
+            <w:pPr>
+              <w:spacing w:before="20" w:after="20" w:line="240" w:lineRule="auto"/>
+              <w:jc w:val="right"/>
+              <w:rPr>
+                <w:rFonts w:asciiTheme="minorHAnsi" w:hAnsiTheme="minorHAnsi" w:cstheme="minorHAnsi"/>
+              </w:rPr>
+            </w:pPr>
+            <w:r>
+              <w:rPr>
+                <w:rFonts w:asciiTheme="minorHAnsi" w:hAnsiTheme="minorHAnsi" w:cstheme="minorHAnsi"/>
+                <w:sz w:val="19"/>
+                <w:szCs w:val="19"/>
+              </w:rPr>
+              <w:t xml:space="preserve">5.50</w:t>
+            </w:r>
+          </w:p>
+        </w:tc>
+        <w:tc>
+          <w:tcPr>
+            <w:tcW w:w="1029" w:type="dxa"/>
+          </w:tcPr>
+          <w:p>
+            <w:pPr>
+              <w:spacing w:before="20" w:after="20" w:line="240" w:lineRule="auto"/>
+              <w:jc w:val="right"/>
+              <w:rPr>
+                <w:rFonts w:asciiTheme="minorHAnsi" w:hAnsiTheme="minorHAnsi" w:cstheme="minorHAnsi"/>
+              </w:rPr>
+            </w:pPr>
+            <w:r>
+              <w:rPr>
+                <w:rFonts w:asciiTheme="minorHAnsi" w:hAnsiTheme="minorHAnsi" w:cstheme="minorHAnsi"/>
+                <w:sz w:val="19"/>
+                <w:szCs w:val="19"/>
+              </w:rPr>
+              <w:t xml:space="preserve">0.971</w:t>
+            </w:r>
+          </w:p>
+        </w:tc>
+        <w:tc>
+          <w:tcPr>
+            <w:tcW w:w="1034" w:type="dxa"/>
+          </w:tcPr>
+          <w:p>
+            <w:pPr>
+              <w:spacing w:before="20" w:after="20" w:line="240" w:lineRule="auto"/>
+              <w:jc w:val="right"/>
+              <w:rPr>
+                <w:rFonts w:asciiTheme="minorHAnsi" w:hAnsiTheme="minorHAnsi" w:cstheme="minorHAnsi"/>
+              </w:rPr>
+            </w:pPr>
+            <w:r>
+              <w:rPr>
+                <w:rFonts w:asciiTheme="minorHAnsi" w:hAnsiTheme="minorHAnsi" w:cstheme="minorHAnsi"/>
+                <w:sz w:val="19"/>
+                <w:szCs w:val="19"/>
+              </w:rPr>
+              <w:t xml:space="preserve">-0.14</w:t>
+            </w:r>
+          </w:p>
+        </w:tc>
+      </w:tr>
+      <w:tr>
+        <w:trPr>
+          <w:cantSplit/>
+        </w:trPr>
+        <w:tc>
+          <w:tcPr>
+            <w:tcW w:w="1123" w:type="dxa"/>
+          </w:tcPr>
+          <w:p>
+            <w:pPr>
+              <w:spacing w:before="20" w:after="20" w:line="240" w:lineRule="auto"/>
+              <w:jc w:val="left"/>
+              <w:rPr>
+                <w:rFonts w:asciiTheme="minorHAnsi" w:hAnsiTheme="minorHAnsi" w:cstheme="minorHAnsi"/>
+              </w:rPr>
+            </w:pPr>
+            <w:r>
+              <w:rPr>
+                <w:rFonts w:asciiTheme="minorHAnsi" w:hAnsiTheme="minorHAnsi" w:cstheme="minorHAnsi"/>
+                <w:sz w:val="19"/>
+                <w:szCs w:val="19"/>
+              </w:rPr>
+              <w:t xml:space="preserve">2026-27</w:t>
+            </w:r>
+          </w:p>
+        </w:tc>
+        <w:tc>
+          <w:tcPr>
+            <w:tcW w:w="1029" w:type="dxa"/>
+          </w:tcPr>
+          <w:p>
+            <w:pPr>
+              <w:spacing w:before="20" w:after="20" w:line="240" w:lineRule="auto"/>
+              <w:jc w:val="right"/>
+              <w:rPr>
+                <w:rFonts w:asciiTheme="minorHAnsi" w:hAnsiTheme="minorHAnsi" w:cstheme="minorHAnsi"/>
+              </w:rPr>
+            </w:pPr>
+            <w:r>
+              <w:rPr>
+                <w:rFonts w:asciiTheme="minorHAnsi" w:hAnsiTheme="minorHAnsi" w:cstheme="minorHAnsi"/>
+                <w:sz w:val="19"/>
+                <w:szCs w:val="19"/>
+              </w:rPr>
+              <w:t xml:space="preserve">2</w:t>
+            </w:r>
+          </w:p>
+        </w:tc>
+        <w:tc>
+          <w:tcPr>
+            <w:tcW w:w="1029" w:type="dxa"/>
+          </w:tcPr>
+          <w:p>
+            <w:pPr>
+              <w:spacing w:before="20" w:after="20" w:line="240" w:lineRule="auto"/>
+              <w:jc w:val="right"/>
+              <w:rPr>
+                <w:rFonts w:asciiTheme="minorHAnsi" w:hAnsiTheme="minorHAnsi" w:cstheme="minorHAnsi"/>
+              </w:rPr>
+            </w:pPr>
+            <w:r>
+              <w:rPr>
+                <w:rFonts w:asciiTheme="minorHAnsi" w:hAnsiTheme="minorHAnsi" w:cstheme="minorHAnsi"/>
+                <w:sz w:val="19"/>
+                <w:szCs w:val="19"/>
+              </w:rPr>
+              <w:t xml:space="preserve">1.48</w:t>
+            </w:r>
+          </w:p>
+        </w:tc>
+        <w:tc>
+          <w:tcPr>
+            <w:tcW w:w="1029" w:type="dxa"/>
+          </w:tcPr>
+          <w:p>
+            <w:pPr>
+              <w:spacing w:before="20" w:after="20" w:line="240" w:lineRule="auto"/>
+              <w:jc w:val="right"/>
+              <w:rPr>
+                <w:rFonts w:asciiTheme="minorHAnsi" w:hAnsiTheme="minorHAnsi" w:cstheme="minorHAnsi"/>
+              </w:rPr>
+            </w:pPr>
+            <w:r>
+              <w:rPr>
+                <w:rFonts w:asciiTheme="minorHAnsi" w:hAnsiTheme="minorHAnsi" w:cstheme="minorHAnsi"/>
+                <w:sz w:val="19"/>
+                <w:szCs w:val="19"/>
+              </w:rPr>
+              <w:t xml:space="preserve">5.00</w:t>
+            </w:r>
+          </w:p>
+        </w:tc>
+        <w:tc>
+          <w:tcPr>
+            <w:tcW w:w="1029" w:type="dxa"/>
+          </w:tcPr>
+          <w:p>
+            <w:pPr>
+              <w:spacing w:before="20" w:after="20" w:line="240" w:lineRule="auto"/>
+              <w:jc w:val="right"/>
+              <w:rPr>
+                <w:rFonts w:asciiTheme="minorHAnsi" w:hAnsiTheme="minorHAnsi" w:cstheme="minorHAnsi"/>
+              </w:rPr>
+            </w:pPr>
+            <w:r>
+              <w:rPr>
+                <w:rFonts w:asciiTheme="minorHAnsi" w:hAnsiTheme="minorHAnsi" w:cstheme="minorHAnsi"/>
+                <w:sz w:val="19"/>
+                <w:szCs w:val="19"/>
+              </w:rPr>
+              <w:t xml:space="preserve">5.09</w:t>
+            </w:r>
+          </w:p>
+        </w:tc>
+        <w:tc>
+          <w:tcPr>
+            <w:tcW w:w="1029" w:type="dxa"/>
+          </w:tcPr>
+          <w:p>
+            <w:pPr>
+              <w:spacing w:before="20" w:after="20" w:line="240" w:lineRule="auto"/>
+              <w:jc w:val="right"/>
+              <w:rPr>
+                <w:rFonts w:asciiTheme="minorHAnsi" w:hAnsiTheme="minorHAnsi" w:cstheme="minorHAnsi"/>
+              </w:rPr>
+            </w:pPr>
+            <w:r>
+              <w:rPr>
+                <w:rFonts w:asciiTheme="minorHAnsi" w:hAnsiTheme="minorHAnsi" w:cstheme="minorHAnsi"/>
+                <w:sz w:val="19"/>
+                <w:szCs w:val="19"/>
+              </w:rPr>
+              <w:t xml:space="preserve">0.945</w:t>
+            </w:r>
+          </w:p>
+        </w:tc>
+        <w:tc>
+          <w:tcPr>
+            <w:tcW w:w="1029" w:type="dxa"/>
+          </w:tcPr>
+          <w:p>
+            <w:pPr>
+              <w:spacing w:before="20" w:after="20" w:line="240" w:lineRule="auto"/>
+              <w:jc w:val="right"/>
+              <w:rPr>
+                <w:rFonts w:asciiTheme="minorHAnsi" w:hAnsiTheme="minorHAnsi" w:cstheme="minorHAnsi"/>
+              </w:rPr>
+            </w:pPr>
+            <w:r>
+              <w:rPr>
+                <w:rFonts w:asciiTheme="minorHAnsi" w:hAnsiTheme="minorHAnsi" w:cstheme="minorHAnsi"/>
+                <w:sz w:val="19"/>
+                <w:szCs w:val="19"/>
+              </w:rPr>
+              <w:t xml:space="preserve">5.50</w:t>
+            </w:r>
+          </w:p>
+        </w:tc>
+        <w:tc>
+          <w:tcPr>
+            <w:tcW w:w="1029" w:type="dxa"/>
+          </w:tcPr>
+          <w:p>
+            <w:pPr>
+              <w:spacing w:before="20" w:after="20" w:line="240" w:lineRule="auto"/>
+              <w:jc w:val="right"/>
+              <w:rPr>
+                <w:rFonts w:asciiTheme="minorHAnsi" w:hAnsiTheme="minorHAnsi" w:cstheme="minorHAnsi"/>
+              </w:rPr>
+            </w:pPr>
+            <w:r>
+              <w:rPr>
+                <w:rFonts w:asciiTheme="minorHAnsi" w:hAnsiTheme="minorHAnsi" w:cstheme="minorHAnsi"/>
+                <w:sz w:val="19"/>
+                <w:szCs w:val="19"/>
+              </w:rPr>
+              <w:t xml:space="preserve">0.943</w:t>
+            </w:r>
+          </w:p>
+        </w:tc>
+        <w:tc>
+          <w:tcPr>
+            <w:tcW w:w="1034" w:type="dxa"/>
+          </w:tcPr>
+          <w:p>
+            <w:pPr>
+              <w:spacing w:before="20" w:after="20" w:line="240" w:lineRule="auto"/>
+              <w:jc w:val="right"/>
+              <w:rPr>
+                <w:rFonts w:asciiTheme="minorHAnsi" w:hAnsiTheme="minorHAnsi" w:cstheme="minorHAnsi"/>
+              </w:rPr>
+            </w:pPr>
+            <w:r>
+              <w:rPr>
+                <w:rFonts w:asciiTheme="minorHAnsi" w:hAnsiTheme="minorHAnsi" w:cstheme="minorHAnsi"/>
+                <w:sz w:val="19"/>
+                <w:szCs w:val="19"/>
+              </w:rPr>
+              <w:t xml:space="preserve">-0.65</w:t>
+            </w:r>
+          </w:p>
+        </w:tc>
+      </w:tr>
+      <w:tr>
+        <w:trPr>
+          <w:cantSplit/>
+        </w:trPr>
+        <w:tc>
+          <w:tcPr>
+            <w:tcW w:w="1123" w:type="dxa"/>
+          </w:tcPr>
+          <w:p>
+            <w:pPr>
+              <w:spacing w:before="20" w:after="20" w:line="240" w:lineRule="auto"/>
+              <w:jc w:val="left"/>
+              <w:rPr>
+                <w:rFonts w:asciiTheme="minorHAnsi" w:hAnsiTheme="minorHAnsi" w:cstheme="minorHAnsi"/>
+              </w:rPr>
+            </w:pPr>
+            <w:r>
+              <w:rPr>
+                <w:rFonts w:asciiTheme="minorHAnsi" w:hAnsiTheme="minorHAnsi" w:cstheme="minorHAnsi"/>
+                <w:sz w:val="19"/>
+                <w:szCs w:val="19"/>
+              </w:rPr>
+              <w:t xml:space="preserve">2027-28</w:t>
+            </w:r>
+          </w:p>
+        </w:tc>
+        <w:tc>
+          <w:tcPr>
+            <w:tcW w:w="1029" w:type="dxa"/>
+          </w:tcPr>
+          <w:p>
+            <w:pPr>
+              <w:spacing w:before="20" w:after="20" w:line="240" w:lineRule="auto"/>
+              <w:jc w:val="right"/>
+              <w:rPr>
+                <w:rFonts w:asciiTheme="minorHAnsi" w:hAnsiTheme="minorHAnsi" w:cstheme="minorHAnsi"/>
+              </w:rPr>
+            </w:pPr>
+            <w:r>
+              <w:rPr>
+                <w:rFonts w:asciiTheme="minorHAnsi" w:hAnsiTheme="minorHAnsi" w:cstheme="minorHAnsi"/>
+                <w:sz w:val="19"/>
+                <w:szCs w:val="19"/>
+              </w:rPr>
+              <w:t xml:space="preserve">3</w:t>
+            </w:r>
+          </w:p>
+        </w:tc>
+        <w:tc>
+          <w:tcPr>
+            <w:tcW w:w="1029" w:type="dxa"/>
+          </w:tcPr>
+          <w:p>
+            <w:pPr>
+              <w:spacing w:before="20" w:after="20" w:line="240" w:lineRule="auto"/>
+              <w:jc w:val="right"/>
+              <w:rPr>
+                <w:rFonts w:asciiTheme="minorHAnsi" w:hAnsiTheme="minorHAnsi" w:cstheme="minorHAnsi"/>
+              </w:rPr>
+            </w:pPr>
+            <w:r>
+              <w:rPr>
+                <w:rFonts w:asciiTheme="minorHAnsi" w:hAnsiTheme="minorHAnsi" w:cstheme="minorHAnsi"/>
+                <w:sz w:val="19"/>
+                <w:szCs w:val="19"/>
+              </w:rPr>
+              <w:t xml:space="preserve">1.31</w:t>
+            </w:r>
+          </w:p>
+        </w:tc>
+        <w:tc>
+          <w:tcPr>
+            <w:tcW w:w="1029" w:type="dxa"/>
+          </w:tcPr>
+          <w:p>
+            <w:pPr>
+              <w:spacing w:before="20" w:after="20" w:line="240" w:lineRule="auto"/>
+              <w:jc w:val="right"/>
+              <w:rPr>
+                <w:rFonts w:asciiTheme="minorHAnsi" w:hAnsiTheme="minorHAnsi" w:cstheme="minorHAnsi"/>
+              </w:rPr>
+            </w:pPr>
+            <w:r>
+              <w:rPr>
+                <w:rFonts w:asciiTheme="minorHAnsi" w:hAnsiTheme="minorHAnsi" w:cstheme="minorHAnsi"/>
+                <w:sz w:val="19"/>
+                <w:szCs w:val="19"/>
+              </w:rPr>
+              <w:t xml:space="preserve">4.63</w:t>
+            </w:r>
+          </w:p>
+        </w:tc>
+        <w:tc>
+          <w:tcPr>
+            <w:tcW w:w="1029" w:type="dxa"/>
+          </w:tcPr>
+          <w:p>
+            <w:pPr>
+              <w:spacing w:before="20" w:after="20" w:line="240" w:lineRule="auto"/>
+              <w:jc w:val="right"/>
+              <w:rPr>
+                <w:rFonts w:asciiTheme="minorHAnsi" w:hAnsiTheme="minorHAnsi" w:cstheme="minorHAnsi"/>
+              </w:rPr>
+            </w:pPr>
+            <w:r>
+              <w:rPr>
+                <w:rFonts w:asciiTheme="minorHAnsi" w:hAnsiTheme="minorHAnsi" w:cstheme="minorHAnsi"/>
+                <w:sz w:val="19"/>
+                <w:szCs w:val="19"/>
+              </w:rPr>
+              <w:t xml:space="preserve">4.82</w:t>
+            </w:r>
+          </w:p>
+        </w:tc>
+        <w:tc>
+          <w:tcPr>
+            <w:tcW w:w="1029" w:type="dxa"/>
+          </w:tcPr>
+          <w:p>
+            <w:pPr>
+              <w:spacing w:before="20" w:after="20" w:line="240" w:lineRule="auto"/>
+              <w:jc w:val="right"/>
+              <w:rPr>
+                <w:rFonts w:asciiTheme="minorHAnsi" w:hAnsiTheme="minorHAnsi" w:cstheme="minorHAnsi"/>
+              </w:rPr>
+            </w:pPr>
+            <w:r>
+              <w:rPr>
+                <w:rFonts w:asciiTheme="minorHAnsi" w:hAnsiTheme="minorHAnsi" w:cstheme="minorHAnsi"/>
+                <w:sz w:val="19"/>
+                <w:szCs w:val="19"/>
+              </w:rPr>
+              <w:t xml:space="preserve">0.881</w:t>
+            </w:r>
+          </w:p>
+        </w:tc>
+        <w:tc>
+          <w:tcPr>
+            <w:tcW w:w="1029" w:type="dxa"/>
+          </w:tcPr>
+          <w:p>
+            <w:pPr>
+              <w:spacing w:before="20" w:after="20" w:line="240" w:lineRule="auto"/>
+              <w:jc w:val="right"/>
+              <w:rPr>
+                <w:rFonts w:asciiTheme="minorHAnsi" w:hAnsiTheme="minorHAnsi" w:cstheme="minorHAnsi"/>
+              </w:rPr>
+            </w:pPr>
+            <w:r>
+              <w:rPr>
+                <w:rFonts w:asciiTheme="minorHAnsi" w:hAnsiTheme="minorHAnsi" w:cstheme="minorHAnsi"/>
+                <w:sz w:val="19"/>
+                <w:szCs w:val="19"/>
+              </w:rPr>
+              <w:t xml:space="preserve">5.50</w:t>
+            </w:r>
+          </w:p>
+        </w:tc>
+        <w:tc>
+          <w:tcPr>
+            <w:tcW w:w="1029" w:type="dxa"/>
+          </w:tcPr>
+          <w:p>
+            <w:pPr>
+              <w:spacing w:before="20" w:after="20" w:line="240" w:lineRule="auto"/>
+              <w:jc w:val="right"/>
+              <w:rPr>
+                <w:rFonts w:asciiTheme="minorHAnsi" w:hAnsiTheme="minorHAnsi" w:cstheme="minorHAnsi"/>
+              </w:rPr>
+            </w:pPr>
+            <w:r>
+              <w:rPr>
+                <w:rFonts w:asciiTheme="minorHAnsi" w:hAnsiTheme="minorHAnsi" w:cstheme="minorHAnsi"/>
+                <w:sz w:val="19"/>
+                <w:szCs w:val="19"/>
+              </w:rPr>
+              <w:t xml:space="preserve">0.915</w:t>
+            </w:r>
+          </w:p>
+        </w:tc>
+        <w:tc>
+          <w:tcPr>
+            <w:tcW w:w="1034" w:type="dxa"/>
+          </w:tcPr>
+          <w:p>
+            <w:pPr>
+              <w:spacing w:before="20" w:after="20" w:line="240" w:lineRule="auto"/>
+              <w:jc w:val="right"/>
+              <w:rPr>
+                <w:rFonts w:asciiTheme="minorHAnsi" w:hAnsiTheme="minorHAnsi" w:cstheme="minorHAnsi"/>
+              </w:rPr>
+            </w:pPr>
+            <w:r>
+              <w:rPr>
+                <w:rFonts w:asciiTheme="minorHAnsi" w:hAnsiTheme="minorHAnsi" w:cstheme="minorHAnsi"/>
+                <w:sz w:val="19"/>
+                <w:szCs w:val="19"/>
+              </w:rPr>
+              <w:t xml:space="preserve">-1.15</w:t>
+            </w:r>
+          </w:p>
+        </w:tc>
+      </w:tr>
+      <w:tr>
+        <w:trPr>
+          <w:cantSplit/>
+        </w:trPr>
+        <w:tc>
+          <w:tcPr>
+            <w:tcW w:w="1123" w:type="dxa"/>
+          </w:tcPr>
+          <w:p>
+            <w:pPr>
+              <w:spacing w:before="20" w:after="20" w:line="240" w:lineRule="auto"/>
+              <w:jc w:val="left"/>
+              <w:rPr>
+                <w:rFonts w:asciiTheme="minorHAnsi" w:hAnsiTheme="minorHAnsi" w:cstheme="minorHAnsi"/>
+              </w:rPr>
+            </w:pPr>
+            <w:r>
+              <w:rPr>
+                <w:rFonts w:asciiTheme="minorHAnsi" w:hAnsiTheme="minorHAnsi" w:cstheme="minorHAnsi"/>
+                <w:sz w:val="19"/>
+                <w:szCs w:val="19"/>
+              </w:rPr>
+              <w:t xml:space="preserve">2028-29</w:t>
+            </w:r>
+          </w:p>
+        </w:tc>
+        <w:tc>
+          <w:tcPr>
+            <w:tcW w:w="1029" w:type="dxa"/>
+          </w:tcPr>
+          <w:p>
+            <w:pPr>
+              <w:spacing w:before="20" w:after="20" w:line="240" w:lineRule="auto"/>
+              <w:jc w:val="right"/>
+              <w:rPr>
+                <w:rFonts w:asciiTheme="minorHAnsi" w:hAnsiTheme="minorHAnsi" w:cstheme="minorHAnsi"/>
+              </w:rPr>
+            </w:pPr>
+            <w:r>
+              <w:rPr>
+                <w:rFonts w:asciiTheme="minorHAnsi" w:hAnsiTheme="minorHAnsi" w:cstheme="minorHAnsi"/>
+                <w:sz w:val="19"/>
+                <w:szCs w:val="19"/>
+              </w:rPr>
+              <w:t xml:space="preserve">4</w:t>
+            </w:r>
+          </w:p>
+        </w:tc>
+        <w:tc>
+          <w:tcPr>
+            <w:tcW w:w="1029" w:type="dxa"/>
+          </w:tcPr>
+          <w:p>
+            <w:pPr>
+              <w:spacing w:before="20" w:after="20" w:line="240" w:lineRule="auto"/>
+              <w:jc w:val="right"/>
+              <w:rPr>
+                <w:rFonts w:asciiTheme="minorHAnsi" w:hAnsiTheme="minorHAnsi" w:cstheme="minorHAnsi"/>
+              </w:rPr>
+            </w:pPr>
+            <w:r>
+              <w:rPr>
+                <w:rFonts w:asciiTheme="minorHAnsi" w:hAnsiTheme="minorHAnsi" w:cstheme="minorHAnsi"/>
+                <w:sz w:val="19"/>
+                <w:szCs w:val="19"/>
+              </w:rPr>
+              <w:t xml:space="preserve">0.95</w:t>
+            </w:r>
+          </w:p>
+        </w:tc>
+        <w:tc>
+          <w:tcPr>
+            <w:tcW w:w="1029" w:type="dxa"/>
+          </w:tcPr>
+          <w:p>
+            <w:pPr>
+              <w:spacing w:before="20" w:after="20" w:line="240" w:lineRule="auto"/>
+              <w:jc w:val="right"/>
+              <w:rPr>
+                <w:rFonts w:asciiTheme="minorHAnsi" w:hAnsiTheme="minorHAnsi" w:cstheme="minorHAnsi"/>
+              </w:rPr>
+            </w:pPr>
+            <w:r>
+              <w:rPr>
+                <w:rFonts w:asciiTheme="minorHAnsi" w:hAnsiTheme="minorHAnsi" w:cstheme="minorHAnsi"/>
+                <w:sz w:val="19"/>
+                <w:szCs w:val="19"/>
+              </w:rPr>
+              <w:t xml:space="preserve">3.66</w:t>
+            </w:r>
+          </w:p>
+        </w:tc>
+        <w:tc>
+          <w:tcPr>
+            <w:tcW w:w="1029" w:type="dxa"/>
+          </w:tcPr>
+          <w:p>
+            <w:pPr>
+              <w:spacing w:before="20" w:after="20" w:line="240" w:lineRule="auto"/>
+              <w:jc w:val="right"/>
+              <w:rPr>
+                <w:rFonts w:asciiTheme="minorHAnsi" w:hAnsiTheme="minorHAnsi" w:cstheme="minorHAnsi"/>
+              </w:rPr>
+            </w:pPr>
+            <w:r>
+              <w:rPr>
+                <w:rFonts w:asciiTheme="minorHAnsi" w:hAnsiTheme="minorHAnsi" w:cstheme="minorHAnsi"/>
+                <w:sz w:val="19"/>
+                <w:szCs w:val="19"/>
+              </w:rPr>
+              <w:t xml:space="preserve">4.06</w:t>
+            </w:r>
+          </w:p>
+        </w:tc>
+        <w:tc>
+          <w:tcPr>
+            <w:tcW w:w="1029" w:type="dxa"/>
+          </w:tcPr>
+          <w:p>
+            <w:pPr>
+              <w:spacing w:before="20" w:after="20" w:line="240" w:lineRule="auto"/>
+              <w:jc w:val="right"/>
+              <w:rPr>
+                <w:rFonts w:asciiTheme="minorHAnsi" w:hAnsiTheme="minorHAnsi" w:cstheme="minorHAnsi"/>
+              </w:rPr>
+            </w:pPr>
+            <w:r>
+              <w:rPr>
+                <w:rFonts w:asciiTheme="minorHAnsi" w:hAnsiTheme="minorHAnsi" w:cstheme="minorHAnsi"/>
+                <w:sz w:val="19"/>
+                <w:szCs w:val="19"/>
+              </w:rPr>
+              <w:t xml:space="preserve">0.782</w:t>
+            </w:r>
+          </w:p>
+        </w:tc>
+        <w:tc>
+          <w:tcPr>
+            <w:tcW w:w="1029" w:type="dxa"/>
+          </w:tcPr>
+          <w:p>
+            <w:pPr>
+              <w:spacing w:before="20" w:after="20" w:line="240" w:lineRule="auto"/>
+              <w:jc w:val="right"/>
+              <w:rPr>
+                <w:rFonts w:asciiTheme="minorHAnsi" w:hAnsiTheme="minorHAnsi" w:cstheme="minorHAnsi"/>
+              </w:rPr>
+            </w:pPr>
+            <w:r>
+              <w:rPr>
+                <w:rFonts w:asciiTheme="minorHAnsi" w:hAnsiTheme="minorHAnsi" w:cstheme="minorHAnsi"/>
+                <w:sz w:val="19"/>
+                <w:szCs w:val="19"/>
+              </w:rPr>
+              <w:t xml:space="preserve">5.50</w:t>
+            </w:r>
+          </w:p>
+        </w:tc>
+        <w:tc>
+          <w:tcPr>
+            <w:tcW w:w="1029" w:type="dxa"/>
+          </w:tcPr>
+          <w:p>
+            <w:pPr>
+              <w:spacing w:before="20" w:after="20" w:line="240" w:lineRule="auto"/>
+              <w:jc w:val="right"/>
+              <w:rPr>
+                <w:rFonts w:asciiTheme="minorHAnsi" w:hAnsiTheme="minorHAnsi" w:cstheme="minorHAnsi"/>
+              </w:rPr>
+            </w:pPr>
+            <w:r>
+              <w:rPr>
+                <w:rFonts w:asciiTheme="minorHAnsi" w:hAnsiTheme="minorHAnsi" w:cstheme="minorHAnsi"/>
+                <w:sz w:val="19"/>
+                <w:szCs w:val="19"/>
+              </w:rPr>
+              <w:t xml:space="preserve">0.888</w:t>
+            </w:r>
+          </w:p>
+        </w:tc>
+        <w:tc>
+          <w:tcPr>
+            <w:tcW w:w="1034" w:type="dxa"/>
+          </w:tcPr>
+          <w:p>
+            <w:pPr>
+              <w:spacing w:before="20" w:after="20" w:line="240" w:lineRule="auto"/>
+              <w:jc w:val="right"/>
+              <w:rPr>
+                <w:rFonts w:asciiTheme="minorHAnsi" w:hAnsiTheme="minorHAnsi" w:cstheme="minorHAnsi"/>
+              </w:rPr>
+            </w:pPr>
+            <w:r>
+              <w:rPr>
+                <w:rFonts w:asciiTheme="minorHAnsi" w:hAnsiTheme="minorHAnsi" w:cstheme="minorHAnsi"/>
+                <w:sz w:val="19"/>
+                <w:szCs w:val="19"/>
+              </w:rPr>
+              <w:t xml:space="preserve">-2.07</w:t>
+            </w:r>
+          </w:p>
+        </w:tc>
+      </w:tr>
+      <w:tr>
+        <w:trPr>
+          <w:cantSplit/>
+        </w:trPr>
+        <w:tc>
+          <w:tcPr>
+            <w:tcW w:w="1123" w:type="dxa"/>
+          </w:tcPr>
+          <w:p>
+            <w:pPr>
+              <w:spacing w:before="20" w:after="20" w:line="240" w:lineRule="auto"/>
+              <w:jc w:val="left"/>
+              <w:rPr>
+                <w:rFonts w:asciiTheme="minorHAnsi" w:hAnsiTheme="minorHAnsi" w:cstheme="minorHAnsi"/>
+              </w:rPr>
+            </w:pPr>
+            <w:r>
+              <w:rPr>
+                <w:rFonts w:asciiTheme="minorHAnsi" w:hAnsiTheme="minorHAnsi" w:cstheme="minorHAnsi"/>
+                <w:sz w:val="19"/>
+                <w:szCs w:val="19"/>
+              </w:rPr>
+              <w:t xml:space="preserve">Total</w:t>
+            </w:r>
+          </w:p>
+        </w:tc>
+        <w:tc>
+          <w:tcPr>
+            <w:tcW w:w="1029" w:type="dxa"/>
+          </w:tcPr>
+          <w:p>
+            <w:pPr>
+              <w:spacing w:before="20" w:after="20" w:line="240" w:lineRule="auto"/>
+              <w:jc w:val="right"/>
+              <w:rPr>
+                <w:rFonts w:asciiTheme="minorHAnsi" w:hAnsiTheme="minorHAnsi" w:cstheme="minorHAnsi"/>
+              </w:rPr>
+            </w:pPr>
+            <w:r>
+              <w:rPr>
+                <w:rFonts w:asciiTheme="minorHAnsi" w:hAnsiTheme="minorHAnsi" w:cstheme="minorHAnsi"/>
+                <w:sz w:val="19"/>
+                <w:szCs w:val="19"/>
+              </w:rPr>
+              <w:t xml:space="preserve"/>
+            </w:r>
+          </w:p>
+        </w:tc>
+        <w:tc>
+          <w:tcPr>
+            <w:tcW w:w="1029" w:type="dxa"/>
+          </w:tcPr>
+          <w:p>
+            <w:pPr>
+              <w:spacing w:before="20" w:after="20" w:line="240" w:lineRule="auto"/>
+              <w:jc w:val="right"/>
+              <w:rPr>
+                <w:rFonts w:asciiTheme="minorHAnsi" w:hAnsiTheme="minorHAnsi" w:cstheme="minorHAnsi"/>
+              </w:rPr>
+            </w:pPr>
+            <w:r>
+              <w:rPr>
+                <w:rFonts w:asciiTheme="minorHAnsi" w:hAnsiTheme="minorHAnsi" w:cstheme="minorHAnsi"/>
+                <w:sz w:val="19"/>
+                <w:szCs w:val="19"/>
+              </w:rPr>
+              <w:t xml:space="preserve"/>
+            </w:r>
+          </w:p>
+        </w:tc>
+        <w:tc>
+          <w:tcPr>
+            <w:tcW w:w="1029" w:type="dxa"/>
+          </w:tcPr>
+          <w:p>
+            <w:pPr>
+              <w:spacing w:before="20" w:after="20" w:line="240" w:lineRule="auto"/>
+              <w:jc w:val="right"/>
+              <w:rPr>
+                <w:rFonts w:asciiTheme="minorHAnsi" w:hAnsiTheme="minorHAnsi" w:cstheme="minorHAnsi"/>
+              </w:rPr>
+            </w:pPr>
+            <w:r>
+              <w:rPr>
+                <w:rFonts w:asciiTheme="minorHAnsi" w:hAnsiTheme="minorHAnsi" w:cstheme="minorHAnsi"/>
+                <w:sz w:val="19"/>
+                <w:szCs w:val="19"/>
+              </w:rPr>
+              <w:t xml:space="preserve"/>
+            </w:r>
+          </w:p>
+        </w:tc>
+        <w:tc>
+          <w:tcPr>
+            <w:tcW w:w="1029" w:type="dxa"/>
+          </w:tcPr>
+          <w:p>
+            <w:pPr>
+              <w:spacing w:before="20" w:after="20" w:line="240" w:lineRule="auto"/>
+              <w:jc w:val="right"/>
+              <w:rPr>
+                <w:rFonts w:asciiTheme="minorHAnsi" w:hAnsiTheme="minorHAnsi" w:cstheme="minorHAnsi"/>
+              </w:rPr>
+            </w:pPr>
+            <w:r>
+              <w:rPr>
+                <w:rFonts w:asciiTheme="minorHAnsi" w:hAnsiTheme="minorHAnsi" w:cstheme="minorHAnsi"/>
+                <w:sz w:val="19"/>
+                <w:szCs w:val="19"/>
+              </w:rPr>
+              <w:t xml:space="preserve"/>
+            </w:r>
+          </w:p>
+        </w:tc>
+        <w:tc>
+          <w:tcPr>
+            <w:tcW w:w="1029" w:type="dxa"/>
+          </w:tcPr>
+          <w:p>
+            <w:pPr>
+              <w:spacing w:before="20" w:after="20" w:line="240" w:lineRule="auto"/>
+              <w:jc w:val="right"/>
+              <w:rPr>
+                <w:rFonts w:asciiTheme="minorHAnsi" w:hAnsiTheme="minorHAnsi" w:cstheme="minorHAnsi"/>
+              </w:rPr>
+            </w:pPr>
+            <w:r>
+              <w:rPr>
+                <w:rFonts w:asciiTheme="minorHAnsi" w:hAnsiTheme="minorHAnsi" w:cstheme="minorHAnsi"/>
+                <w:sz w:val="19"/>
+                <w:szCs w:val="19"/>
+              </w:rPr>
+              <w:t xml:space="preserve"/>
+            </w:r>
+          </w:p>
+        </w:tc>
+        <w:tc>
+          <w:tcPr>
+            <w:tcW w:w="1029" w:type="dxa"/>
+          </w:tcPr>
+          <w:p>
+            <w:pPr>
+              <w:spacing w:before="20" w:after="20" w:line="240" w:lineRule="auto"/>
+              <w:jc w:val="right"/>
+              <w:rPr>
+                <w:rFonts w:asciiTheme="minorHAnsi" w:hAnsiTheme="minorHAnsi" w:cstheme="minorHAnsi"/>
+              </w:rPr>
+            </w:pPr>
+            <w:r>
+              <w:rPr>
+                <w:rFonts w:asciiTheme="minorHAnsi" w:hAnsiTheme="minorHAnsi" w:cstheme="minorHAnsi"/>
+                <w:sz w:val="19"/>
+                <w:szCs w:val="19"/>
+              </w:rPr>
+              <w:t xml:space="preserve"/>
+            </w:r>
+          </w:p>
+        </w:tc>
+        <w:tc>
+          <w:tcPr>
+            <w:tcW w:w="1029" w:type="dxa"/>
+          </w:tcPr>
+          <w:p>
+            <w:pPr>
+              <w:spacing w:before="20" w:after="20" w:line="240" w:lineRule="auto"/>
+              <w:jc w:val="right"/>
+              <w:rPr>
+                <w:rFonts w:asciiTheme="minorHAnsi" w:hAnsiTheme="minorHAnsi" w:cstheme="minorHAnsi"/>
+              </w:rPr>
+            </w:pPr>
+            <w:r>
+              <w:rPr>
+                <w:rFonts w:asciiTheme="minorHAnsi" w:hAnsiTheme="minorHAnsi" w:cstheme="minorHAnsi"/>
+                <w:sz w:val="19"/>
+                <w:szCs w:val="19"/>
+              </w:rPr>
+              <w:t xml:space="preserve"/>
+            </w:r>
+          </w:p>
+        </w:tc>
+        <w:tc>
+          <w:tcPr>
+            <w:tcW w:w="1034" w:type="dxa"/>
+          </w:tcPr>
+          <w:p>
+            <w:pPr>
+              <w:spacing w:before="20" w:after="20" w:line="240" w:lineRule="auto"/>
+              <w:jc w:val="right"/>
+              <w:rPr>
+                <w:rFonts w:asciiTheme="minorHAnsi" w:hAnsiTheme="minorHAnsi" w:cstheme="minorHAnsi"/>
+              </w:rPr>
+            </w:pPr>
+            <w:r>
+              <w:rPr>
+                <w:rFonts w:asciiTheme="minorHAnsi" w:hAnsiTheme="minorHAnsi" w:cstheme="minorHAnsi"/>
+                <w:sz w:val="19"/>
+                <w:szCs w:val="19"/>
+              </w:rPr>
+              <w:t xml:space="preserve">-3.24</w:t>
+            </w:r>
+          </w:p>
+        </w:tc>
+      </w:tr>
+    </w:tbl>
+    <w:p>
+      <w:pPr>
+        <w:spacing w:after="80"/>
+      </w:pPr>
+    </w:p>
+    <w:p>
+      <w:pPr>
+        <w:rPr>
+          <w:rFonts w:asciiTheme="minorHAnsi" w:hAnsiTheme="minorHAnsi" w:cstheme="minorHAnsi"/>
+        </w:rPr>
+      </w:pPr>
+      <w:r>
+        <w:rPr>
+          <w:rFonts w:asciiTheme="minorHAnsi" w:hAnsiTheme="minorHAnsi" w:cstheme="minorHAnsi"/>
+        </w:rPr>
+        <w:t xml:space="preserve">For the first season, the price is (0.769% + 3.089% × 2.08) × $88.0 million = $6.33 million. The floor adjustment raises it to $6.34 million, and a 0.988 chance of playing weights it to $6.26 million. Less the $5.5 million cap hit, the surplus is $0.76 million, undiscounted because k is zero. The contract ends in unrestricted free agency, so there are no control years.</w:t>
+      </w:r>
+    </w:p>
+    <w:p>
+      <w:pPr>
+        <w:rPr>
+          <w:rFonts w:asciiTheme="minorHAnsi" w:hAnsiTheme="minorHAnsi" w:cstheme="minorHAnsi"/>
+        </w:rPr>
+      </w:pPr>
+      <w:r>
+        <w:rPr>
+          <w:rFonts w:asciiTheme="minorHAnsi" w:hAnsiTheme="minorHAnsi" w:cstheme="minorHAnsi"/>
+        </w:rPr>
+        <w:t xml:space="preserve">The contract’s value is -$3.24 million: the cap hit exceeds the expected value of his production from the second season on, and by more each year as he ages. Without the chance of playing and discounting, the surplus would be -$1.70 million.</w:t>
+      </w:r>
+    </w:p>
+    <w:p>
+      <w:pPr>
+        <w:pStyle w:val="Heading2"/>
+        <w:rPr>
+          <w:rFonts w:asciiTheme="minorHAnsi" w:hAnsiTheme="minorHAnsi" w:cstheme="minorHAnsi"/>
+        </w:rPr>
+      </w:pPr>
+      <w:r>
+        <w:rPr>
+          <w:rFonts w:asciiTheme="minorHAnsi" w:hAnsiTheme="minorHAnsi" w:cstheme="minorHAnsi"/>
+        </w:rPr>
+        <w:t xml:space="preserve">What a negative value means</w:t>
+      </w:r>
+    </w:p>
+    <w:p>
+      <w:pPr>
+        <w:rPr>
+          <w:rFonts w:asciiTheme="minorHAnsi" w:hAnsiTheme="minorHAnsi" w:cstheme="minorHAnsi"/>
+        </w:rPr>
+      </w:pPr>
+      <w:r>
+        <w:rPr>
+          <w:rFonts w:asciiTheme="minorHAnsi" w:hAnsiTheme="minorHAnsi" w:cstheme="minorHAnsi"/>
+        </w:rPr>
+        <w:t xml:space="preserve">A negative value means the contract costs more than the market price of its expected production. Team fit, private information, and avoiding a future negotiation may explain why a club still accepts it. The model also omits the cost of losing cap flexibility through a long commitment; adding that cost would lower long-contract values further.</w:t>
+      </w:r>
+    </w:p>
+    <w:p>
+      <w:pPr>
+        <w:rPr>
+          <w:rFonts w:asciiTheme="minorHAnsi" w:hAnsiTheme="minorHAnsi" w:cstheme="minorHAnsi"/>
+        </w:rPr>
+      </w:pPr>
+      <w:r>
+        <w:rPr>
+          <w:rFonts w:asciiTheme="minorHAnsi" w:hAnsiTheme="minorHAnsi" w:cstheme="minorHAnsi"/>
+        </w:rPr>
+        <w:t xml:space="preserve">Long contracts are also where the forecast is weakest. In the development scoring of contract dollars, the 41 contracts of six to eight years were under-valued by an average of $5.72 million, against $4.09 million for the earlier version of the model. These figures were recorded before the age table’s older birthdates were restored.</w:t>
       </w:r>
     </w:p>
     <w:p>
@@ -476,111 +3517,668 @@
         <w:rPr>
           <w:rFonts w:asciiTheme="minorHAnsi" w:hAnsiTheme="minorHAnsi" w:cstheme="minorHAnsi"/>
         </w:rPr>
-        <w:t>4. Adding the Contract Years</w:t>
-      </w:r>
-    </w:p>
-    <w:p>
-      <w:pPr>
-        <w:rPr>
-          <w:rFonts w:asciiTheme="minorHAnsi" w:hAnsiTheme="minorHAnsi" w:cstheme="minorHAnsi"/>
-        </w:rPr>
-      </w:pPr>
-      <w:r>
-        <w:rPr>
-          <w:rFonts w:asciiTheme="minorHAnsi" w:hAnsiTheme="minorHAnsi" w:cstheme="minorHAnsi"/>
-        </w:rPr>
-        <w:t>Only the contract active at the valuation date enters the contract-year calculation. A later extension cannot be taken from the historical record and included before it was agreed.</w:t>
-      </w:r>
-    </w:p>
-    <w:p>
-      <w:pPr>
-        <w:rPr>
-          <w:rFonts w:asciiTheme="minorHAnsi" w:hAnsiTheme="minorHAnsi" w:cstheme="minorHAnsi"/>
-        </w:rPr>
-      </w:pPr>
-      <w:r>
-        <w:rPr>
-          <w:rFonts w:asciiTheme="minorHAnsi" w:hAnsiTheme="minorHAnsi" w:cstheme="minorHAnsi"/>
-        </w:rPr>
-        <w:t>For each remaining season, the model multiplies projected production value by the probability of remaining in the NHL, subtracts the full cap cost, and discounts the surplus to the valuation date. The annual contribution is (S_k x V_k - C_k) / (1.03)^k, where k is the number of years after valuation, V_k is production value in dollars, C_k is cap cost, and S_k is the probability of remaining in the NHL.</w:t>
-      </w:r>
-    </w:p>
-    <w:p>
-      <w:pPr>
-        <w:rPr>
-          <w:rFonts w:asciiTheme="minorHAnsi" w:hAnsiTheme="minorHAnsi" w:cstheme="minorHAnsi"/>
-        </w:rPr>
-      </w:pPr>
-      <w:r>
-        <w:rPr>
-          <w:rFonts w:asciiTheme="minorHAnsi" w:hAnsiTheme="minorHAnsi" w:cstheme="minorHAnsi"/>
-        </w:rPr>
-        <w:t>The model sums these annual contributions and adds discounted RFA control-year surplus. In the valuation season, k is zero and survival is one, so neither survival weighting nor discounting reduces that season's value.</w:t>
-      </w:r>
-    </w:p>
-    <w:p>
-      <w:pPr>
-        <w:rPr>
-          <w:rFonts w:asciiTheme="minorHAnsi" w:hAnsiTheme="minorHAnsi" w:cstheme="minorHAnsi"/>
-        </w:rPr>
-      </w:pPr>
-      <w:r>
-        <w:rPr>
-          <w:rFonts w:asciiTheme="minorHAnsi" w:hAnsiTheme="minorHAnsi" w:cstheme="minorHAnsi"/>
-        </w:rPr>
-        <w:t>For example, $5 million of future production value with a 90% survival probability contributes $4.5 million of expected value. Against a $4 million cap charge, the surplus is $500,000, or about $485,000 if that season is one year away. Multiplying the net $1 million by 90% would instead give $900,000 before discounting. That would incorrectly reduce the contract cost alongside production.</w:t>
-      </w:r>
-    </w:p>
-    <w:p>
-      <w:pPr>
-        <w:rPr>
-          <w:rFonts w:asciiTheme="minorHAnsi" w:hAnsiTheme="minorHAnsi" w:cstheme="minorHAnsi"/>
-        </w:rPr>
-      </w:pPr>
-      <w:r>
-        <w:rPr>
-          <w:rFonts w:asciiTheme="minorHAnsi" w:hAnsiTheme="minorHAnsi" w:cstheme="minorHAnsi"/>
-        </w:rPr>
-        <w:t>The model keeps the full cap cost even if the player leaves the NHL. It does not calculate contract-specific relief from retirement or other departures, so it overstates the cost where relief would apply.</w:t>
-      </w:r>
-    </w:p>
-    <w:p>
-      <w:pPr>
-        <w:rPr>
-          <w:rFonts w:asciiTheme="minorHAnsi" w:hAnsiTheme="minorHAnsi" w:cstheme="minorHAnsi"/>
-        </w:rPr>
-      </w:pPr>
-      <w:r>
-        <w:rPr>
-          <w:rFonts w:asciiTheme="minorHAnsi" w:hAnsiTheme="minorHAnsi" w:cstheme="minorHAnsi"/>
-        </w:rPr>
-        <w:t>The model assumes 3% annual cap growth from the ceiling known at valuation and discounts future surplus at the same rate. This expresses future dollars in the purchasing power of the valuation-date cap without using subsequently observed cap growth. The 3% rate is a planning assumption.</w:t>
-      </w:r>
-    </w:p>
-    <w:p>
-      <w:pPr>
-        <w:rPr>
-          <w:rFonts w:asciiTheme="minorHAnsi" w:hAnsiTheme="minorHAnsi" w:cstheme="minorHAnsi"/>
-        </w:rPr>
-      </w:pPr>
-      <w:r>
-        <w:rPr>
-          <w:rFonts w:asciiTheme="minorHAnsi" w:hAnsiTheme="minorHAnsi" w:cstheme="minorHAnsi"/>
-        </w:rPr>
-        <w:t>The model adds no discount for managerial impatience because the trade study is intended to investigate that behavior. A preference for near-term production would not establish impatience by itself: competitive position, uncertainty, and private information can also explain it.</w:t>
-      </w:r>
-    </w:p>
-    <w:p>
-      <w:pPr>
-        <w:rPr>
-          <w:rFonts w:asciiTheme="minorHAnsi" w:hAnsiTheme="minorHAnsi" w:cstheme="minorHAnsi"/>
-        </w:rPr>
-      </w:pPr>
-      <w:r>
-        <w:rPr>
-          <w:rFonts w:asciiTheme="minorHAnsi" w:hAnsiTheme="minorHAnsi" w:cstheme="minorHAnsi"/>
-        </w:rPr>
-        <w:t>A negative surplus means the contract costs more than the fitted market price of its expected production. Team fit, private information, and avoiding a future negotiation may explain why a club still accepts it. The model also omits the cost of losing cap flexibility through a long commitment; adding that cost would lower long-contract value further.</w:t>
+        <w:t xml:space="preserve">5. Value after an RFA Contract Expires</w:t>
+      </w:r>
+    </w:p>
+    <w:p>
+      <w:pPr>
+        <w:rPr>
+          <w:rFonts w:asciiTheme="minorHAnsi" w:hAnsiTheme="minorHAnsi" w:cstheme="minorHAnsi"/>
+        </w:rPr>
+      </w:pPr>
+      <w:r>
+        <w:rPr>
+          <w:rFonts w:asciiTheme="minorHAnsi" w:hAnsiTheme="minorHAnsi" w:cstheme="minorHAnsi"/>
+        </w:rPr>
+        <w:t xml:space="preserve">Terminal value is the expected surplus from team control after the contract expires. An expiry into unrestricted free agency receives zero, because the club keeps no rights. For an expiry into restricted free agency, the model values each remaining control year until the player reaches unrestricted free agency.</w:t>
+      </w:r>
+    </w:p>
+    <w:p>
+      <w:pPr>
+        <w:pStyle w:val="Heading2"/>
+        <w:rPr>
+          <w:rFonts w:asciiTheme="minorHAnsi" w:hAnsiTheme="minorHAnsi" w:cstheme="minorHAnsi"/>
+        </w:rPr>
+      </w:pPr>
+      <w:r>
+        <w:rPr>
+          <w:rFonts w:asciiTheme="minorHAnsi" w:hAnsiTheme="minorHAnsi" w:cstheme="minorHAnsi"/>
+        </w:rPr>
+        <w:t xml:space="preserve">Value and cost in a control year</w:t>
+      </w:r>
+    </w:p>
+    <w:p>
+      <w:pPr>
+        <w:rPr>
+          <w:rFonts w:asciiTheme="minorHAnsi" w:hAnsiTheme="minorHAnsi" w:cstheme="minorHAnsi"/>
+        </w:rPr>
+      </w:pPr>
+      <w:r>
+        <w:rPr>
+          <w:rFonts w:asciiTheme="minorHAnsi" w:hAnsiTheme="minorHAnsi" w:cstheme="minorHAnsi"/>
+        </w:rPr>
+        <w:t xml:space="preserve">Each control year’s production is the same forecast’s WAR if he plays for that season, priced on the same line, cap path, and minimum. The control years apply the minimum directly to the point price, without the uncertainty adjustment of Section 2.</w:t>
+      </w:r>
+    </w:p>
+    <w:p>
+      <w:pPr>
+        <w:rPr>
+          <w:rFonts w:asciiTheme="minorHAnsi" w:hAnsiTheme="minorHAnsi" w:cstheme="minorHAnsi"/>
+        </w:rPr>
+      </w:pPr>
+      <w:r>
+        <w:rPr>
+          <w:rFonts w:asciiTheme="minorHAnsi" w:hAnsiTheme="minorHAnsi" w:cstheme="minorHAnsi"/>
+        </w:rPr>
+        <w:t xml:space="preserve">The cost is the qualifying offer. The model assumes the player stays on successive one-year qualifying offers. Each offer starts from the previous year’s base salary and applies the relevant percentage, salary minimum, and cap for that collective agreement. For example, a $900,000 base salary produces a $945,000 offer before any minimum-salary adjustment. Later offers are calculated from the preceding modeled offer.</w:t>
+      </w:r>
+    </w:p>
+    <w:p>
+      <w:pPr>
+        <w:rPr>
+          <w:rFonts w:asciiTheme="minorHAnsi" w:hAnsiTheme="minorHAnsi" w:cstheme="minorHAnsi"/>
+        </w:rPr>
+      </w:pPr>
+      <w:r>
+        <w:rPr>
+          <w:rFonts w:asciiTheme="minorHAnsi" w:hAnsiTheme="minorHAnsi" w:cstheme="minorHAnsi"/>
+        </w:rPr>
+        <w:t xml:space="preserve">If the expiring contract’s final-year base salary is missing, the model uses the highest recorded base salary on that contract, then average annual value if no base salary is available. These substitutes were needed in 355 of the 1,439 deals checked and may differ from the salary that should determine the offer. The model uses the contract’s starting season in place of its signing date when deciding whether the 120%-of-cap-hit limit applies.</w:t>
+      </w:r>
+    </w:p>
+    <w:p>
+      <w:pPr>
+        <w:rPr>
+          <w:rFonts w:asciiTheme="minorHAnsi" w:hAnsiTheme="minorHAnsi" w:cstheme="minorHAnsi"/>
+        </w:rPr>
+      </w:pPr>
+      <w:r>
+        <w:rPr>
+          <w:rFonts w:asciiTheme="minorHAnsi" w:hAnsiTheme="minorHAnsi" w:cstheme="minorHAnsi"/>
+        </w:rPr>
+        <w:t xml:space="preserve">Actual renewals can involve arbitration or negotiated salaries and terms. Among 1,439 RFA-expiring deals with an observed next contract, the next cap hit equaled or exceeded the modeled offer in 48.3% of cases. The median difference was -$10,000 and the mean +$690,000: the typical renewal came close to the offer, but more expensive renewals raised the average substantially. Where retention costs exceed the offer, the model overstates surplus.</w:t>
+      </w:r>
+    </w:p>
+    <w:p>
+      <w:pPr>
+        <w:pStyle w:val="Heading2"/>
+        <w:rPr>
+          <w:rFonts w:asciiTheme="minorHAnsi" w:hAnsiTheme="minorHAnsi" w:cstheme="minorHAnsi"/>
+        </w:rPr>
+      </w:pPr>
+      <w:r>
+        <w:rPr>
+          <w:rFonts w:asciiTheme="minorHAnsi" w:hAnsiTheme="minorHAnsi" w:cstheme="minorHAnsi"/>
+        </w:rPr>
+        <w:t xml:space="preserve">Players the club lets go</w:t>
+      </w:r>
+    </w:p>
+    <w:p>
+      <w:pPr>
+        <w:rPr>
+          <w:rFonts w:asciiTheme="minorHAnsi" w:hAnsiTheme="minorHAnsi" w:cstheme="minorHAnsi"/>
+        </w:rPr>
+      </w:pPr>
+      <w:r>
+        <w:rPr>
+          <w:rFonts w:asciiTheme="minorHAnsi" w:hAnsiTheme="minorHAnsi" w:cstheme="minorHAnsi"/>
+        </w:rPr>
+        <w:t xml:space="preserve">A club qualifies a player only while he is worth more than the offer. The model stops counting control years at the first year in which his projected value falls below the qualifying offer, because once a club lets a player go, a later improvement cannot restore the lost rights. In the validation run, this rule binds for 0.8% of RFA-expiring contracts.</w:t>
+      </w:r>
+    </w:p>
+    <w:p>
+      <w:pPr>
+        <w:rPr>
+          <w:rFonts w:asciiTheme="minorHAnsi" w:hAnsiTheme="minorHAnsi" w:cstheme="minorHAnsi"/>
+        </w:rPr>
+      </w:pPr>
+      <w:r>
+        <w:rPr>
+          <w:rFonts w:asciiTheme="minorHAnsi" w:hAnsiTheme="minorHAnsi" w:cstheme="minorHAnsi"/>
+        </w:rPr>
+        <w:t xml:space="preserve">Positive modeled surplus does not guarantee that the club keeps the player; the line by itself makes many marginal players look worth retaining when clubs let them go. The model therefore weights each control year by the observed rate at which clubs qualified players of similar quality. The rates come from 2,270 qualify-or-walk decisions on contracts ending from 2018 to 2024. Each decision is grouped by the forecast of the player’s WAR if he plays in the season after the contract ended, the same quantity the rates are later applied to:</w:t>
+      </w:r>
+    </w:p>
+    <w:tbl>
+      <w:tblPr>
+        <w:tblW w:w="9360" w:type="dxa"/>
+        <w:tblBorders>
+          <w:top w:val="single" w:sz="4" w:space="0" w:color="A6A6A6"/>
+          <w:left w:val="single" w:sz="4" w:space="0" w:color="A6A6A6"/>
+          <w:bottom w:val="single" w:sz="4" w:space="0" w:color="A6A6A6"/>
+          <w:right w:val="single" w:sz="4" w:space="0" w:color="A6A6A6"/>
+          <w:insideH w:val="single" w:sz="4" w:space="0" w:color="A6A6A6"/>
+          <w:insideV w:val="single" w:sz="4" w:space="0" w:color="A6A6A6"/>
+        </w:tblBorders>
+        <w:tblLayout w:type="fixed"/>
+        <w:tblCellMar>
+          <w:left w:w="80" w:type="dxa"/>
+          <w:right w:w="80" w:type="dxa"/>
+        </w:tblCellMar>
+      </w:tblPr>
+      <w:tblGrid>
+        <w:gridCol w:w="3182"/>
+        <w:gridCol w:w="2059"/>
+        <w:gridCol w:w="2059"/>
+        <w:gridCol w:w="2060"/>
+      </w:tblGrid>
+      <w:tr>
+        <w:trPr>
+          <w:tblHeader/>
+          <w:cantSplit/>
+        </w:trPr>
+        <w:tc>
+          <w:tcPr>
+            <w:tcW w:w="3182" w:type="dxa"/>
+            <w:shd w:val="clear" w:color="auto" w:fill="E7E6E6"/>
+          </w:tcPr>
+          <w:p>
+            <w:pPr>
+              <w:spacing w:before="20" w:after="20" w:line="240" w:lineRule="auto"/>
+              <w:jc w:val="left"/>
+              <w:rPr>
+                <w:rFonts w:asciiTheme="minorHAnsi" w:hAnsiTheme="minorHAnsi" w:cstheme="minorHAnsi"/>
+              </w:rPr>
+            </w:pPr>
+            <w:r>
+              <w:rPr>
+                <w:rFonts w:asciiTheme="minorHAnsi" w:hAnsiTheme="minorHAnsi" w:cstheme="minorHAnsi"/>
+                <w:b/>
+                <w:sz w:val="19"/>
+                <w:szCs w:val="19"/>
+              </w:rPr>
+              <w:t xml:space="preserve">Group</w:t>
+            </w:r>
+          </w:p>
+        </w:tc>
+        <w:tc>
+          <w:tcPr>
+            <w:tcW w:w="2059" w:type="dxa"/>
+            <w:shd w:val="clear" w:color="auto" w:fill="E7E6E6"/>
+          </w:tcPr>
+          <w:p>
+            <w:pPr>
+              <w:spacing w:before="20" w:after="20" w:line="240" w:lineRule="auto"/>
+              <w:jc w:val="right"/>
+              <w:rPr>
+                <w:rFonts w:asciiTheme="minorHAnsi" w:hAnsiTheme="minorHAnsi" w:cstheme="minorHAnsi"/>
+              </w:rPr>
+            </w:pPr>
+            <w:r>
+              <w:rPr>
+                <w:rFonts w:asciiTheme="minorHAnsi" w:hAnsiTheme="minorHAnsi" w:cstheme="minorHAnsi"/>
+                <w:b/>
+                <w:sz w:val="19"/>
+                <w:szCs w:val="19"/>
+              </w:rPr>
+              <w:t xml:space="preserve">Forecast WAR</w:t>
+            </w:r>
+          </w:p>
+        </w:tc>
+        <w:tc>
+          <w:tcPr>
+            <w:tcW w:w="2059" w:type="dxa"/>
+            <w:shd w:val="clear" w:color="auto" w:fill="E7E6E6"/>
+          </w:tcPr>
+          <w:p>
+            <w:pPr>
+              <w:spacing w:before="20" w:after="20" w:line="240" w:lineRule="auto"/>
+              <w:jc w:val="right"/>
+              <w:rPr>
+                <w:rFonts w:asciiTheme="minorHAnsi" w:hAnsiTheme="minorHAnsi" w:cstheme="minorHAnsi"/>
+              </w:rPr>
+            </w:pPr>
+            <w:r>
+              <w:rPr>
+                <w:rFonts w:asciiTheme="minorHAnsi" w:hAnsiTheme="minorHAnsi" w:cstheme="minorHAnsi"/>
+                <w:b/>
+                <w:sz w:val="19"/>
+                <w:szCs w:val="19"/>
+              </w:rPr>
+              <w:t xml:space="preserve">Qualified</w:t>
+            </w:r>
+          </w:p>
+        </w:tc>
+        <w:tc>
+          <w:tcPr>
+            <w:tcW w:w="2060" w:type="dxa"/>
+            <w:shd w:val="clear" w:color="auto" w:fill="E7E6E6"/>
+          </w:tcPr>
+          <w:p>
+            <w:pPr>
+              <w:spacing w:before="20" w:after="20" w:line="240" w:lineRule="auto"/>
+              <w:jc w:val="right"/>
+              <w:rPr>
+                <w:rFonts w:asciiTheme="minorHAnsi" w:hAnsiTheme="minorHAnsi" w:cstheme="minorHAnsi"/>
+              </w:rPr>
+            </w:pPr>
+            <w:r>
+              <w:rPr>
+                <w:rFonts w:asciiTheme="minorHAnsi" w:hAnsiTheme="minorHAnsi" w:cstheme="minorHAnsi"/>
+                <w:b/>
+                <w:sz w:val="19"/>
+                <w:szCs w:val="19"/>
+              </w:rPr>
+              <w:t xml:space="preserve">Decisions</w:t>
+            </w:r>
+          </w:p>
+        </w:tc>
+      </w:tr>
+      <w:tr>
+        <w:trPr>
+          <w:cantSplit/>
+        </w:trPr>
+        <w:tc>
+          <w:tcPr>
+            <w:tcW w:w="3182" w:type="dxa"/>
+          </w:tcPr>
+          <w:p>
+            <w:pPr>
+              <w:spacing w:before="20" w:after="20" w:line="240" w:lineRule="auto"/>
+              <w:jc w:val="left"/>
+              <w:rPr>
+                <w:rFonts w:asciiTheme="minorHAnsi" w:hAnsiTheme="minorHAnsi" w:cstheme="minorHAnsi"/>
+              </w:rPr>
+            </w:pPr>
+            <w:r>
+              <w:rPr>
+                <w:rFonts w:asciiTheme="minorHAnsi" w:hAnsiTheme="minorHAnsi" w:cstheme="minorHAnsi"/>
+                <w:sz w:val="19"/>
+                <w:szCs w:val="19"/>
+              </w:rPr>
+              <w:t xml:space="preserve">Star</w:t>
+            </w:r>
+          </w:p>
+        </w:tc>
+        <w:tc>
+          <w:tcPr>
+            <w:tcW w:w="2059" w:type="dxa"/>
+          </w:tcPr>
+          <w:p>
+            <w:pPr>
+              <w:spacing w:before="20" w:after="20" w:line="240" w:lineRule="auto"/>
+              <w:jc w:val="right"/>
+              <w:rPr>
+                <w:rFonts w:asciiTheme="minorHAnsi" w:hAnsiTheme="minorHAnsi" w:cstheme="minorHAnsi"/>
+              </w:rPr>
+            </w:pPr>
+            <w:r>
+              <w:rPr>
+                <w:rFonts w:asciiTheme="minorHAnsi" w:hAnsiTheme="minorHAnsi" w:cstheme="minorHAnsi"/>
+                <w:sz w:val="19"/>
+                <w:szCs w:val="19"/>
+              </w:rPr>
+              <w:t xml:space="preserve">3 or more</w:t>
+            </w:r>
+          </w:p>
+        </w:tc>
+        <w:tc>
+          <w:tcPr>
+            <w:tcW w:w="2059" w:type="dxa"/>
+          </w:tcPr>
+          <w:p>
+            <w:pPr>
+              <w:spacing w:before="20" w:after="20" w:line="240" w:lineRule="auto"/>
+              <w:jc w:val="right"/>
+              <w:rPr>
+                <w:rFonts w:asciiTheme="minorHAnsi" w:hAnsiTheme="minorHAnsi" w:cstheme="minorHAnsi"/>
+              </w:rPr>
+            </w:pPr>
+            <w:r>
+              <w:rPr>
+                <w:rFonts w:asciiTheme="minorHAnsi" w:hAnsiTheme="minorHAnsi" w:cstheme="minorHAnsi"/>
+                <w:sz w:val="19"/>
+                <w:szCs w:val="19"/>
+              </w:rPr>
+              <w:t xml:space="preserve">100.0%</w:t>
+            </w:r>
+          </w:p>
+        </w:tc>
+        <w:tc>
+          <w:tcPr>
+            <w:tcW w:w="2060" w:type="dxa"/>
+          </w:tcPr>
+          <w:p>
+            <w:pPr>
+              <w:spacing w:before="20" w:after="20" w:line="240" w:lineRule="auto"/>
+              <w:jc w:val="right"/>
+              <w:rPr>
+                <w:rFonts w:asciiTheme="minorHAnsi" w:hAnsiTheme="minorHAnsi" w:cstheme="minorHAnsi"/>
+              </w:rPr>
+            </w:pPr>
+            <w:r>
+              <w:rPr>
+                <w:rFonts w:asciiTheme="minorHAnsi" w:hAnsiTheme="minorHAnsi" w:cstheme="minorHAnsi"/>
+                <w:sz w:val="19"/>
+                <w:szCs w:val="19"/>
+              </w:rPr>
+              <w:t xml:space="preserve">10</w:t>
+            </w:r>
+          </w:p>
+        </w:tc>
+      </w:tr>
+      <w:tr>
+        <w:trPr>
+          <w:cantSplit/>
+        </w:trPr>
+        <w:tc>
+          <w:tcPr>
+            <w:tcW w:w="3182" w:type="dxa"/>
+          </w:tcPr>
+          <w:p>
+            <w:pPr>
+              <w:spacing w:before="20" w:after="20" w:line="240" w:lineRule="auto"/>
+              <w:jc w:val="left"/>
+              <w:rPr>
+                <w:rFonts w:asciiTheme="minorHAnsi" w:hAnsiTheme="minorHAnsi" w:cstheme="minorHAnsi"/>
+              </w:rPr>
+            </w:pPr>
+            <w:r>
+              <w:rPr>
+                <w:rFonts w:asciiTheme="minorHAnsi" w:hAnsiTheme="minorHAnsi" w:cstheme="minorHAnsi"/>
+                <w:sz w:val="19"/>
+                <w:szCs w:val="19"/>
+              </w:rPr>
+              <w:t xml:space="preserve">Regular</w:t>
+            </w:r>
+          </w:p>
+        </w:tc>
+        <w:tc>
+          <w:tcPr>
+            <w:tcW w:w="2059" w:type="dxa"/>
+          </w:tcPr>
+          <w:p>
+            <w:pPr>
+              <w:spacing w:before="20" w:after="20" w:line="240" w:lineRule="auto"/>
+              <w:jc w:val="right"/>
+              <w:rPr>
+                <w:rFonts w:asciiTheme="minorHAnsi" w:hAnsiTheme="minorHAnsi" w:cstheme="minorHAnsi"/>
+              </w:rPr>
+            </w:pPr>
+            <w:r>
+              <w:rPr>
+                <w:rFonts w:asciiTheme="minorHAnsi" w:hAnsiTheme="minorHAnsi" w:cstheme="minorHAnsi"/>
+                <w:sz w:val="19"/>
+                <w:szCs w:val="19"/>
+              </w:rPr>
+              <w:t xml:space="preserve">1 to 3</w:t>
+            </w:r>
+          </w:p>
+        </w:tc>
+        <w:tc>
+          <w:tcPr>
+            <w:tcW w:w="2059" w:type="dxa"/>
+          </w:tcPr>
+          <w:p>
+            <w:pPr>
+              <w:spacing w:before="20" w:after="20" w:line="240" w:lineRule="auto"/>
+              <w:jc w:val="right"/>
+              <w:rPr>
+                <w:rFonts w:asciiTheme="minorHAnsi" w:hAnsiTheme="minorHAnsi" w:cstheme="minorHAnsi"/>
+              </w:rPr>
+            </w:pPr>
+            <w:r>
+              <w:rPr>
+                <w:rFonts w:asciiTheme="minorHAnsi" w:hAnsiTheme="minorHAnsi" w:cstheme="minorHAnsi"/>
+                <w:sz w:val="19"/>
+                <w:szCs w:val="19"/>
+              </w:rPr>
+              <w:t xml:space="preserve">94.3%</w:t>
+            </w:r>
+          </w:p>
+        </w:tc>
+        <w:tc>
+          <w:tcPr>
+            <w:tcW w:w="2060" w:type="dxa"/>
+          </w:tcPr>
+          <w:p>
+            <w:pPr>
+              <w:spacing w:before="20" w:after="20" w:line="240" w:lineRule="auto"/>
+              <w:jc w:val="right"/>
+              <w:rPr>
+                <w:rFonts w:asciiTheme="minorHAnsi" w:hAnsiTheme="minorHAnsi" w:cstheme="minorHAnsi"/>
+              </w:rPr>
+            </w:pPr>
+            <w:r>
+              <w:rPr>
+                <w:rFonts w:asciiTheme="minorHAnsi" w:hAnsiTheme="minorHAnsi" w:cstheme="minorHAnsi"/>
+                <w:sz w:val="19"/>
+                <w:szCs w:val="19"/>
+              </w:rPr>
+              <w:t xml:space="preserve">176</w:t>
+            </w:r>
+          </w:p>
+        </w:tc>
+      </w:tr>
+      <w:tr>
+        <w:trPr>
+          <w:cantSplit/>
+        </w:trPr>
+        <w:tc>
+          <w:tcPr>
+            <w:tcW w:w="3182" w:type="dxa"/>
+          </w:tcPr>
+          <w:p>
+            <w:pPr>
+              <w:spacing w:before="20" w:after="20" w:line="240" w:lineRule="auto"/>
+              <w:jc w:val="left"/>
+              <w:rPr>
+                <w:rFonts w:asciiTheme="minorHAnsi" w:hAnsiTheme="minorHAnsi" w:cstheme="minorHAnsi"/>
+              </w:rPr>
+            </w:pPr>
+            <w:r>
+              <w:rPr>
+                <w:rFonts w:asciiTheme="minorHAnsi" w:hAnsiTheme="minorHAnsi" w:cstheme="minorHAnsi"/>
+                <w:sz w:val="19"/>
+                <w:szCs w:val="19"/>
+              </w:rPr>
+              <w:t xml:space="preserve">Fringe</w:t>
+            </w:r>
+          </w:p>
+        </w:tc>
+        <w:tc>
+          <w:tcPr>
+            <w:tcW w:w="2059" w:type="dxa"/>
+          </w:tcPr>
+          <w:p>
+            <w:pPr>
+              <w:spacing w:before="20" w:after="20" w:line="240" w:lineRule="auto"/>
+              <w:jc w:val="right"/>
+              <w:rPr>
+                <w:rFonts w:asciiTheme="minorHAnsi" w:hAnsiTheme="minorHAnsi" w:cstheme="minorHAnsi"/>
+              </w:rPr>
+            </w:pPr>
+            <w:r>
+              <w:rPr>
+                <w:rFonts w:asciiTheme="minorHAnsi" w:hAnsiTheme="minorHAnsi" w:cstheme="minorHAnsi"/>
+                <w:sz w:val="19"/>
+                <w:szCs w:val="19"/>
+              </w:rPr>
+              <w:t xml:space="preserve">0 to 1</w:t>
+            </w:r>
+          </w:p>
+        </w:tc>
+        <w:tc>
+          <w:tcPr>
+            <w:tcW w:w="2059" w:type="dxa"/>
+          </w:tcPr>
+          <w:p>
+            <w:pPr>
+              <w:spacing w:before="20" w:after="20" w:line="240" w:lineRule="auto"/>
+              <w:jc w:val="right"/>
+              <w:rPr>
+                <w:rFonts w:asciiTheme="minorHAnsi" w:hAnsiTheme="minorHAnsi" w:cstheme="minorHAnsi"/>
+              </w:rPr>
+            </w:pPr>
+            <w:r>
+              <w:rPr>
+                <w:rFonts w:asciiTheme="minorHAnsi" w:hAnsiTheme="minorHAnsi" w:cstheme="minorHAnsi"/>
+                <w:sz w:val="19"/>
+                <w:szCs w:val="19"/>
+              </w:rPr>
+              <w:t xml:space="preserve">77.4%</w:t>
+            </w:r>
+          </w:p>
+        </w:tc>
+        <w:tc>
+          <w:tcPr>
+            <w:tcW w:w="2060" w:type="dxa"/>
+          </w:tcPr>
+          <w:p>
+            <w:pPr>
+              <w:spacing w:before="20" w:after="20" w:line="240" w:lineRule="auto"/>
+              <w:jc w:val="right"/>
+              <w:rPr>
+                <w:rFonts w:asciiTheme="minorHAnsi" w:hAnsiTheme="minorHAnsi" w:cstheme="minorHAnsi"/>
+              </w:rPr>
+            </w:pPr>
+            <w:r>
+              <w:rPr>
+                <w:rFonts w:asciiTheme="minorHAnsi" w:hAnsiTheme="minorHAnsi" w:cstheme="minorHAnsi"/>
+                <w:sz w:val="19"/>
+                <w:szCs w:val="19"/>
+              </w:rPr>
+              <w:t xml:space="preserve">1,048</w:t>
+            </w:r>
+          </w:p>
+        </w:tc>
+      </w:tr>
+      <w:tr>
+        <w:trPr>
+          <w:cantSplit/>
+        </w:trPr>
+        <w:tc>
+          <w:tcPr>
+            <w:tcW w:w="3182" w:type="dxa"/>
+          </w:tcPr>
+          <w:p>
+            <w:pPr>
+              <w:spacing w:before="20" w:after="20" w:line="240" w:lineRule="auto"/>
+              <w:jc w:val="left"/>
+              <w:rPr>
+                <w:rFonts w:asciiTheme="minorHAnsi" w:hAnsiTheme="minorHAnsi" w:cstheme="minorHAnsi"/>
+              </w:rPr>
+            </w:pPr>
+            <w:r>
+              <w:rPr>
+                <w:rFonts w:asciiTheme="minorHAnsi" w:hAnsiTheme="minorHAnsi" w:cstheme="minorHAnsi"/>
+                <w:sz w:val="19"/>
+                <w:szCs w:val="19"/>
+              </w:rPr>
+              <w:t xml:space="preserve">Below replacement, or no forecast</w:t>
+            </w:r>
+          </w:p>
+        </w:tc>
+        <w:tc>
+          <w:tcPr>
+            <w:tcW w:w="2059" w:type="dxa"/>
+          </w:tcPr>
+          <w:p>
+            <w:pPr>
+              <w:spacing w:before="20" w:after="20" w:line="240" w:lineRule="auto"/>
+              <w:jc w:val="right"/>
+              <w:rPr>
+                <w:rFonts w:asciiTheme="minorHAnsi" w:hAnsiTheme="minorHAnsi" w:cstheme="minorHAnsi"/>
+              </w:rPr>
+            </w:pPr>
+            <w:r>
+              <w:rPr>
+                <w:rFonts w:asciiTheme="minorHAnsi" w:hAnsiTheme="minorHAnsi" w:cstheme="minorHAnsi"/>
+                <w:sz w:val="19"/>
+                <w:szCs w:val="19"/>
+              </w:rPr>
+              <w:t xml:space="preserve">below 0</w:t>
+            </w:r>
+          </w:p>
+        </w:tc>
+        <w:tc>
+          <w:tcPr>
+            <w:tcW w:w="2059" w:type="dxa"/>
+          </w:tcPr>
+          <w:p>
+            <w:pPr>
+              <w:spacing w:before="20" w:after="20" w:line="240" w:lineRule="auto"/>
+              <w:jc w:val="right"/>
+              <w:rPr>
+                <w:rFonts w:asciiTheme="minorHAnsi" w:hAnsiTheme="minorHAnsi" w:cstheme="minorHAnsi"/>
+              </w:rPr>
+            </w:pPr>
+            <w:r>
+              <w:rPr>
+                <w:rFonts w:asciiTheme="minorHAnsi" w:hAnsiTheme="minorHAnsi" w:cstheme="minorHAnsi"/>
+                <w:sz w:val="19"/>
+                <w:szCs w:val="19"/>
+              </w:rPr>
+              <w:t xml:space="preserve">64.6%</w:t>
+            </w:r>
+          </w:p>
+        </w:tc>
+        <w:tc>
+          <w:tcPr>
+            <w:tcW w:w="2060" w:type="dxa"/>
+          </w:tcPr>
+          <w:p>
+            <w:pPr>
+              <w:spacing w:before="20" w:after="20" w:line="240" w:lineRule="auto"/>
+              <w:jc w:val="right"/>
+              <w:rPr>
+                <w:rFonts w:asciiTheme="minorHAnsi" w:hAnsiTheme="minorHAnsi" w:cstheme="minorHAnsi"/>
+              </w:rPr>
+            </w:pPr>
+            <w:r>
+              <w:rPr>
+                <w:rFonts w:asciiTheme="minorHAnsi" w:hAnsiTheme="minorHAnsi" w:cstheme="minorHAnsi"/>
+                <w:sz w:val="19"/>
+                <w:szCs w:val="19"/>
+              </w:rPr>
+              <w:t xml:space="preserve">1,036</w:t>
+            </w:r>
+          </w:p>
+        </w:tc>
+      </w:tr>
+    </w:tbl>
+    <w:p>
+      <w:pPr>
+        <w:spacing w:after="80"/>
+      </w:pPr>
+    </w:p>
+    <w:p>
+      <w:pPr>
+        <w:rPr>
+          <w:rFonts w:asciiTheme="minorHAnsi" w:hAnsiTheme="minorHAnsi" w:cstheme="minorHAnsi"/>
+        </w:rPr>
+      </w:pPr>
+      <w:r>
+        <w:rPr>
+          <w:rFonts w:asciiTheme="minorHAnsi" w:hAnsiTheme="minorHAnsi" w:cstheme="minorHAnsi"/>
+        </w:rPr>
+        <w:t xml:space="preserve">A player with no forecast had no qualifying NHL season in the three before the decision, which is evidence that he could not hold an NHL job, so he is grouped with the players below replacement. Across all decisions, clubs walked away from 27.0% of players. The 100% star rate rests on ten decisions and treats that small sample’s outcome as certain.</w:t>
+      </w:r>
+    </w:p>
+    <w:p>
+      <w:pPr>
+        <w:rPr>
+          <w:rFonts w:asciiTheme="minorHAnsi" w:hAnsiTheme="minorHAnsi" w:cstheme="minorHAnsi"/>
+        </w:rPr>
+      </w:pPr>
+      <w:r>
+        <w:rPr>
+          <w:rFonts w:asciiTheme="minorHAnsi" w:hAnsiTheme="minorHAnsi" w:cstheme="minorHAnsi"/>
+        </w:rPr>
+        <w:t xml:space="preserve">Each control year’s rate is chosen by that year’s forecast, and the rates compound: with $1 million of annual surplus and an 80% rate, the model counts $800,000 in the first control year and $640,000 in the second, before discounting. Reaching the second year requires retention in both.</w:t>
+      </w:r>
+    </w:p>
+    <w:p>
+      <w:pPr>
+        <w:rPr>
+          <w:rFonts w:asciiTheme="minorHAnsi" w:hAnsiTheme="minorHAnsi" w:cstheme="minorHAnsi"/>
+        </w:rPr>
+      </w:pPr>
+      <w:r>
+        <w:rPr>
+          <w:rFonts w:asciiTheme="minorHAnsi" w:hAnsiTheme="minorHAnsi" w:cstheme="minorHAnsi"/>
+        </w:rPr>
+        <w:t xml:space="preserve">The qualification rates replace the chance of playing in the control years, because a decision to qualify already reflects whether the player is still playing. The chain starts at the expiry without carrying forward the chance that he did not play the contract’s final season; this remains unresolved.</w:t>
       </w:r>
     </w:p>
     <w:p>
@@ -594,99 +4192,72 @@
         <w:rPr>
           <w:rFonts w:asciiTheme="minorHAnsi" w:hAnsiTheme="minorHAnsi" w:cstheme="minorHAnsi"/>
         </w:rPr>
-        <w:lastRenderedPageBreak/>
-        <w:t>5. Goaltenders</w:t>
-      </w:r>
-    </w:p>
-    <w:p>
-      <w:pPr>
-        <w:rPr>
-          <w:rFonts w:asciiTheme="minorHAnsi" w:hAnsiTheme="minorHAnsi" w:cstheme="minorHAnsi"/>
-        </w:rPr>
-      </w:pPr>
-      <w:r>
-        <w:rPr>
-          <w:rFonts w:asciiTheme="minorHAnsi" w:hAnsiTheme="minorHAnsi" w:cstheme="minorHAnsi"/>
-        </w:rPr>
-        <w:t>Goalie performance is much less stable from year to year than skater performance. The model therefore places less weight on a goalie's recent results and more on league-average production. Goalies also have separate pricing and exit estimates.</w:t>
-      </w:r>
-    </w:p>
-    <w:p>
-      <w:pPr>
-        <w:rPr>
-          <w:rFonts w:asciiTheme="minorHAnsi" w:hAnsiTheme="minorHAnsi" w:cstheme="minorHAnsi"/>
-        </w:rPr>
-      </w:pPr>
-      <w:r>
-        <w:rPr>
-          <w:rFonts w:asciiTheme="minorHAnsi" w:hAnsiTheme="minorHAnsi" w:cstheme="minorHAnsi"/>
-        </w:rPr>
-        <w:t>The calculation starts with a weighted average of the goalie's previous three seasons: 50% on the most recent, 30% on the second, and 20% on the third. With only two seasons, the weights become 60% and 40%; with only the preceding season, that season supplies the baseline. These calculations require the immediately preceding season, although a separate carry-back rule can recover an older baseline when recent history is missing. The skater requirement of at least ten games does not apply.</w:t>
-      </w:r>
-    </w:p>
-    <w:p>
-      <w:pPr>
-        <w:rPr>
-          <w:rFonts w:asciiTheme="minorHAnsi" w:hAnsiTheme="minorHAnsi" w:cstheme="minorHAnsi"/>
-        </w:rPr>
-      </w:pPr>
-      <w:r>
-        <w:rPr>
-          <w:rFonts w:asciiTheme="minorHAnsi" w:hAnsiTheme="minorHAnsi" w:cstheme="minorHAnsi"/>
-        </w:rPr>
-        <w:t>The projection then combines 35% of the goalie's own baseline with 65% of the league mean, approximately 2.19 goalie wins above replacement (WAR). For example, a goalie with a baseline of 4.0 wins receives a projection of: 0.35 × 4.0 + 0.65 × 2.19 = 2.82 wins.</w:t>
-      </w:r>
-    </w:p>
-    <w:p>
-      <w:pPr>
-        <w:rPr>
-          <w:rFonts w:asciiTheme="minorHAnsi" w:hAnsiTheme="minorHAnsi" w:cstheme="minorHAnsi"/>
-        </w:rPr>
-      </w:pPr>
-      <w:r>
-        <w:rPr>
-          <w:rFonts w:asciiTheme="minorHAnsi" w:hAnsiTheme="minorHAnsi" w:cstheme="minorHAnsi"/>
-        </w:rPr>
-        <w:t>Validation kept each goalie's records together when separating training and test samples. After adjusting shortened seasons, it supported placing 65% of the projection on the league mean.</w:t>
-      </w:r>
-    </w:p>
-    <w:p>
-      <w:pPr>
-        <w:rPr>
-          <w:rFonts w:asciiTheme="minorHAnsi" w:hAnsiTheme="minorHAnsi" w:cstheme="minorHAnsi"/>
-        </w:rPr>
-      </w:pPr>
-      <w:r>
-        <w:rPr>
-          <w:rFonts w:asciiTheme="minorHAnsi" w:hAnsiTheme="minorHAnsi" w:cstheme="minorHAnsi"/>
-        </w:rPr>
-        <w:t>The blended production forecast stays constant through the contract because the model has no fitted goalie aging curve. Validation supports the blend, not the choice to hold production constant.</w:t>
-      </w:r>
-    </w:p>
-    <w:p>
-      <w:pPr>
-        <w:rPr>
-          <w:rFonts w:asciiTheme="minorHAnsi" w:hAnsiTheme="minorHAnsi" w:cstheme="minorHAnsi"/>
-        </w:rPr>
-      </w:pPr>
-      <w:r>
-        <w:rPr>
-          <w:rFonts w:asciiTheme="minorHAnsi" w:hAnsiTheme="minorHAnsi" w:cstheme="minorHAnsi"/>
-        </w:rPr>
-        <w:t>Separate goalie exit probabilities reduce the contribution of future seasons as the chance of leaving the NHL accumulates. Forecasts retain the goalie's historical baseline even without a future performance record. A goalie with no usable history is left unpriced.</w:t>
-      </w:r>
-    </w:p>
-    <w:p>
-      <w:pPr>
-        <w:rPr>
-          <w:rFonts w:asciiTheme="minorHAnsi" w:hAnsiTheme="minorHAnsi" w:cstheme="minorHAnsi"/>
-        </w:rPr>
-      </w:pPr>
-      <w:r>
-        <w:rPr>
-          <w:rFonts w:asciiTheme="minorHAnsi" w:hAnsiTheme="minorHAnsi" w:cstheme="minorHAnsi"/>
-        </w:rPr>
-        <w:t>The goalie salary equation assigns 1.391% of the cap at zero WAR, plus 1.059% of the cap per goalie WAR. It uses an older ordinary least-squares regression, which fits salary to production without the skater regression's treatment of minimum-salary observations. Goalie valuations also use different salary-floor rules, and goalie control years lack the skater qualification-rate adjustment. These differences limit comparability even though both models express surplus in dollars.</w:t>
+        <w:t xml:space="preserve">6. Goaltenders</w:t>
+      </w:r>
+    </w:p>
+    <w:p>
+      <w:pPr>
+        <w:rPr>
+          <w:rFonts w:asciiTheme="minorHAnsi" w:hAnsiTheme="minorHAnsi" w:cstheme="minorHAnsi"/>
+        </w:rPr>
+      </w:pPr>
+      <w:r>
+        <w:rPr>
+          <w:rFonts w:asciiTheme="minorHAnsi" w:hAnsiTheme="minorHAnsi" w:cstheme="minorHAnsi"/>
+        </w:rPr>
+        <w:t xml:space="preserve">Goalie performance is much less stable from year to year than skater performance, and goalies have a separate, simpler model. It has not been rebuilt with the skater forecast.</w:t>
+      </w:r>
+    </w:p>
+    <w:p>
+      <w:pPr>
+        <w:rPr>
+          <w:rFonts w:asciiTheme="minorHAnsi" w:hAnsiTheme="minorHAnsi" w:cstheme="minorHAnsi"/>
+        </w:rPr>
+      </w:pPr>
+      <w:r>
+        <w:rPr>
+          <w:rFonts w:asciiTheme="minorHAnsi" w:hAnsiTheme="minorHAnsi" w:cstheme="minorHAnsi"/>
+        </w:rPr>
+        <w:t xml:space="preserve">The calculation starts with a weighted average of the goalie’s previous three seasons: 50% on the most recent, 30% on the second, and 20% on the third. With only two seasons, the weights become 60% and 40%; with only the preceding season, that season supplies the baseline. These calculations require the immediately preceding season, although a separate carry-back rule can recover an older baseline, within three seasons, when recent history is missing. A goalie on a carried-back baseline is pulled toward 0.65 WAR, the average of such goalies who played again, and his value is weighted by 0.312, the share of them who did. The skater requirement of at least ten games does not apply.</w:t>
+      </w:r>
+    </w:p>
+    <w:p>
+      <w:pPr>
+        <w:rPr>
+          <w:rFonts w:asciiTheme="minorHAnsi" w:hAnsiTheme="minorHAnsi" w:cstheme="minorHAnsi"/>
+        </w:rPr>
+      </w:pPr>
+      <w:r>
+        <w:rPr>
+          <w:rFonts w:asciiTheme="minorHAnsi" w:hAnsiTheme="minorHAnsi" w:cstheme="minorHAnsi"/>
+        </w:rPr>
+        <w:t xml:space="preserve">The projection then combines 35% of the goalie’s own baseline with 65% of the league mean, approximately 2.19 goalie WAR. For example, a goalie with a baseline of 4.0 wins receives a projection of 0.35 × 4.0 + 0.65 × 2.19 = 2.82 wins. Validation kept each goalie’s records together when separating training and test samples, and it supported placing 65% of the projection on the league mean. The projection stays constant through the contract because the model has no fitted goalie aging curve. Validation supports the blend, not the choice to hold production constant.</w:t>
+      </w:r>
+    </w:p>
+    <w:p>
+      <w:pPr>
+        <w:rPr>
+          <w:rFonts w:asciiTheme="minorHAnsi" w:hAnsiTheme="minorHAnsi" w:cstheme="minorHAnsi"/>
+        </w:rPr>
+      </w:pPr>
+      <w:r>
+        <w:rPr>
+          <w:rFonts w:asciiTheme="minorHAnsi" w:hAnsiTheme="minorHAnsi" w:cstheme="minorHAnsi"/>
+        </w:rPr>
+        <w:t xml:space="preserve">A goalie’s chance of reaching each future season is a chained exit probability by quality and age, estimated once on 2018-2024 transitions. Unlike the skater forecast, these rates include seasons after some valuation dates, and the valuation season is treated as certain. A goalie with no usable history is left unpriced.</w:t>
+      </w:r>
+    </w:p>
+    <w:p>
+      <w:pPr>
+        <w:rPr>
+          <w:rFonts w:asciiTheme="minorHAnsi" w:hAnsiTheme="minorHAnsi" w:cstheme="minorHAnsi"/>
+        </w:rPr>
+      </w:pPr>
+      <w:r>
+        <w:rPr>
+          <w:rFonts w:asciiTheme="minorHAnsi" w:hAnsiTheme="minorHAnsi" w:cstheme="minorHAnsi"/>
+        </w:rPr>
+        <w:t xml:space="preserve">The goalie price line assigns 1.391% of the cap at zero WAR, plus 1.059% of the cap per goalie WAR. It uses an ordinary least-squares regression, which fits salary to production without the skater line’s treatment of minimum-salary contracts. Goalie values apply the minimum without the uncertainty adjustment, and goalie control years carry no qualification rates. These differences limit comparability, even though both models express surplus in dollars.</w:t>
       </w:r>
     </w:p>
     <w:sectPr>

--- a/40_DOCS/Supervisor_Drafts/Pricing, Control Years, and Contract Value.docx
+++ b/40_DOCS/Supervisor_Drafts/Pricing, Control Years, and Contract Value.docx
@@ -26,7 +26,7 @@
         <w:rPr>
           <w:rFonts w:asciiTheme="minorHAnsi" w:hAnsiTheme="minorHAnsi" w:cstheme="minorHAnsi"/>
         </w:rPr>
-        <w:t xml:space="preserve">The production document forecasts, for each season a contract has left, the player’s WAR if he plays and his chance of playing. This document turns those forecasts into a contract value. For each season the model prices the forecast WAR at what clubs pay for it, weights that price by the chance he plays, subtracts the cap hit, and discounts the result to the valuation date. If the player remains under restricted-free-agent control after the contract expires, it adds the expected surplus from those years.</w:t>
+        <w:t xml:space="preserve">The production document forecasts, for each season a contract has left, the player’s WAR if he plays and his chance of playing. This document turns those forecasts into a contract value. For each season the model prices the forecast WAR at what clubs pay for it on a contract of that length, weights that price by the chance he plays, subtracts the cap hit, and discounts the result to the valuation date. If the player remains under restricted-free-agent control after the contract expires, it adds the expected surplus from those years.</w:t>
       </w:r>
     </w:p>
     <w:p>
@@ -67,7 +67,7 @@
         <w:rPr>
           <w:rFonts w:asciiTheme="minorHAnsi" w:hAnsiTheme="minorHAnsi" w:cstheme="minorHAnsi"/>
         </w:rPr>
-        <w:t xml:space="preserve">The model needs a dollar value for a win, and it takes that value from what clubs pay. It fits a price line, which is the relationship between a skater’s forecast production and his cap hit, on standard-level UFA and RFA skater contracts that started from 2018-19 through 2025-26. Salary and the league minimum are both measured as shares of that season’s salary cap, which makes contracts from different salary environments comparable.</w:t>
+        <w:t xml:space="preserve">The model needs a dollar value for a win, and it takes that value from what clubs pay. It fits a price line, which is the relationship between a skater’s forecast production, the length of his contract, and his cap hit, on standard-level UFA and RFA skater contracts that started from 2018-19 through 2025-26. Salary and the league minimum are both measured as shares of that season’s salary cap, which makes contracts from different salary environments comparable.</w:t>
       </w:r>
     </w:p>
     <w:p>
@@ -80,7 +80,7 @@
         <w:rPr>
           <w:rFonts w:asciiTheme="minorHAnsi" w:hAnsiTheme="minorHAnsi" w:cstheme="minorHAnsi"/>
         </w:rPr>
-        <w:t xml:space="preserve">The production measure is the forecast described in the production document: the player’s WAR if he plays in the contract’s first season, forecast from the valuation date at the start of that season. It uses only seasons completed before the contract started, and it reads no contract information, so it cannot see the contract it is pricing. Of the 2,349 contracts in the sample, two have no forecast; the line is fitted on the remaining 2,347, signed by 1,170 players.</w:t>
+        <w:t xml:space="preserve">The production measure is the forecast described in the production document: the player’s WAR if he plays in the contract’s first season, forecast from the date the contract was signed. It uses only seasons complete by the signing date, so it cannot see the contract it is pricing or any season played after the contract was agreed. Most contracts (1,910) were signed after the previous season was complete and are forecast for the season about to start; 386 were signed earlier, such as an extension signed during a season, and are forecast one season further ahead. Of the 2,349 contracts in the sample, 53 have no forecast at their signing (50 with no qualifying recent season at that date and 3 signed after their first season began); the line is fitted on the remaining 2,296.</w:t>
       </w:r>
     </w:p>
     <w:p>
@@ -93,7 +93,7 @@
         <w:rPr>
           <w:rFonts w:asciiTheme="minorHAnsi" w:hAnsiTheme="minorHAnsi" w:cstheme="minorHAnsi"/>
         </w:rPr>
-        <w:t xml:space="preserve">The line is fitted on the same quantity it later prices. A season’s value in Section 4 is the price of the forecast WAR, so the line must be in forecast wins. The forecast is pulled toward the league average: on these contracts it runs at about 0.16 + 0.66 × the player’s 60/40 trailing total, so a player with four trailing wins is forecast at about 2.8. A line fitted per trailing win and then applied to forecast wins would under-price each win above its intercept, and good players would look overpaid by construction. The back-test would read that built-in tilt as mispricing.</w:t>
+        <w:t xml:space="preserve">The line is fitted on the same quantity it later prices. A season’s value in Section 4 is the price of the forecast WAR, so the line must be in forecast wins. The forecast is pulled toward the league average: on these contracts it runs at about 0.16 + 0.64 × the player’s 60/40 trailing total, so a player with four trailing wins is forecast at about 2.7. A line fitted per trailing win and then applied to forecast wins would under-price each win above its intercept, and good players would look overpaid by construction. The back-test would read that built-in tilt as mispricing.</w:t>
       </w:r>
     </w:p>
     <w:p>
@@ -120,7 +120,7 @@
         <w:rPr>
           <w:rFonts w:asciiTheme="minorHAnsi" w:hAnsiTheme="minorHAnsi" w:cstheme="minorHAnsi"/>
         </w:rPr>
-        <w:t xml:space="preserve">Of the 2,347 contracts, 527 pay the league minimum. A player cannot be paid less than that amount, even if his production would otherwise command a lower salary, so a minimum-salary contract says only that the market valued him at the minimum or below. The model handles this constraint with a censored regression, also called a Tobit model. For salaries above the minimum, it measures how closely the line predicts observed pay. For minimum-salary contracts, it measures how likely the line is to place the player at or below the minimum. This retains those observations without treating the floor as a market price. The calculation assumes that the underlying price is a straight line in production, and that unexplained differences around the line follow a normal distribution.</w:t>
+        <w:t xml:space="preserve">Of the 2,296 contracts, 515 pay the league minimum. A player cannot be paid less than that amount, even if his production would otherwise command a lower salary, so a minimum-salary contract says only that the market valued him at the minimum or below. The model handles this constraint with a censored regression, also called a Tobit model. For salaries above the minimum, it measures how closely the line predicts observed pay. For minimum-salary contracts, it measures how likely the line is to place the player at or below the minimum. This retains those observations without treating the floor as a market price. The calculation assumes that the underlying price is a straight line in production and contract length, and that unexplained differences around the line follow a normal distribution.</w:t>
       </w:r>
     </w:p>
     <w:p>
@@ -147,7 +147,7 @@
         <w:rPr>
           <w:rFonts w:asciiTheme="minorHAnsi" w:hAnsiTheme="minorHAnsi" w:cstheme="minorHAnsi"/>
         </w:rPr>
-        <w:t xml:space="preserve">The line has one intercept and a separate slope for defencemen:</w:t>
+        <w:t xml:space="preserve">The line has one intercept, a separate slope for defencemen, and a term for contract length in years:</w:t>
       </w:r>
     </w:p>
     <w:p>
@@ -163,7 +163,7 @@
           <w:rFonts w:asciiTheme="minorHAnsi" w:hAnsiTheme="minorHAnsi" w:cstheme="minorHAnsi"/>
           <w:i/>
         </w:rPr>
-        <w:t xml:space="preserve">cap share = alpha + (beta + beta_D × defence) × forecast WAR</w:t>
+        <w:t xml:space="preserve">cap share = alpha + (beta + beta_D × defence) × forecast WAR + gamma × years</w:t>
       </w:r>
     </w:p>
     <w:tbl>
@@ -335,7 +335,7 @@
                 <w:sz w:val="19"/>
                 <w:szCs w:val="19"/>
               </w:rPr>
-              <w:t xml:space="preserve">0.769%</w:t>
+              <w:t xml:space="preserve">-0.436%</w:t>
             </w:r>
           </w:p>
         </w:tc>
@@ -357,7 +357,7 @@
                 <w:sz w:val="19"/>
                 <w:szCs w:val="19"/>
               </w:rPr>
-              <w:t xml:space="preserve">0.059%</w:t>
+              <w:t xml:space="preserve">0.057%</w:t>
             </w:r>
           </w:p>
         </w:tc>
@@ -379,7 +379,7 @@
                 <w:sz w:val="19"/>
                 <w:szCs w:val="19"/>
               </w:rPr>
-              <w:t xml:space="preserve">$0.735 million</w:t>
+              <w:t xml:space="preserve">-$0.416 million</w:t>
             </w:r>
           </w:p>
         </w:tc>
@@ -428,7 +428,7 @@
                 <w:sz w:val="19"/>
                 <w:szCs w:val="19"/>
               </w:rPr>
-              <w:t xml:space="preserve">3.089%</w:t>
+              <w:t xml:space="preserve">1.747%</w:t>
             </w:r>
           </w:p>
         </w:tc>
@@ -450,7 +450,7 @@
                 <w:sz w:val="19"/>
                 <w:szCs w:val="19"/>
               </w:rPr>
-              <w:t xml:space="preserve">0.070%</w:t>
+              <w:t xml:space="preserve">0.061%</w:t>
             </w:r>
           </w:p>
         </w:tc>
@@ -472,7 +472,7 @@
                 <w:sz w:val="19"/>
                 <w:szCs w:val="19"/>
               </w:rPr>
-              <w:t xml:space="preserve">$2.950 million</w:t>
+              <w:t xml:space="preserve">$1.668 million</w:t>
             </w:r>
           </w:p>
         </w:tc>
@@ -521,7 +521,7 @@
                 <w:sz w:val="19"/>
                 <w:szCs w:val="19"/>
               </w:rPr>
-              <w:t xml:space="preserve">1.466%</w:t>
+              <w:t xml:space="preserve">0.360%</w:t>
             </w:r>
           </w:p>
         </w:tc>
@@ -543,7 +543,7 @@
                 <w:sz w:val="19"/>
                 <w:szCs w:val="19"/>
               </w:rPr>
-              <w:t xml:space="preserve">0.158%</w:t>
+              <w:t xml:space="preserve">0.123%</w:t>
             </w:r>
           </w:p>
         </w:tc>
@@ -565,7 +565,7 @@
                 <w:sz w:val="19"/>
                 <w:szCs w:val="19"/>
               </w:rPr>
-              <w:t xml:space="preserve">$1.400 million</w:t>
+              <w:t xml:space="preserve">$0.344 million</w:t>
             </w:r>
           </w:p>
         </w:tc>
@@ -614,7 +614,7 @@
                 <w:sz w:val="19"/>
                 <w:szCs w:val="19"/>
               </w:rPr>
-              <w:t xml:space="preserve">4.555%</w:t>
+              <w:t xml:space="preserve">2.107%</w:t>
             </w:r>
           </w:p>
         </w:tc>
@@ -658,7 +658,7 @@
                 <w:sz w:val="19"/>
                 <w:szCs w:val="19"/>
               </w:rPr>
-              <w:t xml:space="preserve">$4.350 million</w:t>
+              <w:t xml:space="preserve">$2.012 million</w:t>
             </w:r>
           </w:p>
         </w:tc>
@@ -685,6 +685,99 @@
                 <w:sz w:val="19"/>
                 <w:szCs w:val="19"/>
               </w:rPr>
+              <w:t xml:space="preserve">Per year of contract length (gamma)</w:t>
+            </w:r>
+          </w:p>
+        </w:tc>
+        <w:tc>
+          <w:tcPr>
+            <w:tcW w:w="2059" w:type="dxa"/>
+          </w:tcPr>
+          <w:p>
+            <w:pPr>
+              <w:spacing w:before="20" w:after="20" w:line="240" w:lineRule="auto"/>
+              <w:jc w:val="right"/>
+              <w:rPr>
+                <w:rFonts w:asciiTheme="minorHAnsi" w:hAnsiTheme="minorHAnsi" w:cstheme="minorHAnsi"/>
+              </w:rPr>
+            </w:pPr>
+            <w:r>
+              <w:rPr>
+                <w:rFonts w:asciiTheme="minorHAnsi" w:hAnsiTheme="minorHAnsi" w:cstheme="minorHAnsi"/>
+                <w:sz w:val="19"/>
+                <w:szCs w:val="19"/>
+              </w:rPr>
+              <w:t xml:space="preserve">0.893%</w:t>
+            </w:r>
+          </w:p>
+        </w:tc>
+        <w:tc>
+          <w:tcPr>
+            <w:tcW w:w="2059" w:type="dxa"/>
+          </w:tcPr>
+          <w:p>
+            <w:pPr>
+              <w:spacing w:before="20" w:after="20" w:line="240" w:lineRule="auto"/>
+              <w:jc w:val="right"/>
+              <w:rPr>
+                <w:rFonts w:asciiTheme="minorHAnsi" w:hAnsiTheme="minorHAnsi" w:cstheme="minorHAnsi"/>
+              </w:rPr>
+            </w:pPr>
+            <w:r>
+              <w:rPr>
+                <w:rFonts w:asciiTheme="minorHAnsi" w:hAnsiTheme="minorHAnsi" w:cstheme="minorHAnsi"/>
+                <w:sz w:val="19"/>
+                <w:szCs w:val="19"/>
+              </w:rPr>
+              <w:t xml:space="preserve">0.021%</w:t>
+            </w:r>
+          </w:p>
+        </w:tc>
+        <w:tc>
+          <w:tcPr>
+            <w:tcW w:w="2060" w:type="dxa"/>
+          </w:tcPr>
+          <w:p>
+            <w:pPr>
+              <w:spacing w:before="20" w:after="20" w:line="240" w:lineRule="auto"/>
+              <w:jc w:val="right"/>
+              <w:rPr>
+                <w:rFonts w:asciiTheme="minorHAnsi" w:hAnsiTheme="minorHAnsi" w:cstheme="minorHAnsi"/>
+              </w:rPr>
+            </w:pPr>
+            <w:r>
+              <w:rPr>
+                <w:rFonts w:asciiTheme="minorHAnsi" w:hAnsiTheme="minorHAnsi" w:cstheme="minorHAnsi"/>
+                <w:sz w:val="19"/>
+                <w:szCs w:val="19"/>
+              </w:rPr>
+              <w:t xml:space="preserve">$0.853 million</w:t>
+            </w:r>
+          </w:p>
+        </w:tc>
+      </w:tr>
+      <w:tr>
+        <w:trPr>
+          <w:cantSplit/>
+        </w:trPr>
+        <w:tc>
+          <w:tcPr>
+            <w:tcW w:w="3182" w:type="dxa"/>
+          </w:tcPr>
+          <w:p>
+            <w:pPr>
+              <w:spacing w:before="20" w:after="20" w:line="240" w:lineRule="auto"/>
+              <w:jc w:val="left"/>
+              <w:rPr>
+                <w:rFonts w:asciiTheme="minorHAnsi" w:hAnsiTheme="minorHAnsi" w:cstheme="minorHAnsi"/>
+              </w:rPr>
+            </w:pPr>
+            <w:r>
+              <w:rPr>
+                <w:rFonts w:asciiTheme="minorHAnsi" w:hAnsiTheme="minorHAnsi" w:cstheme="minorHAnsi"/>
+                <w:sz w:val="19"/>
+                <w:szCs w:val="19"/>
+              </w:rPr>
               <w:t xml:space="preserve">Residual spread (sigma)</w:t>
             </w:r>
           </w:p>
@@ -707,7 +800,7 @@
                 <w:sz w:val="19"/>
                 <w:szCs w:val="19"/>
               </w:rPr>
-              <w:t xml:space="preserve">2.112%</w:t>
+              <w:t xml:space="preserve">1.570%</w:t>
             </w:r>
           </w:p>
         </w:tc>
@@ -772,7 +865,7 @@
         <w:rPr>
           <w:rFonts w:asciiTheme="minorHAnsi" w:hAnsiTheme="minorHAnsi" w:cstheme="minorHAnsi"/>
         </w:rPr>
-        <w:t xml:space="preserve">At the 2025-26 cap, a forward forecast at two wins if he plays is priced at $6.64 million: $0.735 million plus two wins at $2.950 million. A defenceman with the same forecast is priced at $9.44 million.</w:t>
+        <w:t xml:space="preserve">At the 2025-26 cap, a forward forecast at two wins if he plays is priced at $7.19 million a season on a five-year contract: -$0.416 million, plus two wins at $1.668 million, plus five years at $0.853 million. On a one-year contract the same forward is priced at $3.77 million, and a defenceman with the same forecast on a five-year contract at $7.87 million. These are point prices, before the league minimum in Section 2.</w:t>
       </w:r>
     </w:p>
     <w:p>
@@ -812,7 +905,7 @@
         <w:rPr>
           <w:rFonts w:asciiTheme="minorHAnsi" w:hAnsiTheme="minorHAnsi" w:cstheme="minorHAnsi"/>
         </w:rPr>
-        <w:t xml:space="preserve">The same specification was fitted on the same 2,347 contracts with the 60/40 trailing total as the input instead of the forecast. That line prices a trailing win at $2.027 million for forwards and $2.301 million for defencemen, with an intercept of $1.267 million. With the same rows, outcome, and number of parameters, the censored log-likelihood is 4,048.2 for the forecast line against 3,902.1 for the trailing-total line. The forecast explains the cap hits clubs actually paid better than the trailing total does. This says the forecast is closer to how clubs price players. It does not test whether the forecast is accurate.</w:t>
+        <w:t xml:space="preserve">Contract length carries a large share of what the line explains. Fitted on the same 2,296 contracts without the length term, the line prices a forecast win at $2.968 million for forwards and $4.259 million for defencemen, with an intercept of $0.780 million. Adding the term raises the censored log-likelihood from 3,897.2 to 4,526.4 for one more parameter, and the residual spread falls from 2.19% to 1.57% of the cap. Dating the forecast at the signing rather than at the contract’s start, without the term, changed the log-likelihood by -8.6. The signing-dated forecast explains pay no better than one that read seasons played after the signing; it is used because it cannot see them.</w:t>
       </w:r>
     </w:p>
     <w:p>
@@ -825,7 +918,7 @@
         <w:rPr>
           <w:rFonts w:asciiTheme="minorHAnsi" w:hAnsiTheme="minorHAnsi" w:cstheme="minorHAnsi"/>
         </w:rPr>
-        <w:t xml:space="preserve">The table below compares observed pay with each line’s expected pay, in millions of dollars at a $95.5 million cap, by the player’s trailing total.</w:t>
+        <w:t xml:space="preserve">The tables below compare observed pay with each line’s expected pay, in millions of dollars at a $95.5 million cap, by the player’s forecast and by contract length.</w:t>
       </w:r>
     </w:p>
     <w:tbl>
@@ -877,7 +970,7 @@
                 <w:sz w:val="19"/>
                 <w:szCs w:val="19"/>
               </w:rPr>
-              <w:t xml:space="preserve">Trailing wins</w:t>
+              <w:t xml:space="preserve">Forecast WAR</w:t>
             </w:r>
           </w:p>
         </w:tc>
@@ -949,7 +1042,7 @@
                 <w:sz w:val="19"/>
                 <w:szCs w:val="19"/>
               </w:rPr>
-              <w:t xml:space="preserve">Trailing-total line</w:t>
+              <w:t xml:space="preserve">Line without length</w:t>
             </w:r>
           </w:p>
         </w:tc>
@@ -973,7 +1066,7 @@
                 <w:sz w:val="19"/>
                 <w:szCs w:val="19"/>
               </w:rPr>
-              <w:t xml:space="preserve">Forecast line</w:t>
+              <w:t xml:space="preserve">Line with length</w:t>
             </w:r>
           </w:p>
         </w:tc>
@@ -1022,7 +1115,7 @@
                 <w:sz w:val="19"/>
                 <w:szCs w:val="19"/>
               </w:rPr>
-              <w:t xml:space="preserve">763</w:t>
+              <w:t xml:space="preserve">456</w:t>
             </w:r>
           </w:p>
         </w:tc>
@@ -1044,7 +1137,7 @@
                 <w:sz w:val="19"/>
                 <w:szCs w:val="19"/>
               </w:rPr>
-              <w:t xml:space="preserve">1.50</w:t>
+              <w:t xml:space="preserve">1.42</w:t>
             </w:r>
           </w:p>
         </w:tc>
@@ -1066,7 +1159,7 @@
                 <w:sz w:val="19"/>
                 <w:szCs w:val="19"/>
               </w:rPr>
-              <w:t xml:space="preserve">1.63</w:t>
+              <w:t xml:space="preserve">1.40</w:t>
             </w:r>
           </w:p>
         </w:tc>
@@ -1088,7 +1181,7 @@
                 <w:sz w:val="19"/>
                 <w:szCs w:val="19"/>
               </w:rPr>
-              <w:t xml:space="preserve">1.66</w:t>
+              <w:t xml:space="preserve">1.40</w:t>
             </w:r>
           </w:p>
         </w:tc>
@@ -1115,7 +1208,7 @@
                 <w:sz w:val="19"/>
                 <w:szCs w:val="19"/>
               </w:rPr>
-              <w:t xml:space="preserve">0 to 1</w:t>
+              <w:t xml:space="preserve">0 to 0.5</w:t>
             </w:r>
           </w:p>
         </w:tc>
@@ -1137,7 +1230,7 @@
                 <w:sz w:val="19"/>
                 <w:szCs w:val="19"/>
               </w:rPr>
-              <w:t xml:space="preserve">1,095</w:t>
+              <w:t xml:space="preserve">1,006</w:t>
             </w:r>
           </w:p>
         </w:tc>
@@ -1159,7 +1252,7 @@
                 <w:sz w:val="19"/>
                 <w:szCs w:val="19"/>
               </w:rPr>
-              <w:t xml:space="preserve">2.10</w:t>
+              <w:t xml:space="preserve">1.72</w:t>
             </w:r>
           </w:p>
         </w:tc>
@@ -1181,7 +1274,7 @@
                 <w:sz w:val="19"/>
                 <w:szCs w:val="19"/>
               </w:rPr>
-              <w:t xml:space="preserve">2.49</w:t>
+              <w:t xml:space="preserve">2.12</w:t>
             </w:r>
           </w:p>
         </w:tc>
@@ -1203,7 +1296,7 @@
                 <w:sz w:val="19"/>
                 <w:szCs w:val="19"/>
               </w:rPr>
-              <w:t xml:space="preserve">2.38</w:t>
+              <w:t xml:space="preserve">1.96</w:t>
             </w:r>
           </w:p>
         </w:tc>
@@ -1230,7 +1323,7 @@
                 <w:sz w:val="19"/>
                 <w:szCs w:val="19"/>
               </w:rPr>
-              <w:t xml:space="preserve">1 to 2</w:t>
+              <w:t xml:space="preserve">0.5 to 1</w:t>
             </w:r>
           </w:p>
         </w:tc>
@@ -1252,7 +1345,7 @@
                 <w:sz w:val="19"/>
                 <w:szCs w:val="19"/>
               </w:rPr>
-              <w:t xml:space="preserve">335</w:t>
+              <w:t xml:space="preserve">487</w:t>
             </w:r>
           </w:p>
         </w:tc>
@@ -1274,7 +1367,7 @@
                 <w:sz w:val="19"/>
                 <w:szCs w:val="19"/>
               </w:rPr>
-              <w:t xml:space="preserve">4.59</w:t>
+              <w:t xml:space="preserve">3.15</w:t>
             </w:r>
           </w:p>
         </w:tc>
@@ -1296,7 +1389,7 @@
                 <w:sz w:val="19"/>
                 <w:szCs w:val="19"/>
               </w:rPr>
-              <w:t xml:space="preserve">4.29</w:t>
+              <w:t xml:space="preserve">3.31</w:t>
             </w:r>
           </w:p>
         </w:tc>
@@ -1318,7 +1411,7 @@
                 <w:sz w:val="19"/>
                 <w:szCs w:val="19"/>
               </w:rPr>
-              <w:t xml:space="preserve">4.29</w:t>
+              <w:t xml:space="preserve">3.23</w:t>
             </w:r>
           </w:p>
         </w:tc>
@@ -1345,7 +1438,7 @@
                 <w:sz w:val="19"/>
                 <w:szCs w:val="19"/>
               </w:rPr>
-              <w:t xml:space="preserve">2 to 3</w:t>
+              <w:t xml:space="preserve">1 to 2</w:t>
             </w:r>
           </w:p>
         </w:tc>
@@ -1367,7 +1460,7 @@
                 <w:sz w:val="19"/>
                 <w:szCs w:val="19"/>
               </w:rPr>
-              <w:t xml:space="preserve">102</w:t>
+              <w:t xml:space="preserve">268</w:t>
             </w:r>
           </w:p>
         </w:tc>
@@ -1389,7 +1482,7 @@
                 <w:sz w:val="19"/>
                 <w:szCs w:val="19"/>
               </w:rPr>
-              <w:t xml:space="preserve">6.70</w:t>
+              <w:t xml:space="preserve">5.41</w:t>
             </w:r>
           </w:p>
         </w:tc>
@@ -1411,7 +1504,7 @@
                 <w:sz w:val="19"/>
                 <w:szCs w:val="19"/>
               </w:rPr>
-              <w:t xml:space="preserve">6.33</w:t>
+              <w:t xml:space="preserve">5.15</w:t>
             </w:r>
           </w:p>
         </w:tc>
@@ -1433,7 +1526,7 @@
                 <w:sz w:val="19"/>
                 <w:szCs w:val="19"/>
               </w:rPr>
-              <w:t xml:space="preserve">6.61</w:t>
+              <w:t xml:space="preserve">5.35</w:t>
             </w:r>
           </w:p>
         </w:tc>
@@ -1460,7 +1553,7 @@
                 <w:sz w:val="19"/>
                 <w:szCs w:val="19"/>
               </w:rPr>
-              <w:t xml:space="preserve">3 or more</w:t>
+              <w:t xml:space="preserve">2 or more</w:t>
             </w:r>
           </w:p>
         </w:tc>
@@ -1482,7 +1575,7 @@
                 <w:sz w:val="19"/>
                 <w:szCs w:val="19"/>
               </w:rPr>
-              <w:t xml:space="preserve">52</w:t>
+              <w:t xml:space="preserve">79</w:t>
             </w:r>
           </w:p>
         </w:tc>
@@ -1504,7 +1597,7 @@
                 <w:sz w:val="19"/>
                 <w:szCs w:val="19"/>
               </w:rPr>
-              <w:t xml:space="preserve">9.73</w:t>
+              <w:t xml:space="preserve">9.30</w:t>
             </w:r>
           </w:p>
         </w:tc>
@@ -1526,7 +1619,7 @@
                 <w:sz w:val="19"/>
                 <w:szCs w:val="19"/>
               </w:rPr>
-              <w:t xml:space="preserve">9.59</w:t>
+              <w:t xml:space="preserve">8.76</w:t>
             </w:r>
           </w:p>
         </w:tc>
@@ -1548,7 +1641,7 @@
                 <w:sz w:val="19"/>
                 <w:szCs w:val="19"/>
               </w:rPr>
-              <w:t xml:space="preserve">9.92</w:t>
+              <w:t xml:space="preserve">8.90</w:t>
             </w:r>
           </w:p>
         </w:tc>
@@ -1559,8 +1652,1084 @@
         <w:spacing w:after="80"/>
       </w:pPr>
     </w:p>
+    <w:tbl>
+      <w:tblPr>
+        <w:tblW w:w="9360" w:type="dxa"/>
+        <w:tblBorders>
+          <w:top w:val="single" w:sz="4" w:space="0" w:color="A6A6A6"/>
+          <w:left w:val="single" w:sz="4" w:space="0" w:color="A6A6A6"/>
+          <w:bottom w:val="single" w:sz="4" w:space="0" w:color="A6A6A6"/>
+          <w:right w:val="single" w:sz="4" w:space="0" w:color="A6A6A6"/>
+          <w:insideH w:val="single" w:sz="4" w:space="0" w:color="A6A6A6"/>
+          <w:insideV w:val="single" w:sz="4" w:space="0" w:color="A6A6A6"/>
+        </w:tblBorders>
+        <w:tblLayout w:type="fixed"/>
+        <w:tblCellMar>
+          <w:left w:w="80" w:type="dxa"/>
+          <w:right w:w="80" w:type="dxa"/>
+        </w:tblCellMar>
+      </w:tblPr>
+      <w:tblGrid>
+        <w:gridCol w:w="3182"/>
+        <w:gridCol w:w="1544"/>
+        <w:gridCol w:w="1544"/>
+        <w:gridCol w:w="1544"/>
+        <w:gridCol w:w="1546"/>
+      </w:tblGrid>
+      <w:tr>
+        <w:trPr>
+          <w:tblHeader/>
+          <w:cantSplit/>
+        </w:trPr>
+        <w:tc>
+          <w:tcPr>
+            <w:tcW w:w="3182" w:type="dxa"/>
+            <w:shd w:val="clear" w:color="auto" w:fill="E7E6E6"/>
+          </w:tcPr>
+          <w:p>
+            <w:pPr>
+              <w:spacing w:before="20" w:after="20" w:line="240" w:lineRule="auto"/>
+              <w:jc w:val="left"/>
+              <w:rPr>
+                <w:rFonts w:asciiTheme="minorHAnsi" w:hAnsiTheme="minorHAnsi" w:cstheme="minorHAnsi"/>
+              </w:rPr>
+            </w:pPr>
+            <w:r>
+              <w:rPr>
+                <w:rFonts w:asciiTheme="minorHAnsi" w:hAnsiTheme="minorHAnsi" w:cstheme="minorHAnsi"/>
+                <w:b/>
+                <w:sz w:val="19"/>
+                <w:szCs w:val="19"/>
+              </w:rPr>
+              <w:t xml:space="preserve">Contract length</w:t>
+            </w:r>
+          </w:p>
+        </w:tc>
+        <w:tc>
+          <w:tcPr>
+            <w:tcW w:w="1544" w:type="dxa"/>
+            <w:shd w:val="clear" w:color="auto" w:fill="E7E6E6"/>
+          </w:tcPr>
+          <w:p>
+            <w:pPr>
+              <w:spacing w:before="20" w:after="20" w:line="240" w:lineRule="auto"/>
+              <w:jc w:val="right"/>
+              <w:rPr>
+                <w:rFonts w:asciiTheme="minorHAnsi" w:hAnsiTheme="minorHAnsi" w:cstheme="minorHAnsi"/>
+              </w:rPr>
+            </w:pPr>
+            <w:r>
+              <w:rPr>
+                <w:rFonts w:asciiTheme="minorHAnsi" w:hAnsiTheme="minorHAnsi" w:cstheme="minorHAnsi"/>
+                <w:b/>
+                <w:sz w:val="19"/>
+                <w:szCs w:val="19"/>
+              </w:rPr>
+              <w:t xml:space="preserve">Contracts</w:t>
+            </w:r>
+          </w:p>
+        </w:tc>
+        <w:tc>
+          <w:tcPr>
+            <w:tcW w:w="1544" w:type="dxa"/>
+            <w:shd w:val="clear" w:color="auto" w:fill="E7E6E6"/>
+          </w:tcPr>
+          <w:p>
+            <w:pPr>
+              <w:spacing w:before="20" w:after="20" w:line="240" w:lineRule="auto"/>
+              <w:jc w:val="right"/>
+              <w:rPr>
+                <w:rFonts w:asciiTheme="minorHAnsi" w:hAnsiTheme="minorHAnsi" w:cstheme="minorHAnsi"/>
+              </w:rPr>
+            </w:pPr>
+            <w:r>
+              <w:rPr>
+                <w:rFonts w:asciiTheme="minorHAnsi" w:hAnsiTheme="minorHAnsi" w:cstheme="minorHAnsi"/>
+                <w:b/>
+                <w:sz w:val="19"/>
+                <w:szCs w:val="19"/>
+              </w:rPr>
+              <w:t xml:space="preserve">Observed</w:t>
+            </w:r>
+          </w:p>
+        </w:tc>
+        <w:tc>
+          <w:tcPr>
+            <w:tcW w:w="1544" w:type="dxa"/>
+            <w:shd w:val="clear" w:color="auto" w:fill="E7E6E6"/>
+          </w:tcPr>
+          <w:p>
+            <w:pPr>
+              <w:spacing w:before="20" w:after="20" w:line="240" w:lineRule="auto"/>
+              <w:jc w:val="right"/>
+              <w:rPr>
+                <w:rFonts w:asciiTheme="minorHAnsi" w:hAnsiTheme="minorHAnsi" w:cstheme="minorHAnsi"/>
+              </w:rPr>
+            </w:pPr>
+            <w:r>
+              <w:rPr>
+                <w:rFonts w:asciiTheme="minorHAnsi" w:hAnsiTheme="minorHAnsi" w:cstheme="minorHAnsi"/>
+                <w:b/>
+                <w:sz w:val="19"/>
+                <w:szCs w:val="19"/>
+              </w:rPr>
+              <w:t xml:space="preserve">Line without length</w:t>
+            </w:r>
+          </w:p>
+        </w:tc>
+        <w:tc>
+          <w:tcPr>
+            <w:tcW w:w="1546" w:type="dxa"/>
+            <w:shd w:val="clear" w:color="auto" w:fill="E7E6E6"/>
+          </w:tcPr>
+          <w:p>
+            <w:pPr>
+              <w:spacing w:before="20" w:after="20" w:line="240" w:lineRule="auto"/>
+              <w:jc w:val="right"/>
+              <w:rPr>
+                <w:rFonts w:asciiTheme="minorHAnsi" w:hAnsiTheme="minorHAnsi" w:cstheme="minorHAnsi"/>
+              </w:rPr>
+            </w:pPr>
+            <w:r>
+              <w:rPr>
+                <w:rFonts w:asciiTheme="minorHAnsi" w:hAnsiTheme="minorHAnsi" w:cstheme="minorHAnsi"/>
+                <w:b/>
+                <w:sz w:val="19"/>
+                <w:szCs w:val="19"/>
+              </w:rPr>
+              <w:t xml:space="preserve">Line with length</w:t>
+            </w:r>
+          </w:p>
+        </w:tc>
+      </w:tr>
+      <w:tr>
+        <w:trPr>
+          <w:cantSplit/>
+        </w:trPr>
+        <w:tc>
+          <w:tcPr>
+            <w:tcW w:w="3182" w:type="dxa"/>
+          </w:tcPr>
+          <w:p>
+            <w:pPr>
+              <w:spacing w:before="20" w:after="20" w:line="240" w:lineRule="auto"/>
+              <w:jc w:val="left"/>
+              <w:rPr>
+                <w:rFonts w:asciiTheme="minorHAnsi" w:hAnsiTheme="minorHAnsi" w:cstheme="minorHAnsi"/>
+              </w:rPr>
+            </w:pPr>
+            <w:r>
+              <w:rPr>
+                <w:rFonts w:asciiTheme="minorHAnsi" w:hAnsiTheme="minorHAnsi" w:cstheme="minorHAnsi"/>
+                <w:sz w:val="19"/>
+                <w:szCs w:val="19"/>
+              </w:rPr>
+              <w:t xml:space="preserve">1 year</w:t>
+            </w:r>
+          </w:p>
+        </w:tc>
+        <w:tc>
+          <w:tcPr>
+            <w:tcW w:w="1544" w:type="dxa"/>
+          </w:tcPr>
+          <w:p>
+            <w:pPr>
+              <w:spacing w:before="20" w:after="20" w:line="240" w:lineRule="auto"/>
+              <w:jc w:val="right"/>
+              <w:rPr>
+                <w:rFonts w:asciiTheme="minorHAnsi" w:hAnsiTheme="minorHAnsi" w:cstheme="minorHAnsi"/>
+              </w:rPr>
+            </w:pPr>
+            <w:r>
+              <w:rPr>
+                <w:rFonts w:asciiTheme="minorHAnsi" w:hAnsiTheme="minorHAnsi" w:cstheme="minorHAnsi"/>
+                <w:sz w:val="19"/>
+                <w:szCs w:val="19"/>
+              </w:rPr>
+              <w:t xml:space="preserve">1,034</w:t>
+            </w:r>
+          </w:p>
+        </w:tc>
+        <w:tc>
+          <w:tcPr>
+            <w:tcW w:w="1544" w:type="dxa"/>
+          </w:tcPr>
+          <w:p>
+            <w:pPr>
+              <w:spacing w:before="20" w:after="20" w:line="240" w:lineRule="auto"/>
+              <w:jc w:val="right"/>
+              <w:rPr>
+                <w:rFonts w:asciiTheme="minorHAnsi" w:hAnsiTheme="minorHAnsi" w:cstheme="minorHAnsi"/>
+              </w:rPr>
+            </w:pPr>
+            <w:r>
+              <w:rPr>
+                <w:rFonts w:asciiTheme="minorHAnsi" w:hAnsiTheme="minorHAnsi" w:cstheme="minorHAnsi"/>
+                <w:sz w:val="19"/>
+                <w:szCs w:val="19"/>
+              </w:rPr>
+              <w:t xml:space="preserve">1.41</w:t>
+            </w:r>
+          </w:p>
+        </w:tc>
+        <w:tc>
+          <w:tcPr>
+            <w:tcW w:w="1544" w:type="dxa"/>
+          </w:tcPr>
+          <w:p>
+            <w:pPr>
+              <w:spacing w:before="20" w:after="20" w:line="240" w:lineRule="auto"/>
+              <w:jc w:val="right"/>
+              <w:rPr>
+                <w:rFonts w:asciiTheme="minorHAnsi" w:hAnsiTheme="minorHAnsi" w:cstheme="minorHAnsi"/>
+              </w:rPr>
+            </w:pPr>
+            <w:r>
+              <w:rPr>
+                <w:rFonts w:asciiTheme="minorHAnsi" w:hAnsiTheme="minorHAnsi" w:cstheme="minorHAnsi"/>
+                <w:sz w:val="19"/>
+                <w:szCs w:val="19"/>
+              </w:rPr>
+              <w:t xml:space="preserve">2.18</w:t>
+            </w:r>
+          </w:p>
+        </w:tc>
+        <w:tc>
+          <w:tcPr>
+            <w:tcW w:w="1546" w:type="dxa"/>
+          </w:tcPr>
+          <w:p>
+            <w:pPr>
+              <w:spacing w:before="20" w:after="20" w:line="240" w:lineRule="auto"/>
+              <w:jc w:val="right"/>
+              <w:rPr>
+                <w:rFonts w:asciiTheme="minorHAnsi" w:hAnsiTheme="minorHAnsi" w:cstheme="minorHAnsi"/>
+              </w:rPr>
+            </w:pPr>
+            <w:r>
+              <w:rPr>
+                <w:rFonts w:asciiTheme="minorHAnsi" w:hAnsiTheme="minorHAnsi" w:cstheme="minorHAnsi"/>
+                <w:sz w:val="19"/>
+                <w:szCs w:val="19"/>
+              </w:rPr>
+              <w:t xml:space="preserve">1.49</w:t>
+            </w:r>
+          </w:p>
+        </w:tc>
+      </w:tr>
+      <w:tr>
+        <w:trPr>
+          <w:cantSplit/>
+        </w:trPr>
+        <w:tc>
+          <w:tcPr>
+            <w:tcW w:w="3182" w:type="dxa"/>
+          </w:tcPr>
+          <w:p>
+            <w:pPr>
+              <w:spacing w:before="20" w:after="20" w:line="240" w:lineRule="auto"/>
+              <w:jc w:val="left"/>
+              <w:rPr>
+                <w:rFonts w:asciiTheme="minorHAnsi" w:hAnsiTheme="minorHAnsi" w:cstheme="minorHAnsi"/>
+              </w:rPr>
+            </w:pPr>
+            <w:r>
+              <w:rPr>
+                <w:rFonts w:asciiTheme="minorHAnsi" w:hAnsiTheme="minorHAnsi" w:cstheme="minorHAnsi"/>
+                <w:sz w:val="19"/>
+                <w:szCs w:val="19"/>
+              </w:rPr>
+              <w:t xml:space="preserve">2 years</w:t>
+            </w:r>
+          </w:p>
+        </w:tc>
+        <w:tc>
+          <w:tcPr>
+            <w:tcW w:w="1544" w:type="dxa"/>
+          </w:tcPr>
+          <w:p>
+            <w:pPr>
+              <w:spacing w:before="20" w:after="20" w:line="240" w:lineRule="auto"/>
+              <w:jc w:val="right"/>
+              <w:rPr>
+                <w:rFonts w:asciiTheme="minorHAnsi" w:hAnsiTheme="minorHAnsi" w:cstheme="minorHAnsi"/>
+              </w:rPr>
+            </w:pPr>
+            <w:r>
+              <w:rPr>
+                <w:rFonts w:asciiTheme="minorHAnsi" w:hAnsiTheme="minorHAnsi" w:cstheme="minorHAnsi"/>
+                <w:sz w:val="19"/>
+                <w:szCs w:val="19"/>
+              </w:rPr>
+              <w:t xml:space="preserve">646</w:t>
+            </w:r>
+          </w:p>
+        </w:tc>
+        <w:tc>
+          <w:tcPr>
+            <w:tcW w:w="1544" w:type="dxa"/>
+          </w:tcPr>
+          <w:p>
+            <w:pPr>
+              <w:spacing w:before="20" w:after="20" w:line="240" w:lineRule="auto"/>
+              <w:jc w:val="right"/>
+              <w:rPr>
+                <w:rFonts w:asciiTheme="minorHAnsi" w:hAnsiTheme="minorHAnsi" w:cstheme="minorHAnsi"/>
+              </w:rPr>
+            </w:pPr>
+            <w:r>
+              <w:rPr>
+                <w:rFonts w:asciiTheme="minorHAnsi" w:hAnsiTheme="minorHAnsi" w:cstheme="minorHAnsi"/>
+                <w:sz w:val="19"/>
+                <w:szCs w:val="19"/>
+              </w:rPr>
+              <w:t xml:space="preserve">1.97</w:t>
+            </w:r>
+          </w:p>
+        </w:tc>
+        <w:tc>
+          <w:tcPr>
+            <w:tcW w:w="1544" w:type="dxa"/>
+          </w:tcPr>
+          <w:p>
+            <w:pPr>
+              <w:spacing w:before="20" w:after="20" w:line="240" w:lineRule="auto"/>
+              <w:jc w:val="right"/>
+              <w:rPr>
+                <w:rFonts w:asciiTheme="minorHAnsi" w:hAnsiTheme="minorHAnsi" w:cstheme="minorHAnsi"/>
+              </w:rPr>
+            </w:pPr>
+            <w:r>
+              <w:rPr>
+                <w:rFonts w:asciiTheme="minorHAnsi" w:hAnsiTheme="minorHAnsi" w:cstheme="minorHAnsi"/>
+                <w:sz w:val="19"/>
+                <w:szCs w:val="19"/>
+              </w:rPr>
+              <w:t xml:space="preserve">2.55</w:t>
+            </w:r>
+          </w:p>
+        </w:tc>
+        <w:tc>
+          <w:tcPr>
+            <w:tcW w:w="1546" w:type="dxa"/>
+          </w:tcPr>
+          <w:p>
+            <w:pPr>
+              <w:spacing w:before="20" w:after="20" w:line="240" w:lineRule="auto"/>
+              <w:jc w:val="right"/>
+              <w:rPr>
+                <w:rFonts w:asciiTheme="minorHAnsi" w:hAnsiTheme="minorHAnsi" w:cstheme="minorHAnsi"/>
+              </w:rPr>
+            </w:pPr>
+            <w:r>
+              <w:rPr>
+                <w:rFonts w:asciiTheme="minorHAnsi" w:hAnsiTheme="minorHAnsi" w:cstheme="minorHAnsi"/>
+                <w:sz w:val="19"/>
+                <w:szCs w:val="19"/>
+              </w:rPr>
+              <w:t xml:space="preserve">2.22</w:t>
+            </w:r>
+          </w:p>
+        </w:tc>
+      </w:tr>
+      <w:tr>
+        <w:trPr>
+          <w:cantSplit/>
+        </w:trPr>
+        <w:tc>
+          <w:tcPr>
+            <w:tcW w:w="3182" w:type="dxa"/>
+          </w:tcPr>
+          <w:p>
+            <w:pPr>
+              <w:spacing w:before="20" w:after="20" w:line="240" w:lineRule="auto"/>
+              <w:jc w:val="left"/>
+              <w:rPr>
+                <w:rFonts w:asciiTheme="minorHAnsi" w:hAnsiTheme="minorHAnsi" w:cstheme="minorHAnsi"/>
+              </w:rPr>
+            </w:pPr>
+            <w:r>
+              <w:rPr>
+                <w:rFonts w:asciiTheme="minorHAnsi" w:hAnsiTheme="minorHAnsi" w:cstheme="minorHAnsi"/>
+                <w:sz w:val="19"/>
+                <w:szCs w:val="19"/>
+              </w:rPr>
+              <w:t xml:space="preserve">3 years</w:t>
+            </w:r>
+          </w:p>
+        </w:tc>
+        <w:tc>
+          <w:tcPr>
+            <w:tcW w:w="1544" w:type="dxa"/>
+          </w:tcPr>
+          <w:p>
+            <w:pPr>
+              <w:spacing w:before="20" w:after="20" w:line="240" w:lineRule="auto"/>
+              <w:jc w:val="right"/>
+              <w:rPr>
+                <w:rFonts w:asciiTheme="minorHAnsi" w:hAnsiTheme="minorHAnsi" w:cstheme="minorHAnsi"/>
+              </w:rPr>
+            </w:pPr>
+            <w:r>
+              <w:rPr>
+                <w:rFonts w:asciiTheme="minorHAnsi" w:hAnsiTheme="minorHAnsi" w:cstheme="minorHAnsi"/>
+                <w:sz w:val="19"/>
+                <w:szCs w:val="19"/>
+              </w:rPr>
+              <w:t xml:space="preserve">208</w:t>
+            </w:r>
+          </w:p>
+        </w:tc>
+        <w:tc>
+          <w:tcPr>
+            <w:tcW w:w="1544" w:type="dxa"/>
+          </w:tcPr>
+          <w:p>
+            <w:pPr>
+              <w:spacing w:before="20" w:after="20" w:line="240" w:lineRule="auto"/>
+              <w:jc w:val="right"/>
+              <w:rPr>
+                <w:rFonts w:asciiTheme="minorHAnsi" w:hAnsiTheme="minorHAnsi" w:cstheme="minorHAnsi"/>
+              </w:rPr>
+            </w:pPr>
+            <w:r>
+              <w:rPr>
+                <w:rFonts w:asciiTheme="minorHAnsi" w:hAnsiTheme="minorHAnsi" w:cstheme="minorHAnsi"/>
+                <w:sz w:val="19"/>
+                <w:szCs w:val="19"/>
+              </w:rPr>
+              <w:t xml:space="preserve">3.39</w:t>
+            </w:r>
+          </w:p>
+        </w:tc>
+        <w:tc>
+          <w:tcPr>
+            <w:tcW w:w="1544" w:type="dxa"/>
+          </w:tcPr>
+          <w:p>
+            <w:pPr>
+              <w:spacing w:before="20" w:after="20" w:line="240" w:lineRule="auto"/>
+              <w:jc w:val="right"/>
+              <w:rPr>
+                <w:rFonts w:asciiTheme="minorHAnsi" w:hAnsiTheme="minorHAnsi" w:cstheme="minorHAnsi"/>
+              </w:rPr>
+            </w:pPr>
+            <w:r>
+              <w:rPr>
+                <w:rFonts w:asciiTheme="minorHAnsi" w:hAnsiTheme="minorHAnsi" w:cstheme="minorHAnsi"/>
+                <w:sz w:val="19"/>
+                <w:szCs w:val="19"/>
+              </w:rPr>
+              <w:t xml:space="preserve">3.26</w:t>
+            </w:r>
+          </w:p>
+        </w:tc>
+        <w:tc>
+          <w:tcPr>
+            <w:tcW w:w="1546" w:type="dxa"/>
+          </w:tcPr>
+          <w:p>
+            <w:pPr>
+              <w:spacing w:before="20" w:after="20" w:line="240" w:lineRule="auto"/>
+              <w:jc w:val="right"/>
+              <w:rPr>
+                <w:rFonts w:asciiTheme="minorHAnsi" w:hAnsiTheme="minorHAnsi" w:cstheme="minorHAnsi"/>
+              </w:rPr>
+            </w:pPr>
+            <w:r>
+              <w:rPr>
+                <w:rFonts w:asciiTheme="minorHAnsi" w:hAnsiTheme="minorHAnsi" w:cstheme="minorHAnsi"/>
+                <w:sz w:val="19"/>
+                <w:szCs w:val="19"/>
+              </w:rPr>
+              <w:t xml:space="preserve">3.34</w:t>
+            </w:r>
+          </w:p>
+        </w:tc>
+      </w:tr>
+      <w:tr>
+        <w:trPr>
+          <w:cantSplit/>
+        </w:trPr>
+        <w:tc>
+          <w:tcPr>
+            <w:tcW w:w="3182" w:type="dxa"/>
+          </w:tcPr>
+          <w:p>
+            <w:pPr>
+              <w:spacing w:before="20" w:after="20" w:line="240" w:lineRule="auto"/>
+              <w:jc w:val="left"/>
+              <w:rPr>
+                <w:rFonts w:asciiTheme="minorHAnsi" w:hAnsiTheme="minorHAnsi" w:cstheme="minorHAnsi"/>
+              </w:rPr>
+            </w:pPr>
+            <w:r>
+              <w:rPr>
+                <w:rFonts w:asciiTheme="minorHAnsi" w:hAnsiTheme="minorHAnsi" w:cstheme="minorHAnsi"/>
+                <w:sz w:val="19"/>
+                <w:szCs w:val="19"/>
+              </w:rPr>
+              <w:t xml:space="preserve">4 years</w:t>
+            </w:r>
+          </w:p>
+        </w:tc>
+        <w:tc>
+          <w:tcPr>
+            <w:tcW w:w="1544" w:type="dxa"/>
+          </w:tcPr>
+          <w:p>
+            <w:pPr>
+              <w:spacing w:before="20" w:after="20" w:line="240" w:lineRule="auto"/>
+              <w:jc w:val="right"/>
+              <w:rPr>
+                <w:rFonts w:asciiTheme="minorHAnsi" w:hAnsiTheme="minorHAnsi" w:cstheme="minorHAnsi"/>
+              </w:rPr>
+            </w:pPr>
+            <w:r>
+              <w:rPr>
+                <w:rFonts w:asciiTheme="minorHAnsi" w:hAnsiTheme="minorHAnsi" w:cstheme="minorHAnsi"/>
+                <w:sz w:val="19"/>
+                <w:szCs w:val="19"/>
+              </w:rPr>
+              <w:t xml:space="preserve">132</w:t>
+            </w:r>
+          </w:p>
+        </w:tc>
+        <w:tc>
+          <w:tcPr>
+            <w:tcW w:w="1544" w:type="dxa"/>
+          </w:tcPr>
+          <w:p>
+            <w:pPr>
+              <w:spacing w:before="20" w:after="20" w:line="240" w:lineRule="auto"/>
+              <w:jc w:val="right"/>
+              <w:rPr>
+                <w:rFonts w:asciiTheme="minorHAnsi" w:hAnsiTheme="minorHAnsi" w:cstheme="minorHAnsi"/>
+              </w:rPr>
+            </w:pPr>
+            <w:r>
+              <w:rPr>
+                <w:rFonts w:asciiTheme="minorHAnsi" w:hAnsiTheme="minorHAnsi" w:cstheme="minorHAnsi"/>
+                <w:sz w:val="19"/>
+                <w:szCs w:val="19"/>
+              </w:rPr>
+              <w:t xml:space="preserve">4.65</w:t>
+            </w:r>
+          </w:p>
+        </w:tc>
+        <w:tc>
+          <w:tcPr>
+            <w:tcW w:w="1544" w:type="dxa"/>
+          </w:tcPr>
+          <w:p>
+            <w:pPr>
+              <w:spacing w:before="20" w:after="20" w:line="240" w:lineRule="auto"/>
+              <w:jc w:val="right"/>
+              <w:rPr>
+                <w:rFonts w:asciiTheme="minorHAnsi" w:hAnsiTheme="minorHAnsi" w:cstheme="minorHAnsi"/>
+              </w:rPr>
+            </w:pPr>
+            <w:r>
+              <w:rPr>
+                <w:rFonts w:asciiTheme="minorHAnsi" w:hAnsiTheme="minorHAnsi" w:cstheme="minorHAnsi"/>
+                <w:sz w:val="19"/>
+                <w:szCs w:val="19"/>
+              </w:rPr>
+              <w:t xml:space="preserve">3.59</w:t>
+            </w:r>
+          </w:p>
+        </w:tc>
+        <w:tc>
+          <w:tcPr>
+            <w:tcW w:w="1546" w:type="dxa"/>
+          </w:tcPr>
+          <w:p>
+            <w:pPr>
+              <w:spacing w:before="20" w:after="20" w:line="240" w:lineRule="auto"/>
+              <w:jc w:val="right"/>
+              <w:rPr>
+                <w:rFonts w:asciiTheme="minorHAnsi" w:hAnsiTheme="minorHAnsi" w:cstheme="minorHAnsi"/>
+              </w:rPr>
+            </w:pPr>
+            <w:r>
+              <w:rPr>
+                <w:rFonts w:asciiTheme="minorHAnsi" w:hAnsiTheme="minorHAnsi" w:cstheme="minorHAnsi"/>
+                <w:sz w:val="19"/>
+                <w:szCs w:val="19"/>
+              </w:rPr>
+              <w:t xml:space="preserve">4.35</w:t>
+            </w:r>
+          </w:p>
+        </w:tc>
+      </w:tr>
+      <w:tr>
+        <w:trPr>
+          <w:cantSplit/>
+        </w:trPr>
+        <w:tc>
+          <w:tcPr>
+            <w:tcW w:w="3182" w:type="dxa"/>
+          </w:tcPr>
+          <w:p>
+            <w:pPr>
+              <w:spacing w:before="20" w:after="20" w:line="240" w:lineRule="auto"/>
+              <w:jc w:val="left"/>
+              <w:rPr>
+                <w:rFonts w:asciiTheme="minorHAnsi" w:hAnsiTheme="minorHAnsi" w:cstheme="minorHAnsi"/>
+              </w:rPr>
+            </w:pPr>
+            <w:r>
+              <w:rPr>
+                <w:rFonts w:asciiTheme="minorHAnsi" w:hAnsiTheme="minorHAnsi" w:cstheme="minorHAnsi"/>
+                <w:sz w:val="19"/>
+                <w:szCs w:val="19"/>
+              </w:rPr>
+              <w:t xml:space="preserve">5 years</w:t>
+            </w:r>
+          </w:p>
+        </w:tc>
+        <w:tc>
+          <w:tcPr>
+            <w:tcW w:w="1544" w:type="dxa"/>
+          </w:tcPr>
+          <w:p>
+            <w:pPr>
+              <w:spacing w:before="20" w:after="20" w:line="240" w:lineRule="auto"/>
+              <w:jc w:val="right"/>
+              <w:rPr>
+                <w:rFonts w:asciiTheme="minorHAnsi" w:hAnsiTheme="minorHAnsi" w:cstheme="minorHAnsi"/>
+              </w:rPr>
+            </w:pPr>
+            <w:r>
+              <w:rPr>
+                <w:rFonts w:asciiTheme="minorHAnsi" w:hAnsiTheme="minorHAnsi" w:cstheme="minorHAnsi"/>
+                <w:sz w:val="19"/>
+                <w:szCs w:val="19"/>
+              </w:rPr>
+              <w:t xml:space="preserve">60</w:t>
+            </w:r>
+          </w:p>
+        </w:tc>
+        <w:tc>
+          <w:tcPr>
+            <w:tcW w:w="1544" w:type="dxa"/>
+          </w:tcPr>
+          <w:p>
+            <w:pPr>
+              <w:spacing w:before="20" w:after="20" w:line="240" w:lineRule="auto"/>
+              <w:jc w:val="right"/>
+              <w:rPr>
+                <w:rFonts w:asciiTheme="minorHAnsi" w:hAnsiTheme="minorHAnsi" w:cstheme="minorHAnsi"/>
+              </w:rPr>
+            </w:pPr>
+            <w:r>
+              <w:rPr>
+                <w:rFonts w:asciiTheme="minorHAnsi" w:hAnsiTheme="minorHAnsi" w:cstheme="minorHAnsi"/>
+                <w:sz w:val="19"/>
+                <w:szCs w:val="19"/>
+              </w:rPr>
+              <w:t xml:space="preserve">5.96</w:t>
+            </w:r>
+          </w:p>
+        </w:tc>
+        <w:tc>
+          <w:tcPr>
+            <w:tcW w:w="1544" w:type="dxa"/>
+          </w:tcPr>
+          <w:p>
+            <w:pPr>
+              <w:spacing w:before="20" w:after="20" w:line="240" w:lineRule="auto"/>
+              <w:jc w:val="right"/>
+              <w:rPr>
+                <w:rFonts w:asciiTheme="minorHAnsi" w:hAnsiTheme="minorHAnsi" w:cstheme="minorHAnsi"/>
+              </w:rPr>
+            </w:pPr>
+            <w:r>
+              <w:rPr>
+                <w:rFonts w:asciiTheme="minorHAnsi" w:hAnsiTheme="minorHAnsi" w:cstheme="minorHAnsi"/>
+                <w:sz w:val="19"/>
+                <w:szCs w:val="19"/>
+              </w:rPr>
+              <w:t xml:space="preserve">4.54</w:t>
+            </w:r>
+          </w:p>
+        </w:tc>
+        <w:tc>
+          <w:tcPr>
+            <w:tcW w:w="1546" w:type="dxa"/>
+          </w:tcPr>
+          <w:p>
+            <w:pPr>
+              <w:spacing w:before="20" w:after="20" w:line="240" w:lineRule="auto"/>
+              <w:jc w:val="right"/>
+              <w:rPr>
+                <w:rFonts w:asciiTheme="minorHAnsi" w:hAnsiTheme="minorHAnsi" w:cstheme="minorHAnsi"/>
+              </w:rPr>
+            </w:pPr>
+            <w:r>
+              <w:rPr>
+                <w:rFonts w:asciiTheme="minorHAnsi" w:hAnsiTheme="minorHAnsi" w:cstheme="minorHAnsi"/>
+                <w:sz w:val="19"/>
+                <w:szCs w:val="19"/>
+              </w:rPr>
+              <w:t xml:space="preserve">5.81</w:t>
+            </w:r>
+          </w:p>
+        </w:tc>
+      </w:tr>
+      <w:tr>
+        <w:trPr>
+          <w:cantSplit/>
+        </w:trPr>
+        <w:tc>
+          <w:tcPr>
+            <w:tcW w:w="3182" w:type="dxa"/>
+          </w:tcPr>
+          <w:p>
+            <w:pPr>
+              <w:spacing w:before="20" w:after="20" w:line="240" w:lineRule="auto"/>
+              <w:jc w:val="left"/>
+              <w:rPr>
+                <w:rFonts w:asciiTheme="minorHAnsi" w:hAnsiTheme="minorHAnsi" w:cstheme="minorHAnsi"/>
+              </w:rPr>
+            </w:pPr>
+            <w:r>
+              <w:rPr>
+                <w:rFonts w:asciiTheme="minorHAnsi" w:hAnsiTheme="minorHAnsi" w:cstheme="minorHAnsi"/>
+                <w:sz w:val="19"/>
+                <w:szCs w:val="19"/>
+              </w:rPr>
+              <w:t xml:space="preserve">6 years</w:t>
+            </w:r>
+          </w:p>
+        </w:tc>
+        <w:tc>
+          <w:tcPr>
+            <w:tcW w:w="1544" w:type="dxa"/>
+          </w:tcPr>
+          <w:p>
+            <w:pPr>
+              <w:spacing w:before="20" w:after="20" w:line="240" w:lineRule="auto"/>
+              <w:jc w:val="right"/>
+              <w:rPr>
+                <w:rFonts w:asciiTheme="minorHAnsi" w:hAnsiTheme="minorHAnsi" w:cstheme="minorHAnsi"/>
+              </w:rPr>
+            </w:pPr>
+            <w:r>
+              <w:rPr>
+                <w:rFonts w:asciiTheme="minorHAnsi" w:hAnsiTheme="minorHAnsi" w:cstheme="minorHAnsi"/>
+                <w:sz w:val="19"/>
+                <w:szCs w:val="19"/>
+              </w:rPr>
+              <w:t xml:space="preserve">64</w:t>
+            </w:r>
+          </w:p>
+        </w:tc>
+        <w:tc>
+          <w:tcPr>
+            <w:tcW w:w="1544" w:type="dxa"/>
+          </w:tcPr>
+          <w:p>
+            <w:pPr>
+              <w:spacing w:before="20" w:after="20" w:line="240" w:lineRule="auto"/>
+              <w:jc w:val="right"/>
+              <w:rPr>
+                <w:rFonts w:asciiTheme="minorHAnsi" w:hAnsiTheme="minorHAnsi" w:cstheme="minorHAnsi"/>
+              </w:rPr>
+            </w:pPr>
+            <w:r>
+              <w:rPr>
+                <w:rFonts w:asciiTheme="minorHAnsi" w:hAnsiTheme="minorHAnsi" w:cstheme="minorHAnsi"/>
+                <w:sz w:val="19"/>
+                <w:szCs w:val="19"/>
+              </w:rPr>
+              <w:t xml:space="preserve">6.16</w:t>
+            </w:r>
+          </w:p>
+        </w:tc>
+        <w:tc>
+          <w:tcPr>
+            <w:tcW w:w="1544" w:type="dxa"/>
+          </w:tcPr>
+          <w:p>
+            <w:pPr>
+              <w:spacing w:before="20" w:after="20" w:line="240" w:lineRule="auto"/>
+              <w:jc w:val="right"/>
+              <w:rPr>
+                <w:rFonts w:asciiTheme="minorHAnsi" w:hAnsiTheme="minorHAnsi" w:cstheme="minorHAnsi"/>
+              </w:rPr>
+            </w:pPr>
+            <w:r>
+              <w:rPr>
+                <w:rFonts w:asciiTheme="minorHAnsi" w:hAnsiTheme="minorHAnsi" w:cstheme="minorHAnsi"/>
+                <w:sz w:val="19"/>
+                <w:szCs w:val="19"/>
+              </w:rPr>
+              <w:t xml:space="preserve">4.01</w:t>
+            </w:r>
+          </w:p>
+        </w:tc>
+        <w:tc>
+          <w:tcPr>
+            <w:tcW w:w="1546" w:type="dxa"/>
+          </w:tcPr>
+          <w:p>
+            <w:pPr>
+              <w:spacing w:before="20" w:after="20" w:line="240" w:lineRule="auto"/>
+              <w:jc w:val="right"/>
+              <w:rPr>
+                <w:rFonts w:asciiTheme="minorHAnsi" w:hAnsiTheme="minorHAnsi" w:cstheme="minorHAnsi"/>
+              </w:rPr>
+            </w:pPr>
+            <w:r>
+              <w:rPr>
+                <w:rFonts w:asciiTheme="minorHAnsi" w:hAnsiTheme="minorHAnsi" w:cstheme="minorHAnsi"/>
+                <w:sz w:val="19"/>
+                <w:szCs w:val="19"/>
+              </w:rPr>
+              <w:t xml:space="preserve">6.30</w:t>
+            </w:r>
+          </w:p>
+        </w:tc>
+      </w:tr>
+      <w:tr>
+        <w:trPr>
+          <w:cantSplit/>
+        </w:trPr>
+        <w:tc>
+          <w:tcPr>
+            <w:tcW w:w="3182" w:type="dxa"/>
+          </w:tcPr>
+          <w:p>
+            <w:pPr>
+              <w:spacing w:before="20" w:after="20" w:line="240" w:lineRule="auto"/>
+              <w:jc w:val="left"/>
+              <w:rPr>
+                <w:rFonts w:asciiTheme="minorHAnsi" w:hAnsiTheme="minorHAnsi" w:cstheme="minorHAnsi"/>
+              </w:rPr>
+            </w:pPr>
+            <w:r>
+              <w:rPr>
+                <w:rFonts w:asciiTheme="minorHAnsi" w:hAnsiTheme="minorHAnsi" w:cstheme="minorHAnsi"/>
+                <w:sz w:val="19"/>
+                <w:szCs w:val="19"/>
+              </w:rPr>
+              <w:t xml:space="preserve">7 years</w:t>
+            </w:r>
+          </w:p>
+        </w:tc>
+        <w:tc>
+          <w:tcPr>
+            <w:tcW w:w="1544" w:type="dxa"/>
+          </w:tcPr>
+          <w:p>
+            <w:pPr>
+              <w:spacing w:before="20" w:after="20" w:line="240" w:lineRule="auto"/>
+              <w:jc w:val="right"/>
+              <w:rPr>
+                <w:rFonts w:asciiTheme="minorHAnsi" w:hAnsiTheme="minorHAnsi" w:cstheme="minorHAnsi"/>
+              </w:rPr>
+            </w:pPr>
+            <w:r>
+              <w:rPr>
+                <w:rFonts w:asciiTheme="minorHAnsi" w:hAnsiTheme="minorHAnsi" w:cstheme="minorHAnsi"/>
+                <w:sz w:val="19"/>
+                <w:szCs w:val="19"/>
+              </w:rPr>
+              <w:t xml:space="preserve">59</w:t>
+            </w:r>
+          </w:p>
+        </w:tc>
+        <w:tc>
+          <w:tcPr>
+            <w:tcW w:w="1544" w:type="dxa"/>
+          </w:tcPr>
+          <w:p>
+            <w:pPr>
+              <w:spacing w:before="20" w:after="20" w:line="240" w:lineRule="auto"/>
+              <w:jc w:val="right"/>
+              <w:rPr>
+                <w:rFonts w:asciiTheme="minorHAnsi" w:hAnsiTheme="minorHAnsi" w:cstheme="minorHAnsi"/>
+              </w:rPr>
+            </w:pPr>
+            <w:r>
+              <w:rPr>
+                <w:rFonts w:asciiTheme="minorHAnsi" w:hAnsiTheme="minorHAnsi" w:cstheme="minorHAnsi"/>
+                <w:sz w:val="19"/>
+                <w:szCs w:val="19"/>
+              </w:rPr>
+              <w:t xml:space="preserve">7.87</w:t>
+            </w:r>
+          </w:p>
+        </w:tc>
+        <w:tc>
+          <w:tcPr>
+            <w:tcW w:w="1544" w:type="dxa"/>
+          </w:tcPr>
+          <w:p>
+            <w:pPr>
+              <w:spacing w:before="20" w:after="20" w:line="240" w:lineRule="auto"/>
+              <w:jc w:val="right"/>
+              <w:rPr>
+                <w:rFonts w:asciiTheme="minorHAnsi" w:hAnsiTheme="minorHAnsi" w:cstheme="minorHAnsi"/>
+              </w:rPr>
+            </w:pPr>
+            <w:r>
+              <w:rPr>
+                <w:rFonts w:asciiTheme="minorHAnsi" w:hAnsiTheme="minorHAnsi" w:cstheme="minorHAnsi"/>
+                <w:sz w:val="19"/>
+                <w:szCs w:val="19"/>
+              </w:rPr>
+              <w:t xml:space="preserve">5.02</w:t>
+            </w:r>
+          </w:p>
+        </w:tc>
+        <w:tc>
+          <w:tcPr>
+            <w:tcW w:w="1546" w:type="dxa"/>
+          </w:tcPr>
+          <w:p>
+            <w:pPr>
+              <w:spacing w:before="20" w:after="20" w:line="240" w:lineRule="auto"/>
+              <w:jc w:val="right"/>
+              <w:rPr>
+                <w:rFonts w:asciiTheme="minorHAnsi" w:hAnsiTheme="minorHAnsi" w:cstheme="minorHAnsi"/>
+              </w:rPr>
+            </w:pPr>
+            <w:r>
+              <w:rPr>
+                <w:rFonts w:asciiTheme="minorHAnsi" w:hAnsiTheme="minorHAnsi" w:cstheme="minorHAnsi"/>
+                <w:sz w:val="19"/>
+                <w:szCs w:val="19"/>
+              </w:rPr>
+              <w:t xml:space="preserve">7.74</w:t>
+            </w:r>
+          </w:p>
+        </w:tc>
+      </w:tr>
+      <w:tr>
+        <w:trPr>
+          <w:cantSplit/>
+        </w:trPr>
+        <w:tc>
+          <w:tcPr>
+            <w:tcW w:w="3182" w:type="dxa"/>
+          </w:tcPr>
+          <w:p>
+            <w:pPr>
+              <w:spacing w:before="20" w:after="20" w:line="240" w:lineRule="auto"/>
+              <w:jc w:val="left"/>
+              <w:rPr>
+                <w:rFonts w:asciiTheme="minorHAnsi" w:hAnsiTheme="minorHAnsi" w:cstheme="minorHAnsi"/>
+              </w:rPr>
+            </w:pPr>
+            <w:r>
+              <w:rPr>
+                <w:rFonts w:asciiTheme="minorHAnsi" w:hAnsiTheme="minorHAnsi" w:cstheme="minorHAnsi"/>
+                <w:sz w:val="19"/>
+                <w:szCs w:val="19"/>
+              </w:rPr>
+              <w:t xml:space="preserve">8 years</w:t>
+            </w:r>
+          </w:p>
+        </w:tc>
+        <w:tc>
+          <w:tcPr>
+            <w:tcW w:w="1544" w:type="dxa"/>
+          </w:tcPr>
+          <w:p>
+            <w:pPr>
+              <w:spacing w:before="20" w:after="20" w:line="240" w:lineRule="auto"/>
+              <w:jc w:val="right"/>
+              <w:rPr>
+                <w:rFonts w:asciiTheme="minorHAnsi" w:hAnsiTheme="minorHAnsi" w:cstheme="minorHAnsi"/>
+              </w:rPr>
+            </w:pPr>
+            <w:r>
+              <w:rPr>
+                <w:rFonts w:asciiTheme="minorHAnsi" w:hAnsiTheme="minorHAnsi" w:cstheme="minorHAnsi"/>
+                <w:sz w:val="19"/>
+                <w:szCs w:val="19"/>
+              </w:rPr>
+              <w:t xml:space="preserve">93</w:t>
+            </w:r>
+          </w:p>
+        </w:tc>
+        <w:tc>
+          <w:tcPr>
+            <w:tcW w:w="1544" w:type="dxa"/>
+          </w:tcPr>
+          <w:p>
+            <w:pPr>
+              <w:spacing w:before="20" w:after="20" w:line="240" w:lineRule="auto"/>
+              <w:jc w:val="right"/>
+              <w:rPr>
+                <w:rFonts w:asciiTheme="minorHAnsi" w:hAnsiTheme="minorHAnsi" w:cstheme="minorHAnsi"/>
+              </w:rPr>
+            </w:pPr>
+            <w:r>
+              <w:rPr>
+                <w:rFonts w:asciiTheme="minorHAnsi" w:hAnsiTheme="minorHAnsi" w:cstheme="minorHAnsi"/>
+                <w:sz w:val="19"/>
+                <w:szCs w:val="19"/>
+              </w:rPr>
+              <w:t xml:space="preserve">9.08</w:t>
+            </w:r>
+          </w:p>
+        </w:tc>
+        <w:tc>
+          <w:tcPr>
+            <w:tcW w:w="1544" w:type="dxa"/>
+          </w:tcPr>
+          <w:p>
+            <w:pPr>
+              <w:spacing w:before="20" w:after="20" w:line="240" w:lineRule="auto"/>
+              <w:jc w:val="right"/>
+              <w:rPr>
+                <w:rFonts w:asciiTheme="minorHAnsi" w:hAnsiTheme="minorHAnsi" w:cstheme="minorHAnsi"/>
+              </w:rPr>
+            </w:pPr>
+            <w:r>
+              <w:rPr>
+                <w:rFonts w:asciiTheme="minorHAnsi" w:hAnsiTheme="minorHAnsi" w:cstheme="minorHAnsi"/>
+                <w:sz w:val="19"/>
+                <w:szCs w:val="19"/>
+              </w:rPr>
+              <w:t xml:space="preserve">6.16</w:t>
+            </w:r>
+          </w:p>
+        </w:tc>
+        <w:tc>
+          <w:tcPr>
+            <w:tcW w:w="1546" w:type="dxa"/>
+          </w:tcPr>
+          <w:p>
+            <w:pPr>
+              <w:spacing w:before="20" w:after="20" w:line="240" w:lineRule="auto"/>
+              <w:jc w:val="right"/>
+              <w:rPr>
+                <w:rFonts w:asciiTheme="minorHAnsi" w:hAnsiTheme="minorHAnsi" w:cstheme="minorHAnsi"/>
+              </w:rPr>
+            </w:pPr>
+            <w:r>
+              <w:rPr>
+                <w:rFonts w:asciiTheme="minorHAnsi" w:hAnsiTheme="minorHAnsi" w:cstheme="minorHAnsi"/>
+                <w:sz w:val="19"/>
+                <w:szCs w:val="19"/>
+              </w:rPr>
+              <w:t xml:space="preserve">9.27</w:t>
+            </w:r>
+          </w:p>
+        </w:tc>
+      </w:tr>
+    </w:tbl>
     <w:p>
       <w:pPr>
+        <w:spacing w:after="80"/>
+      </w:pPr>
+    </w:p>
+    <w:p>
+      <w:pPr>
         <w:rPr>
           <w:rFonts w:asciiTheme="minorHAnsi" w:hAnsiTheme="minorHAnsi" w:cstheme="minorHAnsi"/>
         </w:rPr>
@@ -1569,7 +2738,20 @@
         <w:rPr>
           <w:rFonts w:asciiTheme="minorHAnsi" w:hAnsiTheme="minorHAnsi" w:cstheme="minorHAnsi"/>
         </w:rPr>
-        <w:t xml:space="preserve">The forecast line is closer in two tiers, the trailing-total line in two, and they tie in one. Choosing the input therefore changes the units of the slope much more than the prices the line predicts. An earlier test with a simpler pull toward the average found the same: refitting the line on the pulled-back production predicted held-out cap hits with an error of $1.203 million, against $1.206 million on the raw trailing total.</w:t>
+        <w:t xml:space="preserve">Without the length term, the line over-prices short contracts and under-prices long ones: it expects $2.18 million for a one-year contract that paid $1.41 million, and $6.16 million for an eight-year contract that paid $9.08 million. With the term, expected pay comes within $0.30 million of observed pay in each length group, and within $0.40 million in each forecast group.</w:t>
+      </w:r>
+    </w:p>
+    <w:p>
+      <w:pPr>
+        <w:rPr>
+          <w:rFonts w:asciiTheme="minorHAnsi" w:hAnsiTheme="minorHAnsi" w:cstheme="minorHAnsi"/>
+        </w:rPr>
+      </w:pPr>
+      <w:r>
+        <w:rPr>
+          <w:rFonts w:asciiTheme="minorHAnsi" w:hAnsiTheme="minorHAnsi" w:cstheme="minorHAnsi"/>
+        </w:rPr>
+        <w:t xml:space="preserve">Contract length is not independent of quality. Better players sign longer contracts: the mean length is 1.5 years for players forecast below zero and 5.7 years for those forecast at two wins or more, and the correlation between length and the forecast is 0.54. Part of what the length term prices may therefore be quality the forecast does not capture, which clubs see and pay for with both money and years. If so, the line credits a long contract with value that belongs to the player, and long contracts for middling players look like bargains; in the current valuations, several of the highest contract values are long contracts for mid-level forwards. Whether the length premium should depend on the player’s quality is the next specification test, and values that depend on long contracts should be read with that test outstanding.</w:t>
       </w:r>
     </w:p>
     <w:p>
@@ -1596,7 +2778,7 @@
         <w:rPr>
           <w:rFonts w:asciiTheme="minorHAnsi" w:hAnsiTheme="minorHAnsi" w:cstheme="minorHAnsi"/>
         </w:rPr>
-        <w:t xml:space="preserve">Clubs pay defencemen a small premium per trailing win: 13.5% on the trailing-total line. Per forecast win the premium is 47%. Defencemen’s production persists less from one season to the next, so the forecast pulls it further toward the average (0.61 × the trailing total for defencemen against 0.69 for forwards), and a smaller forecast must carry the same pay. There are two readings, and the line cannot separate them: clubs overpay defencemen for production that does not last, or WAR under-counts something defencemen provide and clubs pay for it. Because the line has a separate defence slope, it treats the premium as the market price, whatever its cause. A mispricing common to all defencemen therefore cannot appear in the back-test. Mispricing within defencemen, by age, contract length, or how the deal was struck, can still appear.</w:t>
+        <w:t xml:space="preserve">Clubs pay defencemen a premium per win: 13.5% per trailing win on a line fitted to the trailing total, and 20.6% per forecast win on the line in use (43.5% on the line without the length term). Defencemen’s production persists less from one season to the next, so the forecast pulls it further toward the average (0.57 × the trailing total for defencemen against 0.65 for forwards), and a smaller forecast must carry the same pay. There are two readings, and the line cannot separate them: clubs overpay defencemen for production that does not last, or WAR under-counts something defencemen provide and clubs pay for it. Because the line has a separate defence slope, it treats the premium as the market price, whatever its cause. A mispricing common to all defencemen therefore cannot appear in the back-test. Mispricing within defencemen, by age, contract length, or how the deal was struck, can still appear.</w:t>
       </w:r>
     </w:p>
     <w:p>
@@ -1623,7 +2805,7 @@
         <w:rPr>
           <w:rFonts w:asciiTheme="minorHAnsi" w:hAnsiTheme="minorHAnsi" w:cstheme="minorHAnsi"/>
         </w:rPr>
-        <w:t xml:space="preserve">Four specification tests were run on the trailing-total version of the line, before the forecast became its input. A nonlinear line, which let the price per win change with production level, fitted observed salaries better but predicted held-out salaries less accurately. Contract length did not predict production after signing: across 1,781 contracts, each additional contract year was associated with -0.0135 wins a season in the three seasons after signing (95% interval -0.0360 to +0.0089), with production measured by Game Value, which contains no WAR input. RFA and UFA contracts did not need separate lines (F = 0.12, p = 0.887). The 2018-2019 and 2020-2022 contracts showed no detectable change in the line (p = 0.75). None of these tests has been repeated with the forecast as the input.</w:t>
+        <w:t xml:space="preserve">Four specification tests were run on an earlier version of the line, fitted to the trailing total without contract length. A nonlinear line, which let the price per win change with production level, fitted observed salaries better but predicted held-out salaries less accurately. Contract length did not predict production after signing: across 1,781 contracts, each additional contract year was associated with -0.0135 wins a season in the three seasons after signing (95% interval -0.0360 to +0.0089), with production measured by Game Value, which contains no WAR input. RFA and UFA contracts did not need separate lines (F = 0.12, p = 0.887). The 2018-2019 and 2020-2022 contracts showed no detectable change in the line (p = 0.75). None of these tests has been repeated on the line in use; they are the next step, together with the question of length and quality above.</w:t>
       </w:r>
     </w:p>
     <w:p>
@@ -1636,7 +2818,7 @@
         <w:rPr>
           <w:rFonts w:asciiTheme="minorHAnsi" w:hAnsiTheme="minorHAnsi" w:cstheme="minorHAnsi"/>
         </w:rPr>
-        <w:t xml:space="preserve">The line is dated at the contract’s start, not at its signing. An extension signed during a season is priced on a forecast that reads the season still being played. In an audit of this sample, 30% of contracts were signed before the production they are priced on was complete, so their price line reads some production the signing club had not yet seen; among players with three or more trailing wins the share is 58%. Early signers are also paid more at the same trailing production. Dating the sample at the signing would remove this; it has not been done for the line in use.</w:t>
+        <w:t xml:space="preserve">The line is dated at each contract’s signing. An earlier version dated it at the contract’s start, so an extension signed during a season was priced on a forecast that read the season still being played. In an audit of that sample, 30% of contracts were signed before the production they were priced on was complete, and 58% among players with three or more trailing wins. Dating at the signing removes that look-ahead.</w:t>
       </w:r>
     </w:p>
     <w:p>
@@ -1718,7 +2900,7 @@
         <w:rPr>
           <w:rFonts w:asciiTheme="minorHAnsi" w:hAnsiTheme="minorHAnsi" w:cstheme="minorHAnsi"/>
         </w:rPr>
-        <w:t xml:space="preserve">The spread is the forecast’s own recorded miss, converted to dollars at the season’s price per win and cap. The mean absolute miss of the WAR-if-he-plays forecast was measured on 40,510 forecasts at development valuation dates. It is 0.673 WAR in the valuation season, rising to 0.749, 0.799, 0.852, 0.879, and 0.893 one to five seasons out, and it is held at 0.893 beyond. For a normal distribution, the standard deviation is the mean absolute miss times 1.2533. The valuation season carries a spread as well, because on the valuation date it has not been played.</w:t>
+        <w:t xml:space="preserve">The spread is the forecast’s own recorded miss, converted to dollars at the season’s price per win and cap. The mean absolute miss of the WAR-if-he-plays forecast was measured on 40,510 forecasts at development valuation dates. It is 0.677 WAR in the valuation season, rising to 0.755, 0.804, 0.852, 0.877, and 0.897 one to five seasons out, and it is held at 0.897 beyond. For a normal distribution, the standard deviation is the mean absolute miss times 1.2533. The valuation season carries a spread as well, because on the valuation date it has not been played. The length term adds no spread, because the length is known when the contract is signed.</w:t>
       </w:r>
     </w:p>
     <w:p>
@@ -1731,7 +2913,7 @@
         <w:rPr>
           <w:rFonts w:asciiTheme="minorHAnsi" w:hAnsiTheme="minorHAnsi" w:cstheme="minorHAnsi"/>
         </w:rPr>
-        <w:t xml:space="preserve">For most players the adjustment is small. In the worked example in Section 4 it adds $5,800 to a season priced at $6.33 million, and $403,000 to a season priced at $3.66 million, where the minimum is closer.</w:t>
+        <w:t xml:space="preserve">For most players the adjustment is small. In the worked example in Section 4 it adds less than $100 to the first season, priced at $6.454 million, and $5,900 to the last, priced at $5.425 million.</w:t>
       </w:r>
     </w:p>
     <w:p>
@@ -1813,7 +2995,7 @@
         <w:rPr>
           <w:rFonts w:asciiTheme="minorHAnsi" w:hAnsiTheme="minorHAnsi" w:cstheme="minorHAnsi"/>
         </w:rPr>
-        <w:t xml:space="preserve">The chance of playing reads contract status as known on the valuation date, July 1. A contract signed after July 1 for the season about to start is valued on that season’s valuation date. Its own chance of playing cannot see it, so the player is treated as not under contract for its seasons. Of the 2,759 skater contracts priced in the current run, 1,533 were signed after July 1 of their first season, most of them in July. Reading contract status at each contract’s own signing instead raises 1,351 of the 1,530 values that can be re-dated this way, by a median of $0.33 million and $622 million in total; the largest single change is $4.1 million. The cost side is affected the other way: the cap hit of a contract signed after July 1 is counted on a date when the contract did not yet exist.</w:t>
+        <w:t xml:space="preserve">The chance of playing reads contract status as known on the valuation date, July 1, with one exception. A contract signed after July 1 of its first season is valued in that season at its signing date, so its own chance of playing sees the contract as signed. Only the chance of playing and the set of extensions counted read this date; the rate and games share are the valuation season’s. Of the 2,759 skater contracts priced in the current run, 1,504 are valued this way. The development tests compared the two dates on 884 contracts signed after July 1 (1,561 contract-seasons, 91.6% of them played). Reading status at the signing raised the mean chance of playing from 0.785 to 0.877 and lowered the log loss from 0.3309 to 0.2632, lower in each of 2,000 career resamples.</w:t>
       </w:r>
     </w:p>
     <w:p>
@@ -1950,6 +3132,33 @@
         <w:rPr>
           <w:rFonts w:asciiTheme="minorHAnsi" w:hAnsiTheme="minorHAnsi" w:cstheme="minorHAnsi"/>
         </w:rPr>
+        <w:t xml:space="preserve">Contract length</w:t>
+      </w:r>
+    </w:p>
+    <w:p>
+      <w:pPr>
+        <w:rPr>
+          <w:rFonts w:asciiTheme="minorHAnsi" w:hAnsiTheme="minorHAnsi" w:cstheme="minorHAnsi"/>
+        </w:rPr>
+      </w:pPr>
+      <w:r>
+        <w:rPr>
+          <w:rFonts w:asciiTheme="minorHAnsi" w:hAnsiTheme="minorHAnsi" w:cstheme="minorHAnsi"/>
+        </w:rPr>
+        <w:t xml:space="preserve">Each contract season is priced at the contract length remaining on the valuation date: the number of seasons from the valuation season to the end of the last contract counted, extensions signed by then included, the same for each remaining season. At a contract’s first season this is its full length. Each season’s length premium, gamma × years × that season’s cap, is recorded beside its value, and each contract is also valued on the line without the length term.</w:t>
+      </w:r>
+    </w:p>
+    <w:p>
+      <w:pPr>
+        <w:pStyle w:val="Heading2"/>
+        <w:rPr>
+          <w:rFonts w:asciiTheme="minorHAnsi" w:hAnsiTheme="minorHAnsi" w:cstheme="minorHAnsi"/>
+        </w:rPr>
+      </w:pPr>
+      <w:r>
+        <w:rPr>
+          <w:rFonts w:asciiTheme="minorHAnsi" w:hAnsiTheme="minorHAnsi" w:cstheme="minorHAnsi"/>
+        </w:rPr>
         <w:t xml:space="preserve">A worked contract</w:t>
       </w:r>
     </w:p>
@@ -1963,7 +3172,7 @@
         <w:rPr>
           <w:rFonts w:asciiTheme="minorHAnsi" w:hAnsiTheme="minorHAnsi" w:cstheme="minorHAnsi"/>
         </w:rPr>
-        <w:t xml:space="preserve">Jonathan Marchessault’s five-year contract, valued on July 1, 2024, carries a $5.5 million cap hit. The 2024-25 ceiling was $88.0 million. Values are in millions of dollars.</w:t>
+        <w:t xml:space="preserve">Jonathan Marchessault’s five-year contract, valued on July 1, 2024, carries a $5.5 million cap hit and five years of length. The 2024-25 ceiling was $88.0 million. Values are in millions of dollars.</w:t>
       </w:r>
     </w:p>
     <w:tbl>
@@ -1984,15 +3193,15 @@
         </w:tblCellMar>
       </w:tblPr>
       <w:tblGrid>
-        <w:gridCol w:w="1123"/>
-        <w:gridCol w:w="1029"/>
-        <w:gridCol w:w="1029"/>
-        <w:gridCol w:w="1029"/>
-        <w:gridCol w:w="1029"/>
-        <w:gridCol w:w="1029"/>
-        <w:gridCol w:w="1029"/>
-        <w:gridCol w:w="1029"/>
-        <w:gridCol w:w="1034"/>
+        <w:gridCol w:w="1000"/>
+        <w:gridCol w:w="450"/>
+        <w:gridCol w:w="1130"/>
+        <w:gridCol w:w="1130"/>
+        <w:gridCol w:w="1130"/>
+        <w:gridCol w:w="1130"/>
+        <w:gridCol w:w="1130"/>
+        <w:gridCol w:w="1130"/>
+        <w:gridCol w:w="1130"/>
       </w:tblGrid>
       <w:tr>
         <w:trPr>
@@ -2001,7 +3210,7 @@
         </w:trPr>
         <w:tc>
           <w:tcPr>
-            <w:tcW w:w="1123" w:type="dxa"/>
+            <w:tcW w:w="1000" w:type="dxa"/>
             <w:shd w:val="clear" w:color="auto" w:fill="E7E6E6"/>
           </w:tcPr>
           <w:p>
@@ -2025,7 +3234,7 @@
         </w:tc>
         <w:tc>
           <w:tcPr>
-            <w:tcW w:w="1029" w:type="dxa"/>
+            <w:tcW w:w="450" w:type="dxa"/>
             <w:shd w:val="clear" w:color="auto" w:fill="E7E6E6"/>
           </w:tcPr>
           <w:p>
@@ -2049,7 +3258,7 @@
         </w:tc>
         <w:tc>
           <w:tcPr>
-            <w:tcW w:w="1029" w:type="dxa"/>
+            <w:tcW w:w="1130" w:type="dxa"/>
             <w:shd w:val="clear" w:color="auto" w:fill="E7E6E6"/>
           </w:tcPr>
           <w:p>
@@ -2073,7 +3282,7 @@
         </w:tc>
         <w:tc>
           <w:tcPr>
-            <w:tcW w:w="1029" w:type="dxa"/>
+            <w:tcW w:w="1130" w:type="dxa"/>
             <w:shd w:val="clear" w:color="auto" w:fill="E7E6E6"/>
           </w:tcPr>
           <w:p>
@@ -2097,7 +3306,7 @@
         </w:tc>
         <w:tc>
           <w:tcPr>
-            <w:tcW w:w="1029" w:type="dxa"/>
+            <w:tcW w:w="1130" w:type="dxa"/>
             <w:shd w:val="clear" w:color="auto" w:fill="E7E6E6"/>
           </w:tcPr>
           <w:p>
@@ -2121,7 +3330,7 @@
         </w:tc>
         <w:tc>
           <w:tcPr>
-            <w:tcW w:w="1029" w:type="dxa"/>
+            <w:tcW w:w="1130" w:type="dxa"/>
             <w:shd w:val="clear" w:color="auto" w:fill="E7E6E6"/>
           </w:tcPr>
           <w:p>
@@ -2145,7 +3354,7 @@
         </w:tc>
         <w:tc>
           <w:tcPr>
-            <w:tcW w:w="1029" w:type="dxa"/>
+            <w:tcW w:w="1130" w:type="dxa"/>
             <w:shd w:val="clear" w:color="auto" w:fill="E7E6E6"/>
           </w:tcPr>
           <w:p>
@@ -2169,7 +3378,7 @@
         </w:tc>
         <w:tc>
           <w:tcPr>
-            <w:tcW w:w="1029" w:type="dxa"/>
+            <w:tcW w:w="1130" w:type="dxa"/>
             <w:shd w:val="clear" w:color="auto" w:fill="E7E6E6"/>
           </w:tcPr>
           <w:p>
@@ -2193,7 +3402,7 @@
         </w:tc>
         <w:tc>
           <w:tcPr>
-            <w:tcW w:w="1034" w:type="dxa"/>
+            <w:tcW w:w="1130" w:type="dxa"/>
             <w:shd w:val="clear" w:color="auto" w:fill="E7E6E6"/>
           </w:tcPr>
           <w:p>
@@ -2222,7 +3431,7 @@
         </w:trPr>
         <w:tc>
           <w:tcPr>
-            <w:tcW w:w="1123" w:type="dxa"/>
+            <w:tcW w:w="1000" w:type="dxa"/>
           </w:tcPr>
           <w:p>
             <w:pPr>
@@ -2244,7 +3453,7 @@
         </w:tc>
         <w:tc>
           <w:tcPr>
-            <w:tcW w:w="1029" w:type="dxa"/>
+            <w:tcW w:w="450" w:type="dxa"/>
           </w:tcPr>
           <w:p>
             <w:pPr>
@@ -2266,73 +3475,73 @@
         </w:tc>
         <w:tc>
           <w:tcPr>
-            <w:tcW w:w="1029" w:type="dxa"/>
-          </w:tcPr>
-          <w:p>
-            <w:pPr>
-              <w:spacing w:before="20" w:after="20" w:line="240" w:lineRule="auto"/>
-              <w:jc w:val="right"/>
-              <w:rPr>
-                <w:rFonts w:asciiTheme="minorHAnsi" w:hAnsiTheme="minorHAnsi" w:cstheme="minorHAnsi"/>
-              </w:rPr>
-            </w:pPr>
-            <w:r>
-              <w:rPr>
-                <w:rFonts w:asciiTheme="minorHAnsi" w:hAnsiTheme="minorHAnsi" w:cstheme="minorHAnsi"/>
-                <w:sz w:val="19"/>
-                <w:szCs w:val="19"/>
-              </w:rPr>
-              <w:t xml:space="preserve">2.08</w:t>
-            </w:r>
-          </w:p>
-        </w:tc>
-        <w:tc>
-          <w:tcPr>
-            <w:tcW w:w="1029" w:type="dxa"/>
-          </w:tcPr>
-          <w:p>
-            <w:pPr>
-              <w:spacing w:before="20" w:after="20" w:line="240" w:lineRule="auto"/>
-              <w:jc w:val="right"/>
-              <w:rPr>
-                <w:rFonts w:asciiTheme="minorHAnsi" w:hAnsiTheme="minorHAnsi" w:cstheme="minorHAnsi"/>
-              </w:rPr>
-            </w:pPr>
-            <w:r>
-              <w:rPr>
-                <w:rFonts w:asciiTheme="minorHAnsi" w:hAnsiTheme="minorHAnsi" w:cstheme="minorHAnsi"/>
-                <w:sz w:val="19"/>
-                <w:szCs w:val="19"/>
-              </w:rPr>
-              <w:t xml:space="preserve">6.33</w:t>
-            </w:r>
-          </w:p>
-        </w:tc>
-        <w:tc>
-          <w:tcPr>
-            <w:tcW w:w="1029" w:type="dxa"/>
-          </w:tcPr>
-          <w:p>
-            <w:pPr>
-              <w:spacing w:before="20" w:after="20" w:line="240" w:lineRule="auto"/>
-              <w:jc w:val="right"/>
-              <w:rPr>
-                <w:rFonts w:asciiTheme="minorHAnsi" w:hAnsiTheme="minorHAnsi" w:cstheme="minorHAnsi"/>
-              </w:rPr>
-            </w:pPr>
-            <w:r>
-              <w:rPr>
-                <w:rFonts w:asciiTheme="minorHAnsi" w:hAnsiTheme="minorHAnsi" w:cstheme="minorHAnsi"/>
-                <w:sz w:val="19"/>
-                <w:szCs w:val="19"/>
-              </w:rPr>
-              <w:t xml:space="preserve">6.34</w:t>
-            </w:r>
-          </w:p>
-        </w:tc>
-        <w:tc>
-          <w:tcPr>
-            <w:tcW w:w="1029" w:type="dxa"/>
+            <w:tcW w:w="1130" w:type="dxa"/>
+          </w:tcPr>
+          <w:p>
+            <w:pPr>
+              <w:spacing w:before="20" w:after="20" w:line="240" w:lineRule="auto"/>
+              <w:jc w:val="right"/>
+              <w:rPr>
+                <w:rFonts w:asciiTheme="minorHAnsi" w:hAnsiTheme="minorHAnsi" w:cstheme="minorHAnsi"/>
+              </w:rPr>
+            </w:pPr>
+            <w:r>
+              <w:rPr>
+                <w:rFonts w:asciiTheme="minorHAnsi" w:hAnsiTheme="minorHAnsi" w:cstheme="minorHAnsi"/>
+                <w:sz w:val="19"/>
+                <w:szCs w:val="19"/>
+              </w:rPr>
+              <w:t xml:space="preserve">1.891</w:t>
+            </w:r>
+          </w:p>
+        </w:tc>
+        <w:tc>
+          <w:tcPr>
+            <w:tcW w:w="1130" w:type="dxa"/>
+          </w:tcPr>
+          <w:p>
+            <w:pPr>
+              <w:spacing w:before="20" w:after="20" w:line="240" w:lineRule="auto"/>
+              <w:jc w:val="right"/>
+              <w:rPr>
+                <w:rFonts w:asciiTheme="minorHAnsi" w:hAnsiTheme="minorHAnsi" w:cstheme="minorHAnsi"/>
+              </w:rPr>
+            </w:pPr>
+            <w:r>
+              <w:rPr>
+                <w:rFonts w:asciiTheme="minorHAnsi" w:hAnsiTheme="minorHAnsi" w:cstheme="minorHAnsi"/>
+                <w:sz w:val="19"/>
+                <w:szCs w:val="19"/>
+              </w:rPr>
+              <w:t xml:space="preserve">6.454</w:t>
+            </w:r>
+          </w:p>
+        </w:tc>
+        <w:tc>
+          <w:tcPr>
+            <w:tcW w:w="1130" w:type="dxa"/>
+          </w:tcPr>
+          <w:p>
+            <w:pPr>
+              <w:spacing w:before="20" w:after="20" w:line="240" w:lineRule="auto"/>
+              <w:jc w:val="right"/>
+              <w:rPr>
+                <w:rFonts w:asciiTheme="minorHAnsi" w:hAnsiTheme="minorHAnsi" w:cstheme="minorHAnsi"/>
+              </w:rPr>
+            </w:pPr>
+            <w:r>
+              <w:rPr>
+                <w:rFonts w:asciiTheme="minorHAnsi" w:hAnsiTheme="minorHAnsi" w:cstheme="minorHAnsi"/>
+                <w:sz w:val="19"/>
+                <w:szCs w:val="19"/>
+              </w:rPr>
+              <w:t xml:space="preserve">6.454</w:t>
+            </w:r>
+          </w:p>
+        </w:tc>
+        <w:tc>
+          <w:tcPr>
+            <w:tcW w:w="1130" w:type="dxa"/>
           </w:tcPr>
           <w:p>
             <w:pPr>
@@ -2354,29 +3563,29 @@
         </w:tc>
         <w:tc>
           <w:tcPr>
-            <w:tcW w:w="1029" w:type="dxa"/>
-          </w:tcPr>
-          <w:p>
-            <w:pPr>
-              <w:spacing w:before="20" w:after="20" w:line="240" w:lineRule="auto"/>
-              <w:jc w:val="right"/>
-              <w:rPr>
-                <w:rFonts w:asciiTheme="minorHAnsi" w:hAnsiTheme="minorHAnsi" w:cstheme="minorHAnsi"/>
-              </w:rPr>
-            </w:pPr>
-            <w:r>
-              <w:rPr>
-                <w:rFonts w:asciiTheme="minorHAnsi" w:hAnsiTheme="minorHAnsi" w:cstheme="minorHAnsi"/>
-                <w:sz w:val="19"/>
-                <w:szCs w:val="19"/>
-              </w:rPr>
-              <w:t xml:space="preserve">5.50</w:t>
-            </w:r>
-          </w:p>
-        </w:tc>
-        <w:tc>
-          <w:tcPr>
-            <w:tcW w:w="1029" w:type="dxa"/>
+            <w:tcW w:w="1130" w:type="dxa"/>
+          </w:tcPr>
+          <w:p>
+            <w:pPr>
+              <w:spacing w:before="20" w:after="20" w:line="240" w:lineRule="auto"/>
+              <w:jc w:val="right"/>
+              <w:rPr>
+                <w:rFonts w:asciiTheme="minorHAnsi" w:hAnsiTheme="minorHAnsi" w:cstheme="minorHAnsi"/>
+              </w:rPr>
+            </w:pPr>
+            <w:r>
+              <w:rPr>
+                <w:rFonts w:asciiTheme="minorHAnsi" w:hAnsiTheme="minorHAnsi" w:cstheme="minorHAnsi"/>
+                <w:sz w:val="19"/>
+                <w:szCs w:val="19"/>
+              </w:rPr>
+              <w:t xml:space="preserve">5.500</w:t>
+            </w:r>
+          </w:p>
+        </w:tc>
+        <w:tc>
+          <w:tcPr>
+            <w:tcW w:w="1130" w:type="dxa"/>
           </w:tcPr>
           <w:p>
             <w:pPr>
@@ -2398,23 +3607,23 @@
         </w:tc>
         <w:tc>
           <w:tcPr>
-            <w:tcW w:w="1034" w:type="dxa"/>
-          </w:tcPr>
-          <w:p>
-            <w:pPr>
-              <w:spacing w:before="20" w:after="20" w:line="240" w:lineRule="auto"/>
-              <w:jc w:val="right"/>
-              <w:rPr>
-                <w:rFonts w:asciiTheme="minorHAnsi" w:hAnsiTheme="minorHAnsi" w:cstheme="minorHAnsi"/>
-              </w:rPr>
-            </w:pPr>
-            <w:r>
-              <w:rPr>
-                <w:rFonts w:asciiTheme="minorHAnsi" w:hAnsiTheme="minorHAnsi" w:cstheme="minorHAnsi"/>
-                <w:sz w:val="19"/>
-                <w:szCs w:val="19"/>
-              </w:rPr>
-              <w:t xml:space="preserve">+0.76</w:t>
+            <w:tcW w:w="1130" w:type="dxa"/>
+          </w:tcPr>
+          <w:p>
+            <w:pPr>
+              <w:spacing w:before="20" w:after="20" w:line="240" w:lineRule="auto"/>
+              <w:jc w:val="right"/>
+              <w:rPr>
+                <w:rFonts w:asciiTheme="minorHAnsi" w:hAnsiTheme="minorHAnsi" w:cstheme="minorHAnsi"/>
+              </w:rPr>
+            </w:pPr>
+            <w:r>
+              <w:rPr>
+                <w:rFonts w:asciiTheme="minorHAnsi" w:hAnsiTheme="minorHAnsi" w:cstheme="minorHAnsi"/>
+                <w:sz w:val="19"/>
+                <w:szCs w:val="19"/>
+              </w:rPr>
+              <w:t xml:space="preserve">+0.878</w:t>
             </w:r>
           </w:p>
         </w:tc>
@@ -2425,7 +3634,7 @@
         </w:trPr>
         <w:tc>
           <w:tcPr>
-            <w:tcW w:w="1123" w:type="dxa"/>
+            <w:tcW w:w="1000" w:type="dxa"/>
           </w:tcPr>
           <w:p>
             <w:pPr>
@@ -2447,7 +3656,7 @@
         </w:tc>
         <w:tc>
           <w:tcPr>
-            <w:tcW w:w="1029" w:type="dxa"/>
+            <w:tcW w:w="450" w:type="dxa"/>
           </w:tcPr>
           <w:p>
             <w:pPr>
@@ -2469,117 +3678,117 @@
         </w:tc>
         <w:tc>
           <w:tcPr>
-            <w:tcW w:w="1029" w:type="dxa"/>
-          </w:tcPr>
-          <w:p>
-            <w:pPr>
-              <w:spacing w:before="20" w:after="20" w:line="240" w:lineRule="auto"/>
-              <w:jc w:val="right"/>
-              <w:rPr>
-                <w:rFonts w:asciiTheme="minorHAnsi" w:hAnsiTheme="minorHAnsi" w:cstheme="minorHAnsi"/>
-              </w:rPr>
-            </w:pPr>
-            <w:r>
-              <w:rPr>
-                <w:rFonts w:asciiTheme="minorHAnsi" w:hAnsiTheme="minorHAnsi" w:cstheme="minorHAnsi"/>
-                <w:sz w:val="19"/>
-                <w:szCs w:val="19"/>
-              </w:rPr>
-              <w:t xml:space="preserve">1.70</w:t>
-            </w:r>
-          </w:p>
-        </w:tc>
-        <w:tc>
-          <w:tcPr>
-            <w:tcW w:w="1029" w:type="dxa"/>
-          </w:tcPr>
-          <w:p>
-            <w:pPr>
-              <w:spacing w:before="20" w:after="20" w:line="240" w:lineRule="auto"/>
-              <w:jc w:val="right"/>
-              <w:rPr>
-                <w:rFonts w:asciiTheme="minorHAnsi" w:hAnsiTheme="minorHAnsi" w:cstheme="minorHAnsi"/>
-              </w:rPr>
-            </w:pPr>
-            <w:r>
-              <w:rPr>
-                <w:rFonts w:asciiTheme="minorHAnsi" w:hAnsiTheme="minorHAnsi" w:cstheme="minorHAnsi"/>
-                <w:sz w:val="19"/>
-                <w:szCs w:val="19"/>
-              </w:rPr>
-              <w:t xml:space="preserve">5.45</w:t>
-            </w:r>
-          </w:p>
-        </w:tc>
-        <w:tc>
-          <w:tcPr>
-            <w:tcW w:w="1029" w:type="dxa"/>
-          </w:tcPr>
-          <w:p>
-            <w:pPr>
-              <w:spacing w:before="20" w:after="20" w:line="240" w:lineRule="auto"/>
-              <w:jc w:val="right"/>
-              <w:rPr>
-                <w:rFonts w:asciiTheme="minorHAnsi" w:hAnsiTheme="minorHAnsi" w:cstheme="minorHAnsi"/>
-              </w:rPr>
-            </w:pPr>
-            <w:r>
-              <w:rPr>
-                <w:rFonts w:asciiTheme="minorHAnsi" w:hAnsiTheme="minorHAnsi" w:cstheme="minorHAnsi"/>
-                <w:sz w:val="19"/>
-                <w:szCs w:val="19"/>
-              </w:rPr>
-              <w:t xml:space="preserve">5.49</w:t>
-            </w:r>
-          </w:p>
-        </w:tc>
-        <w:tc>
-          <w:tcPr>
-            <w:tcW w:w="1029" w:type="dxa"/>
-          </w:tcPr>
-          <w:p>
-            <w:pPr>
-              <w:spacing w:before="20" w:after="20" w:line="240" w:lineRule="auto"/>
-              <w:jc w:val="right"/>
-              <w:rPr>
-                <w:rFonts w:asciiTheme="minorHAnsi" w:hAnsiTheme="minorHAnsi" w:cstheme="minorHAnsi"/>
-              </w:rPr>
-            </w:pPr>
-            <w:r>
-              <w:rPr>
-                <w:rFonts w:asciiTheme="minorHAnsi" w:hAnsiTheme="minorHAnsi" w:cstheme="minorHAnsi"/>
-                <w:sz w:val="19"/>
-                <w:szCs w:val="19"/>
-              </w:rPr>
-              <w:t xml:space="preserve">0.976</w:t>
-            </w:r>
-          </w:p>
-        </w:tc>
-        <w:tc>
-          <w:tcPr>
-            <w:tcW w:w="1029" w:type="dxa"/>
-          </w:tcPr>
-          <w:p>
-            <w:pPr>
-              <w:spacing w:before="20" w:after="20" w:line="240" w:lineRule="auto"/>
-              <w:jc w:val="right"/>
-              <w:rPr>
-                <w:rFonts w:asciiTheme="minorHAnsi" w:hAnsiTheme="minorHAnsi" w:cstheme="minorHAnsi"/>
-              </w:rPr>
-            </w:pPr>
-            <w:r>
-              <w:rPr>
-                <w:rFonts w:asciiTheme="minorHAnsi" w:hAnsiTheme="minorHAnsi" w:cstheme="minorHAnsi"/>
-                <w:sz w:val="19"/>
-                <w:szCs w:val="19"/>
-              </w:rPr>
-              <w:t xml:space="preserve">5.50</w:t>
-            </w:r>
-          </w:p>
-        </w:tc>
-        <w:tc>
-          <w:tcPr>
-            <w:tcW w:w="1029" w:type="dxa"/>
+            <w:tcW w:w="1130" w:type="dxa"/>
+          </w:tcPr>
+          <w:p>
+            <w:pPr>
+              <w:spacing w:before="20" w:after="20" w:line="240" w:lineRule="auto"/>
+              <w:jc w:val="right"/>
+              <w:rPr>
+                <w:rFonts w:asciiTheme="minorHAnsi" w:hAnsiTheme="minorHAnsi" w:cstheme="minorHAnsi"/>
+              </w:rPr>
+            </w:pPr>
+            <w:r>
+              <w:rPr>
+                <w:rFonts w:asciiTheme="minorHAnsi" w:hAnsiTheme="minorHAnsi" w:cstheme="minorHAnsi"/>
+                <w:sz w:val="19"/>
+                <w:szCs w:val="19"/>
+              </w:rPr>
+              <w:t xml:space="preserve">1.604</w:t>
+            </w:r>
+          </w:p>
+        </w:tc>
+        <w:tc>
+          <w:tcPr>
+            <w:tcW w:w="1130" w:type="dxa"/>
+          </w:tcPr>
+          <w:p>
+            <w:pPr>
+              <w:spacing w:before="20" w:after="20" w:line="240" w:lineRule="auto"/>
+              <w:jc w:val="right"/>
+              <w:rPr>
+                <w:rFonts w:asciiTheme="minorHAnsi" w:hAnsiTheme="minorHAnsi" w:cstheme="minorHAnsi"/>
+              </w:rPr>
+            </w:pPr>
+            <w:r>
+              <w:rPr>
+                <w:rFonts w:asciiTheme="minorHAnsi" w:hAnsiTheme="minorHAnsi" w:cstheme="minorHAnsi"/>
+                <w:sz w:val="19"/>
+                <w:szCs w:val="19"/>
+              </w:rPr>
+              <w:t xml:space="preserve">6.193</w:t>
+            </w:r>
+          </w:p>
+        </w:tc>
+        <w:tc>
+          <w:tcPr>
+            <w:tcW w:w="1130" w:type="dxa"/>
+          </w:tcPr>
+          <w:p>
+            <w:pPr>
+              <w:spacing w:before="20" w:after="20" w:line="240" w:lineRule="auto"/>
+              <w:jc w:val="right"/>
+              <w:rPr>
+                <w:rFonts w:asciiTheme="minorHAnsi" w:hAnsiTheme="minorHAnsi" w:cstheme="minorHAnsi"/>
+              </w:rPr>
+            </w:pPr>
+            <w:r>
+              <w:rPr>
+                <w:rFonts w:asciiTheme="minorHAnsi" w:hAnsiTheme="minorHAnsi" w:cstheme="minorHAnsi"/>
+                <w:sz w:val="19"/>
+                <w:szCs w:val="19"/>
+              </w:rPr>
+              <w:t xml:space="preserve">6.193</w:t>
+            </w:r>
+          </w:p>
+        </w:tc>
+        <w:tc>
+          <w:tcPr>
+            <w:tcW w:w="1130" w:type="dxa"/>
+          </w:tcPr>
+          <w:p>
+            <w:pPr>
+              <w:spacing w:before="20" w:after="20" w:line="240" w:lineRule="auto"/>
+              <w:jc w:val="right"/>
+              <w:rPr>
+                <w:rFonts w:asciiTheme="minorHAnsi" w:hAnsiTheme="minorHAnsi" w:cstheme="minorHAnsi"/>
+              </w:rPr>
+            </w:pPr>
+            <w:r>
+              <w:rPr>
+                <w:rFonts w:asciiTheme="minorHAnsi" w:hAnsiTheme="minorHAnsi" w:cstheme="minorHAnsi"/>
+                <w:sz w:val="19"/>
+                <w:szCs w:val="19"/>
+              </w:rPr>
+              <w:t xml:space="preserve">0.977</w:t>
+            </w:r>
+          </w:p>
+        </w:tc>
+        <w:tc>
+          <w:tcPr>
+            <w:tcW w:w="1130" w:type="dxa"/>
+          </w:tcPr>
+          <w:p>
+            <w:pPr>
+              <w:spacing w:before="20" w:after="20" w:line="240" w:lineRule="auto"/>
+              <w:jc w:val="right"/>
+              <w:rPr>
+                <w:rFonts w:asciiTheme="minorHAnsi" w:hAnsiTheme="minorHAnsi" w:cstheme="minorHAnsi"/>
+              </w:rPr>
+            </w:pPr>
+            <w:r>
+              <w:rPr>
+                <w:rFonts w:asciiTheme="minorHAnsi" w:hAnsiTheme="minorHAnsi" w:cstheme="minorHAnsi"/>
+                <w:sz w:val="19"/>
+                <w:szCs w:val="19"/>
+              </w:rPr>
+              <w:t xml:space="preserve">5.500</w:t>
+            </w:r>
+          </w:p>
+        </w:tc>
+        <w:tc>
+          <w:tcPr>
+            <w:tcW w:w="1130" w:type="dxa"/>
           </w:tcPr>
           <w:p>
             <w:pPr>
@@ -2601,23 +3810,23 @@
         </w:tc>
         <w:tc>
           <w:tcPr>
-            <w:tcW w:w="1034" w:type="dxa"/>
-          </w:tcPr>
-          <w:p>
-            <w:pPr>
-              <w:spacing w:before="20" w:after="20" w:line="240" w:lineRule="auto"/>
-              <w:jc w:val="right"/>
-              <w:rPr>
-                <w:rFonts w:asciiTheme="minorHAnsi" w:hAnsiTheme="minorHAnsi" w:cstheme="minorHAnsi"/>
-              </w:rPr>
-            </w:pPr>
-            <w:r>
-              <w:rPr>
-                <w:rFonts w:asciiTheme="minorHAnsi" w:hAnsiTheme="minorHAnsi" w:cstheme="minorHAnsi"/>
-                <w:sz w:val="19"/>
-                <w:szCs w:val="19"/>
-              </w:rPr>
-              <w:t xml:space="preserve">-0.14</w:t>
+            <w:tcW w:w="1130" w:type="dxa"/>
+          </w:tcPr>
+          <w:p>
+            <w:pPr>
+              <w:spacing w:before="20" w:after="20" w:line="240" w:lineRule="auto"/>
+              <w:jc w:val="right"/>
+              <w:rPr>
+                <w:rFonts w:asciiTheme="minorHAnsi" w:hAnsiTheme="minorHAnsi" w:cstheme="minorHAnsi"/>
+              </w:rPr>
+            </w:pPr>
+            <w:r>
+              <w:rPr>
+                <w:rFonts w:asciiTheme="minorHAnsi" w:hAnsiTheme="minorHAnsi" w:cstheme="minorHAnsi"/>
+                <w:sz w:val="19"/>
+                <w:szCs w:val="19"/>
+              </w:rPr>
+              <w:t xml:space="preserve">+0.531</w:t>
             </w:r>
           </w:p>
         </w:tc>
@@ -2628,7 +3837,7 @@
         </w:trPr>
         <w:tc>
           <w:tcPr>
-            <w:tcW w:w="1123" w:type="dxa"/>
+            <w:tcW w:w="1000" w:type="dxa"/>
           </w:tcPr>
           <w:p>
             <w:pPr>
@@ -2650,7 +3859,7 @@
         </w:tc>
         <w:tc>
           <w:tcPr>
-            <w:tcW w:w="1029" w:type="dxa"/>
+            <w:tcW w:w="450" w:type="dxa"/>
           </w:tcPr>
           <w:p>
             <w:pPr>
@@ -2672,117 +3881,117 @@
         </w:tc>
         <w:tc>
           <w:tcPr>
-            <w:tcW w:w="1029" w:type="dxa"/>
-          </w:tcPr>
-          <w:p>
-            <w:pPr>
-              <w:spacing w:before="20" w:after="20" w:line="240" w:lineRule="auto"/>
-              <w:jc w:val="right"/>
-              <w:rPr>
-                <w:rFonts w:asciiTheme="minorHAnsi" w:hAnsiTheme="minorHAnsi" w:cstheme="minorHAnsi"/>
-              </w:rPr>
-            </w:pPr>
-            <w:r>
-              <w:rPr>
-                <w:rFonts w:asciiTheme="minorHAnsi" w:hAnsiTheme="minorHAnsi" w:cstheme="minorHAnsi"/>
-                <w:sz w:val="19"/>
-                <w:szCs w:val="19"/>
-              </w:rPr>
-              <w:t xml:space="preserve">1.48</w:t>
-            </w:r>
-          </w:p>
-        </w:tc>
-        <w:tc>
-          <w:tcPr>
-            <w:tcW w:w="1029" w:type="dxa"/>
-          </w:tcPr>
-          <w:p>
-            <w:pPr>
-              <w:spacing w:before="20" w:after="20" w:line="240" w:lineRule="auto"/>
-              <w:jc w:val="right"/>
-              <w:rPr>
-                <w:rFonts w:asciiTheme="minorHAnsi" w:hAnsiTheme="minorHAnsi" w:cstheme="minorHAnsi"/>
-              </w:rPr>
-            </w:pPr>
-            <w:r>
-              <w:rPr>
-                <w:rFonts w:asciiTheme="minorHAnsi" w:hAnsiTheme="minorHAnsi" w:cstheme="minorHAnsi"/>
-                <w:sz w:val="19"/>
-                <w:szCs w:val="19"/>
-              </w:rPr>
-              <w:t xml:space="preserve">5.00</w:t>
-            </w:r>
-          </w:p>
-        </w:tc>
-        <w:tc>
-          <w:tcPr>
-            <w:tcW w:w="1029" w:type="dxa"/>
-          </w:tcPr>
-          <w:p>
-            <w:pPr>
-              <w:spacing w:before="20" w:after="20" w:line="240" w:lineRule="auto"/>
-              <w:jc w:val="right"/>
-              <w:rPr>
-                <w:rFonts w:asciiTheme="minorHAnsi" w:hAnsiTheme="minorHAnsi" w:cstheme="minorHAnsi"/>
-              </w:rPr>
-            </w:pPr>
-            <w:r>
-              <w:rPr>
-                <w:rFonts w:asciiTheme="minorHAnsi" w:hAnsiTheme="minorHAnsi" w:cstheme="minorHAnsi"/>
-                <w:sz w:val="19"/>
-                <w:szCs w:val="19"/>
-              </w:rPr>
-              <w:t xml:space="preserve">5.09</w:t>
-            </w:r>
-          </w:p>
-        </w:tc>
-        <w:tc>
-          <w:tcPr>
-            <w:tcW w:w="1029" w:type="dxa"/>
-          </w:tcPr>
-          <w:p>
-            <w:pPr>
-              <w:spacing w:before="20" w:after="20" w:line="240" w:lineRule="auto"/>
-              <w:jc w:val="right"/>
-              <w:rPr>
-                <w:rFonts w:asciiTheme="minorHAnsi" w:hAnsiTheme="minorHAnsi" w:cstheme="minorHAnsi"/>
-              </w:rPr>
-            </w:pPr>
-            <w:r>
-              <w:rPr>
-                <w:rFonts w:asciiTheme="minorHAnsi" w:hAnsiTheme="minorHAnsi" w:cstheme="minorHAnsi"/>
-                <w:sz w:val="19"/>
-                <w:szCs w:val="19"/>
-              </w:rPr>
-              <w:t xml:space="preserve">0.945</w:t>
-            </w:r>
-          </w:p>
-        </w:tc>
-        <w:tc>
-          <w:tcPr>
-            <w:tcW w:w="1029" w:type="dxa"/>
-          </w:tcPr>
-          <w:p>
-            <w:pPr>
-              <w:spacing w:before="20" w:after="20" w:line="240" w:lineRule="auto"/>
-              <w:jc w:val="right"/>
-              <w:rPr>
-                <w:rFonts w:asciiTheme="minorHAnsi" w:hAnsiTheme="minorHAnsi" w:cstheme="minorHAnsi"/>
-              </w:rPr>
-            </w:pPr>
-            <w:r>
-              <w:rPr>
-                <w:rFonts w:asciiTheme="minorHAnsi" w:hAnsiTheme="minorHAnsi" w:cstheme="minorHAnsi"/>
-                <w:sz w:val="19"/>
-                <w:szCs w:val="19"/>
-              </w:rPr>
-              <w:t xml:space="preserve">5.50</w:t>
-            </w:r>
-          </w:p>
-        </w:tc>
-        <w:tc>
-          <w:tcPr>
-            <w:tcW w:w="1029" w:type="dxa"/>
+            <w:tcW w:w="1130" w:type="dxa"/>
+          </w:tcPr>
+          <w:p>
+            <w:pPr>
+              <w:spacing w:before="20" w:after="20" w:line="240" w:lineRule="auto"/>
+              <w:jc w:val="right"/>
+              <w:rPr>
+                <w:rFonts w:asciiTheme="minorHAnsi" w:hAnsiTheme="minorHAnsi" w:cstheme="minorHAnsi"/>
+              </w:rPr>
+            </w:pPr>
+            <w:r>
+              <w:rPr>
+                <w:rFonts w:asciiTheme="minorHAnsi" w:hAnsiTheme="minorHAnsi" w:cstheme="minorHAnsi"/>
+                <w:sz w:val="19"/>
+                <w:szCs w:val="19"/>
+              </w:rPr>
+              <w:t xml:space="preserve">1.365</w:t>
+            </w:r>
+          </w:p>
+        </w:tc>
+        <w:tc>
+          <w:tcPr>
+            <w:tcW w:w="1130" w:type="dxa"/>
+          </w:tcPr>
+          <w:p>
+            <w:pPr>
+              <w:spacing w:before="20" w:after="20" w:line="240" w:lineRule="auto"/>
+              <w:jc w:val="right"/>
+              <w:rPr>
+                <w:rFonts w:asciiTheme="minorHAnsi" w:hAnsiTheme="minorHAnsi" w:cstheme="minorHAnsi"/>
+              </w:rPr>
+            </w:pPr>
+            <w:r>
+              <w:rPr>
+                <w:rFonts w:asciiTheme="minorHAnsi" w:hAnsiTheme="minorHAnsi" w:cstheme="minorHAnsi"/>
+                <w:sz w:val="19"/>
+                <w:szCs w:val="19"/>
+              </w:rPr>
+              <w:t xml:space="preserve">5.988</w:t>
+            </w:r>
+          </w:p>
+        </w:tc>
+        <w:tc>
+          <w:tcPr>
+            <w:tcW w:w="1130" w:type="dxa"/>
+          </w:tcPr>
+          <w:p>
+            <w:pPr>
+              <w:spacing w:before="20" w:after="20" w:line="240" w:lineRule="auto"/>
+              <w:jc w:val="right"/>
+              <w:rPr>
+                <w:rFonts w:asciiTheme="minorHAnsi" w:hAnsiTheme="minorHAnsi" w:cstheme="minorHAnsi"/>
+              </w:rPr>
+            </w:pPr>
+            <w:r>
+              <w:rPr>
+                <w:rFonts w:asciiTheme="minorHAnsi" w:hAnsiTheme="minorHAnsi" w:cstheme="minorHAnsi"/>
+                <w:sz w:val="19"/>
+                <w:szCs w:val="19"/>
+              </w:rPr>
+              <w:t xml:space="preserve">5.989</w:t>
+            </w:r>
+          </w:p>
+        </w:tc>
+        <w:tc>
+          <w:tcPr>
+            <w:tcW w:w="1130" w:type="dxa"/>
+          </w:tcPr>
+          <w:p>
+            <w:pPr>
+              <w:spacing w:before="20" w:after="20" w:line="240" w:lineRule="auto"/>
+              <w:jc w:val="right"/>
+              <w:rPr>
+                <w:rFonts w:asciiTheme="minorHAnsi" w:hAnsiTheme="minorHAnsi" w:cstheme="minorHAnsi"/>
+              </w:rPr>
+            </w:pPr>
+            <w:r>
+              <w:rPr>
+                <w:rFonts w:asciiTheme="minorHAnsi" w:hAnsiTheme="minorHAnsi" w:cstheme="minorHAnsi"/>
+                <w:sz w:val="19"/>
+                <w:szCs w:val="19"/>
+              </w:rPr>
+              <w:t xml:space="preserve">0.947</w:t>
+            </w:r>
+          </w:p>
+        </w:tc>
+        <w:tc>
+          <w:tcPr>
+            <w:tcW w:w="1130" w:type="dxa"/>
+          </w:tcPr>
+          <w:p>
+            <w:pPr>
+              <w:spacing w:before="20" w:after="20" w:line="240" w:lineRule="auto"/>
+              <w:jc w:val="right"/>
+              <w:rPr>
+                <w:rFonts w:asciiTheme="minorHAnsi" w:hAnsiTheme="minorHAnsi" w:cstheme="minorHAnsi"/>
+              </w:rPr>
+            </w:pPr>
+            <w:r>
+              <w:rPr>
+                <w:rFonts w:asciiTheme="minorHAnsi" w:hAnsiTheme="minorHAnsi" w:cstheme="minorHAnsi"/>
+                <w:sz w:val="19"/>
+                <w:szCs w:val="19"/>
+              </w:rPr>
+              <w:t xml:space="preserve">5.500</w:t>
+            </w:r>
+          </w:p>
+        </w:tc>
+        <w:tc>
+          <w:tcPr>
+            <w:tcW w:w="1130" w:type="dxa"/>
           </w:tcPr>
           <w:p>
             <w:pPr>
@@ -2804,23 +4013,23 @@
         </w:tc>
         <w:tc>
           <w:tcPr>
-            <w:tcW w:w="1034" w:type="dxa"/>
-          </w:tcPr>
-          <w:p>
-            <w:pPr>
-              <w:spacing w:before="20" w:after="20" w:line="240" w:lineRule="auto"/>
-              <w:jc w:val="right"/>
-              <w:rPr>
-                <w:rFonts w:asciiTheme="minorHAnsi" w:hAnsiTheme="minorHAnsi" w:cstheme="minorHAnsi"/>
-              </w:rPr>
-            </w:pPr>
-            <w:r>
-              <w:rPr>
-                <w:rFonts w:asciiTheme="minorHAnsi" w:hAnsiTheme="minorHAnsi" w:cstheme="minorHAnsi"/>
-                <w:sz w:val="19"/>
-                <w:szCs w:val="19"/>
-              </w:rPr>
-              <w:t xml:space="preserve">-0.65</w:t>
+            <w:tcW w:w="1130" w:type="dxa"/>
+          </w:tcPr>
+          <w:p>
+            <w:pPr>
+              <w:spacing w:before="20" w:after="20" w:line="240" w:lineRule="auto"/>
+              <w:jc w:val="right"/>
+              <w:rPr>
+                <w:rFonts w:asciiTheme="minorHAnsi" w:hAnsiTheme="minorHAnsi" w:cstheme="minorHAnsi"/>
+              </w:rPr>
+            </w:pPr>
+            <w:r>
+              <w:rPr>
+                <w:rFonts w:asciiTheme="minorHAnsi" w:hAnsiTheme="minorHAnsi" w:cstheme="minorHAnsi"/>
+                <w:sz w:val="19"/>
+                <w:szCs w:val="19"/>
+              </w:rPr>
+              <w:t xml:space="preserve">+0.160</w:t>
             </w:r>
           </w:p>
         </w:tc>
@@ -2831,7 +4040,7 @@
         </w:trPr>
         <w:tc>
           <w:tcPr>
-            <w:tcW w:w="1123" w:type="dxa"/>
+            <w:tcW w:w="1000" w:type="dxa"/>
           </w:tcPr>
           <w:p>
             <w:pPr>
@@ -2853,7 +4062,7 @@
         </w:tc>
         <w:tc>
           <w:tcPr>
-            <w:tcW w:w="1029" w:type="dxa"/>
+            <w:tcW w:w="450" w:type="dxa"/>
           </w:tcPr>
           <w:p>
             <w:pPr>
@@ -2875,117 +4084,117 @@
         </w:tc>
         <w:tc>
           <w:tcPr>
-            <w:tcW w:w="1029" w:type="dxa"/>
-          </w:tcPr>
-          <w:p>
-            <w:pPr>
-              <w:spacing w:before="20" w:after="20" w:line="240" w:lineRule="auto"/>
-              <w:jc w:val="right"/>
-              <w:rPr>
-                <w:rFonts w:asciiTheme="minorHAnsi" w:hAnsiTheme="minorHAnsi" w:cstheme="minorHAnsi"/>
-              </w:rPr>
-            </w:pPr>
-            <w:r>
-              <w:rPr>
-                <w:rFonts w:asciiTheme="minorHAnsi" w:hAnsiTheme="minorHAnsi" w:cstheme="minorHAnsi"/>
-                <w:sz w:val="19"/>
-                <w:szCs w:val="19"/>
-              </w:rPr>
-              <w:t xml:space="preserve">1.31</w:t>
-            </w:r>
-          </w:p>
-        </w:tc>
-        <w:tc>
-          <w:tcPr>
-            <w:tcW w:w="1029" w:type="dxa"/>
-          </w:tcPr>
-          <w:p>
-            <w:pPr>
-              <w:spacing w:before="20" w:after="20" w:line="240" w:lineRule="auto"/>
-              <w:jc w:val="right"/>
-              <w:rPr>
-                <w:rFonts w:asciiTheme="minorHAnsi" w:hAnsiTheme="minorHAnsi" w:cstheme="minorHAnsi"/>
-              </w:rPr>
-            </w:pPr>
-            <w:r>
-              <w:rPr>
-                <w:rFonts w:asciiTheme="minorHAnsi" w:hAnsiTheme="minorHAnsi" w:cstheme="minorHAnsi"/>
-                <w:sz w:val="19"/>
-                <w:szCs w:val="19"/>
-              </w:rPr>
-              <w:t xml:space="preserve">4.63</w:t>
-            </w:r>
-          </w:p>
-        </w:tc>
-        <w:tc>
-          <w:tcPr>
-            <w:tcW w:w="1029" w:type="dxa"/>
-          </w:tcPr>
-          <w:p>
-            <w:pPr>
-              <w:spacing w:before="20" w:after="20" w:line="240" w:lineRule="auto"/>
-              <w:jc w:val="right"/>
-              <w:rPr>
-                <w:rFonts w:asciiTheme="minorHAnsi" w:hAnsiTheme="minorHAnsi" w:cstheme="minorHAnsi"/>
-              </w:rPr>
-            </w:pPr>
-            <w:r>
-              <w:rPr>
-                <w:rFonts w:asciiTheme="minorHAnsi" w:hAnsiTheme="minorHAnsi" w:cstheme="minorHAnsi"/>
-                <w:sz w:val="19"/>
-                <w:szCs w:val="19"/>
-              </w:rPr>
-              <w:t xml:space="preserve">4.82</w:t>
-            </w:r>
-          </w:p>
-        </w:tc>
-        <w:tc>
-          <w:tcPr>
-            <w:tcW w:w="1029" w:type="dxa"/>
-          </w:tcPr>
-          <w:p>
-            <w:pPr>
-              <w:spacing w:before="20" w:after="20" w:line="240" w:lineRule="auto"/>
-              <w:jc w:val="right"/>
-              <w:rPr>
-                <w:rFonts w:asciiTheme="minorHAnsi" w:hAnsiTheme="minorHAnsi" w:cstheme="minorHAnsi"/>
-              </w:rPr>
-            </w:pPr>
-            <w:r>
-              <w:rPr>
-                <w:rFonts w:asciiTheme="minorHAnsi" w:hAnsiTheme="minorHAnsi" w:cstheme="minorHAnsi"/>
-                <w:sz w:val="19"/>
-                <w:szCs w:val="19"/>
-              </w:rPr>
-              <w:t xml:space="preserve">0.881</w:t>
-            </w:r>
-          </w:p>
-        </w:tc>
-        <w:tc>
-          <w:tcPr>
-            <w:tcW w:w="1029" w:type="dxa"/>
-          </w:tcPr>
-          <w:p>
-            <w:pPr>
-              <w:spacing w:before="20" w:after="20" w:line="240" w:lineRule="auto"/>
-              <w:jc w:val="right"/>
-              <w:rPr>
-                <w:rFonts w:asciiTheme="minorHAnsi" w:hAnsiTheme="minorHAnsi" w:cstheme="minorHAnsi"/>
-              </w:rPr>
-            </w:pPr>
-            <w:r>
-              <w:rPr>
-                <w:rFonts w:asciiTheme="minorHAnsi" w:hAnsiTheme="minorHAnsi" w:cstheme="minorHAnsi"/>
-                <w:sz w:val="19"/>
-                <w:szCs w:val="19"/>
-              </w:rPr>
-              <w:t xml:space="preserve">5.50</w:t>
-            </w:r>
-          </w:p>
-        </w:tc>
-        <w:tc>
-          <w:tcPr>
-            <w:tcW w:w="1029" w:type="dxa"/>
+            <w:tcW w:w="1130" w:type="dxa"/>
+          </w:tcPr>
+          <w:p>
+            <w:pPr>
+              <w:spacing w:before="20" w:after="20" w:line="240" w:lineRule="auto"/>
+              <w:jc w:val="right"/>
+              <w:rPr>
+                <w:rFonts w:asciiTheme="minorHAnsi" w:hAnsiTheme="minorHAnsi" w:cstheme="minorHAnsi"/>
+              </w:rPr>
+            </w:pPr>
+            <w:r>
+              <w:rPr>
+                <w:rFonts w:asciiTheme="minorHAnsi" w:hAnsiTheme="minorHAnsi" w:cstheme="minorHAnsi"/>
+                <w:sz w:val="19"/>
+                <w:szCs w:val="19"/>
+              </w:rPr>
+              <w:t xml:space="preserve">1.168</w:t>
+            </w:r>
+          </w:p>
+        </w:tc>
+        <w:tc>
+          <w:tcPr>
+            <w:tcW w:w="1130" w:type="dxa"/>
+          </w:tcPr>
+          <w:p>
+            <w:pPr>
+              <w:spacing w:before="20" w:after="20" w:line="240" w:lineRule="auto"/>
+              <w:jc w:val="right"/>
+              <w:rPr>
+                <w:rFonts w:asciiTheme="minorHAnsi" w:hAnsiTheme="minorHAnsi" w:cstheme="minorHAnsi"/>
+              </w:rPr>
+            </w:pPr>
+            <w:r>
+              <w:rPr>
+                <w:rFonts w:asciiTheme="minorHAnsi" w:hAnsiTheme="minorHAnsi" w:cstheme="minorHAnsi"/>
+                <w:sz w:val="19"/>
+                <w:szCs w:val="19"/>
+              </w:rPr>
+              <w:t xml:space="preserve">5.837</w:t>
+            </w:r>
+          </w:p>
+        </w:tc>
+        <w:tc>
+          <w:tcPr>
+            <w:tcW w:w="1130" w:type="dxa"/>
+          </w:tcPr>
+          <w:p>
+            <w:pPr>
+              <w:spacing w:before="20" w:after="20" w:line="240" w:lineRule="auto"/>
+              <w:jc w:val="right"/>
+              <w:rPr>
+                <w:rFonts w:asciiTheme="minorHAnsi" w:hAnsiTheme="minorHAnsi" w:cstheme="minorHAnsi"/>
+              </w:rPr>
+            </w:pPr>
+            <w:r>
+              <w:rPr>
+                <w:rFonts w:asciiTheme="minorHAnsi" w:hAnsiTheme="minorHAnsi" w:cstheme="minorHAnsi"/>
+                <w:sz w:val="19"/>
+                <w:szCs w:val="19"/>
+              </w:rPr>
+              <w:t xml:space="preserve">5.838</w:t>
+            </w:r>
+          </w:p>
+        </w:tc>
+        <w:tc>
+          <w:tcPr>
+            <w:tcW w:w="1130" w:type="dxa"/>
+          </w:tcPr>
+          <w:p>
+            <w:pPr>
+              <w:spacing w:before="20" w:after="20" w:line="240" w:lineRule="auto"/>
+              <w:jc w:val="right"/>
+              <w:rPr>
+                <w:rFonts w:asciiTheme="minorHAnsi" w:hAnsiTheme="minorHAnsi" w:cstheme="minorHAnsi"/>
+              </w:rPr>
+            </w:pPr>
+            <w:r>
+              <w:rPr>
+                <w:rFonts w:asciiTheme="minorHAnsi" w:hAnsiTheme="minorHAnsi" w:cstheme="minorHAnsi"/>
+                <w:sz w:val="19"/>
+                <w:szCs w:val="19"/>
+              </w:rPr>
+              <w:t xml:space="preserve">0.886</w:t>
+            </w:r>
+          </w:p>
+        </w:tc>
+        <w:tc>
+          <w:tcPr>
+            <w:tcW w:w="1130" w:type="dxa"/>
+          </w:tcPr>
+          <w:p>
+            <w:pPr>
+              <w:spacing w:before="20" w:after="20" w:line="240" w:lineRule="auto"/>
+              <w:jc w:val="right"/>
+              <w:rPr>
+                <w:rFonts w:asciiTheme="minorHAnsi" w:hAnsiTheme="minorHAnsi" w:cstheme="minorHAnsi"/>
+              </w:rPr>
+            </w:pPr>
+            <w:r>
+              <w:rPr>
+                <w:rFonts w:asciiTheme="minorHAnsi" w:hAnsiTheme="minorHAnsi" w:cstheme="minorHAnsi"/>
+                <w:sz w:val="19"/>
+                <w:szCs w:val="19"/>
+              </w:rPr>
+              <w:t xml:space="preserve">5.500</w:t>
+            </w:r>
+          </w:p>
+        </w:tc>
+        <w:tc>
+          <w:tcPr>
+            <w:tcW w:w="1130" w:type="dxa"/>
           </w:tcPr>
           <w:p>
             <w:pPr>
@@ -3007,23 +4216,23 @@
         </w:tc>
         <w:tc>
           <w:tcPr>
-            <w:tcW w:w="1034" w:type="dxa"/>
-          </w:tcPr>
-          <w:p>
-            <w:pPr>
-              <w:spacing w:before="20" w:after="20" w:line="240" w:lineRule="auto"/>
-              <w:jc w:val="right"/>
-              <w:rPr>
-                <w:rFonts w:asciiTheme="minorHAnsi" w:hAnsiTheme="minorHAnsi" w:cstheme="minorHAnsi"/>
-              </w:rPr>
-            </w:pPr>
-            <w:r>
-              <w:rPr>
-                <w:rFonts w:asciiTheme="minorHAnsi" w:hAnsiTheme="minorHAnsi" w:cstheme="minorHAnsi"/>
-                <w:sz w:val="19"/>
-                <w:szCs w:val="19"/>
-              </w:rPr>
-              <w:t xml:space="preserve">-1.15</w:t>
+            <w:tcW w:w="1130" w:type="dxa"/>
+          </w:tcPr>
+          <w:p>
+            <w:pPr>
+              <w:spacing w:before="20" w:after="20" w:line="240" w:lineRule="auto"/>
+              <w:jc w:val="right"/>
+              <w:rPr>
+                <w:rFonts w:asciiTheme="minorHAnsi" w:hAnsiTheme="minorHAnsi" w:cstheme="minorHAnsi"/>
+              </w:rPr>
+            </w:pPr>
+            <w:r>
+              <w:rPr>
+                <w:rFonts w:asciiTheme="minorHAnsi" w:hAnsiTheme="minorHAnsi" w:cstheme="minorHAnsi"/>
+                <w:sz w:val="19"/>
+                <w:szCs w:val="19"/>
+              </w:rPr>
+              <w:t xml:space="preserve">-0.301</w:t>
             </w:r>
           </w:p>
         </w:tc>
@@ -3034,7 +4243,7 @@
         </w:trPr>
         <w:tc>
           <w:tcPr>
-            <w:tcW w:w="1123" w:type="dxa"/>
+            <w:tcW w:w="1000" w:type="dxa"/>
           </w:tcPr>
           <w:p>
             <w:pPr>
@@ -3056,7 +4265,7 @@
         </w:tc>
         <w:tc>
           <w:tcPr>
-            <w:tcW w:w="1029" w:type="dxa"/>
+            <w:tcW w:w="450" w:type="dxa"/>
           </w:tcPr>
           <w:p>
             <w:pPr>
@@ -3078,117 +4287,117 @@
         </w:tc>
         <w:tc>
           <w:tcPr>
-            <w:tcW w:w="1029" w:type="dxa"/>
-          </w:tcPr>
-          <w:p>
-            <w:pPr>
-              <w:spacing w:before="20" w:after="20" w:line="240" w:lineRule="auto"/>
-              <w:jc w:val="right"/>
-              <w:rPr>
-                <w:rFonts w:asciiTheme="minorHAnsi" w:hAnsiTheme="minorHAnsi" w:cstheme="minorHAnsi"/>
-              </w:rPr>
-            </w:pPr>
-            <w:r>
-              <w:rPr>
-                <w:rFonts w:asciiTheme="minorHAnsi" w:hAnsiTheme="minorHAnsi" w:cstheme="minorHAnsi"/>
-                <w:sz w:val="19"/>
-                <w:szCs w:val="19"/>
-              </w:rPr>
-              <w:t xml:space="preserve">0.95</w:t>
-            </w:r>
-          </w:p>
-        </w:tc>
-        <w:tc>
-          <w:tcPr>
-            <w:tcW w:w="1029" w:type="dxa"/>
-          </w:tcPr>
-          <w:p>
-            <w:pPr>
-              <w:spacing w:before="20" w:after="20" w:line="240" w:lineRule="auto"/>
-              <w:jc w:val="right"/>
-              <w:rPr>
-                <w:rFonts w:asciiTheme="minorHAnsi" w:hAnsiTheme="minorHAnsi" w:cstheme="minorHAnsi"/>
-              </w:rPr>
-            </w:pPr>
-            <w:r>
-              <w:rPr>
-                <w:rFonts w:asciiTheme="minorHAnsi" w:hAnsiTheme="minorHAnsi" w:cstheme="minorHAnsi"/>
-                <w:sz w:val="19"/>
-                <w:szCs w:val="19"/>
-              </w:rPr>
-              <w:t xml:space="preserve">3.66</w:t>
-            </w:r>
-          </w:p>
-        </w:tc>
-        <w:tc>
-          <w:tcPr>
-            <w:tcW w:w="1029" w:type="dxa"/>
-          </w:tcPr>
-          <w:p>
-            <w:pPr>
-              <w:spacing w:before="20" w:after="20" w:line="240" w:lineRule="auto"/>
-              <w:jc w:val="right"/>
-              <w:rPr>
-                <w:rFonts w:asciiTheme="minorHAnsi" w:hAnsiTheme="minorHAnsi" w:cstheme="minorHAnsi"/>
-              </w:rPr>
-            </w:pPr>
-            <w:r>
-              <w:rPr>
-                <w:rFonts w:asciiTheme="minorHAnsi" w:hAnsiTheme="minorHAnsi" w:cstheme="minorHAnsi"/>
-                <w:sz w:val="19"/>
-                <w:szCs w:val="19"/>
-              </w:rPr>
-              <w:t xml:space="preserve">4.06</w:t>
-            </w:r>
-          </w:p>
-        </w:tc>
-        <w:tc>
-          <w:tcPr>
-            <w:tcW w:w="1029" w:type="dxa"/>
-          </w:tcPr>
-          <w:p>
-            <w:pPr>
-              <w:spacing w:before="20" w:after="20" w:line="240" w:lineRule="auto"/>
-              <w:jc w:val="right"/>
-              <w:rPr>
-                <w:rFonts w:asciiTheme="minorHAnsi" w:hAnsiTheme="minorHAnsi" w:cstheme="minorHAnsi"/>
-              </w:rPr>
-            </w:pPr>
-            <w:r>
-              <w:rPr>
-                <w:rFonts w:asciiTheme="minorHAnsi" w:hAnsiTheme="minorHAnsi" w:cstheme="minorHAnsi"/>
-                <w:sz w:val="19"/>
-                <w:szCs w:val="19"/>
-              </w:rPr>
-              <w:t xml:space="preserve">0.782</w:t>
-            </w:r>
-          </w:p>
-        </w:tc>
-        <w:tc>
-          <w:tcPr>
-            <w:tcW w:w="1029" w:type="dxa"/>
-          </w:tcPr>
-          <w:p>
-            <w:pPr>
-              <w:spacing w:before="20" w:after="20" w:line="240" w:lineRule="auto"/>
-              <w:jc w:val="right"/>
-              <w:rPr>
-                <w:rFonts w:asciiTheme="minorHAnsi" w:hAnsiTheme="minorHAnsi" w:cstheme="minorHAnsi"/>
-              </w:rPr>
-            </w:pPr>
-            <w:r>
-              <w:rPr>
-                <w:rFonts w:asciiTheme="minorHAnsi" w:hAnsiTheme="minorHAnsi" w:cstheme="minorHAnsi"/>
-                <w:sz w:val="19"/>
-                <w:szCs w:val="19"/>
-              </w:rPr>
-              <w:t xml:space="preserve">5.50</w:t>
-            </w:r>
-          </w:p>
-        </w:tc>
-        <w:tc>
-          <w:tcPr>
-            <w:tcW w:w="1029" w:type="dxa"/>
+            <w:tcW w:w="1130" w:type="dxa"/>
+          </w:tcPr>
+          <w:p>
+            <w:pPr>
+              <w:spacing w:before="20" w:after="20" w:line="240" w:lineRule="auto"/>
+              <w:jc w:val="right"/>
+              <w:rPr>
+                <w:rFonts w:asciiTheme="minorHAnsi" w:hAnsiTheme="minorHAnsi" w:cstheme="minorHAnsi"/>
+              </w:rPr>
+            </w:pPr>
+            <w:r>
+              <w:rPr>
+                <w:rFonts w:asciiTheme="minorHAnsi" w:hAnsiTheme="minorHAnsi" w:cstheme="minorHAnsi"/>
+                <w:sz w:val="19"/>
+                <w:szCs w:val="19"/>
+              </w:rPr>
+              <w:t xml:space="preserve">0.828</w:t>
+            </w:r>
+          </w:p>
+        </w:tc>
+        <w:tc>
+          <w:tcPr>
+            <w:tcW w:w="1130" w:type="dxa"/>
+          </w:tcPr>
+          <w:p>
+            <w:pPr>
+              <w:spacing w:before="20" w:after="20" w:line="240" w:lineRule="auto"/>
+              <w:jc w:val="right"/>
+              <w:rPr>
+                <w:rFonts w:asciiTheme="minorHAnsi" w:hAnsiTheme="minorHAnsi" w:cstheme="minorHAnsi"/>
+              </w:rPr>
+            </w:pPr>
+            <w:r>
+              <w:rPr>
+                <w:rFonts w:asciiTheme="minorHAnsi" w:hAnsiTheme="minorHAnsi" w:cstheme="minorHAnsi"/>
+                <w:sz w:val="19"/>
+                <w:szCs w:val="19"/>
+              </w:rPr>
+              <w:t xml:space="preserve">5.425</w:t>
+            </w:r>
+          </w:p>
+        </w:tc>
+        <w:tc>
+          <w:tcPr>
+            <w:tcW w:w="1130" w:type="dxa"/>
+          </w:tcPr>
+          <w:p>
+            <w:pPr>
+              <w:spacing w:before="20" w:after="20" w:line="240" w:lineRule="auto"/>
+              <w:jc w:val="right"/>
+              <w:rPr>
+                <w:rFonts w:asciiTheme="minorHAnsi" w:hAnsiTheme="minorHAnsi" w:cstheme="minorHAnsi"/>
+              </w:rPr>
+            </w:pPr>
+            <w:r>
+              <w:rPr>
+                <w:rFonts w:asciiTheme="minorHAnsi" w:hAnsiTheme="minorHAnsi" w:cstheme="minorHAnsi"/>
+                <w:sz w:val="19"/>
+                <w:szCs w:val="19"/>
+              </w:rPr>
+              <w:t xml:space="preserve">5.431</w:t>
+            </w:r>
+          </w:p>
+        </w:tc>
+        <w:tc>
+          <w:tcPr>
+            <w:tcW w:w="1130" w:type="dxa"/>
+          </w:tcPr>
+          <w:p>
+            <w:pPr>
+              <w:spacing w:before="20" w:after="20" w:line="240" w:lineRule="auto"/>
+              <w:jc w:val="right"/>
+              <w:rPr>
+                <w:rFonts w:asciiTheme="minorHAnsi" w:hAnsiTheme="minorHAnsi" w:cstheme="minorHAnsi"/>
+              </w:rPr>
+            </w:pPr>
+            <w:r>
+              <w:rPr>
+                <w:rFonts w:asciiTheme="minorHAnsi" w:hAnsiTheme="minorHAnsi" w:cstheme="minorHAnsi"/>
+                <w:sz w:val="19"/>
+                <w:szCs w:val="19"/>
+              </w:rPr>
+              <w:t xml:space="preserve">0.785</w:t>
+            </w:r>
+          </w:p>
+        </w:tc>
+        <w:tc>
+          <w:tcPr>
+            <w:tcW w:w="1130" w:type="dxa"/>
+          </w:tcPr>
+          <w:p>
+            <w:pPr>
+              <w:spacing w:before="20" w:after="20" w:line="240" w:lineRule="auto"/>
+              <w:jc w:val="right"/>
+              <w:rPr>
+                <w:rFonts w:asciiTheme="minorHAnsi" w:hAnsiTheme="minorHAnsi" w:cstheme="minorHAnsi"/>
+              </w:rPr>
+            </w:pPr>
+            <w:r>
+              <w:rPr>
+                <w:rFonts w:asciiTheme="minorHAnsi" w:hAnsiTheme="minorHAnsi" w:cstheme="minorHAnsi"/>
+                <w:sz w:val="19"/>
+                <w:szCs w:val="19"/>
+              </w:rPr>
+              <w:t xml:space="preserve">5.500</w:t>
+            </w:r>
+          </w:p>
+        </w:tc>
+        <w:tc>
+          <w:tcPr>
+            <w:tcW w:w="1130" w:type="dxa"/>
           </w:tcPr>
           <w:p>
             <w:pPr>
@@ -3210,23 +4419,23 @@
         </w:tc>
         <w:tc>
           <w:tcPr>
-            <w:tcW w:w="1034" w:type="dxa"/>
-          </w:tcPr>
-          <w:p>
-            <w:pPr>
-              <w:spacing w:before="20" w:after="20" w:line="240" w:lineRule="auto"/>
-              <w:jc w:val="right"/>
-              <w:rPr>
-                <w:rFonts w:asciiTheme="minorHAnsi" w:hAnsiTheme="minorHAnsi" w:cstheme="minorHAnsi"/>
-              </w:rPr>
-            </w:pPr>
-            <w:r>
-              <w:rPr>
-                <w:rFonts w:asciiTheme="minorHAnsi" w:hAnsiTheme="minorHAnsi" w:cstheme="minorHAnsi"/>
-                <w:sz w:val="19"/>
-                <w:szCs w:val="19"/>
-              </w:rPr>
-              <w:t xml:space="preserve">-2.07</w:t>
+            <w:tcW w:w="1130" w:type="dxa"/>
+          </w:tcPr>
+          <w:p>
+            <w:pPr>
+              <w:spacing w:before="20" w:after="20" w:line="240" w:lineRule="auto"/>
+              <w:jc w:val="right"/>
+              <w:rPr>
+                <w:rFonts w:asciiTheme="minorHAnsi" w:hAnsiTheme="minorHAnsi" w:cstheme="minorHAnsi"/>
+              </w:rPr>
+            </w:pPr>
+            <w:r>
+              <w:rPr>
+                <w:rFonts w:asciiTheme="minorHAnsi" w:hAnsiTheme="minorHAnsi" w:cstheme="minorHAnsi"/>
+                <w:sz w:val="19"/>
+                <w:szCs w:val="19"/>
+              </w:rPr>
+              <w:t xml:space="preserve">-1.098</w:t>
             </w:r>
           </w:p>
         </w:tc>
@@ -3237,7 +4446,7 @@
         </w:trPr>
         <w:tc>
           <w:tcPr>
-            <w:tcW w:w="1123" w:type="dxa"/>
+            <w:tcW w:w="1000" w:type="dxa"/>
           </w:tcPr>
           <w:p>
             <w:pPr>
@@ -3259,7 +4468,7 @@
         </w:tc>
         <w:tc>
           <w:tcPr>
-            <w:tcW w:w="1029" w:type="dxa"/>
+            <w:tcW w:w="450" w:type="dxa"/>
           </w:tcPr>
           <w:p>
             <w:pPr>
@@ -3281,7 +4490,7 @@
         </w:tc>
         <w:tc>
           <w:tcPr>
-            <w:tcW w:w="1029" w:type="dxa"/>
+            <w:tcW w:w="1130" w:type="dxa"/>
           </w:tcPr>
           <w:p>
             <w:pPr>
@@ -3303,7 +4512,7 @@
         </w:tc>
         <w:tc>
           <w:tcPr>
-            <w:tcW w:w="1029" w:type="dxa"/>
+            <w:tcW w:w="1130" w:type="dxa"/>
           </w:tcPr>
           <w:p>
             <w:pPr>
@@ -3325,7 +4534,7 @@
         </w:tc>
         <w:tc>
           <w:tcPr>
-            <w:tcW w:w="1029" w:type="dxa"/>
+            <w:tcW w:w="1130" w:type="dxa"/>
           </w:tcPr>
           <w:p>
             <w:pPr>
@@ -3347,7 +4556,7 @@
         </w:tc>
         <w:tc>
           <w:tcPr>
-            <w:tcW w:w="1029" w:type="dxa"/>
+            <w:tcW w:w="1130" w:type="dxa"/>
           </w:tcPr>
           <w:p>
             <w:pPr>
@@ -3369,7 +4578,7 @@
         </w:tc>
         <w:tc>
           <w:tcPr>
-            <w:tcW w:w="1029" w:type="dxa"/>
+            <w:tcW w:w="1130" w:type="dxa"/>
           </w:tcPr>
           <w:p>
             <w:pPr>
@@ -3391,7 +4600,7 @@
         </w:tc>
         <w:tc>
           <w:tcPr>
-            <w:tcW w:w="1029" w:type="dxa"/>
+            <w:tcW w:w="1130" w:type="dxa"/>
           </w:tcPr>
           <w:p>
             <w:pPr>
@@ -3413,23 +4622,23 @@
         </w:tc>
         <w:tc>
           <w:tcPr>
-            <w:tcW w:w="1034" w:type="dxa"/>
-          </w:tcPr>
-          <w:p>
-            <w:pPr>
-              <w:spacing w:before="20" w:after="20" w:line="240" w:lineRule="auto"/>
-              <w:jc w:val="right"/>
-              <w:rPr>
-                <w:rFonts w:asciiTheme="minorHAnsi" w:hAnsiTheme="minorHAnsi" w:cstheme="minorHAnsi"/>
-              </w:rPr>
-            </w:pPr>
-            <w:r>
-              <w:rPr>
-                <w:rFonts w:asciiTheme="minorHAnsi" w:hAnsiTheme="minorHAnsi" w:cstheme="minorHAnsi"/>
-                <w:sz w:val="19"/>
-                <w:szCs w:val="19"/>
-              </w:rPr>
-              <w:t xml:space="preserve">-3.24</w:t>
+            <w:tcW w:w="1130" w:type="dxa"/>
+          </w:tcPr>
+          <w:p>
+            <w:pPr>
+              <w:spacing w:before="20" w:after="20" w:line="240" w:lineRule="auto"/>
+              <w:jc w:val="right"/>
+              <w:rPr>
+                <w:rFonts w:asciiTheme="minorHAnsi" w:hAnsiTheme="minorHAnsi" w:cstheme="minorHAnsi"/>
+              </w:rPr>
+            </w:pPr>
+            <w:r>
+              <w:rPr>
+                <w:rFonts w:asciiTheme="minorHAnsi" w:hAnsiTheme="minorHAnsi" w:cstheme="minorHAnsi"/>
+                <w:sz w:val="19"/>
+                <w:szCs w:val="19"/>
+              </w:rPr>
+              <w:t xml:space="preserve">+0.170</w:t>
             </w:r>
           </w:p>
         </w:tc>
@@ -3450,7 +4659,7 @@
         <w:rPr>
           <w:rFonts w:asciiTheme="minorHAnsi" w:hAnsiTheme="minorHAnsi" w:cstheme="minorHAnsi"/>
         </w:rPr>
-        <w:t xml:space="preserve">For the first season, the price is (0.769% + 3.089% × 2.08) × $88.0 million = $6.33 million. The floor adjustment raises it to $6.34 million, and a 0.988 chance of playing weights it to $6.26 million. Less the $5.5 million cap hit, the surplus is $0.76 million, undiscounted because k is zero. The contract ends in unrestricted free agency, so there are no control years.</w:t>
+        <w:t xml:space="preserve">For the first season, the price is (-0.436% + 1.747% × 1.891 + 0.893% × 5) × $88.0 million = $6.454 million, of which $3.930 million is the length premium. The floor adjustment adds less than $100, and a 0.988 chance of playing weights the value to $6.378 million. Less the $5.5 million cap hit, the surplus is $0.878 million, undiscounted because k is zero. The contract ends in unrestricted free agency, so there are no control years.</w:t>
       </w:r>
     </w:p>
     <w:p>
@@ -3463,7 +4672,7 @@
         <w:rPr>
           <w:rFonts w:asciiTheme="minorHAnsi" w:hAnsiTheme="minorHAnsi" w:cstheme="minorHAnsi"/>
         </w:rPr>
-        <w:t xml:space="preserve">The contract’s value is -$3.24 million: the cap hit exceeds the expected value of his production from the second season on, and by more each year as he ages. Without the chance of playing and discounting, the surplus would be -$1.70 million.</w:t>
+        <w:t xml:space="preserve">The contract’s value is +$0.170 million: the expected value of his production exceeds the cap hit in the first three seasons and falls below it in the last two, as he ages. Without the length term its value is -$4.421 million; with the term but without the chance of playing and discounting, +$2.405 million. The length term alone moves this contract by $4.59 million, which is why the length question in Section 1 matters for the results.</w:t>
       </w:r>
     </w:p>
     <w:p>
@@ -3503,7 +4712,7 @@
         <w:rPr>
           <w:rFonts w:asciiTheme="minorHAnsi" w:hAnsiTheme="minorHAnsi" w:cstheme="minorHAnsi"/>
         </w:rPr>
-        <w:t xml:space="preserve">Long contracts are also where the forecast is weakest. In the development scoring of contract dollars, the 41 contracts of six to eight years were under-valued by an average of $5.72 million, against $4.09 million for the earlier version of the model. These figures were recorded before the age table’s older birthdates were restored.</w:t>
+        <w:t xml:space="preserve">Long contracts are where the forecast is weakest and where the length term matters most. In the development scoring of contract dollars, on an earlier version of the forecast and a line without contract length, the 41 contracts of six to eight years were under-valued by an average of $5.72 million. The length term raises long contracts’ values: across the skater contracts priced in the current run, the median seven-year contract is worth -$3.76 million with the term and -$18.63 million without it, and the median eight-year contract +$1.24 million and -$20.13 million. Whether it raises them for the right players is the open question of Section 1.</w:t>
       </w:r>
     </w:p>
     <w:p>
@@ -3557,7 +4766,7 @@
         <w:rPr>
           <w:rFonts w:asciiTheme="minorHAnsi" w:hAnsiTheme="minorHAnsi" w:cstheme="minorHAnsi"/>
         </w:rPr>
-        <w:t xml:space="preserve">Each control year’s production is the same forecast’s WAR if he plays for that season, priced on the same line, cap path, and minimum. The control years apply the minimum directly to the point price, without the uncertainty adjustment of Section 2.</w:t>
+        <w:t xml:space="preserve">Each control year’s production is the same forecast’s WAR if he plays for that season, priced on the same line, cap path, and minimum. A qualifying offer is a one-year contract, so a control year is priced at one year of length. The control years apply the minimum directly to the point price, without the uncertainty adjustment of Section 2.</w:t>
       </w:r>
     </w:p>
     <w:p>
@@ -3623,7 +4832,7 @@
         <w:rPr>
           <w:rFonts w:asciiTheme="minorHAnsi" w:hAnsiTheme="minorHAnsi" w:cstheme="minorHAnsi"/>
         </w:rPr>
-        <w:t xml:space="preserve">A club qualifies a player only while he is worth more than the offer. The model stops counting control years at the first year in which his projected value falls below the qualifying offer, because once a club lets a player go, a later improvement cannot restore the lost rights. In the validation run, this rule binds for 0.8% of RFA-expiring contracts.</w:t>
+        <w:t xml:space="preserve">A club qualifies a player only while he is worth more than the offer. The model stops counting control years at the first year in which his projected value falls below the qualifying offer, because once a club lets a player go, a later improvement cannot restore the lost rights. In the validation run, this rule binds for 0.6% of the RFA-expiring contracts valued.</w:t>
       </w:r>
     </w:p>
     <w:p>
@@ -3636,7 +4845,7 @@
         <w:rPr>
           <w:rFonts w:asciiTheme="minorHAnsi" w:hAnsiTheme="minorHAnsi" w:cstheme="minorHAnsi"/>
         </w:rPr>
-        <w:t xml:space="preserve">Positive modeled surplus does not guarantee that the club keeps the player; the line by itself makes many marginal players look worth retaining when clubs let them go. The model therefore weights each control year by the observed rate at which clubs qualified players of similar quality. The rates come from 2,270 qualify-or-walk decisions on contracts ending from 2018 to 2024. Each decision is grouped by the forecast of the player’s WAR if he plays in the season after the contract ended, the same quantity the rates are later applied to:</w:t>
+        <w:t xml:space="preserve">Positive modeled surplus does not guarantee that the club keeps the player; the line by itself makes many marginal players look worth retaining when clubs let them go. A qualifying offer also does not guarantee that he plays. The model therefore weights each control year by two observed rates: the rate at which clubs qualified players of similar quality, and the rate at which qualified players of that quality played in the NHL the next season. Both come from the 2,270 qualify-or-walk decisions on contracts ending from 2018 to 2024. Each decision is grouped by the forecast of the player’s WAR if he plays in the season after the contract ended, the same quantity the rates are later applied to:</w:t>
       </w:r>
     </w:p>
     <w:tbl>
@@ -3923,7 +5132,7 @@
                 <w:sz w:val="19"/>
                 <w:szCs w:val="19"/>
               </w:rPr>
-              <w:t xml:space="preserve">94.3%</w:t>
+              <w:t xml:space="preserve">95.2%</w:t>
             </w:r>
           </w:p>
         </w:tc>
@@ -3945,7 +5154,7 @@
                 <w:sz w:val="19"/>
                 <w:szCs w:val="19"/>
               </w:rPr>
-              <w:t xml:space="preserve">176</w:t>
+              <w:t xml:space="preserve">167</w:t>
             </w:r>
           </w:p>
         </w:tc>
@@ -4016,7 +5225,7 @@
                 <w:sz w:val="19"/>
                 <w:szCs w:val="19"/>
               </w:rPr>
-              <w:t xml:space="preserve">77.4%</w:t>
+              <w:t xml:space="preserve">77.9%</w:t>
             </w:r>
           </w:p>
         </w:tc>
@@ -4038,7 +5247,7 @@
                 <w:sz w:val="19"/>
                 <w:szCs w:val="19"/>
               </w:rPr>
-              <w:t xml:space="preserve">1,048</w:t>
+              <w:t xml:space="preserve">893</w:t>
             </w:r>
           </w:p>
         </w:tc>
@@ -4109,7 +5318,7 @@
                 <w:sz w:val="19"/>
                 <w:szCs w:val="19"/>
               </w:rPr>
-              <w:t xml:space="preserve">64.6%</w:t>
+              <w:t xml:space="preserve">65.9%</w:t>
             </w:r>
           </w:p>
         </w:tc>
@@ -4131,7 +5340,7 @@
                 <w:sz w:val="19"/>
                 <w:szCs w:val="19"/>
               </w:rPr>
-              <w:t xml:space="preserve">1,036</w:t>
+              <w:t xml:space="preserve">1,200</w:t>
             </w:r>
           </w:p>
         </w:tc>
@@ -4165,7 +5374,523 @@
         <w:rPr>
           <w:rFonts w:asciiTheme="minorHAnsi" w:hAnsiTheme="minorHAnsi" w:cstheme="minorHAnsi"/>
         </w:rPr>
-        <w:t xml:space="preserve">Each control year’s rate is chosen by that year’s forecast, and the rates compound: with $1 million of annual surplus and an 80% rate, the model counts $800,000 in the first control year and $640,000 in the second, before discounting. Reaching the second year requires retention in both.</w:t>
+        <w:t xml:space="preserve">The second rate is measured among qualified players who played at least one NHL game in the contract’s final season, and counts a player as playing if he appears in at least one game the next season. The condition matters because the chain of control years starts from his chance of playing that final season: a player who was already gone is charged there, and counting him again here would charge his absence twice. A year’s weight is the product of the two rates:</w:t>
+      </w:r>
+    </w:p>
+    <w:tbl>
+      <w:tblPr>
+        <w:tblW w:w="9360" w:type="dxa"/>
+        <w:tblBorders>
+          <w:top w:val="single" w:sz="4" w:space="0" w:color="A6A6A6"/>
+          <w:left w:val="single" w:sz="4" w:space="0" w:color="A6A6A6"/>
+          <w:bottom w:val="single" w:sz="4" w:space="0" w:color="A6A6A6"/>
+          <w:right w:val="single" w:sz="4" w:space="0" w:color="A6A6A6"/>
+          <w:insideH w:val="single" w:sz="4" w:space="0" w:color="A6A6A6"/>
+          <w:insideV w:val="single" w:sz="4" w:space="0" w:color="A6A6A6"/>
+        </w:tblBorders>
+        <w:tblLayout w:type="fixed"/>
+        <w:tblCellMar>
+          <w:left w:w="80" w:type="dxa"/>
+          <w:right w:w="80" w:type="dxa"/>
+        </w:tblCellMar>
+      </w:tblPr>
+      <w:tblGrid>
+        <w:gridCol w:w="3182"/>
+        <w:gridCol w:w="2059"/>
+        <w:gridCol w:w="2059"/>
+        <w:gridCol w:w="2060"/>
+      </w:tblGrid>
+      <w:tr>
+        <w:trPr>
+          <w:tblHeader/>
+          <w:cantSplit/>
+        </w:trPr>
+        <w:tc>
+          <w:tcPr>
+            <w:tcW w:w="3182" w:type="dxa"/>
+            <w:shd w:val="clear" w:color="auto" w:fill="E7E6E6"/>
+          </w:tcPr>
+          <w:p>
+            <w:pPr>
+              <w:spacing w:before="20" w:after="20" w:line="240" w:lineRule="auto"/>
+              <w:jc w:val="left"/>
+              <w:rPr>
+                <w:rFonts w:asciiTheme="minorHAnsi" w:hAnsiTheme="minorHAnsi" w:cstheme="minorHAnsi"/>
+              </w:rPr>
+            </w:pPr>
+            <w:r>
+              <w:rPr>
+                <w:rFonts w:asciiTheme="minorHAnsi" w:hAnsiTheme="minorHAnsi" w:cstheme="minorHAnsi"/>
+                <w:b/>
+                <w:sz w:val="19"/>
+                <w:szCs w:val="19"/>
+              </w:rPr>
+              <w:t xml:space="preserve">Group</w:t>
+            </w:r>
+          </w:p>
+        </w:tc>
+        <w:tc>
+          <w:tcPr>
+            <w:tcW w:w="2059" w:type="dxa"/>
+            <w:shd w:val="clear" w:color="auto" w:fill="E7E6E6"/>
+          </w:tcPr>
+          <w:p>
+            <w:pPr>
+              <w:spacing w:before="20" w:after="20" w:line="240" w:lineRule="auto"/>
+              <w:jc w:val="right"/>
+              <w:rPr>
+                <w:rFonts w:asciiTheme="minorHAnsi" w:hAnsiTheme="minorHAnsi" w:cstheme="minorHAnsi"/>
+              </w:rPr>
+            </w:pPr>
+            <w:r>
+              <w:rPr>
+                <w:rFonts w:asciiTheme="minorHAnsi" w:hAnsiTheme="minorHAnsi" w:cstheme="minorHAnsi"/>
+                <w:b/>
+                <w:sz w:val="19"/>
+                <w:szCs w:val="19"/>
+              </w:rPr>
+              <w:t xml:space="preserve">Played next season, if qualified</w:t>
+            </w:r>
+          </w:p>
+        </w:tc>
+        <w:tc>
+          <w:tcPr>
+            <w:tcW w:w="2059" w:type="dxa"/>
+            <w:shd w:val="clear" w:color="auto" w:fill="E7E6E6"/>
+          </w:tcPr>
+          <w:p>
+            <w:pPr>
+              <w:spacing w:before="20" w:after="20" w:line="240" w:lineRule="auto"/>
+              <w:jc w:val="right"/>
+              <w:rPr>
+                <w:rFonts w:asciiTheme="minorHAnsi" w:hAnsiTheme="minorHAnsi" w:cstheme="minorHAnsi"/>
+              </w:rPr>
+            </w:pPr>
+            <w:r>
+              <w:rPr>
+                <w:rFonts w:asciiTheme="minorHAnsi" w:hAnsiTheme="minorHAnsi" w:cstheme="minorHAnsi"/>
+                <w:b/>
+                <w:sz w:val="19"/>
+                <w:szCs w:val="19"/>
+              </w:rPr>
+              <w:t xml:space="preserve">Qualified players</w:t>
+            </w:r>
+          </w:p>
+        </w:tc>
+        <w:tc>
+          <w:tcPr>
+            <w:tcW w:w="2060" w:type="dxa"/>
+            <w:shd w:val="clear" w:color="auto" w:fill="E7E6E6"/>
+          </w:tcPr>
+          <w:p>
+            <w:pPr>
+              <w:spacing w:before="20" w:after="20" w:line="240" w:lineRule="auto"/>
+              <w:jc w:val="right"/>
+              <w:rPr>
+                <w:rFonts w:asciiTheme="minorHAnsi" w:hAnsiTheme="minorHAnsi" w:cstheme="minorHAnsi"/>
+              </w:rPr>
+            </w:pPr>
+            <w:r>
+              <w:rPr>
+                <w:rFonts w:asciiTheme="minorHAnsi" w:hAnsiTheme="minorHAnsi" w:cstheme="minorHAnsi"/>
+                <w:b/>
+                <w:sz w:val="19"/>
+                <w:szCs w:val="19"/>
+              </w:rPr>
+              <w:t xml:space="preserve">Weight a year</w:t>
+            </w:r>
+          </w:p>
+        </w:tc>
+      </w:tr>
+      <w:tr>
+        <w:trPr>
+          <w:cantSplit/>
+        </w:trPr>
+        <w:tc>
+          <w:tcPr>
+            <w:tcW w:w="3182" w:type="dxa"/>
+          </w:tcPr>
+          <w:p>
+            <w:pPr>
+              <w:spacing w:before="20" w:after="20" w:line="240" w:lineRule="auto"/>
+              <w:jc w:val="left"/>
+              <w:rPr>
+                <w:rFonts w:asciiTheme="minorHAnsi" w:hAnsiTheme="minorHAnsi" w:cstheme="minorHAnsi"/>
+              </w:rPr>
+            </w:pPr>
+            <w:r>
+              <w:rPr>
+                <w:rFonts w:asciiTheme="minorHAnsi" w:hAnsiTheme="minorHAnsi" w:cstheme="minorHAnsi"/>
+                <w:sz w:val="19"/>
+                <w:szCs w:val="19"/>
+              </w:rPr>
+              <w:t xml:space="preserve">Star</w:t>
+            </w:r>
+          </w:p>
+        </w:tc>
+        <w:tc>
+          <w:tcPr>
+            <w:tcW w:w="2059" w:type="dxa"/>
+          </w:tcPr>
+          <w:p>
+            <w:pPr>
+              <w:spacing w:before="20" w:after="20" w:line="240" w:lineRule="auto"/>
+              <w:jc w:val="right"/>
+              <w:rPr>
+                <w:rFonts w:asciiTheme="minorHAnsi" w:hAnsiTheme="minorHAnsi" w:cstheme="minorHAnsi"/>
+              </w:rPr>
+            </w:pPr>
+            <w:r>
+              <w:rPr>
+                <w:rFonts w:asciiTheme="minorHAnsi" w:hAnsiTheme="minorHAnsi" w:cstheme="minorHAnsi"/>
+                <w:sz w:val="19"/>
+                <w:szCs w:val="19"/>
+              </w:rPr>
+              <w:t xml:space="preserve">100.0%</w:t>
+            </w:r>
+          </w:p>
+        </w:tc>
+        <w:tc>
+          <w:tcPr>
+            <w:tcW w:w="2059" w:type="dxa"/>
+          </w:tcPr>
+          <w:p>
+            <w:pPr>
+              <w:spacing w:before="20" w:after="20" w:line="240" w:lineRule="auto"/>
+              <w:jc w:val="right"/>
+              <w:rPr>
+                <w:rFonts w:asciiTheme="minorHAnsi" w:hAnsiTheme="minorHAnsi" w:cstheme="minorHAnsi"/>
+              </w:rPr>
+            </w:pPr>
+            <w:r>
+              <w:rPr>
+                <w:rFonts w:asciiTheme="minorHAnsi" w:hAnsiTheme="minorHAnsi" w:cstheme="minorHAnsi"/>
+                <w:sz w:val="19"/>
+                <w:szCs w:val="19"/>
+              </w:rPr>
+              <w:t xml:space="preserve">10</w:t>
+            </w:r>
+          </w:p>
+        </w:tc>
+        <w:tc>
+          <w:tcPr>
+            <w:tcW w:w="2060" w:type="dxa"/>
+          </w:tcPr>
+          <w:p>
+            <w:pPr>
+              <w:spacing w:before="20" w:after="20" w:line="240" w:lineRule="auto"/>
+              <w:jc w:val="right"/>
+              <w:rPr>
+                <w:rFonts w:asciiTheme="minorHAnsi" w:hAnsiTheme="minorHAnsi" w:cstheme="minorHAnsi"/>
+              </w:rPr>
+            </w:pPr>
+            <w:r>
+              <w:rPr>
+                <w:rFonts w:asciiTheme="minorHAnsi" w:hAnsiTheme="minorHAnsi" w:cstheme="minorHAnsi"/>
+                <w:sz w:val="19"/>
+                <w:szCs w:val="19"/>
+              </w:rPr>
+              <w:t xml:space="preserve">1.000</w:t>
+            </w:r>
+          </w:p>
+        </w:tc>
+      </w:tr>
+      <w:tr>
+        <w:trPr>
+          <w:cantSplit/>
+        </w:trPr>
+        <w:tc>
+          <w:tcPr>
+            <w:tcW w:w="3182" w:type="dxa"/>
+          </w:tcPr>
+          <w:p>
+            <w:pPr>
+              <w:spacing w:before="20" w:after="20" w:line="240" w:lineRule="auto"/>
+              <w:jc w:val="left"/>
+              <w:rPr>
+                <w:rFonts w:asciiTheme="minorHAnsi" w:hAnsiTheme="minorHAnsi" w:cstheme="minorHAnsi"/>
+              </w:rPr>
+            </w:pPr>
+            <w:r>
+              <w:rPr>
+                <w:rFonts w:asciiTheme="minorHAnsi" w:hAnsiTheme="minorHAnsi" w:cstheme="minorHAnsi"/>
+                <w:sz w:val="19"/>
+                <w:szCs w:val="19"/>
+              </w:rPr>
+              <w:t xml:space="preserve">Regular</w:t>
+            </w:r>
+          </w:p>
+        </w:tc>
+        <w:tc>
+          <w:tcPr>
+            <w:tcW w:w="2059" w:type="dxa"/>
+          </w:tcPr>
+          <w:p>
+            <w:pPr>
+              <w:spacing w:before="20" w:after="20" w:line="240" w:lineRule="auto"/>
+              <w:jc w:val="right"/>
+              <w:rPr>
+                <w:rFonts w:asciiTheme="minorHAnsi" w:hAnsiTheme="minorHAnsi" w:cstheme="minorHAnsi"/>
+              </w:rPr>
+            </w:pPr>
+            <w:r>
+              <w:rPr>
+                <w:rFonts w:asciiTheme="minorHAnsi" w:hAnsiTheme="minorHAnsi" w:cstheme="minorHAnsi"/>
+                <w:sz w:val="19"/>
+                <w:szCs w:val="19"/>
+              </w:rPr>
+              <w:t xml:space="preserve">100.0%</w:t>
+            </w:r>
+          </w:p>
+        </w:tc>
+        <w:tc>
+          <w:tcPr>
+            <w:tcW w:w="2059" w:type="dxa"/>
+          </w:tcPr>
+          <w:p>
+            <w:pPr>
+              <w:spacing w:before="20" w:after="20" w:line="240" w:lineRule="auto"/>
+              <w:jc w:val="right"/>
+              <w:rPr>
+                <w:rFonts w:asciiTheme="minorHAnsi" w:hAnsiTheme="minorHAnsi" w:cstheme="minorHAnsi"/>
+              </w:rPr>
+            </w:pPr>
+            <w:r>
+              <w:rPr>
+                <w:rFonts w:asciiTheme="minorHAnsi" w:hAnsiTheme="minorHAnsi" w:cstheme="minorHAnsi"/>
+                <w:sz w:val="19"/>
+                <w:szCs w:val="19"/>
+              </w:rPr>
+              <w:t xml:space="preserve">157</w:t>
+            </w:r>
+          </w:p>
+        </w:tc>
+        <w:tc>
+          <w:tcPr>
+            <w:tcW w:w="2060" w:type="dxa"/>
+          </w:tcPr>
+          <w:p>
+            <w:pPr>
+              <w:spacing w:before="20" w:after="20" w:line="240" w:lineRule="auto"/>
+              <w:jc w:val="right"/>
+              <w:rPr>
+                <w:rFonts w:asciiTheme="minorHAnsi" w:hAnsiTheme="minorHAnsi" w:cstheme="minorHAnsi"/>
+              </w:rPr>
+            </w:pPr>
+            <w:r>
+              <w:rPr>
+                <w:rFonts w:asciiTheme="minorHAnsi" w:hAnsiTheme="minorHAnsi" w:cstheme="minorHAnsi"/>
+                <w:sz w:val="19"/>
+                <w:szCs w:val="19"/>
+              </w:rPr>
+              <w:t xml:space="preserve">0.952</w:t>
+            </w:r>
+          </w:p>
+        </w:tc>
+      </w:tr>
+      <w:tr>
+        <w:trPr>
+          <w:cantSplit/>
+        </w:trPr>
+        <w:tc>
+          <w:tcPr>
+            <w:tcW w:w="3182" w:type="dxa"/>
+          </w:tcPr>
+          <w:p>
+            <w:pPr>
+              <w:spacing w:before="20" w:after="20" w:line="240" w:lineRule="auto"/>
+              <w:jc w:val="left"/>
+              <w:rPr>
+                <w:rFonts w:asciiTheme="minorHAnsi" w:hAnsiTheme="minorHAnsi" w:cstheme="minorHAnsi"/>
+              </w:rPr>
+            </w:pPr>
+            <w:r>
+              <w:rPr>
+                <w:rFonts w:asciiTheme="minorHAnsi" w:hAnsiTheme="minorHAnsi" w:cstheme="minorHAnsi"/>
+                <w:sz w:val="19"/>
+                <w:szCs w:val="19"/>
+              </w:rPr>
+              <w:t xml:space="preserve">Fringe</w:t>
+            </w:r>
+          </w:p>
+        </w:tc>
+        <w:tc>
+          <w:tcPr>
+            <w:tcW w:w="2059" w:type="dxa"/>
+          </w:tcPr>
+          <w:p>
+            <w:pPr>
+              <w:spacing w:before="20" w:after="20" w:line="240" w:lineRule="auto"/>
+              <w:jc w:val="right"/>
+              <w:rPr>
+                <w:rFonts w:asciiTheme="minorHAnsi" w:hAnsiTheme="minorHAnsi" w:cstheme="minorHAnsi"/>
+              </w:rPr>
+            </w:pPr>
+            <w:r>
+              <w:rPr>
+                <w:rFonts w:asciiTheme="minorHAnsi" w:hAnsiTheme="minorHAnsi" w:cstheme="minorHAnsi"/>
+                <w:sz w:val="19"/>
+                <w:szCs w:val="19"/>
+              </w:rPr>
+              <w:t xml:space="preserve">88.2%</w:t>
+            </w:r>
+          </w:p>
+        </w:tc>
+        <w:tc>
+          <w:tcPr>
+            <w:tcW w:w="2059" w:type="dxa"/>
+          </w:tcPr>
+          <w:p>
+            <w:pPr>
+              <w:spacing w:before="20" w:after="20" w:line="240" w:lineRule="auto"/>
+              <w:jc w:val="right"/>
+              <w:rPr>
+                <w:rFonts w:asciiTheme="minorHAnsi" w:hAnsiTheme="minorHAnsi" w:cstheme="minorHAnsi"/>
+              </w:rPr>
+            </w:pPr>
+            <w:r>
+              <w:rPr>
+                <w:rFonts w:asciiTheme="minorHAnsi" w:hAnsiTheme="minorHAnsi" w:cstheme="minorHAnsi"/>
+                <w:sz w:val="19"/>
+                <w:szCs w:val="19"/>
+              </w:rPr>
+              <w:t xml:space="preserve">646</w:t>
+            </w:r>
+          </w:p>
+        </w:tc>
+        <w:tc>
+          <w:tcPr>
+            <w:tcW w:w="2060" w:type="dxa"/>
+          </w:tcPr>
+          <w:p>
+            <w:pPr>
+              <w:spacing w:before="20" w:after="20" w:line="240" w:lineRule="auto"/>
+              <w:jc w:val="right"/>
+              <w:rPr>
+                <w:rFonts w:asciiTheme="minorHAnsi" w:hAnsiTheme="minorHAnsi" w:cstheme="minorHAnsi"/>
+              </w:rPr>
+            </w:pPr>
+            <w:r>
+              <w:rPr>
+                <w:rFonts w:asciiTheme="minorHAnsi" w:hAnsiTheme="minorHAnsi" w:cstheme="minorHAnsi"/>
+                <w:sz w:val="19"/>
+                <w:szCs w:val="19"/>
+              </w:rPr>
+              <w:t xml:space="preserve">0.688</w:t>
+            </w:r>
+          </w:p>
+        </w:tc>
+      </w:tr>
+      <w:tr>
+        <w:trPr>
+          <w:cantSplit/>
+        </w:trPr>
+        <w:tc>
+          <w:tcPr>
+            <w:tcW w:w="3182" w:type="dxa"/>
+          </w:tcPr>
+          <w:p>
+            <w:pPr>
+              <w:spacing w:before="20" w:after="20" w:line="240" w:lineRule="auto"/>
+              <w:jc w:val="left"/>
+              <w:rPr>
+                <w:rFonts w:asciiTheme="minorHAnsi" w:hAnsiTheme="minorHAnsi" w:cstheme="minorHAnsi"/>
+              </w:rPr>
+            </w:pPr>
+            <w:r>
+              <w:rPr>
+                <w:rFonts w:asciiTheme="minorHAnsi" w:hAnsiTheme="minorHAnsi" w:cstheme="minorHAnsi"/>
+                <w:sz w:val="19"/>
+                <w:szCs w:val="19"/>
+              </w:rPr>
+              <w:t xml:space="preserve">Below replacement, or no forecast</w:t>
+            </w:r>
+          </w:p>
+        </w:tc>
+        <w:tc>
+          <w:tcPr>
+            <w:tcW w:w="2059" w:type="dxa"/>
+          </w:tcPr>
+          <w:p>
+            <w:pPr>
+              <w:spacing w:before="20" w:after="20" w:line="240" w:lineRule="auto"/>
+              <w:jc w:val="right"/>
+              <w:rPr>
+                <w:rFonts w:asciiTheme="minorHAnsi" w:hAnsiTheme="minorHAnsi" w:cstheme="minorHAnsi"/>
+              </w:rPr>
+            </w:pPr>
+            <w:r>
+              <w:rPr>
+                <w:rFonts w:asciiTheme="minorHAnsi" w:hAnsiTheme="minorHAnsi" w:cstheme="minorHAnsi"/>
+                <w:sz w:val="19"/>
+                <w:szCs w:val="19"/>
+              </w:rPr>
+              <w:t xml:space="preserve">67.8%</w:t>
+            </w:r>
+          </w:p>
+        </w:tc>
+        <w:tc>
+          <w:tcPr>
+            <w:tcW w:w="2059" w:type="dxa"/>
+          </w:tcPr>
+          <w:p>
+            <w:pPr>
+              <w:spacing w:before="20" w:after="20" w:line="240" w:lineRule="auto"/>
+              <w:jc w:val="right"/>
+              <w:rPr>
+                <w:rFonts w:asciiTheme="minorHAnsi" w:hAnsiTheme="minorHAnsi" w:cstheme="minorHAnsi"/>
+              </w:rPr>
+            </w:pPr>
+            <w:r>
+              <w:rPr>
+                <w:rFonts w:asciiTheme="minorHAnsi" w:hAnsiTheme="minorHAnsi" w:cstheme="minorHAnsi"/>
+                <w:sz w:val="19"/>
+                <w:szCs w:val="19"/>
+              </w:rPr>
+              <w:t xml:space="preserve">323</w:t>
+            </w:r>
+          </w:p>
+        </w:tc>
+        <w:tc>
+          <w:tcPr>
+            <w:tcW w:w="2060" w:type="dxa"/>
+          </w:tcPr>
+          <w:p>
+            <w:pPr>
+              <w:spacing w:before="20" w:after="20" w:line="240" w:lineRule="auto"/>
+              <w:jc w:val="right"/>
+              <w:rPr>
+                <w:rFonts w:asciiTheme="minorHAnsi" w:hAnsiTheme="minorHAnsi" w:cstheme="minorHAnsi"/>
+              </w:rPr>
+            </w:pPr>
+            <w:r>
+              <w:rPr>
+                <w:rFonts w:asciiTheme="minorHAnsi" w:hAnsiTheme="minorHAnsi" w:cstheme="minorHAnsi"/>
+                <w:sz w:val="19"/>
+                <w:szCs w:val="19"/>
+              </w:rPr>
+              <w:t xml:space="preserve">0.447</w:t>
+            </w:r>
+          </w:p>
+        </w:tc>
+      </w:tr>
+    </w:tbl>
+    <w:p>
+      <w:pPr>
+        <w:spacing w:after="80"/>
+      </w:pPr>
+    </w:p>
+    <w:p>
+      <w:pPr>
+        <w:rPr>
+          <w:rFonts w:asciiTheme="minorHAnsi" w:hAnsiTheme="minorHAnsi" w:cstheme="minorHAnsi"/>
+        </w:rPr>
+      </w:pPr>
+      <w:r>
+        <w:rPr>
+          <w:rFonts w:asciiTheme="minorHAnsi" w:hAnsiTheme="minorHAnsi" w:cstheme="minorHAnsi"/>
+        </w:rPr>
+        <w:t xml:space="preserve">Each control year’s weight is chosen by that year’s forecast, and the weights compound: with $1 million of annual surplus and a weight of 0.8, the model counts $800,000 in the first control year and $640,000 in the second, before discounting. Reaching the second year requires retention, and play, in both. The chain starts from his forecast chance of playing the contract’s final season rather than from certainty, because a player who is not there at the expiry cannot be qualified.</w:t>
       </w:r>
     </w:p>
     <w:p>
@@ -4178,7 +5903,1291 @@
         <w:rPr>
           <w:rFonts w:asciiTheme="minorHAnsi" w:hAnsiTheme="minorHAnsi" w:cstheme="minorHAnsi"/>
         </w:rPr>
-        <w:t xml:space="preserve">The qualification rates replace the chance of playing in the control years, because a decision to qualify already reflects whether the player is still playing. The chain starts at the expiry without carrying forward the chance that he did not play the contract’s final season; this remains unresolved.</w:t>
+        <w:t xml:space="preserve">Matvei Michkov’s contract, valued on July 1, 2025, ends after 2026-27 with four control years before unrestricted free agency. His chance of playing the final season is 0.995, and each control year’s forecast places him in the regular group, with a weight of 0.952 a year. The offer column is the modeled qualifying offer; values are in millions of dollars.</w:t>
+      </w:r>
+    </w:p>
+    <w:tbl>
+      <w:tblPr>
+        <w:tblW w:w="9360" w:type="dxa"/>
+        <w:tblBorders>
+          <w:top w:val="single" w:sz="4" w:space="0" w:color="A6A6A6"/>
+          <w:left w:val="single" w:sz="4" w:space="0" w:color="A6A6A6"/>
+          <w:bottom w:val="single" w:sz="4" w:space="0" w:color="A6A6A6"/>
+          <w:right w:val="single" w:sz="4" w:space="0" w:color="A6A6A6"/>
+          <w:insideH w:val="single" w:sz="4" w:space="0" w:color="A6A6A6"/>
+          <w:insideV w:val="single" w:sz="4" w:space="0" w:color="A6A6A6"/>
+        </w:tblBorders>
+        <w:tblLayout w:type="fixed"/>
+        <w:tblCellMar>
+          <w:left w:w="80" w:type="dxa"/>
+          <w:right w:w="80" w:type="dxa"/>
+        </w:tblCellMar>
+      </w:tblPr>
+      <w:tblGrid>
+        <w:gridCol w:w="1100"/>
+        <w:gridCol w:w="1000"/>
+        <w:gridCol w:w="950"/>
+        <w:gridCol w:w="950"/>
+        <w:gridCol w:w="1050"/>
+        <w:gridCol w:w="1000"/>
+        <w:gridCol w:w="950"/>
+        <w:gridCol w:w="1150"/>
+        <w:gridCol w:w="1210"/>
+      </w:tblGrid>
+      <w:tr>
+        <w:trPr>
+          <w:tblHeader/>
+          <w:cantSplit/>
+        </w:trPr>
+        <w:tc>
+          <w:tcPr>
+            <w:tcW w:w="1100" w:type="dxa"/>
+            <w:shd w:val="clear" w:color="auto" w:fill="E7E6E6"/>
+          </w:tcPr>
+          <w:p>
+            <w:pPr>
+              <w:spacing w:before="20" w:after="20" w:line="240" w:lineRule="auto"/>
+              <w:jc w:val="left"/>
+              <w:rPr>
+                <w:rFonts w:asciiTheme="minorHAnsi" w:hAnsiTheme="minorHAnsi" w:cstheme="minorHAnsi"/>
+              </w:rPr>
+            </w:pPr>
+            <w:r>
+              <w:rPr>
+                <w:rFonts w:asciiTheme="minorHAnsi" w:hAnsiTheme="minorHAnsi" w:cstheme="minorHAnsi"/>
+                <w:b/>
+                <w:sz w:val="19"/>
+                <w:szCs w:val="19"/>
+              </w:rPr>
+              <w:t xml:space="preserve">Season</w:t>
+            </w:r>
+          </w:p>
+        </w:tc>
+        <w:tc>
+          <w:tcPr>
+            <w:tcW w:w="1000" w:type="dxa"/>
+            <w:shd w:val="clear" w:color="auto" w:fill="E7E6E6"/>
+          </w:tcPr>
+          <w:p>
+            <w:pPr>
+              <w:spacing w:before="20" w:after="20" w:line="240" w:lineRule="auto"/>
+              <w:jc w:val="right"/>
+              <w:rPr>
+                <w:rFonts w:asciiTheme="minorHAnsi" w:hAnsiTheme="minorHAnsi" w:cstheme="minorHAnsi"/>
+              </w:rPr>
+            </w:pPr>
+            <w:r>
+              <w:rPr>
+                <w:rFonts w:asciiTheme="minorHAnsi" w:hAnsiTheme="minorHAnsi" w:cstheme="minorHAnsi"/>
+                <w:b/>
+                <w:sz w:val="19"/>
+                <w:szCs w:val="19"/>
+              </w:rPr>
+              <w:t xml:space="preserve">WAR if he plays</w:t>
+            </w:r>
+          </w:p>
+        </w:tc>
+        <w:tc>
+          <w:tcPr>
+            <w:tcW w:w="950" w:type="dxa"/>
+            <w:shd w:val="clear" w:color="auto" w:fill="E7E6E6"/>
+          </w:tcPr>
+          <w:p>
+            <w:pPr>
+              <w:spacing w:before="20" w:after="20" w:line="240" w:lineRule="auto"/>
+              <w:jc w:val="right"/>
+              <w:rPr>
+                <w:rFonts w:asciiTheme="minorHAnsi" w:hAnsiTheme="minorHAnsi" w:cstheme="minorHAnsi"/>
+              </w:rPr>
+            </w:pPr>
+            <w:r>
+              <w:rPr>
+                <w:rFonts w:asciiTheme="minorHAnsi" w:hAnsiTheme="minorHAnsi" w:cstheme="minorHAnsi"/>
+                <w:b/>
+                <w:sz w:val="19"/>
+                <w:szCs w:val="19"/>
+              </w:rPr>
+              <w:t xml:space="preserve">Value</w:t>
+            </w:r>
+          </w:p>
+        </w:tc>
+        <w:tc>
+          <w:tcPr>
+            <w:tcW w:w="950" w:type="dxa"/>
+            <w:shd w:val="clear" w:color="auto" w:fill="E7E6E6"/>
+          </w:tcPr>
+          <w:p>
+            <w:pPr>
+              <w:spacing w:before="20" w:after="20" w:line="240" w:lineRule="auto"/>
+              <w:jc w:val="right"/>
+              <w:rPr>
+                <w:rFonts w:asciiTheme="minorHAnsi" w:hAnsiTheme="minorHAnsi" w:cstheme="minorHAnsi"/>
+              </w:rPr>
+            </w:pPr>
+            <w:r>
+              <w:rPr>
+                <w:rFonts w:asciiTheme="minorHAnsi" w:hAnsiTheme="minorHAnsi" w:cstheme="minorHAnsi"/>
+                <w:b/>
+                <w:sz w:val="19"/>
+                <w:szCs w:val="19"/>
+              </w:rPr>
+              <w:t xml:space="preserve">Offer</w:t>
+            </w:r>
+          </w:p>
+        </w:tc>
+        <w:tc>
+          <w:tcPr>
+            <w:tcW w:w="1050" w:type="dxa"/>
+            <w:shd w:val="clear" w:color="auto" w:fill="E7E6E6"/>
+          </w:tcPr>
+          <w:p>
+            <w:pPr>
+              <w:spacing w:before="20" w:after="20" w:line="240" w:lineRule="auto"/>
+              <w:jc w:val="right"/>
+              <w:rPr>
+                <w:rFonts w:asciiTheme="minorHAnsi" w:hAnsiTheme="minorHAnsi" w:cstheme="minorHAnsi"/>
+              </w:rPr>
+            </w:pPr>
+            <w:r>
+              <w:rPr>
+                <w:rFonts w:asciiTheme="minorHAnsi" w:hAnsiTheme="minorHAnsi" w:cstheme="minorHAnsi"/>
+                <w:b/>
+                <w:sz w:val="19"/>
+                <w:szCs w:val="19"/>
+              </w:rPr>
+              <w:t xml:space="preserve">Surplus</w:t>
+            </w:r>
+          </w:p>
+        </w:tc>
+        <w:tc>
+          <w:tcPr>
+            <w:tcW w:w="1000" w:type="dxa"/>
+            <w:shd w:val="clear" w:color="auto" w:fill="E7E6E6"/>
+          </w:tcPr>
+          <w:p>
+            <w:pPr>
+              <w:spacing w:before="20" w:after="20" w:line="240" w:lineRule="auto"/>
+              <w:jc w:val="right"/>
+              <w:rPr>
+                <w:rFonts w:asciiTheme="minorHAnsi" w:hAnsiTheme="minorHAnsi" w:cstheme="minorHAnsi"/>
+              </w:rPr>
+            </w:pPr>
+            <w:r>
+              <w:rPr>
+                <w:rFonts w:asciiTheme="minorHAnsi" w:hAnsiTheme="minorHAnsi" w:cstheme="minorHAnsi"/>
+                <w:b/>
+                <w:sz w:val="19"/>
+                <w:szCs w:val="19"/>
+              </w:rPr>
+              <w:t xml:space="preserve">Weight</w:t>
+            </w:r>
+          </w:p>
+        </w:tc>
+        <w:tc>
+          <w:tcPr>
+            <w:tcW w:w="950" w:type="dxa"/>
+            <w:shd w:val="clear" w:color="auto" w:fill="E7E6E6"/>
+          </w:tcPr>
+          <w:p>
+            <w:pPr>
+              <w:spacing w:before="20" w:after="20" w:line="240" w:lineRule="auto"/>
+              <w:jc w:val="right"/>
+              <w:rPr>
+                <w:rFonts w:asciiTheme="minorHAnsi" w:hAnsiTheme="minorHAnsi" w:cstheme="minorHAnsi"/>
+              </w:rPr>
+            </w:pPr>
+            <w:r>
+              <w:rPr>
+                <w:rFonts w:asciiTheme="minorHAnsi" w:hAnsiTheme="minorHAnsi" w:cstheme="minorHAnsi"/>
+                <w:b/>
+                <w:sz w:val="19"/>
+                <w:szCs w:val="19"/>
+              </w:rPr>
+              <w:t xml:space="preserve">Chain</w:t>
+            </w:r>
+          </w:p>
+        </w:tc>
+        <w:tc>
+          <w:tcPr>
+            <w:tcW w:w="1150" w:type="dxa"/>
+            <w:shd w:val="clear" w:color="auto" w:fill="E7E6E6"/>
+          </w:tcPr>
+          <w:p>
+            <w:pPr>
+              <w:spacing w:before="20" w:after="20" w:line="240" w:lineRule="auto"/>
+              <w:jc w:val="right"/>
+              <w:rPr>
+                <w:rFonts w:asciiTheme="minorHAnsi" w:hAnsiTheme="minorHAnsi" w:cstheme="minorHAnsi"/>
+              </w:rPr>
+            </w:pPr>
+            <w:r>
+              <w:rPr>
+                <w:rFonts w:asciiTheme="minorHAnsi" w:hAnsiTheme="minorHAnsi" w:cstheme="minorHAnsi"/>
+                <w:b/>
+                <w:sz w:val="19"/>
+                <w:szCs w:val="19"/>
+              </w:rPr>
+              <w:t xml:space="preserve">Discount</w:t>
+            </w:r>
+          </w:p>
+        </w:tc>
+        <w:tc>
+          <w:tcPr>
+            <w:tcW w:w="1210" w:type="dxa"/>
+            <w:shd w:val="clear" w:color="auto" w:fill="E7E6E6"/>
+          </w:tcPr>
+          <w:p>
+            <w:pPr>
+              <w:spacing w:before="20" w:after="20" w:line="240" w:lineRule="auto"/>
+              <w:jc w:val="right"/>
+              <w:rPr>
+                <w:rFonts w:asciiTheme="minorHAnsi" w:hAnsiTheme="minorHAnsi" w:cstheme="minorHAnsi"/>
+              </w:rPr>
+            </w:pPr>
+            <w:r>
+              <w:rPr>
+                <w:rFonts w:asciiTheme="minorHAnsi" w:hAnsiTheme="minorHAnsi" w:cstheme="minorHAnsi"/>
+                <w:b/>
+                <w:sz w:val="19"/>
+                <w:szCs w:val="19"/>
+              </w:rPr>
+              <w:t xml:space="preserve">Present value</w:t>
+            </w:r>
+          </w:p>
+        </w:tc>
+      </w:tr>
+      <w:tr>
+        <w:trPr>
+          <w:cantSplit/>
+        </w:trPr>
+        <w:tc>
+          <w:tcPr>
+            <w:tcW w:w="1100" w:type="dxa"/>
+          </w:tcPr>
+          <w:p>
+            <w:pPr>
+              <w:spacing w:before="20" w:after="20" w:line="240" w:lineRule="auto"/>
+              <w:jc w:val="left"/>
+              <w:rPr>
+                <w:rFonts w:asciiTheme="minorHAnsi" w:hAnsiTheme="minorHAnsi" w:cstheme="minorHAnsi"/>
+              </w:rPr>
+            </w:pPr>
+            <w:r>
+              <w:rPr>
+                <w:rFonts w:asciiTheme="minorHAnsi" w:hAnsiTheme="minorHAnsi" w:cstheme="minorHAnsi"/>
+                <w:sz w:val="19"/>
+                <w:szCs w:val="19"/>
+              </w:rPr>
+              <w:t xml:space="preserve">2027-28</w:t>
+            </w:r>
+          </w:p>
+        </w:tc>
+        <w:tc>
+          <w:tcPr>
+            <w:tcW w:w="1000" w:type="dxa"/>
+          </w:tcPr>
+          <w:p>
+            <w:pPr>
+              <w:spacing w:before="20" w:after="20" w:line="240" w:lineRule="auto"/>
+              <w:jc w:val="right"/>
+              <w:rPr>
+                <w:rFonts w:asciiTheme="minorHAnsi" w:hAnsiTheme="minorHAnsi" w:cstheme="minorHAnsi"/>
+              </w:rPr>
+            </w:pPr>
+            <w:r>
+              <w:rPr>
+                <w:rFonts w:asciiTheme="minorHAnsi" w:hAnsiTheme="minorHAnsi" w:cstheme="minorHAnsi"/>
+                <w:sz w:val="19"/>
+                <w:szCs w:val="19"/>
+              </w:rPr>
+              <w:t xml:space="preserve">2.470</w:t>
+            </w:r>
+          </w:p>
+        </w:tc>
+        <w:tc>
+          <w:tcPr>
+            <w:tcW w:w="950" w:type="dxa"/>
+          </w:tcPr>
+          <w:p>
+            <w:pPr>
+              <w:spacing w:before="20" w:after="20" w:line="240" w:lineRule="auto"/>
+              <w:jc w:val="right"/>
+              <w:rPr>
+                <w:rFonts w:asciiTheme="minorHAnsi" w:hAnsiTheme="minorHAnsi" w:cstheme="minorHAnsi"/>
+              </w:rPr>
+            </w:pPr>
+            <w:r>
+              <w:rPr>
+                <w:rFonts w:asciiTheme="minorHAnsi" w:hAnsiTheme="minorHAnsi" w:cstheme="minorHAnsi"/>
+                <w:sz w:val="19"/>
+                <w:szCs w:val="19"/>
+              </w:rPr>
+              <w:t xml:space="preserve">4.836</w:t>
+            </w:r>
+          </w:p>
+        </w:tc>
+        <w:tc>
+          <w:tcPr>
+            <w:tcW w:w="950" w:type="dxa"/>
+          </w:tcPr>
+          <w:p>
+            <w:pPr>
+              <w:spacing w:before="20" w:after="20" w:line="240" w:lineRule="auto"/>
+              <w:jc w:val="right"/>
+              <w:rPr>
+                <w:rFonts w:asciiTheme="minorHAnsi" w:hAnsiTheme="minorHAnsi" w:cstheme="minorHAnsi"/>
+              </w:rPr>
+            </w:pPr>
+            <w:r>
+              <w:rPr>
+                <w:rFonts w:asciiTheme="minorHAnsi" w:hAnsiTheme="minorHAnsi" w:cstheme="minorHAnsi"/>
+                <w:sz w:val="19"/>
+                <w:szCs w:val="19"/>
+              </w:rPr>
+              <w:t xml:space="preserve">1.140</w:t>
+            </w:r>
+          </w:p>
+        </w:tc>
+        <w:tc>
+          <w:tcPr>
+            <w:tcW w:w="1050" w:type="dxa"/>
+          </w:tcPr>
+          <w:p>
+            <w:pPr>
+              <w:spacing w:before="20" w:after="20" w:line="240" w:lineRule="auto"/>
+              <w:jc w:val="right"/>
+              <w:rPr>
+                <w:rFonts w:asciiTheme="minorHAnsi" w:hAnsiTheme="minorHAnsi" w:cstheme="minorHAnsi"/>
+              </w:rPr>
+            </w:pPr>
+            <w:r>
+              <w:rPr>
+                <w:rFonts w:asciiTheme="minorHAnsi" w:hAnsiTheme="minorHAnsi" w:cstheme="minorHAnsi"/>
+                <w:sz w:val="19"/>
+                <w:szCs w:val="19"/>
+              </w:rPr>
+              <w:t xml:space="preserve">+3.696</w:t>
+            </w:r>
+          </w:p>
+        </w:tc>
+        <w:tc>
+          <w:tcPr>
+            <w:tcW w:w="1000" w:type="dxa"/>
+          </w:tcPr>
+          <w:p>
+            <w:pPr>
+              <w:spacing w:before="20" w:after="20" w:line="240" w:lineRule="auto"/>
+              <w:jc w:val="right"/>
+              <w:rPr>
+                <w:rFonts w:asciiTheme="minorHAnsi" w:hAnsiTheme="minorHAnsi" w:cstheme="minorHAnsi"/>
+              </w:rPr>
+            </w:pPr>
+            <w:r>
+              <w:rPr>
+                <w:rFonts w:asciiTheme="minorHAnsi" w:hAnsiTheme="minorHAnsi" w:cstheme="minorHAnsi"/>
+                <w:sz w:val="19"/>
+                <w:szCs w:val="19"/>
+              </w:rPr>
+              <w:t xml:space="preserve">0.952</w:t>
+            </w:r>
+          </w:p>
+        </w:tc>
+        <w:tc>
+          <w:tcPr>
+            <w:tcW w:w="950" w:type="dxa"/>
+          </w:tcPr>
+          <w:p>
+            <w:pPr>
+              <w:spacing w:before="20" w:after="20" w:line="240" w:lineRule="auto"/>
+              <w:jc w:val="right"/>
+              <w:rPr>
+                <w:rFonts w:asciiTheme="minorHAnsi" w:hAnsiTheme="minorHAnsi" w:cstheme="minorHAnsi"/>
+              </w:rPr>
+            </w:pPr>
+            <w:r>
+              <w:rPr>
+                <w:rFonts w:asciiTheme="minorHAnsi" w:hAnsiTheme="minorHAnsi" w:cstheme="minorHAnsi"/>
+                <w:sz w:val="19"/>
+                <w:szCs w:val="19"/>
+              </w:rPr>
+              <w:t xml:space="preserve">0.947</w:t>
+            </w:r>
+          </w:p>
+        </w:tc>
+        <w:tc>
+          <w:tcPr>
+            <w:tcW w:w="1150" w:type="dxa"/>
+          </w:tcPr>
+          <w:p>
+            <w:pPr>
+              <w:spacing w:before="20" w:after="20" w:line="240" w:lineRule="auto"/>
+              <w:jc w:val="right"/>
+              <w:rPr>
+                <w:rFonts w:asciiTheme="minorHAnsi" w:hAnsiTheme="minorHAnsi" w:cstheme="minorHAnsi"/>
+              </w:rPr>
+            </w:pPr>
+            <w:r>
+              <w:rPr>
+                <w:rFonts w:asciiTheme="minorHAnsi" w:hAnsiTheme="minorHAnsi" w:cstheme="minorHAnsi"/>
+                <w:sz w:val="19"/>
+                <w:szCs w:val="19"/>
+              </w:rPr>
+              <w:t xml:space="preserve">0.943</w:t>
+            </w:r>
+          </w:p>
+        </w:tc>
+        <w:tc>
+          <w:tcPr>
+            <w:tcW w:w="1210" w:type="dxa"/>
+          </w:tcPr>
+          <w:p>
+            <w:pPr>
+              <w:spacing w:before="20" w:after="20" w:line="240" w:lineRule="auto"/>
+              <w:jc w:val="right"/>
+              <w:rPr>
+                <w:rFonts w:asciiTheme="minorHAnsi" w:hAnsiTheme="minorHAnsi" w:cstheme="minorHAnsi"/>
+              </w:rPr>
+            </w:pPr>
+            <w:r>
+              <w:rPr>
+                <w:rFonts w:asciiTheme="minorHAnsi" w:hAnsiTheme="minorHAnsi" w:cstheme="minorHAnsi"/>
+                <w:sz w:val="19"/>
+                <w:szCs w:val="19"/>
+              </w:rPr>
+              <w:t xml:space="preserve">+3.300</w:t>
+            </w:r>
+          </w:p>
+        </w:tc>
+      </w:tr>
+      <w:tr>
+        <w:trPr>
+          <w:cantSplit/>
+        </w:trPr>
+        <w:tc>
+          <w:tcPr>
+            <w:tcW w:w="1100" w:type="dxa"/>
+          </w:tcPr>
+          <w:p>
+            <w:pPr>
+              <w:spacing w:before="20" w:after="20" w:line="240" w:lineRule="auto"/>
+              <w:jc w:val="left"/>
+              <w:rPr>
+                <w:rFonts w:asciiTheme="minorHAnsi" w:hAnsiTheme="minorHAnsi" w:cstheme="minorHAnsi"/>
+              </w:rPr>
+            </w:pPr>
+            <w:r>
+              <w:rPr>
+                <w:rFonts w:asciiTheme="minorHAnsi" w:hAnsiTheme="minorHAnsi" w:cstheme="minorHAnsi"/>
+                <w:sz w:val="19"/>
+                <w:szCs w:val="19"/>
+              </w:rPr>
+              <w:t xml:space="preserve">2028-29</w:t>
+            </w:r>
+          </w:p>
+        </w:tc>
+        <w:tc>
+          <w:tcPr>
+            <w:tcW w:w="1000" w:type="dxa"/>
+          </w:tcPr>
+          <w:p>
+            <w:pPr>
+              <w:spacing w:before="20" w:after="20" w:line="240" w:lineRule="auto"/>
+              <w:jc w:val="right"/>
+              <w:rPr>
+                <w:rFonts w:asciiTheme="minorHAnsi" w:hAnsiTheme="minorHAnsi" w:cstheme="minorHAnsi"/>
+              </w:rPr>
+            </w:pPr>
+            <w:r>
+              <w:rPr>
+                <w:rFonts w:asciiTheme="minorHAnsi" w:hAnsiTheme="minorHAnsi" w:cstheme="minorHAnsi"/>
+                <w:sz w:val="19"/>
+                <w:szCs w:val="19"/>
+              </w:rPr>
+              <w:t xml:space="preserve">2.517</w:t>
+            </w:r>
+          </w:p>
+        </w:tc>
+        <w:tc>
+          <w:tcPr>
+            <w:tcW w:w="950" w:type="dxa"/>
+          </w:tcPr>
+          <w:p>
+            <w:pPr>
+              <w:spacing w:before="20" w:after="20" w:line="240" w:lineRule="auto"/>
+              <w:jc w:val="right"/>
+              <w:rPr>
+                <w:rFonts w:asciiTheme="minorHAnsi" w:hAnsiTheme="minorHAnsi" w:cstheme="minorHAnsi"/>
+              </w:rPr>
+            </w:pPr>
+            <w:r>
+              <w:rPr>
+                <w:rFonts w:asciiTheme="minorHAnsi" w:hAnsiTheme="minorHAnsi" w:cstheme="minorHAnsi"/>
+                <w:sz w:val="19"/>
+                <w:szCs w:val="19"/>
+              </w:rPr>
+              <w:t xml:space="preserve">5.066</w:t>
+            </w:r>
+          </w:p>
+        </w:tc>
+        <w:tc>
+          <w:tcPr>
+            <w:tcW w:w="950" w:type="dxa"/>
+          </w:tcPr>
+          <w:p>
+            <w:pPr>
+              <w:spacing w:before="20" w:after="20" w:line="240" w:lineRule="auto"/>
+              <w:jc w:val="right"/>
+              <w:rPr>
+                <w:rFonts w:asciiTheme="minorHAnsi" w:hAnsiTheme="minorHAnsi" w:cstheme="minorHAnsi"/>
+              </w:rPr>
+            </w:pPr>
+            <w:r>
+              <w:rPr>
+                <w:rFonts w:asciiTheme="minorHAnsi" w:hAnsiTheme="minorHAnsi" w:cstheme="minorHAnsi"/>
+                <w:sz w:val="19"/>
+                <w:szCs w:val="19"/>
+              </w:rPr>
+              <w:t xml:space="preserve">1.254</w:t>
+            </w:r>
+          </w:p>
+        </w:tc>
+        <w:tc>
+          <w:tcPr>
+            <w:tcW w:w="1050" w:type="dxa"/>
+          </w:tcPr>
+          <w:p>
+            <w:pPr>
+              <w:spacing w:before="20" w:after="20" w:line="240" w:lineRule="auto"/>
+              <w:jc w:val="right"/>
+              <w:rPr>
+                <w:rFonts w:asciiTheme="minorHAnsi" w:hAnsiTheme="minorHAnsi" w:cstheme="minorHAnsi"/>
+              </w:rPr>
+            </w:pPr>
+            <w:r>
+              <w:rPr>
+                <w:rFonts w:asciiTheme="minorHAnsi" w:hAnsiTheme="minorHAnsi" w:cstheme="minorHAnsi"/>
+                <w:sz w:val="19"/>
+                <w:szCs w:val="19"/>
+              </w:rPr>
+              <w:t xml:space="preserve">+3.812</w:t>
+            </w:r>
+          </w:p>
+        </w:tc>
+        <w:tc>
+          <w:tcPr>
+            <w:tcW w:w="1000" w:type="dxa"/>
+          </w:tcPr>
+          <w:p>
+            <w:pPr>
+              <w:spacing w:before="20" w:after="20" w:line="240" w:lineRule="auto"/>
+              <w:jc w:val="right"/>
+              <w:rPr>
+                <w:rFonts w:asciiTheme="minorHAnsi" w:hAnsiTheme="minorHAnsi" w:cstheme="minorHAnsi"/>
+              </w:rPr>
+            </w:pPr>
+            <w:r>
+              <w:rPr>
+                <w:rFonts w:asciiTheme="minorHAnsi" w:hAnsiTheme="minorHAnsi" w:cstheme="minorHAnsi"/>
+                <w:sz w:val="19"/>
+                <w:szCs w:val="19"/>
+              </w:rPr>
+              <w:t xml:space="preserve">0.952</w:t>
+            </w:r>
+          </w:p>
+        </w:tc>
+        <w:tc>
+          <w:tcPr>
+            <w:tcW w:w="950" w:type="dxa"/>
+          </w:tcPr>
+          <w:p>
+            <w:pPr>
+              <w:spacing w:before="20" w:after="20" w:line="240" w:lineRule="auto"/>
+              <w:jc w:val="right"/>
+              <w:rPr>
+                <w:rFonts w:asciiTheme="minorHAnsi" w:hAnsiTheme="minorHAnsi" w:cstheme="minorHAnsi"/>
+              </w:rPr>
+            </w:pPr>
+            <w:r>
+              <w:rPr>
+                <w:rFonts w:asciiTheme="minorHAnsi" w:hAnsiTheme="minorHAnsi" w:cstheme="minorHAnsi"/>
+                <w:sz w:val="19"/>
+                <w:szCs w:val="19"/>
+              </w:rPr>
+              <w:t xml:space="preserve">0.902</w:t>
+            </w:r>
+          </w:p>
+        </w:tc>
+        <w:tc>
+          <w:tcPr>
+            <w:tcW w:w="1150" w:type="dxa"/>
+          </w:tcPr>
+          <w:p>
+            <w:pPr>
+              <w:spacing w:before="20" w:after="20" w:line="240" w:lineRule="auto"/>
+              <w:jc w:val="right"/>
+              <w:rPr>
+                <w:rFonts w:asciiTheme="minorHAnsi" w:hAnsiTheme="minorHAnsi" w:cstheme="minorHAnsi"/>
+              </w:rPr>
+            </w:pPr>
+            <w:r>
+              <w:rPr>
+                <w:rFonts w:asciiTheme="minorHAnsi" w:hAnsiTheme="minorHAnsi" w:cstheme="minorHAnsi"/>
+                <w:sz w:val="19"/>
+                <w:szCs w:val="19"/>
+              </w:rPr>
+              <w:t xml:space="preserve">0.915</w:t>
+            </w:r>
+          </w:p>
+        </w:tc>
+        <w:tc>
+          <w:tcPr>
+            <w:tcW w:w="1210" w:type="dxa"/>
+          </w:tcPr>
+          <w:p>
+            <w:pPr>
+              <w:spacing w:before="20" w:after="20" w:line="240" w:lineRule="auto"/>
+              <w:jc w:val="right"/>
+              <w:rPr>
+                <w:rFonts w:asciiTheme="minorHAnsi" w:hAnsiTheme="minorHAnsi" w:cstheme="minorHAnsi"/>
+              </w:rPr>
+            </w:pPr>
+            <w:r>
+              <w:rPr>
+                <w:rFonts w:asciiTheme="minorHAnsi" w:hAnsiTheme="minorHAnsi" w:cstheme="minorHAnsi"/>
+                <w:sz w:val="19"/>
+                <w:szCs w:val="19"/>
+              </w:rPr>
+              <w:t xml:space="preserve">+3.146</w:t>
+            </w:r>
+          </w:p>
+        </w:tc>
+      </w:tr>
+      <w:tr>
+        <w:trPr>
+          <w:cantSplit/>
+        </w:trPr>
+        <w:tc>
+          <w:tcPr>
+            <w:tcW w:w="1100" w:type="dxa"/>
+          </w:tcPr>
+          <w:p>
+            <w:pPr>
+              <w:spacing w:before="20" w:after="20" w:line="240" w:lineRule="auto"/>
+              <w:jc w:val="left"/>
+              <w:rPr>
+                <w:rFonts w:asciiTheme="minorHAnsi" w:hAnsiTheme="minorHAnsi" w:cstheme="minorHAnsi"/>
+              </w:rPr>
+            </w:pPr>
+            <w:r>
+              <w:rPr>
+                <w:rFonts w:asciiTheme="minorHAnsi" w:hAnsiTheme="minorHAnsi" w:cstheme="minorHAnsi"/>
+                <w:sz w:val="19"/>
+                <w:szCs w:val="19"/>
+              </w:rPr>
+              <w:t xml:space="preserve">2029-30</w:t>
+            </w:r>
+          </w:p>
+        </w:tc>
+        <w:tc>
+          <w:tcPr>
+            <w:tcW w:w="1000" w:type="dxa"/>
+          </w:tcPr>
+          <w:p>
+            <w:pPr>
+              <w:spacing w:before="20" w:after="20" w:line="240" w:lineRule="auto"/>
+              <w:jc w:val="right"/>
+              <w:rPr>
+                <w:rFonts w:asciiTheme="minorHAnsi" w:hAnsiTheme="minorHAnsi" w:cstheme="minorHAnsi"/>
+              </w:rPr>
+            </w:pPr>
+            <w:r>
+              <w:rPr>
+                <w:rFonts w:asciiTheme="minorHAnsi" w:hAnsiTheme="minorHAnsi" w:cstheme="minorHAnsi"/>
+                <w:sz w:val="19"/>
+                <w:szCs w:val="19"/>
+              </w:rPr>
+              <w:t xml:space="preserve">2.589</w:t>
+            </w:r>
+          </w:p>
+        </w:tc>
+        <w:tc>
+          <w:tcPr>
+            <w:tcW w:w="950" w:type="dxa"/>
+          </w:tcPr>
+          <w:p>
+            <w:pPr>
+              <w:spacing w:before="20" w:after="20" w:line="240" w:lineRule="auto"/>
+              <w:jc w:val="right"/>
+              <w:rPr>
+                <w:rFonts w:asciiTheme="minorHAnsi" w:hAnsiTheme="minorHAnsi" w:cstheme="minorHAnsi"/>
+              </w:rPr>
+            </w:pPr>
+            <w:r>
+              <w:rPr>
+                <w:rFonts w:asciiTheme="minorHAnsi" w:hAnsiTheme="minorHAnsi" w:cstheme="minorHAnsi"/>
+                <w:sz w:val="19"/>
+                <w:szCs w:val="19"/>
+              </w:rPr>
+              <w:t xml:space="preserve">5.353</w:t>
+            </w:r>
+          </w:p>
+        </w:tc>
+        <w:tc>
+          <w:tcPr>
+            <w:tcW w:w="950" w:type="dxa"/>
+          </w:tcPr>
+          <w:p>
+            <w:pPr>
+              <w:spacing w:before="20" w:after="20" w:line="240" w:lineRule="auto"/>
+              <w:jc w:val="right"/>
+              <w:rPr>
+                <w:rFonts w:asciiTheme="minorHAnsi" w:hAnsiTheme="minorHAnsi" w:cstheme="minorHAnsi"/>
+              </w:rPr>
+            </w:pPr>
+            <w:r>
+              <w:rPr>
+                <w:rFonts w:asciiTheme="minorHAnsi" w:hAnsiTheme="minorHAnsi" w:cstheme="minorHAnsi"/>
+                <w:sz w:val="19"/>
+                <w:szCs w:val="19"/>
+              </w:rPr>
+              <w:t xml:space="preserve">1.317</w:t>
+            </w:r>
+          </w:p>
+        </w:tc>
+        <w:tc>
+          <w:tcPr>
+            <w:tcW w:w="1050" w:type="dxa"/>
+          </w:tcPr>
+          <w:p>
+            <w:pPr>
+              <w:spacing w:before="20" w:after="20" w:line="240" w:lineRule="auto"/>
+              <w:jc w:val="right"/>
+              <w:rPr>
+                <w:rFonts w:asciiTheme="minorHAnsi" w:hAnsiTheme="minorHAnsi" w:cstheme="minorHAnsi"/>
+              </w:rPr>
+            </w:pPr>
+            <w:r>
+              <w:rPr>
+                <w:rFonts w:asciiTheme="minorHAnsi" w:hAnsiTheme="minorHAnsi" w:cstheme="minorHAnsi"/>
+                <w:sz w:val="19"/>
+                <w:szCs w:val="19"/>
+              </w:rPr>
+              <w:t xml:space="preserve">+4.037</w:t>
+            </w:r>
+          </w:p>
+        </w:tc>
+        <w:tc>
+          <w:tcPr>
+            <w:tcW w:w="1000" w:type="dxa"/>
+          </w:tcPr>
+          <w:p>
+            <w:pPr>
+              <w:spacing w:before="20" w:after="20" w:line="240" w:lineRule="auto"/>
+              <w:jc w:val="right"/>
+              <w:rPr>
+                <w:rFonts w:asciiTheme="minorHAnsi" w:hAnsiTheme="minorHAnsi" w:cstheme="minorHAnsi"/>
+              </w:rPr>
+            </w:pPr>
+            <w:r>
+              <w:rPr>
+                <w:rFonts w:asciiTheme="minorHAnsi" w:hAnsiTheme="minorHAnsi" w:cstheme="minorHAnsi"/>
+                <w:sz w:val="19"/>
+                <w:szCs w:val="19"/>
+              </w:rPr>
+              <w:t xml:space="preserve">0.952</w:t>
+            </w:r>
+          </w:p>
+        </w:tc>
+        <w:tc>
+          <w:tcPr>
+            <w:tcW w:w="950" w:type="dxa"/>
+          </w:tcPr>
+          <w:p>
+            <w:pPr>
+              <w:spacing w:before="20" w:after="20" w:line="240" w:lineRule="auto"/>
+              <w:jc w:val="right"/>
+              <w:rPr>
+                <w:rFonts w:asciiTheme="minorHAnsi" w:hAnsiTheme="minorHAnsi" w:cstheme="minorHAnsi"/>
+              </w:rPr>
+            </w:pPr>
+            <w:r>
+              <w:rPr>
+                <w:rFonts w:asciiTheme="minorHAnsi" w:hAnsiTheme="minorHAnsi" w:cstheme="minorHAnsi"/>
+                <w:sz w:val="19"/>
+                <w:szCs w:val="19"/>
+              </w:rPr>
+              <w:t xml:space="preserve">0.859</w:t>
+            </w:r>
+          </w:p>
+        </w:tc>
+        <w:tc>
+          <w:tcPr>
+            <w:tcW w:w="1150" w:type="dxa"/>
+          </w:tcPr>
+          <w:p>
+            <w:pPr>
+              <w:spacing w:before="20" w:after="20" w:line="240" w:lineRule="auto"/>
+              <w:jc w:val="right"/>
+              <w:rPr>
+                <w:rFonts w:asciiTheme="minorHAnsi" w:hAnsiTheme="minorHAnsi" w:cstheme="minorHAnsi"/>
+              </w:rPr>
+            </w:pPr>
+            <w:r>
+              <w:rPr>
+                <w:rFonts w:asciiTheme="minorHAnsi" w:hAnsiTheme="minorHAnsi" w:cstheme="minorHAnsi"/>
+                <w:sz w:val="19"/>
+                <w:szCs w:val="19"/>
+              </w:rPr>
+              <w:t xml:space="preserve">0.888</w:t>
+            </w:r>
+          </w:p>
+        </w:tc>
+        <w:tc>
+          <w:tcPr>
+            <w:tcW w:w="1210" w:type="dxa"/>
+          </w:tcPr>
+          <w:p>
+            <w:pPr>
+              <w:spacing w:before="20" w:after="20" w:line="240" w:lineRule="auto"/>
+              <w:jc w:val="right"/>
+              <w:rPr>
+                <w:rFonts w:asciiTheme="minorHAnsi" w:hAnsiTheme="minorHAnsi" w:cstheme="minorHAnsi"/>
+              </w:rPr>
+            </w:pPr>
+            <w:r>
+              <w:rPr>
+                <w:rFonts w:asciiTheme="minorHAnsi" w:hAnsiTheme="minorHAnsi" w:cstheme="minorHAnsi"/>
+                <w:sz w:val="19"/>
+                <w:szCs w:val="19"/>
+              </w:rPr>
+              <w:t xml:space="preserve">+3.080</w:t>
+            </w:r>
+          </w:p>
+        </w:tc>
+      </w:tr>
+      <w:tr>
+        <w:trPr>
+          <w:cantSplit/>
+        </w:trPr>
+        <w:tc>
+          <w:tcPr>
+            <w:tcW w:w="1100" w:type="dxa"/>
+          </w:tcPr>
+          <w:p>
+            <w:pPr>
+              <w:spacing w:before="20" w:after="20" w:line="240" w:lineRule="auto"/>
+              <w:jc w:val="left"/>
+              <w:rPr>
+                <w:rFonts w:asciiTheme="minorHAnsi" w:hAnsiTheme="minorHAnsi" w:cstheme="minorHAnsi"/>
+              </w:rPr>
+            </w:pPr>
+            <w:r>
+              <w:rPr>
+                <w:rFonts w:asciiTheme="minorHAnsi" w:hAnsiTheme="minorHAnsi" w:cstheme="minorHAnsi"/>
+                <w:sz w:val="19"/>
+                <w:szCs w:val="19"/>
+              </w:rPr>
+              <w:t xml:space="preserve">2030-31</w:t>
+            </w:r>
+          </w:p>
+        </w:tc>
+        <w:tc>
+          <w:tcPr>
+            <w:tcW w:w="1000" w:type="dxa"/>
+          </w:tcPr>
+          <w:p>
+            <w:pPr>
+              <w:spacing w:before="20" w:after="20" w:line="240" w:lineRule="auto"/>
+              <w:jc w:val="right"/>
+              <w:rPr>
+                <w:rFonts w:asciiTheme="minorHAnsi" w:hAnsiTheme="minorHAnsi" w:cstheme="minorHAnsi"/>
+              </w:rPr>
+            </w:pPr>
+            <w:r>
+              <w:rPr>
+                <w:rFonts w:asciiTheme="minorHAnsi" w:hAnsiTheme="minorHAnsi" w:cstheme="minorHAnsi"/>
+                <w:sz w:val="19"/>
+                <w:szCs w:val="19"/>
+              </w:rPr>
+              <w:t xml:space="preserve">2.744</w:t>
+            </w:r>
+          </w:p>
+        </w:tc>
+        <w:tc>
+          <w:tcPr>
+            <w:tcW w:w="950" w:type="dxa"/>
+          </w:tcPr>
+          <w:p>
+            <w:pPr>
+              <w:spacing w:before="20" w:after="20" w:line="240" w:lineRule="auto"/>
+              <w:jc w:val="right"/>
+              <w:rPr>
+                <w:rFonts w:asciiTheme="minorHAnsi" w:hAnsiTheme="minorHAnsi" w:cstheme="minorHAnsi"/>
+              </w:rPr>
+            </w:pPr>
+            <w:r>
+              <w:rPr>
+                <w:rFonts w:asciiTheme="minorHAnsi" w:hAnsiTheme="minorHAnsi" w:cstheme="minorHAnsi"/>
+                <w:sz w:val="19"/>
+                <w:szCs w:val="19"/>
+              </w:rPr>
+              <w:t xml:space="preserve">5.813</w:t>
+            </w:r>
+          </w:p>
+        </w:tc>
+        <w:tc>
+          <w:tcPr>
+            <w:tcW w:w="950" w:type="dxa"/>
+          </w:tcPr>
+          <w:p>
+            <w:pPr>
+              <w:spacing w:before="20" w:after="20" w:line="240" w:lineRule="auto"/>
+              <w:jc w:val="right"/>
+              <w:rPr>
+                <w:rFonts w:asciiTheme="minorHAnsi" w:hAnsiTheme="minorHAnsi" w:cstheme="minorHAnsi"/>
+              </w:rPr>
+            </w:pPr>
+            <w:r>
+              <w:rPr>
+                <w:rFonts w:asciiTheme="minorHAnsi" w:hAnsiTheme="minorHAnsi" w:cstheme="minorHAnsi"/>
+                <w:sz w:val="19"/>
+                <w:szCs w:val="19"/>
+              </w:rPr>
+              <w:t xml:space="preserve">1.383</w:t>
+            </w:r>
+          </w:p>
+        </w:tc>
+        <w:tc>
+          <w:tcPr>
+            <w:tcW w:w="1050" w:type="dxa"/>
+          </w:tcPr>
+          <w:p>
+            <w:pPr>
+              <w:spacing w:before="20" w:after="20" w:line="240" w:lineRule="auto"/>
+              <w:jc w:val="right"/>
+              <w:rPr>
+                <w:rFonts w:asciiTheme="minorHAnsi" w:hAnsiTheme="minorHAnsi" w:cstheme="minorHAnsi"/>
+              </w:rPr>
+            </w:pPr>
+            <w:r>
+              <w:rPr>
+                <w:rFonts w:asciiTheme="minorHAnsi" w:hAnsiTheme="minorHAnsi" w:cstheme="minorHAnsi"/>
+                <w:sz w:val="19"/>
+                <w:szCs w:val="19"/>
+              </w:rPr>
+              <w:t xml:space="preserve">+4.430</w:t>
+            </w:r>
+          </w:p>
+        </w:tc>
+        <w:tc>
+          <w:tcPr>
+            <w:tcW w:w="1000" w:type="dxa"/>
+          </w:tcPr>
+          <w:p>
+            <w:pPr>
+              <w:spacing w:before="20" w:after="20" w:line="240" w:lineRule="auto"/>
+              <w:jc w:val="right"/>
+              <w:rPr>
+                <w:rFonts w:asciiTheme="minorHAnsi" w:hAnsiTheme="minorHAnsi" w:cstheme="minorHAnsi"/>
+              </w:rPr>
+            </w:pPr>
+            <w:r>
+              <w:rPr>
+                <w:rFonts w:asciiTheme="minorHAnsi" w:hAnsiTheme="minorHAnsi" w:cstheme="minorHAnsi"/>
+                <w:sz w:val="19"/>
+                <w:szCs w:val="19"/>
+              </w:rPr>
+              <w:t xml:space="preserve">0.952</w:t>
+            </w:r>
+          </w:p>
+        </w:tc>
+        <w:tc>
+          <w:tcPr>
+            <w:tcW w:w="950" w:type="dxa"/>
+          </w:tcPr>
+          <w:p>
+            <w:pPr>
+              <w:spacing w:before="20" w:after="20" w:line="240" w:lineRule="auto"/>
+              <w:jc w:val="right"/>
+              <w:rPr>
+                <w:rFonts w:asciiTheme="minorHAnsi" w:hAnsiTheme="minorHAnsi" w:cstheme="minorHAnsi"/>
+              </w:rPr>
+            </w:pPr>
+            <w:r>
+              <w:rPr>
+                <w:rFonts w:asciiTheme="minorHAnsi" w:hAnsiTheme="minorHAnsi" w:cstheme="minorHAnsi"/>
+                <w:sz w:val="19"/>
+                <w:szCs w:val="19"/>
+              </w:rPr>
+              <w:t xml:space="preserve">0.818</w:t>
+            </w:r>
+          </w:p>
+        </w:tc>
+        <w:tc>
+          <w:tcPr>
+            <w:tcW w:w="1150" w:type="dxa"/>
+          </w:tcPr>
+          <w:p>
+            <w:pPr>
+              <w:spacing w:before="20" w:after="20" w:line="240" w:lineRule="auto"/>
+              <w:jc w:val="right"/>
+              <w:rPr>
+                <w:rFonts w:asciiTheme="minorHAnsi" w:hAnsiTheme="minorHAnsi" w:cstheme="minorHAnsi"/>
+              </w:rPr>
+            </w:pPr>
+            <w:r>
+              <w:rPr>
+                <w:rFonts w:asciiTheme="minorHAnsi" w:hAnsiTheme="minorHAnsi" w:cstheme="minorHAnsi"/>
+                <w:sz w:val="19"/>
+                <w:szCs w:val="19"/>
+              </w:rPr>
+              <w:t xml:space="preserve">0.863</w:t>
+            </w:r>
+          </w:p>
+        </w:tc>
+        <w:tc>
+          <w:tcPr>
+            <w:tcW w:w="1210" w:type="dxa"/>
+          </w:tcPr>
+          <w:p>
+            <w:pPr>
+              <w:spacing w:before="20" w:after="20" w:line="240" w:lineRule="auto"/>
+              <w:jc w:val="right"/>
+              <w:rPr>
+                <w:rFonts w:asciiTheme="minorHAnsi" w:hAnsiTheme="minorHAnsi" w:cstheme="minorHAnsi"/>
+              </w:rPr>
+            </w:pPr>
+            <w:r>
+              <w:rPr>
+                <w:rFonts w:asciiTheme="minorHAnsi" w:hAnsiTheme="minorHAnsi" w:cstheme="minorHAnsi"/>
+                <w:sz w:val="19"/>
+                <w:szCs w:val="19"/>
+              </w:rPr>
+              <w:t xml:space="preserve">+3.124</w:t>
+            </w:r>
+          </w:p>
+        </w:tc>
+      </w:tr>
+      <w:tr>
+        <w:trPr>
+          <w:cantSplit/>
+        </w:trPr>
+        <w:tc>
+          <w:tcPr>
+            <w:tcW w:w="1100" w:type="dxa"/>
+          </w:tcPr>
+          <w:p>
+            <w:pPr>
+              <w:spacing w:before="20" w:after="20" w:line="240" w:lineRule="auto"/>
+              <w:jc w:val="left"/>
+              <w:rPr>
+                <w:rFonts w:asciiTheme="minorHAnsi" w:hAnsiTheme="minorHAnsi" w:cstheme="minorHAnsi"/>
+              </w:rPr>
+            </w:pPr>
+            <w:r>
+              <w:rPr>
+                <w:rFonts w:asciiTheme="minorHAnsi" w:hAnsiTheme="minorHAnsi" w:cstheme="minorHAnsi"/>
+                <w:sz w:val="19"/>
+                <w:szCs w:val="19"/>
+              </w:rPr>
+              <w:t xml:space="preserve">Total</w:t>
+            </w:r>
+          </w:p>
+        </w:tc>
+        <w:tc>
+          <w:tcPr>
+            <w:tcW w:w="1000" w:type="dxa"/>
+          </w:tcPr>
+          <w:p>
+            <w:pPr>
+              <w:spacing w:before="20" w:after="20" w:line="240" w:lineRule="auto"/>
+              <w:jc w:val="right"/>
+              <w:rPr>
+                <w:rFonts w:asciiTheme="minorHAnsi" w:hAnsiTheme="minorHAnsi" w:cstheme="minorHAnsi"/>
+              </w:rPr>
+            </w:pPr>
+            <w:r>
+              <w:rPr>
+                <w:rFonts w:asciiTheme="minorHAnsi" w:hAnsiTheme="minorHAnsi" w:cstheme="minorHAnsi"/>
+                <w:sz w:val="19"/>
+                <w:szCs w:val="19"/>
+              </w:rPr>
+              <w:t xml:space="preserve"/>
+            </w:r>
+          </w:p>
+        </w:tc>
+        <w:tc>
+          <w:tcPr>
+            <w:tcW w:w="950" w:type="dxa"/>
+          </w:tcPr>
+          <w:p>
+            <w:pPr>
+              <w:spacing w:before="20" w:after="20" w:line="240" w:lineRule="auto"/>
+              <w:jc w:val="right"/>
+              <w:rPr>
+                <w:rFonts w:asciiTheme="minorHAnsi" w:hAnsiTheme="minorHAnsi" w:cstheme="minorHAnsi"/>
+              </w:rPr>
+            </w:pPr>
+            <w:r>
+              <w:rPr>
+                <w:rFonts w:asciiTheme="minorHAnsi" w:hAnsiTheme="minorHAnsi" w:cstheme="minorHAnsi"/>
+                <w:sz w:val="19"/>
+                <w:szCs w:val="19"/>
+              </w:rPr>
+              <w:t xml:space="preserve"/>
+            </w:r>
+          </w:p>
+        </w:tc>
+        <w:tc>
+          <w:tcPr>
+            <w:tcW w:w="950" w:type="dxa"/>
+          </w:tcPr>
+          <w:p>
+            <w:pPr>
+              <w:spacing w:before="20" w:after="20" w:line="240" w:lineRule="auto"/>
+              <w:jc w:val="right"/>
+              <w:rPr>
+                <w:rFonts w:asciiTheme="minorHAnsi" w:hAnsiTheme="minorHAnsi" w:cstheme="minorHAnsi"/>
+              </w:rPr>
+            </w:pPr>
+            <w:r>
+              <w:rPr>
+                <w:rFonts w:asciiTheme="minorHAnsi" w:hAnsiTheme="minorHAnsi" w:cstheme="minorHAnsi"/>
+                <w:sz w:val="19"/>
+                <w:szCs w:val="19"/>
+              </w:rPr>
+              <w:t xml:space="preserve"/>
+            </w:r>
+          </w:p>
+        </w:tc>
+        <w:tc>
+          <w:tcPr>
+            <w:tcW w:w="1050" w:type="dxa"/>
+          </w:tcPr>
+          <w:p>
+            <w:pPr>
+              <w:spacing w:before="20" w:after="20" w:line="240" w:lineRule="auto"/>
+              <w:jc w:val="right"/>
+              <w:rPr>
+                <w:rFonts w:asciiTheme="minorHAnsi" w:hAnsiTheme="minorHAnsi" w:cstheme="minorHAnsi"/>
+              </w:rPr>
+            </w:pPr>
+            <w:r>
+              <w:rPr>
+                <w:rFonts w:asciiTheme="minorHAnsi" w:hAnsiTheme="minorHAnsi" w:cstheme="minorHAnsi"/>
+                <w:sz w:val="19"/>
+                <w:szCs w:val="19"/>
+              </w:rPr>
+              <w:t xml:space="preserve"/>
+            </w:r>
+          </w:p>
+        </w:tc>
+        <w:tc>
+          <w:tcPr>
+            <w:tcW w:w="1000" w:type="dxa"/>
+          </w:tcPr>
+          <w:p>
+            <w:pPr>
+              <w:spacing w:before="20" w:after="20" w:line="240" w:lineRule="auto"/>
+              <w:jc w:val="right"/>
+              <w:rPr>
+                <w:rFonts w:asciiTheme="minorHAnsi" w:hAnsiTheme="minorHAnsi" w:cstheme="minorHAnsi"/>
+              </w:rPr>
+            </w:pPr>
+            <w:r>
+              <w:rPr>
+                <w:rFonts w:asciiTheme="minorHAnsi" w:hAnsiTheme="minorHAnsi" w:cstheme="minorHAnsi"/>
+                <w:sz w:val="19"/>
+                <w:szCs w:val="19"/>
+              </w:rPr>
+              <w:t xml:space="preserve"/>
+            </w:r>
+          </w:p>
+        </w:tc>
+        <w:tc>
+          <w:tcPr>
+            <w:tcW w:w="950" w:type="dxa"/>
+          </w:tcPr>
+          <w:p>
+            <w:pPr>
+              <w:spacing w:before="20" w:after="20" w:line="240" w:lineRule="auto"/>
+              <w:jc w:val="right"/>
+              <w:rPr>
+                <w:rFonts w:asciiTheme="minorHAnsi" w:hAnsiTheme="minorHAnsi" w:cstheme="minorHAnsi"/>
+              </w:rPr>
+            </w:pPr>
+            <w:r>
+              <w:rPr>
+                <w:rFonts w:asciiTheme="minorHAnsi" w:hAnsiTheme="minorHAnsi" w:cstheme="minorHAnsi"/>
+                <w:sz w:val="19"/>
+                <w:szCs w:val="19"/>
+              </w:rPr>
+              <w:t xml:space="preserve"/>
+            </w:r>
+          </w:p>
+        </w:tc>
+        <w:tc>
+          <w:tcPr>
+            <w:tcW w:w="1150" w:type="dxa"/>
+          </w:tcPr>
+          <w:p>
+            <w:pPr>
+              <w:spacing w:before="20" w:after="20" w:line="240" w:lineRule="auto"/>
+              <w:jc w:val="right"/>
+              <w:rPr>
+                <w:rFonts w:asciiTheme="minorHAnsi" w:hAnsiTheme="minorHAnsi" w:cstheme="minorHAnsi"/>
+              </w:rPr>
+            </w:pPr>
+            <w:r>
+              <w:rPr>
+                <w:rFonts w:asciiTheme="minorHAnsi" w:hAnsiTheme="minorHAnsi" w:cstheme="minorHAnsi"/>
+                <w:sz w:val="19"/>
+                <w:szCs w:val="19"/>
+              </w:rPr>
+              <w:t xml:space="preserve"/>
+            </w:r>
+          </w:p>
+        </w:tc>
+        <w:tc>
+          <w:tcPr>
+            <w:tcW w:w="1210" w:type="dxa"/>
+          </w:tcPr>
+          <w:p>
+            <w:pPr>
+              <w:spacing w:before="20" w:after="20" w:line="240" w:lineRule="auto"/>
+              <w:jc w:val="right"/>
+              <w:rPr>
+                <w:rFonts w:asciiTheme="minorHAnsi" w:hAnsiTheme="minorHAnsi" w:cstheme="minorHAnsi"/>
+              </w:rPr>
+            </w:pPr>
+            <w:r>
+              <w:rPr>
+                <w:rFonts w:asciiTheme="minorHAnsi" w:hAnsiTheme="minorHAnsi" w:cstheme="minorHAnsi"/>
+                <w:sz w:val="19"/>
+                <w:szCs w:val="19"/>
+              </w:rPr>
+              <w:t xml:space="preserve">+12.651</w:t>
+            </w:r>
+          </w:p>
+        </w:tc>
+      </w:tr>
+    </w:tbl>
+    <w:p>
+      <w:pPr>
+        <w:spacing w:after="80"/>
+      </w:pPr>
+    </w:p>
+    <w:p>
+      <w:pPr>
+        <w:rPr>
+          <w:rFonts w:asciiTheme="minorHAnsi" w:hAnsiTheme="minorHAnsi" w:cstheme="minorHAnsi"/>
+        </w:rPr>
+      </w:pPr>
+      <w:r>
+        <w:rPr>
+          <w:rFonts w:asciiTheme="minorHAnsi" w:hAnsiTheme="minorHAnsi" w:cstheme="minorHAnsi"/>
+        </w:rPr>
+        <w:t xml:space="preserve">His control years add $12.651 million. Priced on the line without contract length, they would add $25.657 million: that line does not distinguish a one-year contract from a long one, while clubs pay much less for the same production on a one-year contract. For Michkov the length term roughly halves the value of his control years.</w:t>
       </w:r>
     </w:p>
     <w:p>
@@ -4257,7 +7266,7 @@
         <w:rPr>
           <w:rFonts w:asciiTheme="minorHAnsi" w:hAnsiTheme="minorHAnsi" w:cstheme="minorHAnsi"/>
         </w:rPr>
-        <w:t xml:space="preserve">The goalie price line assigns 1.391% of the cap at zero WAR, plus 1.059% of the cap per goalie WAR. It uses an ordinary least-squares regression, which fits salary to production without the skater line’s treatment of minimum-salary contracts. Goalie values apply the minimum without the uncertainty adjustment, and goalie control years carry no qualification rates. These differences limit comparability, even though both models express surplus in dollars.</w:t>
+        <w:t xml:space="preserve">The goalie price line assigns 1.391% of the cap at zero WAR, plus 1.059% of the cap per goalie WAR. It uses an ordinary least-squares regression, which fits salary to production without the skater line’s treatment of minimum-salary contracts, and it has no contract-length term. Goalie values apply the minimum without the uncertainty adjustment. Goalie control years are weighted by one pooled rate, measured as for skaters on goaltenders who played in the contract’s final season. Of 102 decisions, clubs qualified 90.2%, and 85.9% of those qualified played the next season, for a weight of 0.775 a year. The chain starts from his chance of reaching the contract’s final season. These differences limit comparability, even though both models express surplus in dollars.</w:t>
       </w:r>
     </w:p>
     <w:sectPr>

--- a/40_DOCS/Supervisor_Drafts/Pricing, Control Years, and Contract Value.docx
+++ b/40_DOCS/Supervisor_Drafts/Pricing, Control Years, and Contract Value.docx
@@ -93,7 +93,7 @@
         <w:rPr>
           <w:rFonts w:asciiTheme="minorHAnsi" w:hAnsiTheme="minorHAnsi" w:cstheme="minorHAnsi"/>
         </w:rPr>
-        <w:t xml:space="preserve">The line is fitted on the same quantity it later prices. A season’s value in Section 4 is the price of the forecast WAR, so the line must be in forecast wins. The forecast is pulled toward the league average: on these contracts it runs at about 0.16 + 0.64 × the player’s 60/40 trailing total, so a player with four trailing wins is forecast at about 2.7. A line fitted per trailing win and then applied to forecast wins would under-price each win above its intercept, and good players would look overpaid by construction. The back-test would read that built-in tilt as mispricing.</w:t>
+        <w:t xml:space="preserve">The line is fitted on the same quantity it later prices. A season’s value in Section 4 is the price of the forecast WAR, so the line must be in forecast wins. The forecast is pulled toward the league average: on these contracts it runs at about 0.14 + 0.72 × the player’s trailing total (the 50/30/20 average of his WAR over the three seasons before the signing), so a player with four trailing wins is forecast at about 3.0. A line fitted per trailing win and then applied to forecast wins would under-price each win above its intercept, and good players would look overpaid by construction. The back-test would read that built-in tilt as mispricing.</w:t>
       </w:r>
     </w:p>
     <w:p>
@@ -2778,7 +2778,7 @@
         <w:rPr>
           <w:rFonts w:asciiTheme="minorHAnsi" w:hAnsiTheme="minorHAnsi" w:cstheme="minorHAnsi"/>
         </w:rPr>
-        <w:t xml:space="preserve">Clubs pay defencemen a premium per win: 13.5% per trailing win on a line fitted to the trailing total, and 20.6% per forecast win on the line in use (43.5% on the line without the length term). Defencemen’s production persists less from one season to the next, so the forecast pulls it further toward the average (0.57 × the trailing total for defencemen against 0.65 for forwards), and a smaller forecast must carry the same pay. There are two readings, and the line cannot separate them: clubs overpay defencemen for production that does not last, or WAR under-counts something defencemen provide and clubs pay for it. Because the line has a separate defence slope, it treats the premium as the market price, whatever its cause. A mispricing common to all defencemen therefore cannot appear in the back-test. Mispricing within defencemen, by age, contract length, or how the deal was struck, can still appear.</w:t>
+        <w:t xml:space="preserve">Clubs pay defencemen a premium per win: 20.6% per forecast win on the line in use, and 43.5% on the line without the length term. Defencemen’s production persists less from one season to the next, so the forecast pulls it further toward the average (0.67 × the trailing total for defencemen against 0.72 for forwards), and a smaller forecast must carry the same pay. There are two readings, and the line cannot separate them: clubs overpay defencemen for production that does not last, or WAR under-counts something defencemen provide and clubs pay for it. Because the line has a separate defence slope, it treats the premium as the market price, whatever its cause. A mispricing common to all defencemen therefore cannot appear in the back-test. Mispricing within defencemen, by age, contract length, or how the deal was struck, can still appear.</w:t>
       </w:r>
     </w:p>
     <w:p>
@@ -2805,7 +2805,7 @@
         <w:rPr>
           <w:rFonts w:asciiTheme="minorHAnsi" w:hAnsiTheme="minorHAnsi" w:cstheme="minorHAnsi"/>
         </w:rPr>
-        <w:t xml:space="preserve">Four specification tests were run on an earlier version of the line, fitted to the trailing total without contract length. A nonlinear line, which let the price per win change with production level, fitted observed salaries better but predicted held-out salaries less accurately. Contract length did not predict production after signing: across 1,781 contracts, each additional contract year was associated with -0.0135 wins a season in the three seasons after signing (95% interval -0.0360 to +0.0089), with production measured by Game Value, which contains no WAR input. RFA and UFA contracts did not need separate lines (F = 0.12, p = 0.887). The 2018-2019 and 2020-2022 contracts showed no detectable change in the line (p = 0.75). None of these tests has been repeated on the line in use; they are the next step, together with the question of length and quality above.</w:t>
+        <w:t xml:space="preserve">Four specification tests were run on an earlier version of the line, fitted to a 60/40 two-season trailing total without contract length. A nonlinear line, which let the price per win change with production level, fitted observed salaries better but predicted held-out salaries less accurately. Contract length did not predict production after signing: across 1,781 contracts, each additional contract year was associated with -0.0135 wins a season in the three seasons after signing (95% interval -0.0360 to +0.0089), with production measured by Game Value, which contains no WAR input. RFA and UFA contracts did not need separate lines (F = 0.12, p = 0.887). The 2018-2019 and 2020-2022 contracts showed no detectable change in the line (p = 0.75). None of these tests has been repeated on the line in use; they are the next step, together with the question of length and quality above.</w:t>
       </w:r>
     </w:p>
     <w:p>

--- a/40_DOCS/Supervisor_Drafts/Pricing, Control Years, and Contract Value.docx
+++ b/40_DOCS/Supervisor_Drafts/Pricing, Control Years, and Contract Value.docx
@@ -7227,7 +7227,7 @@
         <w:rPr>
           <w:rFonts w:asciiTheme="minorHAnsi" w:hAnsiTheme="minorHAnsi" w:cstheme="minorHAnsi"/>
         </w:rPr>
-        <w:t xml:space="preserve">The calculation starts with a weighted average of the goalie’s previous three seasons: 50% on the most recent, 30% on the second, and 20% on the third. With only two seasons, the weights become 60% and 40%; with only the preceding season, that season supplies the baseline. These calculations require the immediately preceding season, although a separate carry-back rule can recover an older baseline, within three seasons, when recent history is missing. A goalie on a carried-back baseline is pulled toward 0.65 WAR, the average of such goalies who played again, and his value is weighted by 0.312, the share of them who did. The skater requirement of at least ten games does not apply.</w:t>
+        <w:t xml:space="preserve">The calculation starts with a weighted average of the goalie’s previous three seasons: 50% on the most recent, 30% on the second, and 20% on the third. With only two seasons, the 50% and 30% are rescaled to 62.5% and 37.5%, as for skaters; with only the preceding season, that season supplies the baseline. These calculations require the immediately preceding season, although a separate carry-back rule can recover an older baseline, within three seasons, when recent history is missing. A goalie on a carried-back baseline is pulled toward 0.65 WAR, the average of such goalies who played again, and his value is weighted by 0.312, the share of them who did. The skater requirement of at least ten games does not apply.</w:t>
       </w:r>
     </w:p>
     <w:p>
@@ -7266,7 +7266,7 @@
         <w:rPr>
           <w:rFonts w:asciiTheme="minorHAnsi" w:hAnsiTheme="minorHAnsi" w:cstheme="minorHAnsi"/>
         </w:rPr>
-        <w:t xml:space="preserve">The goalie price line assigns 1.391% of the cap at zero WAR, plus 1.059% of the cap per goalie WAR. It uses an ordinary least-squares regression, which fits salary to production without the skater line’s treatment of minimum-salary contracts, and it has no contract-length term. Goalie values apply the minimum without the uncertainty adjustment. Goalie control years are weighted by one pooled rate, measured as for skaters on goaltenders who played in the contract’s final season. Of 102 decisions, clubs qualified 90.2%, and 85.9% of those qualified played the next season, for a weight of 0.775 a year. The chain starts from his chance of reaching the contract’s final season. These differences limit comparability, even though both models express surplus in dollars.</w:t>
+        <w:t xml:space="preserve">The goalie price line assigns 1.394% of the cap at zero WAR, plus 1.055% of the cap per goalie WAR. It uses an ordinary least-squares regression, which fits salary to production without the skater line’s treatment of minimum-salary contracts, and it has no contract-length term. Goalie values apply the minimum without the uncertainty adjustment. Goalie control years are weighted by one pooled rate, measured as for skaters on goaltenders who played in the contract’s final season. Of 102 decisions, clubs qualified 90.2%, and 85.9% of those qualified played the next season, for a weight of 0.775 a year. The chain starts from his chance of reaching the contract’s final season. These differences limit comparability, even though both models express surplus in dollars.</w:t>
       </w:r>
     </w:p>
     <w:sectPr>
